--- a/Tesi_bozza.docx
+++ b/Tesi_bozza.docx
@@ -211,47 +211,7 @@
           <w:sz w:val="32"/>
           <w:szCs w:val="32"/>
         </w:rPr>
-        <w:t>Web App</w:t>
-      </w:r>
-      <w:ins w:id="0" w:author="Unknown Author" w:date="2022-11-23T13:14:00Z">
-        <w:r>
-          <w:rPr>
-            <w:rFonts w:cs="Times New Roman" w:ascii="Times New Roman" w:hAnsi="Times New Roman"/>
-            <w:b/>
-            <w:sz w:val="32"/>
-            <w:szCs w:val="32"/>
-          </w:rPr>
-          <w:t xml:space="preserve"> / Dashboard Analitica</w:t>
-        </w:r>
-      </w:ins>
-      <w:r>
-        <w:rPr>
-          <w:rFonts w:cs="Times New Roman" w:ascii="Times New Roman" w:hAnsi="Times New Roman"/>
-          <w:b/>
-          <w:sz w:val="32"/>
-          <w:szCs w:val="32"/>
-        </w:rPr>
-        <w:t xml:space="preserve"> Analisi Dati </w:t>
-      </w:r>
-      <w:ins w:id="1" w:author="Unknown Author" w:date="2022-11-23T13:14:12Z">
-        <w:r>
-          <w:rPr>
-            <w:rFonts w:cs="Times New Roman" w:ascii="Times New Roman" w:hAnsi="Times New Roman"/>
-            <w:b/>
-            <w:sz w:val="32"/>
-            <w:szCs w:val="32"/>
-          </w:rPr>
-          <w:t xml:space="preserve">API </w:t>
-        </w:r>
-      </w:ins>
-      <w:r>
-        <w:rPr>
-          <w:rFonts w:cs="Times New Roman" w:ascii="Times New Roman" w:hAnsi="Times New Roman"/>
-          <w:b/>
-          <w:sz w:val="32"/>
-          <w:szCs w:val="32"/>
-        </w:rPr>
-        <w:t xml:space="preserve">Spotify </w:t>
+        <w:t xml:space="preserve">Web App / Dashboard Analitica Analisi Dati API Spotify </w:t>
       </w:r>
     </w:p>
     <w:p>
@@ -712,7 +672,7 @@
             </w:rPr>
             <w:fldChar w:fldCharType="separate"/>
           </w:r>
-          <w:hyperlink w:anchor="__RefHeading___Toc955_1609035006">
+          <w:hyperlink w:anchor="__RefHeading___Toc350_568587729">
             <w:r>
               <w:rPr>
                 <w:rStyle w:val="IndexLink"/>
@@ -852,7 +812,7 @@
               <w:rPr>
                 <w:rStyle w:val="IndexLink"/>
               </w:rPr>
-              <w:t>Web API (Application Programming Interface)</w:t>
+              <w:t>API (Application Programming Interface)</w:t>
               <w:tab/>
               <w:t>8</w:t>
             </w:r>
@@ -878,7 +838,33 @@
               <w:rPr>
                 <w:rStyle w:val="IndexLink"/>
               </w:rPr>
-              <w:t>Descrizione</w:t>
+              <w:t>Introduzione</w:t>
+              <w:tab/>
+              <w:t>8</w:t>
+            </w:r>
+          </w:hyperlink>
+        </w:p>
+        <w:p>
+          <w:pPr>
+            <w:pStyle w:val="Contents2"/>
+            <w:tabs>
+              <w:tab w:val="clear" w:pos="8804"/>
+              <w:tab w:val="right" w:pos="9084" w:leader="dot"/>
+            </w:tabs>
+            <w:rPr/>
+          </w:pPr>
+          <w:hyperlink w:anchor="__RefHeading___Toc844_3232970131">
+            <w:r>
+              <w:rPr>
+                <w:rStyle w:val="IndexLink"/>
+              </w:rPr>
+              <w:t xml:space="preserve"> </w:t>
+            </w:r>
+            <w:r>
+              <w:rPr>
+                <w:rStyle w:val="IndexLink"/>
+              </w:rPr>
+              <w:t>Web API</w:t>
               <w:tab/>
               <w:t>8</w:t>
             </w:r>
@@ -906,7 +892,7 @@
               </w:rPr>
               <w:t>Utilizzo: Metodi Richieste HTTP</w:t>
               <w:tab/>
-              <w:t>8</w:t>
+              <w:t>9</w:t>
             </w:r>
           </w:hyperlink>
         </w:p>
@@ -932,7 +918,7 @@
               </w:rPr>
               <w:t>GET</w:t>
               <w:tab/>
-              <w:t>8</w:t>
+              <w:t>9</w:t>
             </w:r>
           </w:hyperlink>
         </w:p>
@@ -958,7 +944,7 @@
               </w:rPr>
               <w:t>POST</w:t>
               <w:tab/>
-              <w:t>8</w:t>
+              <w:t>9</w:t>
             </w:r>
           </w:hyperlink>
         </w:p>
@@ -984,7 +970,7 @@
               </w:rPr>
               <w:t>PUT</w:t>
               <w:tab/>
-              <w:t>8</w:t>
+              <w:t>9</w:t>
             </w:r>
           </w:hyperlink>
         </w:p>
@@ -1010,7 +996,7 @@
               </w:rPr>
               <w:t>PATCH</w:t>
               <w:tab/>
-              <w:t>8</w:t>
+              <w:t>9</w:t>
             </w:r>
           </w:hyperlink>
         </w:p>
@@ -1036,7 +1022,7 @@
               </w:rPr>
               <w:t>DELETE</w:t>
               <w:tab/>
-              <w:t>8</w:t>
+              <w:t>9</w:t>
             </w:r>
           </w:hyperlink>
         </w:p>
@@ -1060,9 +1046,9 @@
               <w:rPr>
                 <w:rStyle w:val="IndexLink"/>
               </w:rPr>
-              <w:t>Modello RESTful</w:t>
+              <w:t>Modello REST</w:t>
               <w:tab/>
-              <w:t>8</w:t>
+              <w:t>9</w:t>
             </w:r>
           </w:hyperlink>
         </w:p>
@@ -1088,7 +1074,7 @@
               </w:rPr>
               <w:t>Spotify Web API</w:t>
               <w:tab/>
-              <w:t>9</w:t>
+              <w:t>10</w:t>
             </w:r>
           </w:hyperlink>
         </w:p>
@@ -1114,7 +1100,7 @@
               </w:rPr>
               <w:t>Introduzione</w:t>
               <w:tab/>
-              <w:t>9</w:t>
+              <w:t>10</w:t>
             </w:r>
           </w:hyperlink>
         </w:p>
@@ -1140,7 +1126,7 @@
               </w:rPr>
               <w:t>Autenticazione e Autorizzazione (Authorization Code Flow)</w:t>
               <w:tab/>
-              <w:t>9</w:t>
+              <w:t>10</w:t>
             </w:r>
           </w:hyperlink>
         </w:p>
@@ -1166,7 +1152,7 @@
               </w:rPr>
               <w:t>Raccolta Dati: Request Endpoints</w:t>
               <w:tab/>
-              <w:t>10</w:t>
+              <w:t>11</w:t>
             </w:r>
           </w:hyperlink>
         </w:p>
@@ -1192,7 +1178,7 @@
               </w:rPr>
               <w:t>Get User's Saved Tracks</w:t>
               <w:tab/>
-              <w:t>10</w:t>
+              <w:t>11</w:t>
             </w:r>
           </w:hyperlink>
         </w:p>
@@ -1218,7 +1204,7 @@
               </w:rPr>
               <w:t>Get Track's Audio Features</w:t>
               <w:tab/>
-              <w:t>10</w:t>
+              <w:t>11</w:t>
             </w:r>
           </w:hyperlink>
         </w:p>
@@ -1244,7 +1230,7 @@
               </w:rPr>
               <w:t>Get Several Artists</w:t>
               <w:tab/>
-              <w:t>11</w:t>
+              <w:t>12</w:t>
             </w:r>
           </w:hyperlink>
         </w:p>
@@ -1264,7 +1250,7 @@
               </w:rPr>
               <w:t>R Shiny: Libreria Per Costruire Web App Interattive</w:t>
               <w:tab/>
-              <w:t>12</w:t>
+              <w:t>13</w:t>
             </w:r>
           </w:hyperlink>
         </w:p>
@@ -1290,7 +1276,7 @@
               </w:rPr>
               <w:t>Introduzione</w:t>
               <w:tab/>
-              <w:t>12</w:t>
+              <w:t>13</w:t>
             </w:r>
           </w:hyperlink>
         </w:p>
@@ -1316,7 +1302,7 @@
               </w:rPr>
               <w:t>UI</w:t>
               <w:tab/>
-              <w:t>12</w:t>
+              <w:t>13</w:t>
             </w:r>
           </w:hyperlink>
         </w:p>
@@ -1342,7 +1328,7 @@
               </w:rPr>
               <w:t>Server</w:t>
               <w:tab/>
-              <w:t>12</w:t>
+              <w:t>13</w:t>
             </w:r>
           </w:hyperlink>
         </w:p>
@@ -1368,7 +1354,7 @@
               </w:rPr>
               <w:t>Programmazione Reattiva</w:t>
               <w:tab/>
-              <w:t>12</w:t>
+              <w:t>13</w:t>
             </w:r>
           </w:hyperlink>
         </w:p>
@@ -1394,7 +1380,59 @@
               </w:rPr>
               <w:t>Analisi Dati</w:t>
               <w:tab/>
-              <w:t>13</w:t>
+              <w:t>14</w:t>
+            </w:r>
+          </w:hyperlink>
+        </w:p>
+        <w:p>
+          <w:pPr>
+            <w:pStyle w:val="Contents2"/>
+            <w:tabs>
+              <w:tab w:val="clear" w:pos="8804"/>
+              <w:tab w:val="right" w:pos="9084" w:leader="dot"/>
+            </w:tabs>
+            <w:rPr/>
+          </w:pPr>
+          <w:hyperlink w:anchor="__RefHeading___Toc846_3232970131">
+            <w:r>
+              <w:rPr>
+                <w:rStyle w:val="IndexLink"/>
+              </w:rPr>
+              <w:t xml:space="preserve"> </w:t>
+            </w:r>
+            <w:r>
+              <w:rPr>
+                <w:rStyle w:val="IndexLink"/>
+              </w:rPr>
+              <w:t>Data Wrangling</w:t>
+              <w:tab/>
+              <w:t>14</w:t>
+            </w:r>
+          </w:hyperlink>
+        </w:p>
+        <w:p>
+          <w:pPr>
+            <w:pStyle w:val="Contents2"/>
+            <w:tabs>
+              <w:tab w:val="clear" w:pos="8804"/>
+              <w:tab w:val="right" w:pos="9084" w:leader="dot"/>
+            </w:tabs>
+            <w:rPr/>
+          </w:pPr>
+          <w:hyperlink w:anchor="__RefHeading___Toc848_3232970131">
+            <w:r>
+              <w:rPr>
+                <w:rStyle w:val="IndexLink"/>
+              </w:rPr>
+              <w:t xml:space="preserve"> </w:t>
+            </w:r>
+            <w:r>
+              <w:rPr>
+                <w:rStyle w:val="IndexLink"/>
+              </w:rPr>
+              <w:t>Data Cleaning</w:t>
+              <w:tab/>
+              <w:t>14</w:t>
             </w:r>
           </w:hyperlink>
         </w:p>
@@ -1420,7 +1458,7 @@
               </w:rPr>
               <w:t>Analisi Univariata (Distribuzioni, Visualizzazione)</w:t>
               <w:tab/>
-              <w:t>13</w:t>
+              <w:t>14</w:t>
             </w:r>
           </w:hyperlink>
         </w:p>
@@ -1446,7 +1484,7 @@
               </w:rPr>
               <w:t>Analisi Multivariata (Correlazioni….)</w:t>
               <w:tab/>
-              <w:t>13</w:t>
+              <w:t>14</w:t>
             </w:r>
           </w:hyperlink>
         </w:p>
@@ -1470,9 +1508,9 @@
               <w:rPr>
                 <w:rStyle w:val="IndexLink"/>
               </w:rPr>
-              <w:t>Cluster Analysis (k-means)</w:t>
+              <w:t>Cluster Analysis (k-means; Archetypal Analysis)</w:t>
               <w:tab/>
-              <w:t>13</w:t>
+              <w:t>14</w:t>
             </w:r>
           </w:hyperlink>
         </w:p>
@@ -1498,7 +1536,7 @@
               </w:rPr>
               <w:t>PCA (Principal Components Analysis)</w:t>
               <w:tab/>
-              <w:t>13</w:t>
+              <w:t>14</w:t>
             </w:r>
           </w:hyperlink>
         </w:p>
@@ -1524,7 +1562,7 @@
               </w:rPr>
               <w:t>..</w:t>
               <w:tab/>
-              <w:t>13</w:t>
+              <w:t>14</w:t>
             </w:r>
           </w:hyperlink>
         </w:p>
@@ -1549,7 +1587,7 @@
                 <w:rStyle w:val="IndexLink"/>
               </w:rPr>
               <w:tab/>
-              <w:t>13</w:t>
+              <w:t>14</w:t>
             </w:r>
           </w:hyperlink>
         </w:p>
@@ -1575,7 +1613,7 @@
               </w:rPr>
               <w:t>Output</w:t>
               <w:tab/>
-              <w:t>14</w:t>
+              <w:t>15</w:t>
             </w:r>
           </w:hyperlink>
         </w:p>
@@ -1601,7 +1639,7 @@
               </w:rPr>
               <w:t>Dashboard Analitica</w:t>
               <w:tab/>
-              <w:t>14</w:t>
+              <w:t>15</w:t>
             </w:r>
           </w:hyperlink>
         </w:p>
@@ -1627,7 +1665,7 @@
               </w:rPr>
               <w:t>Insights Derivanti Dall’ Analisi Dati</w:t>
               <w:tab/>
-              <w:t>14</w:t>
+              <w:t>15</w:t>
             </w:r>
           </w:hyperlink>
         </w:p>
@@ -1653,7 +1691,7 @@
               </w:rPr>
               <w:t>Conclusioni</w:t>
               <w:tab/>
-              <w:t>15</w:t>
+              <w:t>16</w:t>
             </w:r>
           </w:hyperlink>
         </w:p>
@@ -1673,7 +1711,7 @@
               </w:rPr>
               <w:t>Bibliografia</w:t>
               <w:tab/>
-              <w:t>16</w:t>
+              <w:t>17</w:t>
             </w:r>
           </w:hyperlink>
         </w:p>
@@ -1693,7 +1731,7 @@
               </w:rPr>
               <w:t>Appendice: Controllo Versione – GIT</w:t>
               <w:tab/>
-              <w:t>17</w:t>
+              <w:t>19</w:t>
             </w:r>
           </w:hyperlink>
         </w:p>
@@ -1719,7 +1757,7 @@
               </w:rPr>
               <w:t>Definizione</w:t>
               <w:tab/>
-              <w:t>17</w:t>
+              <w:t>19</w:t>
             </w:r>
           </w:hyperlink>
         </w:p>
@@ -1745,7 +1783,7 @@
               </w:rPr>
               <w:t>Utilizzo</w:t>
               <w:tab/>
-              <w:t>17</w:t>
+              <w:t>19</w:t>
             </w:r>
           </w:hyperlink>
         </w:p>
@@ -1771,7 +1809,7 @@
               </w:rPr>
               <w:t>GIT</w:t>
               <w:tab/>
-              <w:t>17</w:t>
+              <w:t>19</w:t>
             </w:r>
           </w:hyperlink>
         </w:p>
@@ -1797,7 +1835,6 @@
               </w:rPr>
               <w:t>GitHub</w:t>
               <w:tab/>
-              <w:t>17</w:t>
             </w:r>
           </w:hyperlink>
           <w:r>
@@ -1819,14 +1856,65 @@
         <w:ind w:left="0" w:hanging="0"/>
         <w:rPr/>
       </w:pPr>
-      <w:bookmarkStart w:id="2" w:name="__RefHeading___Toc350_568587729"/>
+      <w:bookmarkStart w:id="2" w:name="__RefHeading___Toc955_1609035006"/>
       <w:bookmarkEnd w:id="2"/>
       <w:r>
         <w:rPr/>
         <w:tab/>
+        <w:t>Abstract</w:t>
       </w:r>
       <w:r>
         <w:br w:type="page"/>
+      </w:r>
+    </w:p>
+    <w:p>
+      <w:pPr>
+        <w:pStyle w:val="Normal"/>
+        <w:numPr>
+          <w:ilvl w:val="0"/>
+          <w:numId w:val="0"/>
+        </w:numPr>
+        <w:ind w:left="0" w:hanging="0"/>
+        <w:rPr/>
+      </w:pPr>
+      <w:r>
+        <w:rPr/>
+      </w:r>
+    </w:p>
+    <w:p>
+      <w:pPr>
+        <w:pStyle w:val="Heading1"/>
+        <w:numPr>
+          <w:ilvl w:val="0"/>
+          <w:numId w:val="0"/>
+        </w:numPr>
+        <w:ind w:left="720" w:hanging="0"/>
+        <w:rPr>
+          <w:rFonts w:ascii="Times New Roman" w:hAnsi="Times New Roman"/>
+        </w:rPr>
+      </w:pPr>
+      <w:bookmarkStart w:id="3" w:name="__RefHeading___Toc352_568587729"/>
+      <w:bookmarkEnd w:id="3"/>
+      <w:r>
+        <w:rPr/>
+        <w:t>Introduzione</w:t>
+      </w:r>
+      <w:r>
+        <w:br w:type="page"/>
+      </w:r>
+    </w:p>
+    <w:p>
+      <w:pPr>
+        <w:pStyle w:val="Normal"/>
+        <w:numPr>
+          <w:ilvl w:val="0"/>
+          <w:numId w:val="0"/>
+        </w:numPr>
+        <w:ind w:left="720" w:hanging="0"/>
+        <w:rPr/>
+      </w:pPr>
+      <w:r>
+        <w:rPr/>
       </w:r>
     </w:p>
     <w:p>
@@ -1839,67 +1927,416 @@
         <w:ind w:left="0" w:hanging="0"/>
         <w:rPr/>
       </w:pPr>
-      <w:bookmarkStart w:id="3" w:name="__RefHeading___Toc955_1609035006"/>
-      <w:bookmarkEnd w:id="3"/>
+      <w:bookmarkStart w:id="4" w:name="__RefHeading___Toc364_568587729"/>
+      <w:bookmarkEnd w:id="4"/>
+      <w:r>
+        <w:rPr/>
+        <w:t>API (Application Programming Interface)</w:t>
+      </w:r>
+    </w:p>
+    <w:p>
+      <w:pPr>
+        <w:pStyle w:val="Heading2"/>
+        <w:numPr>
+          <w:ilvl w:val="1"/>
+          <w:numId w:val="2"/>
+        </w:numPr>
+        <w:rPr/>
+      </w:pPr>
+      <w:bookmarkStart w:id="5" w:name="__RefHeading___Toc366_568587729"/>
+      <w:bookmarkEnd w:id="5"/>
       <w:r>
         <w:rPr/>
         <w:tab/>
-        <w:t>Abstract</w:t>
-      </w:r>
-      <w:r>
-        <w:br w:type="page"/>
-      </w:r>
-    </w:p>
-    <w:p>
-      <w:pPr>
-        <w:pStyle w:val="Normal"/>
+      </w:r>
+      <w:r>
+        <w:rPr/>
+        <w:t xml:space="preserve">Introduzione </w:t>
+      </w:r>
+    </w:p>
+    <w:p>
+      <w:pPr>
+        <w:pStyle w:val="TextBody"/>
+        <w:rPr/>
+      </w:pPr>
+      <w:r>
+        <w:rPr/>
+        <w:t>Un</w:t>
+      </w:r>
+      <w:r>
+        <w:rPr>
+          <w:rFonts w:eastAsia="Calibri" w:cs="" w:cstheme="minorBidi" w:eastAsiaTheme="minorHAnsi"/>
+          <w:color w:val="auto"/>
+          <w:kern w:val="0"/>
+          <w:sz w:val="24"/>
+          <w:szCs w:val="22"/>
+          <w:lang w:val="it-IT" w:eastAsia="en-US" w:bidi="ar-SA"/>
+        </w:rPr>
+        <w:t xml:space="preserve">’Application Programming Interface (API) è un sistema di procedure e protocolli con il quale due o più programmi informatici interagiscono e comunicano tra di loro. </w:t>
+      </w:r>
+    </w:p>
+    <w:p>
+      <w:pPr>
+        <w:pStyle w:val="TextBody"/>
+        <w:rPr/>
+      </w:pPr>
+      <w:r>
+        <w:rPr>
+          <w:rFonts w:eastAsia="Calibri" w:cs="" w:cstheme="minorBidi" w:eastAsiaTheme="minorHAnsi"/>
+          <w:color w:val="auto"/>
+          <w:kern w:val="0"/>
+          <w:sz w:val="24"/>
+          <w:szCs w:val="22"/>
+          <w:lang w:val="it-IT" w:eastAsia="en-US" w:bidi="ar-SA"/>
+        </w:rPr>
+        <w:t xml:space="preserve">La documentazione che descrive il sistema di procedure </w:t>
+      </w:r>
+      <w:r>
+        <w:rPr>
+          <w:rFonts w:eastAsia="Calibri" w:cs="" w:cstheme="minorBidi" w:eastAsiaTheme="minorHAnsi"/>
+          <w:i/>
+          <w:iCs/>
+          <w:color w:val="auto"/>
+          <w:kern w:val="0"/>
+          <w:sz w:val="24"/>
+          <w:szCs w:val="22"/>
+          <w:lang w:val="it-IT" w:eastAsia="en-US" w:bidi="ar-SA"/>
+        </w:rPr>
+        <w:t>specifica</w:t>
+      </w:r>
+      <w:r>
+        <w:rPr>
+          <w:rFonts w:eastAsia="Calibri" w:cs="" w:cstheme="minorBidi" w:eastAsiaTheme="minorHAnsi"/>
+          <w:color w:val="auto"/>
+          <w:kern w:val="0"/>
+          <w:sz w:val="24"/>
+          <w:szCs w:val="22"/>
+          <w:lang w:val="it-IT" w:eastAsia="en-US" w:bidi="ar-SA"/>
+        </w:rPr>
+        <w:t xml:space="preserve"> un’ API,  mentre un sistema informatico che soddisfa tale sistema </w:t>
+      </w:r>
+      <w:r>
+        <w:rPr>
+          <w:rFonts w:eastAsia="Calibri" w:cs="" w:cstheme="minorBidi" w:eastAsiaTheme="minorHAnsi"/>
+          <w:i/>
+          <w:iCs/>
+          <w:color w:val="auto"/>
+          <w:kern w:val="0"/>
+          <w:sz w:val="24"/>
+          <w:szCs w:val="22"/>
+          <w:lang w:val="it-IT" w:eastAsia="en-US" w:bidi="ar-SA"/>
+        </w:rPr>
+        <w:t xml:space="preserve">implementa </w:t>
+      </w:r>
+      <w:r>
+        <w:rPr>
+          <w:rFonts w:eastAsia="Calibri" w:cs="" w:cstheme="minorBidi" w:eastAsiaTheme="minorHAnsi"/>
+          <w:i w:val="false"/>
+          <w:iCs w:val="false"/>
+          <w:color w:val="auto"/>
+          <w:kern w:val="0"/>
+          <w:sz w:val="24"/>
+          <w:szCs w:val="22"/>
+          <w:lang w:val="it-IT" w:eastAsia="en-US" w:bidi="ar-SA"/>
+        </w:rPr>
+        <w:t xml:space="preserve">o </w:t>
+      </w:r>
+      <w:r>
+        <w:rPr>
+          <w:rFonts w:eastAsia="Calibri" w:cs="" w:cstheme="minorBidi" w:eastAsiaTheme="minorHAnsi"/>
+          <w:i/>
+          <w:iCs/>
+          <w:color w:val="auto"/>
+          <w:kern w:val="0"/>
+          <w:sz w:val="24"/>
+          <w:szCs w:val="22"/>
+          <w:lang w:val="it-IT" w:eastAsia="en-US" w:bidi="ar-SA"/>
+        </w:rPr>
+        <w:t xml:space="preserve">espone </w:t>
+      </w:r>
+      <w:r>
+        <w:rPr>
+          <w:rFonts w:eastAsia="Calibri" w:cs="" w:cstheme="minorBidi" w:eastAsiaTheme="minorHAnsi"/>
+          <w:i w:val="false"/>
+          <w:iCs w:val="false"/>
+          <w:color w:val="auto"/>
+          <w:kern w:val="0"/>
+          <w:sz w:val="24"/>
+          <w:szCs w:val="22"/>
+          <w:lang w:val="it-IT" w:eastAsia="en-US" w:bidi="ar-SA"/>
+        </w:rPr>
+        <w:t>un’API.</w:t>
+      </w:r>
+    </w:p>
+    <w:p>
+      <w:pPr>
+        <w:pStyle w:val="TextBody"/>
+        <w:rPr/>
+      </w:pPr>
+      <w:r>
+        <w:rPr>
+          <w:rFonts w:eastAsia="Calibri" w:cs="" w:cstheme="minorBidi" w:eastAsiaTheme="minorHAnsi"/>
+          <w:i w:val="false"/>
+          <w:iCs w:val="false"/>
+          <w:color w:val="auto"/>
+          <w:kern w:val="0"/>
+          <w:sz w:val="24"/>
+          <w:szCs w:val="22"/>
+          <w:lang w:val="it-IT" w:eastAsia="en-US" w:bidi="ar-SA"/>
+        </w:rPr>
+        <w:t xml:space="preserve">Un’API è spesso organizzata in sezioni di istruzioni che offrono specifici servizi e svolgono determinate funzioni; queste sezioni vengono spesso chiamate </w:t>
+      </w:r>
+      <w:r>
+        <w:rPr>
+          <w:rFonts w:eastAsia="Calibri" w:cs="" w:cstheme="minorBidi" w:eastAsiaTheme="minorHAnsi"/>
+          <w:i/>
+          <w:iCs/>
+          <w:color w:val="auto"/>
+          <w:kern w:val="0"/>
+          <w:sz w:val="24"/>
+          <w:szCs w:val="22"/>
+          <w:lang w:val="it-IT" w:eastAsia="en-US" w:bidi="ar-SA"/>
+        </w:rPr>
+        <w:t xml:space="preserve">endpoints. </w:t>
+      </w:r>
+    </w:p>
+    <w:p>
+      <w:pPr>
+        <w:pStyle w:val="TextBody"/>
+        <w:rPr/>
+      </w:pPr>
+      <w:r>
+        <w:rPr/>
+        <w:t>Il termine API viene spesso utilizzato per riferirsi alle Web API, le quali consentono la comunicazione tra computer collegati tramite Internet. Esistono anche API per linguaggi di programmazione, librerie software, sistemi operativi  e hardware.</w:t>
+      </w:r>
+    </w:p>
+    <w:p>
+      <w:pPr>
+        <w:pStyle w:val="TextBody"/>
+        <w:rPr/>
+      </w:pPr>
+      <w:r>
+        <w:rPr/>
+        <w:t>In questo progetto di tesi ci concentreremo sulle Web API.</w:t>
+      </w:r>
+    </w:p>
+    <w:p>
+      <w:pPr>
+        <w:pStyle w:val="Heading2"/>
         <w:numPr>
-          <w:ilvl w:val="0"/>
-          <w:numId w:val="0"/>
+          <w:ilvl w:val="1"/>
+          <w:numId w:val="2"/>
         </w:numPr>
-        <w:ind w:left="0" w:hanging="0"/>
-        <w:rPr/>
-      </w:pPr>
-      <w:r>
-        <w:rPr/>
-      </w:r>
-    </w:p>
-    <w:p>
-      <w:pPr>
-        <w:pStyle w:val="Heading1"/>
+        <w:rPr/>
+      </w:pPr>
+      <w:bookmarkStart w:id="6" w:name="__RefHeading___Toc844_3232970131"/>
+      <w:bookmarkEnd w:id="6"/>
+      <w:r>
+        <w:rPr/>
+        <w:tab/>
+        <w:t>Web API</w:t>
+      </w:r>
+    </w:p>
+    <w:p>
+      <w:pPr>
+        <w:pStyle w:val="TextBody"/>
+        <w:rPr/>
+      </w:pPr>
+      <w:r>
+        <w:rPr/>
+        <w:t xml:space="preserve">Un'API web è un'interfaccia di programmazione per un server web o un web browser </w:t>
+      </w:r>
+      <w:r>
+        <w:rPr/>
+        <w:t>(client)</w:t>
+      </w:r>
+      <w:r>
+        <w:rPr/>
+        <w:t xml:space="preserve">.  Si tratta di un concetto di sviluppo web </w:t>
+      </w:r>
+      <w:r>
+        <w:rPr/>
+        <w:t xml:space="preserve">ed è necessario distinguere </w:t>
+      </w:r>
+      <w:r>
+        <w:rPr/>
+        <w:t xml:space="preserve"> lato client di un'applicazione web e </w:t>
+      </w:r>
+      <w:r>
+        <w:rPr/>
+        <w:t>lato server.</w:t>
+      </w:r>
+    </w:p>
+    <w:p>
+      <w:pPr>
+        <w:pStyle w:val="TextBody"/>
+        <w:rPr/>
+      </w:pPr>
+      <w:r>
+        <w:rPr/>
+        <w:t xml:space="preserve">Un'API web lato server è un'interfaccia programmatica costituita da uno o più endpoint esposti </w:t>
+      </w:r>
+      <w:r>
+        <w:rPr/>
+        <w:t>con</w:t>
+      </w:r>
+      <w:r>
+        <w:rPr/>
+        <w:t>un sistema definito di messaggi richiesta-risposta, tipicamente espresso in JSON o XML, che viene esposto tramite il web, più comunemente per mezzo di un server web basato su HTTP.</w:t>
+      </w:r>
+    </w:p>
+    <w:p>
+      <w:pPr>
+        <w:pStyle w:val="TextBody"/>
+        <w:rPr/>
+      </w:pPr>
+      <w:r>
+        <w:rPr/>
+        <w:t>Gli endpoint sono aspetti importanti dell'interazione con le API web lato server, in quanto specificano dove si trovano le risorse a cui possono accedere i software di terze parti. Di solito l'accesso avviene tramite un URI a cui vengono inviate le richieste HTTP e da cui ci si aspetta la risposta. Le API Web possono essere pubbliche o private, in quest'ultimo caso richiedono un token di accesso.</w:t>
+      </w:r>
+    </w:p>
+    <w:p>
+      <w:pPr>
+        <w:pStyle w:val="TextBody"/>
+        <w:rPr/>
+      </w:pPr>
+      <w:r>
+        <w:rPr/>
+        <w:t xml:space="preserve">Un' API web lato client è un'interfaccia programmatica per estendere le funzionalità di un browser web o di un altro client HTTP. </w:t>
+      </w:r>
+    </w:p>
+    <w:p>
+      <w:pPr>
+        <w:pStyle w:val="TextBody"/>
+        <w:rPr/>
+      </w:pPr>
+      <w:r>
+        <w:rPr/>
+      </w:r>
+    </w:p>
+    <w:p>
+      <w:pPr>
+        <w:pStyle w:val="Heading2"/>
         <w:numPr>
-          <w:ilvl w:val="0"/>
-          <w:numId w:val="0"/>
+          <w:ilvl w:val="1"/>
+          <w:numId w:val="2"/>
         </w:numPr>
-        <w:ind w:left="720" w:hanging="0"/>
-        <w:rPr>
-          <w:rFonts w:ascii="Times New Roman" w:hAnsi="Times New Roman"/>
-        </w:rPr>
-      </w:pPr>
-      <w:bookmarkStart w:id="4" w:name="__RefHeading___Toc352_568587729"/>
-      <w:bookmarkEnd w:id="4"/>
-      <w:r>
-        <w:rPr/>
-        <w:t>Introduzione</w:t>
-      </w:r>
-    </w:p>
-    <w:p>
-      <w:pPr>
-        <w:pStyle w:val="Heading1"/>
+        <w:rPr/>
+      </w:pPr>
+      <w:bookmarkStart w:id="7" w:name="__RefHeading___Toc368_568587729"/>
+      <w:bookmarkEnd w:id="7"/>
+      <w:r>
+        <w:rPr/>
+        <w:tab/>
+        <w:t>Metodi Richieste HTTP</w:t>
+      </w:r>
+    </w:p>
+    <w:p>
+      <w:pPr>
+        <w:pStyle w:val="Heading3"/>
         <w:numPr>
-          <w:ilvl w:val="0"/>
-          <w:numId w:val="0"/>
+          <w:ilvl w:val="2"/>
+          <w:numId w:val="2"/>
         </w:numPr>
-        <w:ind w:left="720" w:hanging="0"/>
-        <w:rPr>
-          <w:del w:id="3" w:author="Unknown Author" w:date="2022-11-23T12:51:49Z"/>
-        </w:rPr>
-      </w:pPr>
-      <w:del w:id="2" w:author="Unknown Author" w:date="2022-11-23T12:51:49Z">
-        <w:r>
-          <w:rPr/>
-        </w:r>
-      </w:del>
+        <w:rPr/>
+      </w:pPr>
+      <w:bookmarkStart w:id="8" w:name="__RefHeading___Toc370_568587729"/>
+      <w:bookmarkEnd w:id="8"/>
+      <w:r>
+        <w:rPr/>
+        <w:tab/>
+        <w:tab/>
+        <w:t>GET</w:t>
+      </w:r>
+    </w:p>
+    <w:p>
+      <w:pPr>
+        <w:pStyle w:val="Heading3"/>
+        <w:numPr>
+          <w:ilvl w:val="2"/>
+          <w:numId w:val="2"/>
+        </w:numPr>
+        <w:rPr/>
+      </w:pPr>
+      <w:bookmarkStart w:id="9" w:name="__RefHeading___Toc372_568587729"/>
+      <w:bookmarkEnd w:id="9"/>
+      <w:r>
+        <w:rPr/>
+        <w:tab/>
+        <w:tab/>
+        <w:t>POST</w:t>
+      </w:r>
+    </w:p>
+    <w:p>
+      <w:pPr>
+        <w:pStyle w:val="Heading3"/>
+        <w:numPr>
+          <w:ilvl w:val="2"/>
+          <w:numId w:val="2"/>
+        </w:numPr>
+        <w:rPr/>
+      </w:pPr>
+      <w:bookmarkStart w:id="10" w:name="__RefHeading___Toc374_568587729"/>
+      <w:bookmarkEnd w:id="10"/>
+      <w:r>
+        <w:rPr/>
+        <w:tab/>
+        <w:tab/>
+        <w:t>PUT</w:t>
+      </w:r>
+    </w:p>
+    <w:p>
+      <w:pPr>
+        <w:pStyle w:val="Heading3"/>
+        <w:numPr>
+          <w:ilvl w:val="2"/>
+          <w:numId w:val="2"/>
+        </w:numPr>
+        <w:rPr/>
+      </w:pPr>
+      <w:bookmarkStart w:id="11" w:name="__RefHeading___Toc376_568587729"/>
+      <w:bookmarkEnd w:id="11"/>
+      <w:r>
+        <w:rPr/>
+        <w:tab/>
+        <w:tab/>
+        <w:t>PATCH</w:t>
+      </w:r>
+    </w:p>
+    <w:p>
+      <w:pPr>
+        <w:pStyle w:val="Heading3"/>
+        <w:numPr>
+          <w:ilvl w:val="2"/>
+          <w:numId w:val="2"/>
+        </w:numPr>
+        <w:rPr/>
+      </w:pPr>
+      <w:bookmarkStart w:id="12" w:name="__RefHeading___Toc378_568587729"/>
+      <w:bookmarkEnd w:id="12"/>
+      <w:r>
+        <w:rPr/>
+        <w:tab/>
+        <w:tab/>
+        <w:t>DELETE</w:t>
+      </w:r>
+    </w:p>
+    <w:p>
+      <w:pPr>
+        <w:pStyle w:val="Heading2"/>
+        <w:numPr>
+          <w:ilvl w:val="1"/>
+          <w:numId w:val="2"/>
+        </w:numPr>
+        <w:rPr/>
+      </w:pPr>
+      <w:bookmarkStart w:id="13" w:name="__RefHeading___Toc380_568587729"/>
+      <w:bookmarkEnd w:id="13"/>
+      <w:r>
+        <w:rPr/>
+        <w:tab/>
+        <w:t>Modello REST</w:t>
+      </w:r>
       <w:r>
         <w:br w:type="page"/>
       </w:r>
@@ -1912,329 +2349,10 @@
           <w:numId w:val="0"/>
         </w:numPr>
         <w:ind w:left="0" w:hanging="0"/>
-        <w:rPr>
-          <w:del w:id="5" w:author="Unknown Author" w:date="2022-11-23T12:51:49Z"/>
-        </w:rPr>
-      </w:pPr>
-      <w:del w:id="4" w:author="Unknown Author" w:date="2022-11-23T12:51:49Z">
-        <w:bookmarkStart w:id="5" w:name="__RefHeading___Toc354_568587729"/>
-        <w:bookmarkEnd w:id="5"/>
-        <w:r>
-          <w:rPr/>
-          <w:delText>Web Server Node.js</w:delText>
-        </w:r>
-      </w:del>
-    </w:p>
-    <w:p>
-      <w:pPr>
-        <w:pStyle w:val="Heading2"/>
-        <w:numPr>
-          <w:ilvl w:val="0"/>
-          <w:numId w:val="0"/>
-        </w:numPr>
-        <w:ind w:left="0" w:hanging="0"/>
-        <w:rPr>
-          <w:del w:id="7" w:author="Unknown Author" w:date="2022-11-23T12:51:49Z"/>
-        </w:rPr>
-      </w:pPr>
-      <w:del w:id="6" w:author="Unknown Author" w:date="2022-11-23T12:51:49Z">
-        <w:bookmarkStart w:id="6" w:name="__RefHeading___Toc356_568587729"/>
-        <w:bookmarkEnd w:id="6"/>
-        <w:r>
-          <w:rPr/>
-          <w:tab/>
-          <w:delText>Definizione</w:delText>
-        </w:r>
-      </w:del>
-    </w:p>
-    <w:p>
-      <w:pPr>
-        <w:pStyle w:val="Heading2"/>
-        <w:numPr>
-          <w:ilvl w:val="0"/>
-          <w:numId w:val="0"/>
-        </w:numPr>
-        <w:ind w:left="0" w:hanging="0"/>
-        <w:rPr>
-          <w:del w:id="9" w:author="Unknown Author" w:date="2022-11-23T12:51:49Z"/>
-        </w:rPr>
-      </w:pPr>
-      <w:del w:id="8" w:author="Unknown Author" w:date="2022-11-23T12:51:49Z">
-        <w:bookmarkStart w:id="7" w:name="__RefHeading___Toc358_568587729"/>
-        <w:bookmarkEnd w:id="7"/>
-        <w:r>
-          <w:rPr/>
-          <w:tab/>
-          <w:delText>Struttura</w:delText>
-        </w:r>
-      </w:del>
-    </w:p>
-    <w:p>
-      <w:pPr>
-        <w:pStyle w:val="Heading2"/>
-        <w:numPr>
-          <w:ilvl w:val="0"/>
-          <w:numId w:val="0"/>
-        </w:numPr>
-        <w:ind w:left="0" w:hanging="0"/>
-        <w:rPr>
-          <w:del w:id="11" w:author="Unknown Author" w:date="2022-11-23T12:51:49Z"/>
-        </w:rPr>
-      </w:pPr>
-      <w:del w:id="10" w:author="Unknown Author" w:date="2022-11-23T12:51:49Z">
-        <w:bookmarkStart w:id="8" w:name="__RefHeading___Toc360_568587729"/>
-        <w:bookmarkEnd w:id="8"/>
-        <w:r>
-          <w:rPr/>
-          <w:tab/>
-          <w:delText>Funzioni</w:delText>
-        </w:r>
-      </w:del>
-    </w:p>
-    <w:p>
-      <w:pPr>
-        <w:pStyle w:val="Heading2"/>
-        <w:numPr>
-          <w:ilvl w:val="0"/>
-          <w:numId w:val="0"/>
-        </w:numPr>
-        <w:ind w:left="0" w:hanging="0"/>
-        <w:rPr>
-          <w:del w:id="13" w:author="Unknown Author" w:date="2022-11-23T12:51:49Z"/>
-        </w:rPr>
-      </w:pPr>
-      <w:del w:id="12" w:author="Unknown Author" w:date="2022-11-23T12:51:49Z">
-        <w:bookmarkStart w:id="9" w:name="__RefHeading___Toc362_568587729"/>
-        <w:bookmarkEnd w:id="9"/>
-        <w:r>
-          <w:rPr/>
-          <w:tab/>
-          <w:delText>Express</w:delText>
-        </w:r>
-      </w:del>
-    </w:p>
-    <w:p>
-      <w:pPr>
-        <w:pStyle w:val="Normal"/>
-        <w:numPr>
-          <w:ilvl w:val="0"/>
-          <w:numId w:val="0"/>
-        </w:numPr>
-        <w:tabs>
-          <w:tab w:val="clear" w:pos="708"/>
-          <w:tab w:val="center" w:pos="4819" w:leader="none"/>
-          <w:tab w:val="left" w:pos="8250" w:leader="none"/>
-        </w:tabs>
-        <w:spacing w:lineRule="auto" w:line="360"/>
-        <w:ind w:left="0" w:hanging="0"/>
-        <w:jc w:val="both"/>
-        <w:rPr>
-          <w:rFonts w:cs="Times New Roman"/>
-          <w:del w:id="15" w:author="Unknown Author" w:date="2022-11-23T12:51:49Z"/>
-        </w:rPr>
-      </w:pPr>
-      <w:del w:id="14" w:author="Unknown Author" w:date="2022-11-23T12:51:49Z">
-        <w:r>
-          <w:rPr>
-            <w:rFonts w:cs="Times New Roman"/>
-          </w:rPr>
-        </w:r>
-      </w:del>
-    </w:p>
-    <w:p>
-      <w:pPr>
-        <w:pStyle w:val="Heading1"/>
-        <w:numPr>
-          <w:ilvl w:val="0"/>
-          <w:numId w:val="0"/>
-        </w:numPr>
-        <w:ind w:left="0" w:hanging="0"/>
-        <w:rPr>
-          <w:del w:id="17" w:author="Unknown Author" w:date="2022-11-23T12:51:49Z"/>
-        </w:rPr>
-      </w:pPr>
-      <w:del w:id="16" w:author="Unknown Author" w:date="2022-11-23T12:51:49Z">
-        <w:r>
-          <w:rPr/>
-        </w:r>
-      </w:del>
-      <w:r>
-        <w:br w:type="page"/>
-      </w:r>
-    </w:p>
-    <w:p>
-      <w:pPr>
-        <w:pStyle w:val="Heading1"/>
-        <w:numPr>
-          <w:ilvl w:val="0"/>
-          <w:numId w:val="0"/>
-        </w:numPr>
-        <w:ind w:left="0" w:hanging="0"/>
-        <w:rPr/>
-      </w:pPr>
-      <w:bookmarkStart w:id="10" w:name="__RefHeading___Toc364_568587729"/>
-      <w:bookmarkEnd w:id="10"/>
-      <w:r>
-        <w:rPr/>
-        <w:t>Web API (Application Programming Interface)</w:t>
-      </w:r>
-    </w:p>
-    <w:p>
-      <w:pPr>
-        <w:pStyle w:val="Heading2"/>
-        <w:numPr>
-          <w:ilvl w:val="1"/>
-          <w:numId w:val="2"/>
-        </w:numPr>
-        <w:rPr/>
-      </w:pPr>
-      <w:bookmarkStart w:id="11" w:name="__RefHeading___Toc366_568587729"/>
-      <w:bookmarkEnd w:id="11"/>
-      <w:r>
-        <w:rPr/>
-        <w:tab/>
-        <w:t>Descrizione</w:t>
-      </w:r>
-    </w:p>
-    <w:p>
-      <w:pPr>
-        <w:pStyle w:val="Heading2"/>
-        <w:numPr>
-          <w:ilvl w:val="1"/>
-          <w:numId w:val="2"/>
-        </w:numPr>
-        <w:rPr/>
-      </w:pPr>
-      <w:bookmarkStart w:id="12" w:name="__RefHeading___Toc368_568587729"/>
-      <w:bookmarkEnd w:id="12"/>
-      <w:r>
-        <w:rPr/>
-        <w:tab/>
-        <w:t>Utilizzo: Metodi Richieste HTTP</w:t>
-      </w:r>
-    </w:p>
-    <w:p>
-      <w:pPr>
-        <w:pStyle w:val="Heading3"/>
-        <w:numPr>
-          <w:ilvl w:val="2"/>
-          <w:numId w:val="2"/>
-        </w:numPr>
-        <w:rPr/>
-      </w:pPr>
-      <w:bookmarkStart w:id="13" w:name="__RefHeading___Toc370_568587729"/>
-      <w:bookmarkEnd w:id="13"/>
-      <w:r>
-        <w:rPr/>
-        <w:tab/>
-        <w:tab/>
-        <w:t>GET</w:t>
-      </w:r>
-    </w:p>
-    <w:p>
-      <w:pPr>
-        <w:pStyle w:val="Heading3"/>
-        <w:numPr>
-          <w:ilvl w:val="2"/>
-          <w:numId w:val="2"/>
-        </w:numPr>
-        <w:rPr/>
-      </w:pPr>
-      <w:bookmarkStart w:id="14" w:name="__RefHeading___Toc372_568587729"/>
+        <w:rPr/>
+      </w:pPr>
+      <w:bookmarkStart w:id="14" w:name="__RefHeading___Toc382_568587729"/>
       <w:bookmarkEnd w:id="14"/>
-      <w:r>
-        <w:rPr/>
-        <w:tab/>
-        <w:tab/>
-        <w:t>POST</w:t>
-      </w:r>
-    </w:p>
-    <w:p>
-      <w:pPr>
-        <w:pStyle w:val="Heading3"/>
-        <w:numPr>
-          <w:ilvl w:val="2"/>
-          <w:numId w:val="2"/>
-        </w:numPr>
-        <w:rPr/>
-      </w:pPr>
-      <w:bookmarkStart w:id="15" w:name="__RefHeading___Toc374_568587729"/>
-      <w:bookmarkEnd w:id="15"/>
-      <w:r>
-        <w:rPr/>
-        <w:tab/>
-        <w:tab/>
-        <w:t>PUT</w:t>
-      </w:r>
-    </w:p>
-    <w:p>
-      <w:pPr>
-        <w:pStyle w:val="Heading3"/>
-        <w:numPr>
-          <w:ilvl w:val="2"/>
-          <w:numId w:val="2"/>
-        </w:numPr>
-        <w:rPr/>
-      </w:pPr>
-      <w:bookmarkStart w:id="16" w:name="__RefHeading___Toc376_568587729"/>
-      <w:bookmarkEnd w:id="16"/>
-      <w:r>
-        <w:rPr/>
-        <w:tab/>
-        <w:tab/>
-        <w:t>PATCH</w:t>
-      </w:r>
-    </w:p>
-    <w:p>
-      <w:pPr>
-        <w:pStyle w:val="Heading3"/>
-        <w:numPr>
-          <w:ilvl w:val="2"/>
-          <w:numId w:val="2"/>
-        </w:numPr>
-        <w:rPr/>
-      </w:pPr>
-      <w:bookmarkStart w:id="17" w:name="__RefHeading___Toc378_568587729"/>
-      <w:bookmarkEnd w:id="17"/>
-      <w:r>
-        <w:rPr/>
-        <w:tab/>
-        <w:tab/>
-        <w:t>DELETE</w:t>
-      </w:r>
-    </w:p>
-    <w:p>
-      <w:pPr>
-        <w:pStyle w:val="Heading2"/>
-        <w:numPr>
-          <w:ilvl w:val="1"/>
-          <w:numId w:val="2"/>
-        </w:numPr>
-        <w:rPr/>
-      </w:pPr>
-      <w:bookmarkStart w:id="18" w:name="__RefHeading___Toc380_568587729"/>
-      <w:bookmarkEnd w:id="18"/>
-      <w:r>
-        <w:rPr/>
-        <w:tab/>
-        <w:t>Modello RESTful</w:t>
-      </w:r>
-      <w:r>
-        <w:br w:type="page"/>
-      </w:r>
-    </w:p>
-    <w:p>
-      <w:pPr>
-        <w:pStyle w:val="Heading1"/>
-        <w:numPr>
-          <w:ilvl w:val="0"/>
-          <w:numId w:val="0"/>
-        </w:numPr>
-        <w:ind w:left="0" w:hanging="0"/>
-        <w:rPr/>
-      </w:pPr>
-      <w:bookmarkStart w:id="19" w:name="__RefHeading___Toc382_568587729"/>
-      <w:bookmarkEnd w:id="19"/>
       <w:r>
         <w:rPr/>
         <w:tab/>
@@ -2264,8 +2382,8 @@
         </w:numPr>
         <w:rPr/>
       </w:pPr>
-      <w:bookmarkStart w:id="20" w:name="__RefHeading___Toc384_568587729"/>
-      <w:bookmarkEnd w:id="20"/>
+      <w:bookmarkStart w:id="15" w:name="__RefHeading___Toc384_568587729"/>
+      <w:bookmarkEnd w:id="15"/>
       <w:r>
         <w:rPr/>
         <w:tab/>
@@ -2407,8 +2525,8 @@
         <w:ind w:left="0" w:hanging="0"/>
         <w:rPr/>
       </w:pPr>
-      <w:bookmarkStart w:id="21" w:name="__RefHeading___Toc386_568587729"/>
-      <w:bookmarkEnd w:id="21"/>
+      <w:bookmarkStart w:id="16" w:name="__RefHeading___Toc386_568587729"/>
+      <w:bookmarkEnd w:id="16"/>
       <w:r>
         <w:rPr/>
         <w:tab/>
@@ -2459,7 +2577,15 @@
       </w:pPr>
       <w:r>
         <w:rPr/>
-        <w:t>Il primo passo è richiedere l'autorizzazione all'utente, in modo che la nostra app possa accedere alle risorse di Spotify per conto di quell'utente. Per fare ciò, la nostra applicazione deve compilare e inviare una GETrichiesta /authorize all'endpoint con i seguenti parametri</w:t>
+        <w:t xml:space="preserve">Il primo passo è richiedere l'autorizzazione all'utente, in modo che la nostra app possa accedere alle risorse di Spotify per conto di quell'utente. Per fare ciò, la nostra applicazione deve compilare e inviare una </w:t>
+      </w:r>
+      <w:r>
+        <w:rPr/>
+        <w:t xml:space="preserve">richiesta </w:t>
+      </w:r>
+      <w:r>
+        <w:rPr/>
+        <w:t>GET /authorize all'endpoint con i seguenti parametri</w:t>
       </w:r>
       <w:r>
         <w:br w:type="page"/>
@@ -2478,12 +2604,92 @@
           <w:szCs w:val="26"/>
         </w:rPr>
       </w:pPr>
-      <w:bookmarkStart w:id="22" w:name="__RefHeading___Toc1165_1609035006"/>
-      <w:bookmarkEnd w:id="22"/>
+      <w:bookmarkStart w:id="17" w:name="__RefHeading___Toc1165_1609035006"/>
+      <w:bookmarkEnd w:id="17"/>
       <w:r>
         <w:rPr/>
         <w:tab/>
-        <w:t>Raccolta Dati: Request Endpoints</w:t>
+        <w:t>Raccolta Dati: Endpoints</w:t>
+      </w:r>
+    </w:p>
+    <w:p>
+      <w:pPr>
+        <w:pStyle w:val="TextBody"/>
+        <w:rPr>
+          <w:rFonts w:ascii="Times New Roman" w:hAnsi="Times New Roman"/>
+          <w:sz w:val="26"/>
+          <w:szCs w:val="26"/>
+        </w:rPr>
+      </w:pPr>
+      <w:r>
+        <w:rPr>
+          <w:sz w:val="26"/>
+          <w:szCs w:val="26"/>
+        </w:rPr>
+        <w:t xml:space="preserve">Per la finalità di questa tesi, ho interrogato tre specifici endpoints della web API di Spotify. Saranno successivamente illustrati nel dettaglio le Query  delle richieste ai singoli endpoint e i Body delle risposte a tali richieste. </w:t>
+      </w:r>
+    </w:p>
+    <w:p>
+      <w:pPr>
+        <w:pStyle w:val="TextBody"/>
+        <w:rPr>
+          <w:rFonts w:ascii="Times New Roman" w:hAnsi="Times New Roman"/>
+          <w:sz w:val="26"/>
+          <w:szCs w:val="26"/>
+        </w:rPr>
+      </w:pPr>
+      <w:r>
+        <w:rPr>
+          <w:rFonts w:eastAsia="Calibri" w:cs="" w:cstheme="minorBidi" w:eastAsiaTheme="minorHAnsi"/>
+          <w:color w:val="auto"/>
+          <w:kern w:val="0"/>
+          <w:sz w:val="26"/>
+          <w:szCs w:val="26"/>
+          <w:lang w:val="it-IT" w:eastAsia="en-US" w:bidi="ar-SA"/>
+        </w:rPr>
+        <w:t xml:space="preserve">Nel body delle risposte sono presenti i dati esposti negli specifici endpoint, che in questo caso riguardano i miei brani salvati in libreria, le caratteristiche audio di questi brani salvati e gli artisti, con i relativi attributi, dei brani. In un secondo momento questi dati verranno  organizzati e utilizzati per condurre delle analisi statistiche. </w:t>
+      </w:r>
+    </w:p>
+    <w:p>
+      <w:pPr>
+        <w:pStyle w:val="TextBody"/>
+        <w:rPr>
+          <w:rFonts w:ascii="Times New Roman" w:hAnsi="Times New Roman"/>
+          <w:sz w:val="26"/>
+          <w:szCs w:val="26"/>
+        </w:rPr>
+      </w:pPr>
+      <w:r>
+        <w:rPr>
+          <w:rFonts w:eastAsia="Calibri" w:cs="" w:cstheme="minorBidi" w:eastAsiaTheme="minorHAnsi"/>
+          <w:color w:val="auto"/>
+          <w:kern w:val="0"/>
+          <w:sz w:val="26"/>
+          <w:szCs w:val="26"/>
+          <w:lang w:val="it-IT" w:eastAsia="en-US" w:bidi="ar-SA"/>
+        </w:rPr>
+        <w:t>I tre endpoints in questione sono: Get User's Saved Tracks; Get Track's Audio Features; Get Several Artists.</w:t>
+      </w:r>
+    </w:p>
+    <w:p>
+      <w:pPr>
+        <w:pStyle w:val="TextBody"/>
+        <w:rPr>
+          <w:rFonts w:ascii="Times New Roman" w:hAnsi="Times New Roman"/>
+          <w:sz w:val="26"/>
+          <w:szCs w:val="26"/>
+        </w:rPr>
+      </w:pPr>
+      <w:r>
+        <w:rPr>
+          <w:rFonts w:eastAsia="Calibri" w:cs="" w:cstheme="minorBidi" w:eastAsiaTheme="minorHAnsi"/>
+          <w:color w:val="auto"/>
+          <w:kern w:val="0"/>
+          <w:sz w:val="26"/>
+          <w:szCs w:val="26"/>
+          <w:lang w:val="it-IT" w:eastAsia="en-US" w:bidi="ar-SA"/>
+        </w:rPr>
+        <w:t>Di seguito i dettagli dei singoli endpoints.</w:t>
       </w:r>
     </w:p>
     <w:p>
@@ -2495,13 +2701,857 @@
         </w:numPr>
         <w:rPr/>
       </w:pPr>
-      <w:bookmarkStart w:id="23" w:name="__RefHeading___Toc390_568587729"/>
-      <w:bookmarkEnd w:id="23"/>
+      <w:bookmarkStart w:id="18" w:name="__RefHeading___Toc390_568587729"/>
+      <w:bookmarkEnd w:id="18"/>
       <w:r>
         <w:rPr/>
         <w:tab/>
         <w:tab/>
         <w:t>Get User's Saved Tracks</w:t>
+      </w:r>
+    </w:p>
+    <w:p>
+      <w:pPr>
+        <w:pStyle w:val="TextBody"/>
+        <w:rPr/>
+      </w:pPr>
+      <w:r>
+        <w:rPr/>
+        <w:t>Restituisce</w:t>
+      </w:r>
+      <w:r>
+        <w:rPr/>
+        <w:t xml:space="preserve"> un elenco dei brani salvati nella libreria "La tua musica" dell'utente Spotify corrente.</w:t>
+      </w:r>
+    </w:p>
+    <w:p>
+      <w:pPr>
+        <w:pStyle w:val="TextBody"/>
+        <w:rPr>
+          <w:b/>
+          <w:b/>
+          <w:bCs/>
+        </w:rPr>
+      </w:pPr>
+      <w:r>
+        <w:rPr>
+          <w:b/>
+          <w:bCs/>
+        </w:rPr>
+        <w:t>Request.Query</w:t>
+      </w:r>
+    </w:p>
+    <w:tbl>
+      <w:tblPr>
+        <w:tblW w:w="7440" w:type="dxa"/>
+        <w:jc w:val="left"/>
+        <w:tblInd w:w="854" w:type="dxa"/>
+        <w:tblLayout w:type="fixed"/>
+        <w:tblCellMar>
+          <w:top w:w="55" w:type="dxa"/>
+          <w:left w:w="55" w:type="dxa"/>
+          <w:bottom w:w="55" w:type="dxa"/>
+          <w:right w:w="55" w:type="dxa"/>
+        </w:tblCellMar>
+      </w:tblPr>
+      <w:tblGrid>
+        <w:gridCol w:w="3690"/>
+        <w:gridCol w:w="3750"/>
+      </w:tblGrid>
+      <w:tr>
+        <w:trPr/>
+        <w:tc>
+          <w:tcPr>
+            <w:tcW w:w="3690" w:type="dxa"/>
+            <w:tcBorders/>
+          </w:tcPr>
+          <w:p>
+            <w:pPr>
+              <w:pStyle w:val="TableContents"/>
+              <w:spacing w:before="0" w:after="200"/>
+              <w:rPr>
+                <w:b w:val="false"/>
+                <w:b w:val="false"/>
+                <w:bCs w:val="false"/>
+                <w:sz w:val="24"/>
+                <w:szCs w:val="24"/>
+              </w:rPr>
+            </w:pPr>
+            <w:r>
+              <w:rPr>
+                <w:b w:val="false"/>
+                <w:bCs w:val="false"/>
+                <w:sz w:val="24"/>
+                <w:szCs w:val="24"/>
+              </w:rPr>
+              <w:t xml:space="preserve">Limit - </w:t>
+            </w:r>
+            <w:r>
+              <w:rPr>
+                <w:b w:val="false"/>
+                <w:bCs w:val="false"/>
+                <w:sz w:val="24"/>
+                <w:szCs w:val="24"/>
+              </w:rPr>
+              <w:t>integer</w:t>
+            </w:r>
+          </w:p>
+        </w:tc>
+        <w:tc>
+          <w:tcPr>
+            <w:tcW w:w="3750" w:type="dxa"/>
+            <w:tcBorders/>
+          </w:tcPr>
+          <w:p>
+            <w:pPr>
+              <w:pStyle w:val="TableContents"/>
+              <w:spacing w:before="0" w:after="200"/>
+              <w:rPr>
+                <w:b w:val="false"/>
+                <w:b w:val="false"/>
+                <w:bCs w:val="false"/>
+                <w:sz w:val="24"/>
+                <w:szCs w:val="24"/>
+              </w:rPr>
+            </w:pPr>
+            <w:r>
+              <w:rPr>
+                <w:b w:val="false"/>
+                <w:bCs w:val="false"/>
+                <w:sz w:val="24"/>
+                <w:szCs w:val="24"/>
+              </w:rPr>
+              <w:t>Il numero massimo di elementi da restituire. Valore predefinito: 20. Minimo: 1. Massimo: 50.</w:t>
+            </w:r>
+          </w:p>
+        </w:tc>
+      </w:tr>
+      <w:tr>
+        <w:trPr/>
+        <w:tc>
+          <w:tcPr>
+            <w:tcW w:w="3690" w:type="dxa"/>
+            <w:tcBorders/>
+          </w:tcPr>
+          <w:p>
+            <w:pPr>
+              <w:pStyle w:val="TableContents"/>
+              <w:spacing w:before="0" w:after="200"/>
+              <w:rPr>
+                <w:b w:val="false"/>
+                <w:b w:val="false"/>
+                <w:bCs w:val="false"/>
+                <w:sz w:val="24"/>
+                <w:szCs w:val="24"/>
+              </w:rPr>
+            </w:pPr>
+            <w:r>
+              <w:rPr>
+                <w:b w:val="false"/>
+                <w:bCs w:val="false"/>
+                <w:sz w:val="24"/>
+                <w:szCs w:val="24"/>
+              </w:rPr>
+              <w:t xml:space="preserve">Market - </w:t>
+            </w:r>
+            <w:r>
+              <w:rPr>
+                <w:b w:val="false"/>
+                <w:bCs w:val="false"/>
+                <w:sz w:val="24"/>
+                <w:szCs w:val="24"/>
+              </w:rPr>
+              <w:t>string</w:t>
+            </w:r>
+          </w:p>
+        </w:tc>
+        <w:tc>
+          <w:tcPr>
+            <w:tcW w:w="3750" w:type="dxa"/>
+            <w:tcBorders/>
+          </w:tcPr>
+          <w:p>
+            <w:pPr>
+              <w:pStyle w:val="TableContents"/>
+              <w:rPr>
+                <w:b w:val="false"/>
+                <w:b w:val="false"/>
+                <w:bCs w:val="false"/>
+                <w:sz w:val="24"/>
+                <w:szCs w:val="24"/>
+              </w:rPr>
+            </w:pPr>
+            <w:r>
+              <w:rPr>
+                <w:b w:val="false"/>
+                <w:bCs w:val="false"/>
+                <w:sz w:val="24"/>
+                <w:szCs w:val="24"/>
+              </w:rPr>
+              <w:t>Un codice paese ISO 3166-1 alpha-2. Se viene specificato un codice paese, verranno restituiti solo i contenuti disponibili in quel mercato.</w:t>
+            </w:r>
+          </w:p>
+          <w:p>
+            <w:pPr>
+              <w:pStyle w:val="TableContents"/>
+              <w:spacing w:before="0" w:after="200"/>
+              <w:rPr>
+                <w:b w:val="false"/>
+                <w:b w:val="false"/>
+                <w:bCs w:val="false"/>
+                <w:sz w:val="24"/>
+                <w:szCs w:val="24"/>
+              </w:rPr>
+            </w:pPr>
+            <w:r>
+              <w:rPr>
+                <w:b w:val="false"/>
+                <w:bCs w:val="false"/>
+                <w:sz w:val="24"/>
+                <w:szCs w:val="24"/>
+              </w:rPr>
+              <w:t>Se nell'intestazione della richiesta è specificato un token di accesso utente valido, il Paese associato all'account utente avrà la priorità su questo parametro.</w:t>
+            </w:r>
+          </w:p>
+        </w:tc>
+      </w:tr>
+      <w:tr>
+        <w:trPr/>
+        <w:tc>
+          <w:tcPr>
+            <w:tcW w:w="3690" w:type="dxa"/>
+            <w:tcBorders/>
+          </w:tcPr>
+          <w:p>
+            <w:pPr>
+              <w:pStyle w:val="TableContents"/>
+              <w:spacing w:before="0" w:after="200"/>
+              <w:rPr>
+                <w:b w:val="false"/>
+                <w:b w:val="false"/>
+                <w:bCs w:val="false"/>
+                <w:sz w:val="24"/>
+                <w:szCs w:val="24"/>
+              </w:rPr>
+            </w:pPr>
+            <w:r>
+              <w:rPr>
+                <w:b w:val="false"/>
+                <w:bCs w:val="false"/>
+                <w:sz w:val="24"/>
+                <w:szCs w:val="24"/>
+              </w:rPr>
+              <w:t xml:space="preserve">Offset - </w:t>
+            </w:r>
+            <w:r>
+              <w:rPr>
+                <w:b w:val="false"/>
+                <w:bCs w:val="false"/>
+                <w:sz w:val="24"/>
+                <w:szCs w:val="24"/>
+              </w:rPr>
+              <w:t>integer</w:t>
+            </w:r>
+          </w:p>
+        </w:tc>
+        <w:tc>
+          <w:tcPr>
+            <w:tcW w:w="3750" w:type="dxa"/>
+            <w:tcBorders/>
+          </w:tcPr>
+          <w:p>
+            <w:pPr>
+              <w:pStyle w:val="TableContents"/>
+              <w:spacing w:before="0" w:after="200"/>
+              <w:rPr>
+                <w:b w:val="false"/>
+                <w:b w:val="false"/>
+                <w:bCs w:val="false"/>
+                <w:sz w:val="24"/>
+                <w:szCs w:val="24"/>
+              </w:rPr>
+            </w:pPr>
+            <w:r>
+              <w:rPr>
+                <w:b w:val="false"/>
+                <w:bCs w:val="false"/>
+                <w:sz w:val="24"/>
+                <w:szCs w:val="24"/>
+              </w:rPr>
+              <w:t>L'indice del primo elemento da restituire. Predefinito: 0 (il primo elemento). Usare con limit per ottenere la serie successiva di elementi.</w:t>
+            </w:r>
+          </w:p>
+        </w:tc>
+      </w:tr>
+    </w:tbl>
+    <w:p>
+      <w:pPr>
+        <w:pStyle w:val="TextBody"/>
+        <w:rPr/>
+      </w:pPr>
+      <w:r>
+        <w:rPr/>
+      </w:r>
+    </w:p>
+    <w:p>
+      <w:pPr>
+        <w:pStyle w:val="TextBody"/>
+        <w:rPr/>
+      </w:pPr>
+      <w:r>
+        <w:rPr/>
+      </w:r>
+    </w:p>
+    <w:p>
+      <w:pPr>
+        <w:pStyle w:val="TextBody"/>
+        <w:rPr>
+          <w:b/>
+          <w:b/>
+          <w:bCs/>
+        </w:rPr>
+      </w:pPr>
+      <w:r>
+        <w:rPr>
+          <w:b/>
+          <w:bCs/>
+        </w:rPr>
+        <w:t>Response.Body</w:t>
+      </w:r>
+    </w:p>
+    <w:tbl>
+      <w:tblPr>
+        <w:tblW w:w="7440" w:type="dxa"/>
+        <w:jc w:val="left"/>
+        <w:tblInd w:w="854" w:type="dxa"/>
+        <w:tblLayout w:type="fixed"/>
+        <w:tblCellMar>
+          <w:top w:w="55" w:type="dxa"/>
+          <w:left w:w="55" w:type="dxa"/>
+          <w:bottom w:w="55" w:type="dxa"/>
+          <w:right w:w="55" w:type="dxa"/>
+        </w:tblCellMar>
+      </w:tblPr>
+      <w:tblGrid>
+        <w:gridCol w:w="3690"/>
+        <w:gridCol w:w="3750"/>
+      </w:tblGrid>
+      <w:tr>
+        <w:trPr/>
+        <w:tc>
+          <w:tcPr>
+            <w:tcW w:w="3690" w:type="dxa"/>
+            <w:tcBorders/>
+          </w:tcPr>
+          <w:p>
+            <w:pPr>
+              <w:pStyle w:val="TableContents"/>
+              <w:spacing w:before="0" w:after="200"/>
+              <w:rPr>
+                <w:b w:val="false"/>
+                <w:b w:val="false"/>
+                <w:bCs w:val="false"/>
+                <w:sz w:val="24"/>
+                <w:szCs w:val="24"/>
+              </w:rPr>
+            </w:pPr>
+            <w:r>
+              <w:rPr>
+                <w:b w:val="false"/>
+                <w:bCs w:val="false"/>
+                <w:sz w:val="24"/>
+                <w:szCs w:val="24"/>
+              </w:rPr>
+              <w:t xml:space="preserve">Href - </w:t>
+            </w:r>
+            <w:r>
+              <w:rPr>
+                <w:b w:val="false"/>
+                <w:bCs w:val="false"/>
+                <w:sz w:val="24"/>
+                <w:szCs w:val="24"/>
+              </w:rPr>
+              <w:t>string</w:t>
+            </w:r>
+          </w:p>
+        </w:tc>
+        <w:tc>
+          <w:tcPr>
+            <w:tcW w:w="3750" w:type="dxa"/>
+            <w:tcBorders/>
+          </w:tcPr>
+          <w:p>
+            <w:pPr>
+              <w:pStyle w:val="TableContents"/>
+              <w:spacing w:before="0" w:after="200"/>
+              <w:rPr>
+                <w:b w:val="false"/>
+                <w:b w:val="false"/>
+                <w:bCs w:val="false"/>
+                <w:sz w:val="24"/>
+                <w:szCs w:val="24"/>
+              </w:rPr>
+            </w:pPr>
+            <w:r>
+              <w:rPr>
+                <w:b w:val="false"/>
+                <w:bCs w:val="false"/>
+                <w:sz w:val="24"/>
+                <w:szCs w:val="24"/>
+              </w:rPr>
+              <w:t>Un link all'endpoint dell'API Web che restituisce il risultato completo della richiesta.</w:t>
+            </w:r>
+          </w:p>
+        </w:tc>
+      </w:tr>
+      <w:tr>
+        <w:trPr/>
+        <w:tc>
+          <w:tcPr>
+            <w:tcW w:w="3690" w:type="dxa"/>
+            <w:tcBorders/>
+          </w:tcPr>
+          <w:p>
+            <w:pPr>
+              <w:pStyle w:val="TableContents"/>
+              <w:spacing w:before="0" w:after="200"/>
+              <w:rPr>
+                <w:b w:val="false"/>
+                <w:b w:val="false"/>
+                <w:bCs w:val="false"/>
+                <w:sz w:val="24"/>
+                <w:szCs w:val="24"/>
+              </w:rPr>
+            </w:pPr>
+            <w:r>
+              <w:rPr>
+                <w:b w:val="false"/>
+                <w:bCs w:val="false"/>
+                <w:sz w:val="24"/>
+                <w:szCs w:val="24"/>
+              </w:rPr>
+              <w:t xml:space="preserve">Items - </w:t>
+            </w:r>
+            <w:r>
+              <w:rPr>
+                <w:b w:val="false"/>
+                <w:bCs w:val="false"/>
+                <w:sz w:val="24"/>
+                <w:szCs w:val="24"/>
+              </w:rPr>
+              <w:t>array</w:t>
+            </w:r>
+          </w:p>
+        </w:tc>
+        <w:tc>
+          <w:tcPr>
+            <w:tcW w:w="3750" w:type="dxa"/>
+            <w:tcBorders/>
+          </w:tcPr>
+          <w:p>
+            <w:pPr>
+              <w:pStyle w:val="TableContents"/>
+              <w:spacing w:before="0" w:after="200"/>
+              <w:rPr>
+                <w:b w:val="false"/>
+                <w:b w:val="false"/>
+                <w:bCs w:val="false"/>
+                <w:sz w:val="24"/>
+                <w:szCs w:val="24"/>
+              </w:rPr>
+            </w:pPr>
+            <w:r>
+              <w:rPr>
+                <w:b w:val="false"/>
+                <w:bCs w:val="false"/>
+                <w:sz w:val="24"/>
+                <w:szCs w:val="24"/>
+              </w:rPr>
+              <w:t>Il contenuto richiesto</w:t>
+            </w:r>
+          </w:p>
+        </w:tc>
+      </w:tr>
+      <w:tr>
+        <w:trPr/>
+        <w:tc>
+          <w:tcPr>
+            <w:tcW w:w="3690" w:type="dxa"/>
+            <w:tcBorders/>
+          </w:tcPr>
+          <w:p>
+            <w:pPr>
+              <w:pStyle w:val="TableContents"/>
+              <w:spacing w:before="0" w:after="200"/>
+              <w:rPr>
+                <w:b w:val="false"/>
+                <w:b w:val="false"/>
+                <w:bCs w:val="false"/>
+                <w:sz w:val="24"/>
+                <w:szCs w:val="24"/>
+              </w:rPr>
+            </w:pPr>
+            <w:r>
+              <w:rPr>
+                <w:b w:val="false"/>
+                <w:bCs w:val="false"/>
+                <w:sz w:val="24"/>
+                <w:szCs w:val="24"/>
+              </w:rPr>
+              <w:t xml:space="preserve">Limit - </w:t>
+            </w:r>
+            <w:r>
+              <w:rPr>
+                <w:b w:val="false"/>
+                <w:bCs w:val="false"/>
+                <w:sz w:val="24"/>
+                <w:szCs w:val="24"/>
+              </w:rPr>
+              <w:t>integer</w:t>
+            </w:r>
+          </w:p>
+        </w:tc>
+        <w:tc>
+          <w:tcPr>
+            <w:tcW w:w="3750" w:type="dxa"/>
+            <w:tcBorders/>
+          </w:tcPr>
+          <w:p>
+            <w:pPr>
+              <w:pStyle w:val="TableContents"/>
+              <w:spacing w:before="0" w:after="200"/>
+              <w:rPr>
+                <w:b w:val="false"/>
+                <w:b w:val="false"/>
+                <w:bCs w:val="false"/>
+                <w:sz w:val="24"/>
+                <w:szCs w:val="24"/>
+              </w:rPr>
+            </w:pPr>
+            <w:r>
+              <w:rPr>
+                <w:b w:val="false"/>
+                <w:bCs w:val="false"/>
+                <w:sz w:val="24"/>
+                <w:szCs w:val="24"/>
+              </w:rPr>
+              <w:t>Il numero massimo di elementi nella risposta (come impostato nella query o come predefinito).</w:t>
+            </w:r>
+          </w:p>
+        </w:tc>
+      </w:tr>
+      <w:tr>
+        <w:trPr/>
+        <w:tc>
+          <w:tcPr>
+            <w:tcW w:w="3690" w:type="dxa"/>
+            <w:tcBorders/>
+          </w:tcPr>
+          <w:p>
+            <w:pPr>
+              <w:pStyle w:val="TableContents"/>
+              <w:spacing w:before="0" w:after="200"/>
+              <w:rPr>
+                <w:b w:val="false"/>
+                <w:b w:val="false"/>
+                <w:bCs w:val="false"/>
+                <w:sz w:val="24"/>
+                <w:szCs w:val="24"/>
+              </w:rPr>
+            </w:pPr>
+            <w:r>
+              <w:rPr>
+                <w:b w:val="false"/>
+                <w:bCs w:val="false"/>
+                <w:sz w:val="24"/>
+                <w:szCs w:val="24"/>
+              </w:rPr>
+              <w:t xml:space="preserve">Next – </w:t>
+            </w:r>
+            <w:r>
+              <w:rPr>
+                <w:b w:val="false"/>
+                <w:bCs w:val="false"/>
+                <w:sz w:val="24"/>
+                <w:szCs w:val="24"/>
+              </w:rPr>
+              <w:t>string or null</w:t>
+            </w:r>
+          </w:p>
+        </w:tc>
+        <w:tc>
+          <w:tcPr>
+            <w:tcW w:w="3750" w:type="dxa"/>
+            <w:tcBorders/>
+          </w:tcPr>
+          <w:p>
+            <w:pPr>
+              <w:pStyle w:val="TableContents"/>
+              <w:spacing w:before="0" w:after="200"/>
+              <w:rPr>
+                <w:b w:val="false"/>
+                <w:b w:val="false"/>
+                <w:bCs w:val="false"/>
+                <w:sz w:val="24"/>
+                <w:szCs w:val="24"/>
+              </w:rPr>
+            </w:pPr>
+            <w:r>
+              <w:rPr>
+                <w:b w:val="false"/>
+                <w:bCs w:val="false"/>
+                <w:sz w:val="24"/>
+                <w:szCs w:val="24"/>
+              </w:rPr>
+              <w:t>URL alla pagina successiva di elementi. (nullo se non presente)</w:t>
+            </w:r>
+          </w:p>
+        </w:tc>
+      </w:tr>
+      <w:tr>
+        <w:trPr/>
+        <w:tc>
+          <w:tcPr>
+            <w:tcW w:w="3690" w:type="dxa"/>
+            <w:tcBorders/>
+          </w:tcPr>
+          <w:p>
+            <w:pPr>
+              <w:pStyle w:val="TableContents"/>
+              <w:spacing w:before="0" w:after="200"/>
+              <w:rPr>
+                <w:b w:val="false"/>
+                <w:b w:val="false"/>
+                <w:bCs w:val="false"/>
+                <w:sz w:val="24"/>
+                <w:szCs w:val="24"/>
+              </w:rPr>
+            </w:pPr>
+            <w:r>
+              <w:rPr>
+                <w:b w:val="false"/>
+                <w:bCs w:val="false"/>
+                <w:sz w:val="24"/>
+                <w:szCs w:val="24"/>
+              </w:rPr>
+              <w:t xml:space="preserve">Offset - </w:t>
+            </w:r>
+            <w:r>
+              <w:rPr>
+                <w:b w:val="false"/>
+                <w:bCs w:val="false"/>
+                <w:sz w:val="24"/>
+                <w:szCs w:val="24"/>
+              </w:rPr>
+              <w:t>integer</w:t>
+            </w:r>
+          </w:p>
+        </w:tc>
+        <w:tc>
+          <w:tcPr>
+            <w:tcW w:w="3750" w:type="dxa"/>
+            <w:tcBorders/>
+          </w:tcPr>
+          <w:p>
+            <w:pPr>
+              <w:pStyle w:val="TableContents"/>
+              <w:spacing w:before="0" w:after="200"/>
+              <w:rPr>
+                <w:b w:val="false"/>
+                <w:b w:val="false"/>
+                <w:bCs w:val="false"/>
+                <w:sz w:val="24"/>
+                <w:szCs w:val="24"/>
+              </w:rPr>
+            </w:pPr>
+            <w:r>
+              <w:rPr>
+                <w:b w:val="false"/>
+                <w:bCs w:val="false"/>
+                <w:sz w:val="24"/>
+                <w:szCs w:val="24"/>
+              </w:rPr>
+              <w:t xml:space="preserve">L'offset degli elementi restituiti (come impostato nella query o </w:t>
+            </w:r>
+            <w:r>
+              <w:rPr>
+                <w:b w:val="false"/>
+                <w:bCs w:val="false"/>
+                <w:sz w:val="24"/>
+                <w:szCs w:val="24"/>
+              </w:rPr>
+              <w:t>come predefinito</w:t>
+            </w:r>
+            <w:r>
+              <w:rPr>
+                <w:b w:val="false"/>
+                <w:bCs w:val="false"/>
+                <w:sz w:val="24"/>
+                <w:szCs w:val="24"/>
+              </w:rPr>
+              <w:t>)</w:t>
+            </w:r>
+          </w:p>
+        </w:tc>
+      </w:tr>
+      <w:tr>
+        <w:trPr/>
+        <w:tc>
+          <w:tcPr>
+            <w:tcW w:w="3690" w:type="dxa"/>
+            <w:tcBorders/>
+          </w:tcPr>
+          <w:p>
+            <w:pPr>
+              <w:pStyle w:val="TableContents"/>
+              <w:spacing w:before="0" w:after="200"/>
+              <w:rPr>
+                <w:b w:val="false"/>
+                <w:b w:val="false"/>
+                <w:bCs w:val="false"/>
+                <w:sz w:val="24"/>
+                <w:szCs w:val="24"/>
+              </w:rPr>
+            </w:pPr>
+            <w:r>
+              <w:rPr>
+                <w:b w:val="false"/>
+                <w:bCs w:val="false"/>
+                <w:sz w:val="24"/>
+                <w:szCs w:val="24"/>
+              </w:rPr>
+              <w:t xml:space="preserve">Previous – </w:t>
+            </w:r>
+            <w:r>
+              <w:rPr>
+                <w:b w:val="false"/>
+                <w:bCs w:val="false"/>
+                <w:sz w:val="24"/>
+                <w:szCs w:val="24"/>
+              </w:rPr>
+              <w:t>string or null</w:t>
+            </w:r>
+          </w:p>
+        </w:tc>
+        <w:tc>
+          <w:tcPr>
+            <w:tcW w:w="3750" w:type="dxa"/>
+            <w:tcBorders/>
+          </w:tcPr>
+          <w:p>
+            <w:pPr>
+              <w:pStyle w:val="TableContents"/>
+              <w:spacing w:before="0" w:after="200"/>
+              <w:rPr>
+                <w:b w:val="false"/>
+                <w:b w:val="false"/>
+                <w:bCs w:val="false"/>
+                <w:sz w:val="24"/>
+                <w:szCs w:val="24"/>
+              </w:rPr>
+            </w:pPr>
+            <w:r>
+              <w:rPr>
+                <w:b w:val="false"/>
+                <w:bCs w:val="false"/>
+                <w:sz w:val="24"/>
+                <w:szCs w:val="24"/>
+              </w:rPr>
+              <w:t>URL alla pagina precedente di elementi. (nullo se non presente)</w:t>
+            </w:r>
+          </w:p>
+        </w:tc>
+      </w:tr>
+      <w:tr>
+        <w:trPr/>
+        <w:tc>
+          <w:tcPr>
+            <w:tcW w:w="3690" w:type="dxa"/>
+            <w:tcBorders/>
+          </w:tcPr>
+          <w:p>
+            <w:pPr>
+              <w:pStyle w:val="TableContents"/>
+              <w:spacing w:before="0" w:after="200"/>
+              <w:rPr>
+                <w:b w:val="false"/>
+                <w:b w:val="false"/>
+                <w:bCs w:val="false"/>
+                <w:sz w:val="24"/>
+                <w:szCs w:val="24"/>
+              </w:rPr>
+            </w:pPr>
+            <w:r>
+              <w:rPr>
+                <w:b w:val="false"/>
+                <w:bCs w:val="false"/>
+                <w:sz w:val="24"/>
+                <w:szCs w:val="24"/>
+              </w:rPr>
+              <w:t xml:space="preserve">Total - </w:t>
+            </w:r>
+            <w:r>
+              <w:rPr>
+                <w:b w:val="false"/>
+                <w:bCs w:val="false"/>
+                <w:sz w:val="24"/>
+                <w:szCs w:val="24"/>
+              </w:rPr>
+              <w:t>integer</w:t>
+            </w:r>
+          </w:p>
+        </w:tc>
+        <w:tc>
+          <w:tcPr>
+            <w:tcW w:w="3750" w:type="dxa"/>
+            <w:tcBorders/>
+          </w:tcPr>
+          <w:p>
+            <w:pPr>
+              <w:pStyle w:val="TableContents"/>
+              <w:spacing w:before="0" w:after="200"/>
+              <w:rPr>
+                <w:b w:val="false"/>
+                <w:b w:val="false"/>
+                <w:bCs w:val="false"/>
+                <w:sz w:val="24"/>
+                <w:szCs w:val="24"/>
+              </w:rPr>
+            </w:pPr>
+            <w:r>
+              <w:rPr>
+                <w:b w:val="false"/>
+                <w:bCs w:val="false"/>
+                <w:sz w:val="24"/>
+                <w:szCs w:val="24"/>
+              </w:rPr>
+              <w:t>Il numero totale di articoli disponibili per la restituzione.</w:t>
+            </w:r>
+          </w:p>
+        </w:tc>
+      </w:tr>
+    </w:tbl>
+    <w:p>
+      <w:pPr>
+        <w:pStyle w:val="TextBody"/>
+        <w:ind w:right="850" w:hanging="0"/>
+        <w:rPr/>
+      </w:pPr>
+      <w:r>
+        <w:rPr/>
+      </w:r>
+      <w:r>
+        <w:br w:type="page"/>
+      </w:r>
+    </w:p>
+    <w:p>
+      <w:pPr>
+        <w:pStyle w:val="TextBody"/>
+        <w:ind w:right="850" w:hanging="0"/>
+        <w:rPr/>
+      </w:pPr>
+      <w:r>
+        <w:rPr/>
       </w:r>
     </w:p>
     <w:p>
@@ -2513,8 +3563,8 @@
         </w:numPr>
         <w:rPr/>
       </w:pPr>
-      <w:bookmarkStart w:id="24" w:name="__RefHeading___Toc392_568587729"/>
-      <w:bookmarkEnd w:id="24"/>
+      <w:bookmarkStart w:id="19" w:name="__RefHeading___Toc392_568587729"/>
+      <w:bookmarkEnd w:id="19"/>
       <w:r>
         <w:rPr/>
         <w:tab/>
@@ -2522,11 +3572,155 @@
         <w:t>Get Track's Audio Features</w:t>
       </w:r>
     </w:p>
+    <w:p>
+      <w:pPr>
+        <w:pStyle w:val="TextBody"/>
+        <w:rPr/>
+      </w:pPr>
+      <w:r>
+        <w:rPr/>
+        <w:t>Restituisce caratteristiche</w:t>
+      </w:r>
+      <w:r>
+        <w:rPr/>
+        <w:t xml:space="preserve"> audio per più brani in base ai loro ID Spotify.</w:t>
+      </w:r>
+    </w:p>
+    <w:p>
+      <w:pPr>
+        <w:pStyle w:val="TextBody"/>
+        <w:rPr>
+          <w:b/>
+          <w:b/>
+          <w:bCs/>
+        </w:rPr>
+      </w:pPr>
+      <w:r>
+        <w:rPr>
+          <w:b/>
+          <w:bCs/>
+        </w:rPr>
+        <w:t>Request.Query</w:t>
+      </w:r>
+    </w:p>
     <w:tbl>
       <w:tblPr>
-        <w:tblW w:w="5000" w:type="pct"/>
+        <w:tblW w:w="7440" w:type="dxa"/>
         <w:jc w:val="left"/>
-        <w:tblInd w:w="0" w:type="dxa"/>
+        <w:tblInd w:w="854" w:type="dxa"/>
+        <w:tblLayout w:type="fixed"/>
+        <w:tblCellMar>
+          <w:top w:w="55" w:type="dxa"/>
+          <w:left w:w="55" w:type="dxa"/>
+          <w:bottom w:w="55" w:type="dxa"/>
+          <w:right w:w="55" w:type="dxa"/>
+        </w:tblCellMar>
+      </w:tblPr>
+      <w:tblGrid>
+        <w:gridCol w:w="3690"/>
+        <w:gridCol w:w="3750"/>
+      </w:tblGrid>
+      <w:tr>
+        <w:trPr/>
+        <w:tc>
+          <w:tcPr>
+            <w:tcW w:w="3690" w:type="dxa"/>
+            <w:tcBorders/>
+          </w:tcPr>
+          <w:p>
+            <w:pPr>
+              <w:pStyle w:val="TableContents"/>
+              <w:spacing w:before="0" w:after="200"/>
+              <w:rPr>
+                <w:b w:val="false"/>
+                <w:b w:val="false"/>
+                <w:bCs w:val="false"/>
+                <w:sz w:val="24"/>
+                <w:szCs w:val="24"/>
+              </w:rPr>
+            </w:pPr>
+            <w:r>
+              <w:rPr>
+                <w:b w:val="false"/>
+                <w:bCs w:val="false"/>
+                <w:sz w:val="24"/>
+                <w:szCs w:val="24"/>
+              </w:rPr>
+              <w:t>Ids - string</w:t>
+            </w:r>
+          </w:p>
+        </w:tc>
+        <w:tc>
+          <w:tcPr>
+            <w:tcW w:w="3750" w:type="dxa"/>
+            <w:tcBorders/>
+          </w:tcPr>
+          <w:p>
+            <w:pPr>
+              <w:pStyle w:val="TableContents"/>
+              <w:spacing w:before="0" w:after="200"/>
+              <w:rPr>
+                <w:b w:val="false"/>
+                <w:b w:val="false"/>
+                <w:bCs w:val="false"/>
+                <w:sz w:val="24"/>
+                <w:szCs w:val="24"/>
+              </w:rPr>
+            </w:pPr>
+            <w:r>
+              <w:rPr>
+                <w:b w:val="false"/>
+                <w:bCs w:val="false"/>
+                <w:sz w:val="24"/>
+                <w:szCs w:val="24"/>
+              </w:rPr>
+              <w:t>Un elenco separato da virgole degli ID Spotify dei brani. Massimo: 100 ID.</w:t>
+            </w:r>
+          </w:p>
+        </w:tc>
+      </w:tr>
+    </w:tbl>
+    <w:p>
+      <w:pPr>
+        <w:pStyle w:val="TextBody"/>
+        <w:rPr/>
+      </w:pPr>
+      <w:r>
+        <w:rPr/>
+      </w:r>
+    </w:p>
+    <w:p>
+      <w:pPr>
+        <w:pStyle w:val="TextBody"/>
+        <w:ind w:right="850" w:hanging="0"/>
+        <w:rPr/>
+      </w:pPr>
+      <w:r>
+        <w:rPr/>
+      </w:r>
+    </w:p>
+    <w:p>
+      <w:pPr>
+        <w:pStyle w:val="TextBody"/>
+        <w:rPr>
+          <w:b/>
+          <w:b/>
+          <w:bCs/>
+        </w:rPr>
+      </w:pPr>
+      <w:r>
+        <w:rPr>
+          <w:b/>
+          <w:bCs/>
+        </w:rPr>
+        <w:t>Response.Body</w:t>
+      </w:r>
+    </w:p>
+    <w:tbl>
+      <w:tblPr>
+        <w:tblW w:w="7470" w:type="dxa"/>
+        <w:jc w:val="left"/>
+        <w:tblInd w:w="854" w:type="dxa"/>
         <w:tblLayout w:type="fixed"/>
         <w:tblCellMar>
           <w:top w:w="86" w:type="dxa"/>
@@ -2536,15 +3730,14 @@
         </w:tblCellMar>
       </w:tblPr>
       <w:tblGrid>
-        <w:gridCol w:w="3023"/>
-        <w:gridCol w:w="6030"/>
-        <w:gridCol w:w="31"/>
+        <w:gridCol w:w="3600"/>
+        <w:gridCol w:w="3870"/>
       </w:tblGrid>
       <w:tr>
         <w:trPr/>
         <w:tc>
           <w:tcPr>
-            <w:tcW w:w="3023" w:type="dxa"/>
+            <w:tcW w:w="3600" w:type="dxa"/>
             <w:tcBorders/>
           </w:tcPr>
           <w:p>
@@ -2552,11 +3745,11 @@
               <w:pStyle w:val="TextBody"/>
               <w:widowControl w:val="false"/>
               <w:numPr>
-                <w:ilvl w:val="2"/>
-                <w:numId w:val="2"/>
+                <w:ilvl w:val="0"/>
+                <w:numId w:val="0"/>
               </w:numPr>
               <w:spacing w:before="0" w:after="140"/>
-              <w:ind w:left="850" w:right="850" w:hanging="0"/>
+              <w:ind w:right="850" w:hanging="0"/>
               <w:rPr>
                 <w:rFonts w:ascii="Times New Roman" w:hAnsi="Times New Roman"/>
                 <w:b w:val="false"/>
@@ -2575,17 +3768,21 @@
                 <w:u w:val="none"/>
               </w:rPr>
             </w:pPr>
-            <w:bookmarkStart w:id="25" w:name="__RefHeading___Toc693_1710397322"/>
-            <w:bookmarkEnd w:id="25"/>
+            <w:bookmarkStart w:id="20" w:name="__RefHeading___Toc693_1710397322"/>
+            <w:bookmarkEnd w:id="20"/>
             <w:r>
               <w:rPr/>
-              <w:t>Danceability</w:t>
+              <w:t xml:space="preserve">Danceability  - </w:t>
+            </w:r>
+            <w:r>
+              <w:rPr/>
+              <w:t>float</w:t>
             </w:r>
           </w:p>
         </w:tc>
         <w:tc>
           <w:tcPr>
-            <w:tcW w:w="6030" w:type="dxa"/>
+            <w:tcW w:w="3870" w:type="dxa"/>
             <w:tcBorders/>
           </w:tcPr>
           <w:p>
@@ -2627,31 +3824,34 @@
                 <w:szCs w:val="24"/>
                 <w:u w:val="none"/>
               </w:rPr>
-              <w:t xml:space="preserve">La “Danceability” è un indice che descrive quanto </w:t>
-            </w:r>
-            <w:ins w:id="18" w:author="Unknown Author" w:date="2022-11-23T13:06:30Z">
-              <w:r>
-                <w:rPr>
-                  <w:b w:val="false"/>
-                  <w:bCs w:val="false"/>
-                  <w:i w:val="false"/>
-                  <w:iCs w:val="false"/>
-                  <w:strike w:val="false"/>
-                  <w:dstrike w:val="false"/>
-                  <w:outline w:val="false"/>
-                  <w:shadow w:val="false"/>
-                  <w:color w:val="000000"/>
-                  <w:sz w:val="24"/>
-                  <w:szCs w:val="24"/>
-                  <w:u w:val="none"/>
-                </w:rPr>
-                <w:t xml:space="preserve">una canzone </w:t>
-              </w:r>
-            </w:ins>
-            <w:r>
-              <w:rPr>
-                <w:b w:val="false"/>
-                <w:bCs w:val="false"/>
+              <w:t>La “Danceability” è un indice che descrive quanto una canzone sia adatta  per ballare sulla base di una combinazione di elementi musicali tra cui: tempo, stabilità del ritmo, forza del ritmo e regolarità generale. Un valore di 0.0 è meno ballabile e 1.0 è più ballabile.</w:t>
+            </w:r>
+          </w:p>
+        </w:tc>
+      </w:tr>
+      <w:tr>
+        <w:trPr/>
+        <w:tc>
+          <w:tcPr>
+            <w:tcW w:w="3600" w:type="dxa"/>
+            <w:tcBorders/>
+          </w:tcPr>
+          <w:p>
+            <w:pPr>
+              <w:pStyle w:val="TextBody"/>
+              <w:widowControl w:val="false"/>
+              <w:numPr>
+                <w:ilvl w:val="0"/>
+                <w:numId w:val="0"/>
+              </w:numPr>
+              <w:spacing w:before="0" w:after="140"/>
+              <w:ind w:right="850" w:hanging="0"/>
+              <w:rPr>
+                <w:rFonts w:ascii="Times New Roman" w:hAnsi="Times New Roman"/>
+                <w:b w:val="false"/>
+                <w:b w:val="false"/>
+                <w:bCs w:val="false"/>
+                <w:i w:val="false"/>
                 <w:i w:val="false"/>
                 <w:iCs w:val="false"/>
                 <w:strike w:val="false"/>
@@ -2663,87 +3863,22 @@
                 <w:szCs w:val="24"/>
                 <w:u w:val="none"/>
               </w:rPr>
-              <w:t xml:space="preserve">sia adatta </w:t>
-            </w:r>
-            <w:del w:id="19" w:author="Unknown Author" w:date="2022-11-23T13:06:27Z">
-              <w:r>
-                <w:rPr>
-                  <w:b w:val="false"/>
-                  <w:bCs w:val="false"/>
-                  <w:i w:val="false"/>
-                  <w:iCs w:val="false"/>
-                  <w:strike w:val="false"/>
-                  <w:dstrike w:val="false"/>
-                  <w:outline w:val="false"/>
-                  <w:shadow w:val="false"/>
-                  <w:color w:val="000000"/>
-                  <w:sz w:val="24"/>
-                  <w:szCs w:val="24"/>
-                  <w:u w:val="none"/>
-                </w:rPr>
-                <w:delText xml:space="preserve">una </w:delText>
-              </w:r>
-            </w:del>
-            <w:ins w:id="20" w:author="Unknown Author" w:date="2022-11-23T13:06:09Z">
-              <w:r>
-                <w:rPr>
-                  <w:b w:val="false"/>
-                  <w:bCs w:val="false"/>
-                  <w:i w:val="false"/>
-                  <w:iCs w:val="false"/>
-                  <w:strike w:val="false"/>
-                  <w:dstrike w:val="false"/>
-                  <w:outline w:val="false"/>
-                  <w:shadow w:val="false"/>
-                  <w:color w:val="000000"/>
-                  <w:sz w:val="24"/>
-                  <w:szCs w:val="24"/>
-                  <w:u w:val="none"/>
-                </w:rPr>
-                <w:t xml:space="preserve"> </w:t>
-              </w:r>
-            </w:ins>
-            <w:del w:id="21" w:author="Unknown Author" w:date="2022-11-23T13:06:08Z">
-              <w:r>
-                <w:rPr>
-                  <w:b w:val="false"/>
-                  <w:bCs w:val="false"/>
-                  <w:i w:val="false"/>
-                  <w:iCs w:val="false"/>
-                  <w:strike w:val="false"/>
-                  <w:dstrike w:val="false"/>
-                  <w:outline w:val="false"/>
-                  <w:shadow w:val="false"/>
-                  <w:color w:val="000000"/>
-                  <w:sz w:val="24"/>
-                  <w:szCs w:val="24"/>
-                  <w:u w:val="none"/>
-                </w:rPr>
-                <w:delText>traccia</w:delText>
-              </w:r>
-            </w:del>
-            <w:r>
-              <w:rPr>
-                <w:b w:val="false"/>
-                <w:bCs w:val="false"/>
-                <w:i w:val="false"/>
-                <w:iCs w:val="false"/>
-                <w:strike w:val="false"/>
-                <w:dstrike w:val="false"/>
-                <w:outline w:val="false"/>
-                <w:shadow w:val="false"/>
-                <w:color w:val="000000"/>
-                <w:sz w:val="24"/>
-                <w:szCs w:val="24"/>
-                <w:u w:val="none"/>
-              </w:rPr>
-              <w:t xml:space="preserve"> per ballare sulla base di una combinazione di elementi musicali tra cui: tempo, stabilità del ritmo, forza del ritmo e regolarità generale. Un valore di 0.0 è meno ballabile e 1.0 è più ballabile.</w:t>
+            </w:pPr>
+            <w:bookmarkStart w:id="21" w:name="__RefHeading___Toc695_1710397322"/>
+            <w:bookmarkEnd w:id="21"/>
+            <w:r>
+              <w:rPr/>
+              <w:t xml:space="preserve">Energy - </w:t>
+            </w:r>
+            <w:r>
+              <w:rPr/>
+              <w:t>float</w:t>
             </w:r>
           </w:p>
         </w:tc>
         <w:tc>
           <w:tcPr>
-            <w:tcW w:w="31" w:type="dxa"/>
+            <w:tcW w:w="3870" w:type="dxa"/>
             <w:tcBorders/>
           </w:tcPr>
           <w:p>
@@ -2785,6 +3920,41 @@
                 <w:szCs w:val="24"/>
                 <w:u w:val="none"/>
               </w:rPr>
+              <w:t xml:space="preserve">L'energia è una misura che va da 0,0 a 1,0 e rappresenta una misura percettiva dell'intensità e dell'attività. In genere, i brani energetici sono veloci, forti e rumorosi. Ad esempio, il death metal ha un'energia elevata, mentre un preludio di Bach ha un punteggio basso su questa scala. Le caratteristiche percettive che contribuiscono a questo attributo includono il range </w:t>
+            </w:r>
+            <w:r>
+              <w:rPr>
+                <w:b w:val="false"/>
+                <w:bCs w:val="false"/>
+                <w:i w:val="false"/>
+                <w:iCs w:val="false"/>
+                <w:strike w:val="false"/>
+                <w:dstrike w:val="false"/>
+                <w:outline w:val="false"/>
+                <w:shadow w:val="false"/>
+                <w:color w:val="000000"/>
+                <w:sz w:val="24"/>
+                <w:szCs w:val="24"/>
+                <w:u w:val="none"/>
+              </w:rPr>
+              <w:t>dinamico del brano</w:t>
+            </w:r>
+            <w:r>
+              <w:rPr>
+                <w:b w:val="false"/>
+                <w:bCs w:val="false"/>
+                <w:i w:val="false"/>
+                <w:iCs w:val="false"/>
+                <w:strike w:val="false"/>
+                <w:dstrike w:val="false"/>
+                <w:outline w:val="false"/>
+                <w:shadow w:val="false"/>
+                <w:color w:val="000000"/>
+                <w:sz w:val="24"/>
+                <w:szCs w:val="24"/>
+                <w:u w:val="none"/>
+              </w:rPr>
+              <w:t>, il volume percepito, il timbro, la velocità di insorgenza e l'entropia generale.</w:t>
             </w:r>
           </w:p>
         </w:tc>
@@ -2793,7 +3963,7 @@
         <w:trPr/>
         <w:tc>
           <w:tcPr>
-            <w:tcW w:w="3023" w:type="dxa"/>
+            <w:tcW w:w="3600" w:type="dxa"/>
             <w:tcBorders/>
           </w:tcPr>
           <w:p>
@@ -2801,11 +3971,11 @@
               <w:pStyle w:val="TextBody"/>
               <w:widowControl w:val="false"/>
               <w:numPr>
-                <w:ilvl w:val="2"/>
-                <w:numId w:val="2"/>
+                <w:ilvl w:val="0"/>
+                <w:numId w:val="0"/>
               </w:numPr>
               <w:spacing w:before="0" w:after="140"/>
-              <w:ind w:left="850" w:right="850" w:hanging="0"/>
+              <w:ind w:right="850" w:hanging="0"/>
               <w:rPr>
                 <w:rFonts w:ascii="Times New Roman" w:hAnsi="Times New Roman"/>
                 <w:b w:val="false"/>
@@ -2824,17 +3994,21 @@
                 <w:u w:val="none"/>
               </w:rPr>
             </w:pPr>
-            <w:bookmarkStart w:id="26" w:name="__RefHeading___Toc695_1710397322"/>
-            <w:bookmarkEnd w:id="26"/>
+            <w:bookmarkStart w:id="22" w:name="__RefHeading___Toc697_1710397322"/>
+            <w:bookmarkEnd w:id="22"/>
             <w:r>
               <w:rPr/>
-              <w:t>Energy</w:t>
+              <w:t xml:space="preserve">Key - </w:t>
+            </w:r>
+            <w:r>
+              <w:rPr/>
+              <w:t>integer</w:t>
             </w:r>
           </w:p>
         </w:tc>
         <w:tc>
           <w:tcPr>
-            <w:tcW w:w="6030" w:type="dxa"/>
+            <w:tcW w:w="3870" w:type="dxa"/>
             <w:tcBorders/>
           </w:tcPr>
           <w:p>
@@ -2876,12 +4050,129 @@
                 <w:szCs w:val="24"/>
                 <w:u w:val="none"/>
               </w:rPr>
+              <w:t>La chiave (nota) in cui è compost</w:t>
+            </w:r>
+            <w:r>
+              <w:rPr>
+                <w:b w:val="false"/>
+                <w:bCs w:val="false"/>
+                <w:i w:val="false"/>
+                <w:iCs w:val="false"/>
+                <w:strike w:val="false"/>
+                <w:dstrike w:val="false"/>
+                <w:outline w:val="false"/>
+                <w:shadow w:val="false"/>
+                <w:color w:val="000000"/>
+                <w:sz w:val="24"/>
+                <w:szCs w:val="24"/>
+                <w:u w:val="none"/>
+              </w:rPr>
+              <w:t>o il brano</w:t>
+            </w:r>
+            <w:r>
+              <w:rPr>
+                <w:b w:val="false"/>
+                <w:bCs w:val="false"/>
+                <w:i w:val="false"/>
+                <w:iCs w:val="false"/>
+                <w:strike w:val="false"/>
+                <w:dstrike w:val="false"/>
+                <w:outline w:val="false"/>
+                <w:shadow w:val="false"/>
+                <w:color w:val="000000"/>
+                <w:sz w:val="24"/>
+                <w:szCs w:val="24"/>
+                <w:u w:val="none"/>
+              </w:rPr>
+              <w:t xml:space="preserve">. Gli interi corrispondono alle tonalità </w:t>
+            </w:r>
+            <w:r>
+              <w:rPr>
+                <w:b w:val="false"/>
+                <w:bCs w:val="false"/>
+                <w:i w:val="false"/>
+                <w:iCs w:val="false"/>
+                <w:strike w:val="false"/>
+                <w:dstrike w:val="false"/>
+                <w:outline w:val="false"/>
+                <w:shadow w:val="false"/>
+                <w:color w:val="000000"/>
+                <w:sz w:val="24"/>
+                <w:szCs w:val="24"/>
+                <w:u w:val="none"/>
+              </w:rPr>
+              <w:t>utilizzate nel</w:t>
+            </w:r>
+            <w:r>
+              <w:rPr>
+                <w:b w:val="false"/>
+                <w:bCs w:val="false"/>
+                <w:i w:val="false"/>
+                <w:iCs w:val="false"/>
+                <w:strike w:val="false"/>
+                <w:dstrike w:val="false"/>
+                <w:outline w:val="false"/>
+                <w:shadow w:val="false"/>
+                <w:color w:val="000000"/>
+                <w:sz w:val="24"/>
+                <w:szCs w:val="24"/>
+                <w:u w:val="none"/>
+              </w:rPr>
+              <w:t>la notazione standard della Classe di Altezze. Ad esempio, 0 = C, 1 = C♯/D♭, 2 = D e così via. Se non è stata rilevata alcuna tonalità, il valore è -1.</w:t>
+            </w:r>
+          </w:p>
+        </w:tc>
+      </w:tr>
+      <w:tr>
+        <w:trPr/>
+        <w:tc>
+          <w:tcPr>
+            <w:tcW w:w="3600" w:type="dxa"/>
+            <w:tcBorders/>
+          </w:tcPr>
+          <w:p>
+            <w:pPr>
+              <w:pStyle w:val="TextBody"/>
+              <w:widowControl w:val="false"/>
+              <w:numPr>
+                <w:ilvl w:val="0"/>
+                <w:numId w:val="0"/>
+              </w:numPr>
+              <w:spacing w:before="0" w:after="140"/>
+              <w:ind w:right="850" w:hanging="0"/>
+              <w:rPr>
+                <w:rFonts w:ascii="Times New Roman" w:hAnsi="Times New Roman"/>
+                <w:b w:val="false"/>
+                <w:b w:val="false"/>
+                <w:bCs w:val="false"/>
+                <w:i w:val="false"/>
+                <w:i w:val="false"/>
+                <w:iCs w:val="false"/>
+                <w:strike w:val="false"/>
+                <w:dstrike w:val="false"/>
+                <w:outline w:val="false"/>
+                <w:shadow w:val="false"/>
+                <w:color w:val="000000"/>
+                <w:sz w:val="24"/>
+                <w:szCs w:val="24"/>
+                <w:u w:val="none"/>
+              </w:rPr>
+            </w:pPr>
+            <w:bookmarkStart w:id="23" w:name="__RefHeading___Toc699_1710397322"/>
+            <w:bookmarkEnd w:id="23"/>
+            <w:r>
+              <w:rPr/>
+              <w:t xml:space="preserve">Loudness - </w:t>
+            </w:r>
+            <w:r>
+              <w:rPr/>
+              <w:t>float</w:t>
             </w:r>
           </w:p>
         </w:tc>
         <w:tc>
           <w:tcPr>
-            <w:tcW w:w="31" w:type="dxa"/>
+            <w:tcW w:w="3870" w:type="dxa"/>
             <w:tcBorders/>
           </w:tcPr>
           <w:p>
@@ -2923,6 +4214,112 @@
                 <w:szCs w:val="24"/>
                 <w:u w:val="none"/>
               </w:rPr>
+              <w:t xml:space="preserve">La </w:t>
+            </w:r>
+            <w:r>
+              <w:rPr>
+                <w:rFonts w:eastAsia="Calibri" w:cs=""/>
+                <w:b w:val="false"/>
+                <w:bCs w:val="false"/>
+                <w:i w:val="false"/>
+                <w:iCs w:val="false"/>
+                <w:strike w:val="false"/>
+                <w:dstrike w:val="false"/>
+                <w:outline w:val="false"/>
+                <w:shadow w:val="false"/>
+                <w:color w:val="000000"/>
+                <w:kern w:val="0"/>
+                <w:sz w:val="24"/>
+                <w:szCs w:val="24"/>
+                <w:u w:val="none"/>
+                <w:lang w:val="it-IT" w:eastAsia="en-US" w:bidi="ar-SA"/>
+              </w:rPr>
+              <w:t xml:space="preserve">‘Rumorosità’ </w:t>
+            </w:r>
+            <w:r>
+              <w:rPr>
+                <w:b w:val="false"/>
+                <w:bCs w:val="false"/>
+                <w:i w:val="false"/>
+                <w:iCs w:val="false"/>
+                <w:strike w:val="false"/>
+                <w:dstrike w:val="false"/>
+                <w:outline w:val="false"/>
+                <w:shadow w:val="false"/>
+                <w:color w:val="000000"/>
+                <w:sz w:val="24"/>
+                <w:szCs w:val="24"/>
+                <w:u w:val="none"/>
+              </w:rPr>
+              <w:t>complessiv</w:t>
+            </w:r>
+            <w:r>
+              <w:rPr>
+                <w:b w:val="false"/>
+                <w:bCs w:val="false"/>
+                <w:i w:val="false"/>
+                <w:iCs w:val="false"/>
+                <w:strike w:val="false"/>
+                <w:dstrike w:val="false"/>
+                <w:outline w:val="false"/>
+                <w:shadow w:val="false"/>
+                <w:color w:val="000000"/>
+                <w:sz w:val="24"/>
+                <w:szCs w:val="24"/>
+                <w:u w:val="none"/>
+              </w:rPr>
+              <w:t>a</w:t>
+            </w:r>
+            <w:r>
+              <w:rPr>
+                <w:b w:val="false"/>
+                <w:bCs w:val="false"/>
+                <w:i w:val="false"/>
+                <w:iCs w:val="false"/>
+                <w:strike w:val="false"/>
+                <w:dstrike w:val="false"/>
+                <w:outline w:val="false"/>
+                <w:shadow w:val="false"/>
+                <w:color w:val="000000"/>
+                <w:sz w:val="24"/>
+                <w:szCs w:val="24"/>
+                <w:u w:val="none"/>
+              </w:rPr>
+              <w:t xml:space="preserve"> di una traccia in decibel (dB). I valori di </w:t>
+            </w:r>
+            <w:r>
+              <w:rPr>
+                <w:b w:val="false"/>
+                <w:bCs w:val="false"/>
+                <w:i w:val="false"/>
+                <w:iCs w:val="false"/>
+                <w:strike w:val="false"/>
+                <w:dstrike w:val="false"/>
+                <w:outline w:val="false"/>
+                <w:shadow w:val="false"/>
+                <w:color w:val="000000"/>
+                <w:sz w:val="24"/>
+                <w:szCs w:val="24"/>
+                <w:u w:val="none"/>
+              </w:rPr>
+              <w:t>rumorosità</w:t>
+            </w:r>
+            <w:r>
+              <w:rPr>
+                <w:b w:val="false"/>
+                <w:bCs w:val="false"/>
+                <w:i w:val="false"/>
+                <w:iCs w:val="false"/>
+                <w:strike w:val="false"/>
+                <w:dstrike w:val="false"/>
+                <w:outline w:val="false"/>
+                <w:shadow w:val="false"/>
+                <w:color w:val="000000"/>
+                <w:sz w:val="24"/>
+                <w:szCs w:val="24"/>
+                <w:u w:val="none"/>
+              </w:rPr>
+              <w:t xml:space="preserve"> sono calcolati in media sull'intero brano e sono utili per confrontare il volume relativo dei brani. La rumorosità è la qualità di un suono che è principalmente correlata alla forza fisica (ampiezza). I valori sono tipicamente compresi tra -60 e 0 db.</w:t>
             </w:r>
           </w:p>
         </w:tc>
@@ -2931,7 +4328,7 @@
         <w:trPr/>
         <w:tc>
           <w:tcPr>
-            <w:tcW w:w="3023" w:type="dxa"/>
+            <w:tcW w:w="3600" w:type="dxa"/>
             <w:tcBorders/>
           </w:tcPr>
           <w:p>
@@ -2939,11 +4336,11 @@
               <w:pStyle w:val="TextBody"/>
               <w:widowControl w:val="false"/>
               <w:numPr>
-                <w:ilvl w:val="2"/>
-                <w:numId w:val="2"/>
+                <w:ilvl w:val="0"/>
+                <w:numId w:val="0"/>
               </w:numPr>
               <w:spacing w:before="0" w:after="140"/>
-              <w:ind w:left="850" w:right="850" w:hanging="0"/>
+              <w:ind w:right="850" w:hanging="0"/>
               <w:rPr>
                 <w:rFonts w:ascii="Times New Roman" w:hAnsi="Times New Roman"/>
                 <w:b w:val="false"/>
@@ -2962,17 +4359,21 @@
                 <w:u w:val="none"/>
               </w:rPr>
             </w:pPr>
-            <w:bookmarkStart w:id="27" w:name="__RefHeading___Toc697_1710397322"/>
-            <w:bookmarkEnd w:id="27"/>
+            <w:bookmarkStart w:id="24" w:name="__RefHeading___Toc701_1710397322"/>
+            <w:bookmarkEnd w:id="24"/>
             <w:r>
               <w:rPr/>
-              <w:t>Key</w:t>
+              <w:t xml:space="preserve">Mode - </w:t>
+            </w:r>
+            <w:r>
+              <w:rPr/>
+              <w:t>integer</w:t>
             </w:r>
           </w:p>
         </w:tc>
         <w:tc>
           <w:tcPr>
-            <w:tcW w:w="6030" w:type="dxa"/>
+            <w:tcW w:w="3870" w:type="dxa"/>
             <w:tcBorders/>
           </w:tcPr>
           <w:p>
@@ -3014,12 +4415,61 @@
                 <w:szCs w:val="24"/>
                 <w:u w:val="none"/>
               </w:rPr>
+              <w:t>Il modo indica la modalità (maggiore o minore) di un brano, ovvero il tipo di scala da cui deriva il suo contenuto melodico. Maggiore è rappresentato da 1 e minore da 0.</w:t>
+            </w:r>
+          </w:p>
+        </w:tc>
+      </w:tr>
+      <w:tr>
+        <w:trPr/>
+        <w:tc>
+          <w:tcPr>
+            <w:tcW w:w="3600" w:type="dxa"/>
+            <w:tcBorders/>
+          </w:tcPr>
+          <w:p>
+            <w:pPr>
+              <w:pStyle w:val="TextBody"/>
+              <w:widowControl w:val="false"/>
+              <w:numPr>
+                <w:ilvl w:val="0"/>
+                <w:numId w:val="0"/>
+              </w:numPr>
+              <w:spacing w:before="0" w:after="140"/>
+              <w:ind w:right="850" w:hanging="0"/>
+              <w:rPr>
+                <w:rFonts w:ascii="Times New Roman" w:hAnsi="Times New Roman"/>
+                <w:b w:val="false"/>
+                <w:b w:val="false"/>
+                <w:bCs w:val="false"/>
+                <w:i w:val="false"/>
+                <w:i w:val="false"/>
+                <w:iCs w:val="false"/>
+                <w:strike w:val="false"/>
+                <w:dstrike w:val="false"/>
+                <w:outline w:val="false"/>
+                <w:shadow w:val="false"/>
+                <w:color w:val="000000"/>
+                <w:sz w:val="24"/>
+                <w:szCs w:val="24"/>
+                <w:u w:val="none"/>
+              </w:rPr>
+            </w:pPr>
+            <w:bookmarkStart w:id="25" w:name="__RefHeading___Toc703_1710397322"/>
+            <w:bookmarkEnd w:id="25"/>
+            <w:r>
+              <w:rPr/>
+              <w:t xml:space="preserve">Speechiness - </w:t>
+            </w:r>
+            <w:r>
+              <w:rPr/>
+              <w:t>float</w:t>
             </w:r>
           </w:p>
         </w:tc>
         <w:tc>
           <w:tcPr>
-            <w:tcW w:w="31" w:type="dxa"/>
+            <w:tcW w:w="3870" w:type="dxa"/>
             <w:tcBorders/>
           </w:tcPr>
           <w:p>
@@ -3061,6 +4511,7 @@
                 <w:szCs w:val="24"/>
                 <w:u w:val="none"/>
               </w:rPr>
+              <w:t xml:space="preserve">La "Speechiness" rileva la presenza di parole in una traccia. Più la registrazione è esclusivamente di tipo parlato (ad esempio, un talk show, un audiolibro, una poesia), più il valore dell'attributo si avvicina a 1,0. I valori superiori a 0,66 descrivono tracce che probabilmente sono composte interamente da parole parlate. I valori compresi tra 0,33 e 0,66 descrivono tracce che possono contenere sia musica che parlato, in sezioni o stratificati, compresi i casi di musica rap. I valori inferiori a 0,33 rappresentano molto probabilmente musica a basso contenuto o privi di testi </w:t>
             </w:r>
           </w:p>
         </w:tc>
@@ -3069,7 +4520,7 @@
         <w:trPr/>
         <w:tc>
           <w:tcPr>
-            <w:tcW w:w="3023" w:type="dxa"/>
+            <w:tcW w:w="3600" w:type="dxa"/>
             <w:tcBorders/>
           </w:tcPr>
           <w:p>
@@ -3077,11 +4528,11 @@
               <w:pStyle w:val="TextBody"/>
               <w:widowControl w:val="false"/>
               <w:numPr>
-                <w:ilvl w:val="2"/>
-                <w:numId w:val="2"/>
+                <w:ilvl w:val="0"/>
+                <w:numId w:val="0"/>
               </w:numPr>
               <w:spacing w:before="0" w:after="140"/>
-              <w:ind w:left="850" w:right="850" w:hanging="0"/>
+              <w:ind w:right="850" w:hanging="0"/>
               <w:rPr>
                 <w:rFonts w:ascii="Times New Roman" w:hAnsi="Times New Roman"/>
                 <w:b w:val="false"/>
@@ -3100,17 +4551,21 @@
                 <w:u w:val="none"/>
               </w:rPr>
             </w:pPr>
-            <w:bookmarkStart w:id="28" w:name="__RefHeading___Toc699_1710397322"/>
-            <w:bookmarkEnd w:id="28"/>
+            <w:bookmarkStart w:id="26" w:name="__RefHeading___Toc705_1710397322"/>
+            <w:bookmarkEnd w:id="26"/>
             <w:r>
               <w:rPr/>
-              <w:t>Loudness</w:t>
+              <w:t xml:space="preserve">Acousticness - </w:t>
+            </w:r>
+            <w:r>
+              <w:rPr/>
+              <w:t>float</w:t>
             </w:r>
           </w:p>
         </w:tc>
         <w:tc>
           <w:tcPr>
-            <w:tcW w:w="6030" w:type="dxa"/>
+            <w:tcW w:w="3870" w:type="dxa"/>
             <w:tcBorders/>
           </w:tcPr>
           <w:p>
@@ -3152,12 +4607,55 @@
                 <w:szCs w:val="24"/>
                 <w:u w:val="none"/>
               </w:rPr>
+              <w:t>Una misura di confidenza da 0,0 a 1,0 che indica se il brano è acustico. 1,0 rappresenta un' elevata fiducia che il brano sia acustico.</w:t>
+            </w:r>
+          </w:p>
+        </w:tc>
+      </w:tr>
+      <w:tr>
+        <w:trPr/>
+        <w:tc>
+          <w:tcPr>
+            <w:tcW w:w="3600" w:type="dxa"/>
+            <w:tcBorders/>
+          </w:tcPr>
+          <w:p>
+            <w:pPr>
+              <w:pStyle w:val="TextBody"/>
+              <w:widowControl w:val="false"/>
+              <w:spacing w:before="0" w:after="140"/>
+              <w:ind w:right="850" w:hanging="0"/>
+              <w:rPr>
+                <w:rFonts w:ascii="Times New Roman" w:hAnsi="Times New Roman"/>
+                <w:b w:val="false"/>
+                <w:b w:val="false"/>
+                <w:bCs w:val="false"/>
+                <w:i w:val="false"/>
+                <w:i w:val="false"/>
+                <w:iCs w:val="false"/>
+                <w:strike w:val="false"/>
+                <w:dstrike w:val="false"/>
+                <w:outline w:val="false"/>
+                <w:shadow w:val="false"/>
+                <w:color w:val="000000"/>
+                <w:sz w:val="24"/>
+                <w:szCs w:val="24"/>
+                <w:u w:val="none"/>
+              </w:rPr>
+            </w:pPr>
+            <w:r>
+              <w:rPr/>
+              <w:t xml:space="preserve">Instrumentalness - </w:t>
+            </w:r>
+            <w:r>
+              <w:rPr/>
+              <w:t>float</w:t>
             </w:r>
           </w:p>
         </w:tc>
         <w:tc>
           <w:tcPr>
-            <w:tcW w:w="31" w:type="dxa"/>
+            <w:tcW w:w="3870" w:type="dxa"/>
             <w:tcBorders/>
           </w:tcPr>
           <w:p>
@@ -3199,6 +4697,7 @@
                 <w:szCs w:val="24"/>
                 <w:u w:val="none"/>
               </w:rPr>
+              <w:t>E' una misura di probabilità che prevede se un brano non contiene voci. I suoni "ooh" e "aah" sono considerati strumentali in questo contesto. I brani rap o parlati sono chiaramente "vocali". Più il valore di strumentalità è vicino a 1, maggiore è la probabilità che il brano non contenga contenuti vocali. I valori superiori a 0,5 sono intesi come tracce strumentali, ma la fiducia è maggiore man mano che il valore si avvicina a 1,0.</w:t>
             </w:r>
           </w:p>
         </w:tc>
@@ -3207,19 +4706,15 @@
         <w:trPr/>
         <w:tc>
           <w:tcPr>
-            <w:tcW w:w="3023" w:type="dxa"/>
+            <w:tcW w:w="3600" w:type="dxa"/>
             <w:tcBorders/>
           </w:tcPr>
           <w:p>
             <w:pPr>
               <w:pStyle w:val="TextBody"/>
               <w:widowControl w:val="false"/>
-              <w:numPr>
-                <w:ilvl w:val="2"/>
-                <w:numId w:val="2"/>
-              </w:numPr>
               <w:spacing w:before="0" w:after="140"/>
-              <w:ind w:left="850" w:right="850" w:hanging="0"/>
+              <w:ind w:right="850" w:hanging="0"/>
               <w:rPr>
                 <w:rFonts w:ascii="Times New Roman" w:hAnsi="Times New Roman"/>
                 <w:b w:val="false"/>
@@ -3238,17 +4733,19 @@
                 <w:u w:val="none"/>
               </w:rPr>
             </w:pPr>
-            <w:bookmarkStart w:id="29" w:name="__RefHeading___Toc701_1710397322"/>
-            <w:bookmarkEnd w:id="29"/>
             <w:r>
               <w:rPr/>
-              <w:t>Mode</w:t>
+              <w:t xml:space="preserve">Liveness - </w:t>
+            </w:r>
+            <w:r>
+              <w:rPr/>
+              <w:t>float</w:t>
             </w:r>
           </w:p>
         </w:tc>
         <w:tc>
           <w:tcPr>
-            <w:tcW w:w="6030" w:type="dxa"/>
+            <w:tcW w:w="3870" w:type="dxa"/>
             <w:tcBorders/>
           </w:tcPr>
           <w:p>
@@ -3290,12 +4787,43 @@
                 <w:szCs w:val="24"/>
                 <w:u w:val="none"/>
               </w:rPr>
+              <w:t>Rileva la presenza di un pubblico nella registrazione. Valori di "liveness" più alti rappresentano una maggiore probabilità che il brano sia stato eseguito dal vivo. Un valore superiore a 0,8 indica una forte probabilità che il brano sia dal vivo.</w:t>
+            </w:r>
+          </w:p>
+        </w:tc>
+      </w:tr>
+      <w:tr>
+        <w:trPr/>
+        <w:tc>
+          <w:tcPr>
+            <w:tcW w:w="3600" w:type="dxa"/>
+            <w:tcBorders/>
+          </w:tcPr>
+          <w:p>
+            <w:pPr>
+              <w:pStyle w:val="TextBody"/>
+              <w:widowControl w:val="false"/>
+              <w:spacing w:before="0" w:after="140"/>
+              <w:ind w:right="850" w:hanging="0"/>
+              <w:rPr>
+                <w:rFonts w:ascii="Times New Roman" w:hAnsi="Times New Roman"/>
+                <w:sz w:val="24"/>
+                <w:szCs w:val="24"/>
+              </w:rPr>
+            </w:pPr>
+            <w:r>
+              <w:rPr/>
+              <w:t xml:space="preserve">Valence - </w:t>
+            </w:r>
+            <w:r>
+              <w:rPr/>
+              <w:t>float</w:t>
             </w:r>
           </w:p>
         </w:tc>
         <w:tc>
           <w:tcPr>
-            <w:tcW w:w="31" w:type="dxa"/>
+            <w:tcW w:w="3870" w:type="dxa"/>
             <w:tcBorders/>
           </w:tcPr>
           <w:p>
@@ -3337,6 +4865,7 @@
                 <w:szCs w:val="24"/>
                 <w:u w:val="none"/>
               </w:rPr>
+              <w:t>Una misura da 0,0 a 1,0 che descrive la positività musicale trasmessa da un brano. I brani con alta valenza suonano più positivi (ad esempio, felici, allegri, euforici), mentre i brani con bassa valenza suonano più negativi (ad esempio, tristi, depressi, arrabbiati).</w:t>
             </w:r>
           </w:p>
         </w:tc>
@@ -3345,19 +4874,42 @@
         <w:trPr/>
         <w:tc>
           <w:tcPr>
-            <w:tcW w:w="3023" w:type="dxa"/>
+            <w:tcW w:w="3600" w:type="dxa"/>
             <w:tcBorders/>
           </w:tcPr>
           <w:p>
             <w:pPr>
               <w:pStyle w:val="TextBody"/>
               <w:widowControl w:val="false"/>
-              <w:numPr>
-                <w:ilvl w:val="2"/>
-                <w:numId w:val="2"/>
-              </w:numPr>
               <w:spacing w:before="0" w:after="140"/>
-              <w:ind w:left="850" w:right="850" w:hanging="0"/>
+              <w:ind w:right="850" w:hanging="0"/>
+              <w:rPr>
+                <w:rFonts w:ascii="Times New Roman" w:hAnsi="Times New Roman"/>
+                <w:sz w:val="24"/>
+                <w:szCs w:val="24"/>
+              </w:rPr>
+            </w:pPr>
+            <w:r>
+              <w:rPr/>
+              <w:t xml:space="preserve">Tempo - </w:t>
+            </w:r>
+            <w:r>
+              <w:rPr/>
+              <w:t>float</w:t>
+            </w:r>
+          </w:p>
+        </w:tc>
+        <w:tc>
+          <w:tcPr>
+            <w:tcW w:w="3870" w:type="dxa"/>
+            <w:tcBorders/>
+          </w:tcPr>
+          <w:p>
+            <w:pPr>
+              <w:pStyle w:val="TableContents"/>
+              <w:widowControl w:val="false"/>
+              <w:spacing w:before="0" w:after="200"/>
+              <w:jc w:val="left"/>
               <w:rPr>
                 <w:rFonts w:ascii="Times New Roman" w:hAnsi="Times New Roman"/>
                 <w:b w:val="false"/>
@@ -3376,17 +4928,58 @@
                 <w:u w:val="none"/>
               </w:rPr>
             </w:pPr>
-            <w:bookmarkStart w:id="30" w:name="__RefHeading___Toc703_1710397322"/>
-            <w:bookmarkEnd w:id="30"/>
+            <w:r>
+              <w:rPr>
+                <w:b w:val="false"/>
+                <w:bCs w:val="false"/>
+                <w:i w:val="false"/>
+                <w:iCs w:val="false"/>
+                <w:strike w:val="false"/>
+                <w:dstrike w:val="false"/>
+                <w:outline w:val="false"/>
+                <w:shadow w:val="false"/>
+                <w:color w:val="000000"/>
+                <w:sz w:val="24"/>
+                <w:szCs w:val="24"/>
+                <w:u w:val="none"/>
+              </w:rPr>
+              <w:t>Il tempo complessivo stimato di un brano in battiti al minuto (BPM). Nella terminologia musicale, il tempo è la velocità o il ritmo di un determinato brano e deriva direttamente dalla durata media dei battiti.</w:t>
+            </w:r>
+          </w:p>
+        </w:tc>
+      </w:tr>
+      <w:tr>
+        <w:trPr/>
+        <w:tc>
+          <w:tcPr>
+            <w:tcW w:w="3600" w:type="dxa"/>
+            <w:tcBorders/>
+          </w:tcPr>
+          <w:p>
+            <w:pPr>
+              <w:pStyle w:val="TextBody"/>
+              <w:widowControl w:val="false"/>
+              <w:spacing w:before="0" w:after="140"/>
+              <w:ind w:right="850" w:hanging="0"/>
+              <w:rPr>
+                <w:rFonts w:ascii="Times New Roman" w:hAnsi="Times New Roman"/>
+                <w:sz w:val="24"/>
+                <w:szCs w:val="24"/>
+              </w:rPr>
+            </w:pPr>
             <w:r>
               <w:rPr/>
-              <w:t>Speechiness</w:t>
+              <w:t xml:space="preserve">Type - </w:t>
+            </w:r>
+            <w:r>
+              <w:rPr/>
+              <w:t>string</w:t>
             </w:r>
           </w:p>
         </w:tc>
         <w:tc>
           <w:tcPr>
-            <w:tcW w:w="6030" w:type="dxa"/>
+            <w:tcW w:w="3870" w:type="dxa"/>
             <w:tcBorders/>
           </w:tcPr>
           <w:p>
@@ -3428,12 +5021,63 @@
                 <w:szCs w:val="24"/>
                 <w:u w:val="none"/>
               </w:rPr>
+              <w:t xml:space="preserve">Il tipo di oggetto in risposta. In questo caso </w:t>
+            </w:r>
+            <w:r>
+              <w:rPr>
+                <w:rFonts w:eastAsia="Calibri" w:cs=""/>
+                <w:b w:val="false"/>
+                <w:bCs w:val="false"/>
+                <w:i w:val="false"/>
+                <w:iCs w:val="false"/>
+                <w:strike w:val="false"/>
+                <w:dstrike w:val="false"/>
+                <w:outline w:val="false"/>
+                <w:shadow w:val="false"/>
+                <w:color w:val="000000"/>
+                <w:kern w:val="0"/>
+                <w:sz w:val="24"/>
+                <w:szCs w:val="24"/>
+                <w:u w:val="none"/>
+                <w:lang w:val="it-IT" w:eastAsia="en-US" w:bidi="ar-SA"/>
+              </w:rPr>
+              <w:t>“audio-feature”</w:t>
+            </w:r>
+          </w:p>
+        </w:tc>
+      </w:tr>
+      <w:tr>
+        <w:trPr/>
+        <w:tc>
+          <w:tcPr>
+            <w:tcW w:w="3600" w:type="dxa"/>
+            <w:tcBorders/>
+          </w:tcPr>
+          <w:p>
+            <w:pPr>
+              <w:pStyle w:val="TextBody"/>
+              <w:widowControl w:val="false"/>
+              <w:spacing w:before="0" w:after="140"/>
+              <w:ind w:right="850" w:hanging="0"/>
+              <w:rPr>
+                <w:rFonts w:ascii="Times New Roman" w:hAnsi="Times New Roman"/>
+                <w:sz w:val="24"/>
+                <w:szCs w:val="24"/>
+              </w:rPr>
+            </w:pPr>
+            <w:r>
+              <w:rPr/>
+              <w:t xml:space="preserve">Id - </w:t>
+            </w:r>
+            <w:r>
+              <w:rPr/>
+              <w:t>string</w:t>
             </w:r>
           </w:p>
         </w:tc>
         <w:tc>
           <w:tcPr>
-            <w:tcW w:w="31" w:type="dxa"/>
+            <w:tcW w:w="3870" w:type="dxa"/>
             <w:tcBorders/>
           </w:tcPr>
           <w:p>
@@ -3475,6 +5119,7 @@
                 <w:szCs w:val="24"/>
                 <w:u w:val="none"/>
               </w:rPr>
+              <w:t>L'ID Spotify del brano.</w:t>
             </w:r>
           </w:p>
         </w:tc>
@@ -3483,19 +5128,42 @@
         <w:trPr/>
         <w:tc>
           <w:tcPr>
-            <w:tcW w:w="3023" w:type="dxa"/>
+            <w:tcW w:w="3600" w:type="dxa"/>
             <w:tcBorders/>
           </w:tcPr>
           <w:p>
             <w:pPr>
               <w:pStyle w:val="TextBody"/>
               <w:widowControl w:val="false"/>
-              <w:numPr>
-                <w:ilvl w:val="2"/>
-                <w:numId w:val="2"/>
-              </w:numPr>
               <w:spacing w:before="0" w:after="140"/>
-              <w:ind w:left="850" w:right="850" w:hanging="0"/>
+              <w:ind w:right="850" w:hanging="0"/>
+              <w:rPr>
+                <w:rFonts w:ascii="Times New Roman" w:hAnsi="Times New Roman"/>
+                <w:sz w:val="24"/>
+                <w:szCs w:val="24"/>
+              </w:rPr>
+            </w:pPr>
+            <w:r>
+              <w:rPr/>
+              <w:t xml:space="preserve">Uri - </w:t>
+            </w:r>
+            <w:r>
+              <w:rPr/>
+              <w:t>string</w:t>
+            </w:r>
+          </w:p>
+        </w:tc>
+        <w:tc>
+          <w:tcPr>
+            <w:tcW w:w="3870" w:type="dxa"/>
+            <w:tcBorders/>
+          </w:tcPr>
+          <w:p>
+            <w:pPr>
+              <w:pStyle w:val="TableContents"/>
+              <w:widowControl w:val="false"/>
+              <w:spacing w:before="0" w:after="200"/>
+              <w:jc w:val="left"/>
               <w:rPr>
                 <w:rFonts w:ascii="Times New Roman" w:hAnsi="Times New Roman"/>
                 <w:b w:val="false"/>
@@ -3514,17 +5182,56 @@
                 <w:u w:val="none"/>
               </w:rPr>
             </w:pPr>
-            <w:bookmarkStart w:id="31" w:name="__RefHeading___Toc705_1710397322"/>
-            <w:bookmarkEnd w:id="31"/>
+            <w:r>
+              <w:rPr>
+                <w:b w:val="false"/>
+                <w:bCs w:val="false"/>
+                <w:i w:val="false"/>
+                <w:iCs w:val="false"/>
+                <w:strike w:val="false"/>
+                <w:dstrike w:val="false"/>
+                <w:outline w:val="false"/>
+                <w:shadow w:val="false"/>
+                <w:color w:val="000000"/>
+                <w:sz w:val="24"/>
+                <w:szCs w:val="24"/>
+                <w:u w:val="none"/>
+              </w:rPr>
+              <w:t>L'URI Spotify del brano.</w:t>
+            </w:r>
+          </w:p>
+        </w:tc>
+      </w:tr>
+      <w:tr>
+        <w:trPr/>
+        <w:tc>
+          <w:tcPr>
+            <w:tcW w:w="3600" w:type="dxa"/>
+            <w:tcBorders/>
+          </w:tcPr>
+          <w:p>
+            <w:pPr>
+              <w:pStyle w:val="TextBody"/>
+              <w:widowControl w:val="false"/>
+              <w:spacing w:before="0" w:after="140"/>
+              <w:ind w:right="850" w:hanging="0"/>
+              <w:rPr>
+                <w:rFonts w:ascii="Times New Roman" w:hAnsi="Times New Roman"/>
+              </w:rPr>
+            </w:pPr>
             <w:r>
               <w:rPr/>
-              <w:t>Acousticness</w:t>
+              <w:t xml:space="preserve">Track_href - </w:t>
+            </w:r>
+            <w:r>
+              <w:rPr/>
+              <w:t>string</w:t>
             </w:r>
           </w:p>
         </w:tc>
         <w:tc>
           <w:tcPr>
-            <w:tcW w:w="6030" w:type="dxa"/>
+            <w:tcW w:w="3870" w:type="dxa"/>
             <w:tcBorders/>
           </w:tcPr>
           <w:p>
@@ -3566,12 +5273,41 @@
                 <w:szCs w:val="24"/>
                 <w:u w:val="none"/>
               </w:rPr>
+              <w:t>Un link all'endpoint dell'API Web che fornisce tutti i dettagli della traccia.</w:t>
+            </w:r>
+          </w:p>
+        </w:tc>
+      </w:tr>
+      <w:tr>
+        <w:trPr/>
+        <w:tc>
+          <w:tcPr>
+            <w:tcW w:w="3600" w:type="dxa"/>
+            <w:tcBorders/>
+          </w:tcPr>
+          <w:p>
+            <w:pPr>
+              <w:pStyle w:val="TextBody"/>
+              <w:widowControl w:val="false"/>
+              <w:spacing w:before="0" w:after="140"/>
+              <w:ind w:right="850" w:hanging="0"/>
+              <w:rPr>
+                <w:rFonts w:ascii="Times New Roman" w:hAnsi="Times New Roman"/>
+              </w:rPr>
+            </w:pPr>
+            <w:r>
+              <w:rPr/>
+              <w:t xml:space="preserve">Analysis_url - </w:t>
+            </w:r>
+            <w:r>
+              <w:rPr/>
+              <w:t>string</w:t>
             </w:r>
           </w:p>
         </w:tc>
         <w:tc>
           <w:tcPr>
-            <w:tcW w:w="31" w:type="dxa"/>
+            <w:tcW w:w="3870" w:type="dxa"/>
             <w:tcBorders/>
           </w:tcPr>
           <w:p>
@@ -3613,6 +5349,7 @@
                 <w:szCs w:val="24"/>
                 <w:u w:val="none"/>
               </w:rPr>
+              <w:t>Un URL per accedere all'analisi audio completa di questo brano. Per accedere a questi dati è necessario un token di accesso.</w:t>
             </w:r>
           </w:p>
         </w:tc>
@@ -3621,7 +5358,7 @@
         <w:trPr/>
         <w:tc>
           <w:tcPr>
-            <w:tcW w:w="3023" w:type="dxa"/>
+            <w:tcW w:w="3600" w:type="dxa"/>
             <w:tcBorders/>
           </w:tcPr>
           <w:p>
@@ -3629,7 +5366,32 @@
               <w:pStyle w:val="TextBody"/>
               <w:widowControl w:val="false"/>
               <w:spacing w:before="0" w:after="140"/>
-              <w:ind w:left="850" w:right="850" w:hanging="0"/>
+              <w:ind w:right="850" w:hanging="0"/>
+              <w:rPr>
+                <w:rFonts w:ascii="Times New Roman" w:hAnsi="Times New Roman"/>
+              </w:rPr>
+            </w:pPr>
+            <w:r>
+              <w:rPr/>
+              <w:t xml:space="preserve">Duration_ms -  </w:t>
+            </w:r>
+            <w:r>
+              <w:rPr/>
+              <w:t>integer</w:t>
+            </w:r>
+          </w:p>
+        </w:tc>
+        <w:tc>
+          <w:tcPr>
+            <w:tcW w:w="3870" w:type="dxa"/>
+            <w:tcBorders/>
+          </w:tcPr>
+          <w:p>
+            <w:pPr>
+              <w:pStyle w:val="TableContents"/>
+              <w:widowControl w:val="false"/>
+              <w:spacing w:before="0" w:after="200"/>
+              <w:jc w:val="left"/>
               <w:rPr>
                 <w:rFonts w:ascii="Times New Roman" w:hAnsi="Times New Roman"/>
                 <w:b w:val="false"/>
@@ -3649,14 +5411,55 @@
               </w:rPr>
             </w:pPr>
             <w:r>
+              <w:rPr>
+                <w:b w:val="false"/>
+                <w:bCs w:val="false"/>
+                <w:i w:val="false"/>
+                <w:iCs w:val="false"/>
+                <w:strike w:val="false"/>
+                <w:dstrike w:val="false"/>
+                <w:outline w:val="false"/>
+                <w:shadow w:val="false"/>
+                <w:color w:val="000000"/>
+                <w:sz w:val="24"/>
+                <w:szCs w:val="24"/>
+                <w:u w:val="none"/>
+              </w:rPr>
+              <w:t>La durata del brano in millisecondi.</w:t>
+            </w:r>
+          </w:p>
+        </w:tc>
+      </w:tr>
+      <w:tr>
+        <w:trPr/>
+        <w:tc>
+          <w:tcPr>
+            <w:tcW w:w="3600" w:type="dxa"/>
+            <w:tcBorders/>
+          </w:tcPr>
+          <w:p>
+            <w:pPr>
+              <w:pStyle w:val="TextBody"/>
+              <w:widowControl w:val="false"/>
+              <w:spacing w:before="0" w:after="140"/>
+              <w:ind w:right="850" w:hanging="0"/>
+              <w:rPr>
+                <w:rFonts w:ascii="Times New Roman" w:hAnsi="Times New Roman"/>
+              </w:rPr>
+            </w:pPr>
+            <w:r>
               <w:rPr/>
-              <w:t>Instrumentalness</w:t>
+              <w:t xml:space="preserve">Time_signature - </w:t>
+            </w:r>
+            <w:r>
+              <w:rPr/>
+              <w:t>integer</w:t>
             </w:r>
           </w:p>
         </w:tc>
         <w:tc>
           <w:tcPr>
-            <w:tcW w:w="6030" w:type="dxa"/>
+            <w:tcW w:w="3870" w:type="dxa"/>
             <w:tcBorders/>
           </w:tcPr>
           <w:p>
@@ -3698,12 +5501,958 @@
                 <w:szCs w:val="24"/>
                 <w:u w:val="none"/>
               </w:rPr>
+              <w:t>Una stima dell'indicazione di tempo. L'indicazione di tempo (metro) è una convenzione di notazione per specificare quanti battiti ci sono in ogni battuta musicale (o misura). La firma temporale va da 3 a 7, indicando firme temporali da "3/4" a "7/4".</w:t>
+            </w:r>
+          </w:p>
+        </w:tc>
+      </w:tr>
+    </w:tbl>
+    <w:p>
+      <w:pPr>
+        <w:pStyle w:val="TextBody"/>
+        <w:rPr/>
+      </w:pPr>
+      <w:r>
+        <w:rPr/>
+      </w:r>
+    </w:p>
+    <w:p>
+      <w:pPr>
+        <w:pStyle w:val="Heading3"/>
+        <w:numPr>
+          <w:ilvl w:val="2"/>
+          <w:numId w:val="2"/>
+        </w:numPr>
+        <w:rPr/>
+      </w:pPr>
+      <w:bookmarkStart w:id="27" w:name="__RefHeading___Toc707_1710397322"/>
+      <w:bookmarkEnd w:id="27"/>
+      <w:r>
+        <w:rPr/>
+        <w:tab/>
+        <w:tab/>
+        <w:t>Get Several Artists</w:t>
+      </w:r>
+    </w:p>
+    <w:p>
+      <w:pPr>
+        <w:pStyle w:val="TextBody"/>
+        <w:rPr/>
+      </w:pPr>
+      <w:r>
+        <w:rPr/>
+        <w:t>Restituisce</w:t>
+      </w:r>
+      <w:r>
+        <w:rPr/>
+        <w:t xml:space="preserve"> informazioni </w:t>
+      </w:r>
+      <w:r>
+        <w:rPr/>
+        <w:t>dal</w:t>
+      </w:r>
+      <w:r>
+        <w:rPr/>
+        <w:t xml:space="preserve"> catalogo Spotify per diversi artisti in base ai loro ID Spotify</w:t>
+      </w:r>
+    </w:p>
+    <w:p>
+      <w:pPr>
+        <w:pStyle w:val="TextBody"/>
+        <w:rPr/>
+      </w:pPr>
+      <w:r>
+        <w:rPr/>
+      </w:r>
+    </w:p>
+    <w:p>
+      <w:pPr>
+        <w:pStyle w:val="TextBody"/>
+        <w:rPr>
+          <w:b/>
+          <w:b/>
+          <w:bCs/>
+        </w:rPr>
+      </w:pPr>
+      <w:r>
+        <w:rPr>
+          <w:b/>
+          <w:bCs/>
+        </w:rPr>
+        <w:t>Request.Query</w:t>
+      </w:r>
+    </w:p>
+    <w:tbl>
+      <w:tblPr>
+        <w:tblW w:w="7440" w:type="dxa"/>
+        <w:jc w:val="left"/>
+        <w:tblInd w:w="854" w:type="dxa"/>
+        <w:tblLayout w:type="fixed"/>
+        <w:tblCellMar>
+          <w:top w:w="55" w:type="dxa"/>
+          <w:left w:w="55" w:type="dxa"/>
+          <w:bottom w:w="55" w:type="dxa"/>
+          <w:right w:w="55" w:type="dxa"/>
+        </w:tblCellMar>
+      </w:tblPr>
+      <w:tblGrid>
+        <w:gridCol w:w="3690"/>
+        <w:gridCol w:w="3750"/>
+      </w:tblGrid>
+      <w:tr>
+        <w:trPr/>
+        <w:tc>
+          <w:tcPr>
+            <w:tcW w:w="3690" w:type="dxa"/>
+            <w:tcBorders/>
+          </w:tcPr>
+          <w:p>
+            <w:pPr>
+              <w:pStyle w:val="TableContents"/>
+              <w:spacing w:before="0" w:after="200"/>
+              <w:rPr>
+                <w:b w:val="false"/>
+                <w:b w:val="false"/>
+                <w:bCs w:val="false"/>
+                <w:sz w:val="24"/>
+                <w:szCs w:val="24"/>
+              </w:rPr>
+            </w:pPr>
+            <w:r>
+              <w:rPr>
+                <w:b w:val="false"/>
+                <w:bCs w:val="false"/>
+                <w:sz w:val="24"/>
+                <w:szCs w:val="24"/>
+              </w:rPr>
+              <w:t>Ids - string</w:t>
             </w:r>
           </w:p>
         </w:tc>
         <w:tc>
           <w:tcPr>
-            <w:tcW w:w="31" w:type="dxa"/>
+            <w:tcW w:w="3750" w:type="dxa"/>
+            <w:tcBorders/>
+          </w:tcPr>
+          <w:p>
+            <w:pPr>
+              <w:pStyle w:val="TableContents"/>
+              <w:spacing w:before="0" w:after="200"/>
+              <w:rPr>
+                <w:b w:val="false"/>
+                <w:b w:val="false"/>
+                <w:bCs w:val="false"/>
+                <w:sz w:val="24"/>
+                <w:szCs w:val="24"/>
+              </w:rPr>
+            </w:pPr>
+            <w:r>
+              <w:rPr>
+                <w:b w:val="false"/>
+                <w:bCs w:val="false"/>
+                <w:sz w:val="24"/>
+                <w:szCs w:val="24"/>
+              </w:rPr>
+              <w:t>Un elenco separato da virgole degli ID Spotify degli artisti. Massimo: 50 ID.</w:t>
+            </w:r>
+          </w:p>
+        </w:tc>
+      </w:tr>
+    </w:tbl>
+    <w:p>
+      <w:pPr>
+        <w:pStyle w:val="TextBody"/>
+        <w:rPr/>
+      </w:pPr>
+      <w:r>
+        <w:rPr/>
+      </w:r>
+      <w:r>
+        <w:br w:type="page"/>
+      </w:r>
+    </w:p>
+    <w:p>
+      <w:pPr>
+        <w:pStyle w:val="TextBody"/>
+        <w:rPr/>
+      </w:pPr>
+      <w:r>
+        <w:rPr/>
+      </w:r>
+    </w:p>
+    <w:p>
+      <w:pPr>
+        <w:pStyle w:val="TextBody"/>
+        <w:rPr>
+          <w:b/>
+          <w:b/>
+          <w:bCs/>
+        </w:rPr>
+      </w:pPr>
+      <w:r>
+        <w:rPr>
+          <w:b/>
+          <w:bCs/>
+        </w:rPr>
+        <w:t>Response.Body</w:t>
+      </w:r>
+    </w:p>
+    <w:tbl>
+      <w:tblPr>
+        <w:tblW w:w="7440" w:type="dxa"/>
+        <w:jc w:val="left"/>
+        <w:tblInd w:w="854" w:type="dxa"/>
+        <w:tblLayout w:type="fixed"/>
+        <w:tblCellMar>
+          <w:top w:w="55" w:type="dxa"/>
+          <w:left w:w="55" w:type="dxa"/>
+          <w:bottom w:w="55" w:type="dxa"/>
+          <w:right w:w="55" w:type="dxa"/>
+        </w:tblCellMar>
+      </w:tblPr>
+      <w:tblGrid>
+        <w:gridCol w:w="3690"/>
+        <w:gridCol w:w="3750"/>
+      </w:tblGrid>
+      <w:tr>
+        <w:trPr/>
+        <w:tc>
+          <w:tcPr>
+            <w:tcW w:w="3690" w:type="dxa"/>
+            <w:tcBorders/>
+          </w:tcPr>
+          <w:p>
+            <w:pPr>
+              <w:pStyle w:val="TableContents"/>
+              <w:spacing w:before="0" w:after="200"/>
+              <w:rPr>
+                <w:b w:val="false"/>
+                <w:b w:val="false"/>
+                <w:bCs w:val="false"/>
+                <w:sz w:val="24"/>
+                <w:szCs w:val="24"/>
+              </w:rPr>
+            </w:pPr>
+            <w:r>
+              <w:rPr>
+                <w:b w:val="false"/>
+                <w:bCs w:val="false"/>
+                <w:sz w:val="24"/>
+                <w:szCs w:val="24"/>
+              </w:rPr>
+              <w:t>Artists external_urls - string</w:t>
+            </w:r>
+          </w:p>
+        </w:tc>
+        <w:tc>
+          <w:tcPr>
+            <w:tcW w:w="3750" w:type="dxa"/>
+            <w:tcBorders/>
+          </w:tcPr>
+          <w:p>
+            <w:pPr>
+              <w:pStyle w:val="TableContents"/>
+              <w:spacing w:before="0" w:after="200"/>
+              <w:rPr>
+                <w:b w:val="false"/>
+                <w:b w:val="false"/>
+                <w:bCs w:val="false"/>
+                <w:sz w:val="24"/>
+                <w:szCs w:val="24"/>
+              </w:rPr>
+            </w:pPr>
+            <w:r>
+              <w:rPr>
+                <w:b w:val="false"/>
+                <w:bCs w:val="false"/>
+                <w:sz w:val="24"/>
+                <w:szCs w:val="24"/>
+              </w:rPr>
+              <w:t>L'URL esterno noto di Spotify per questo artista.</w:t>
+            </w:r>
+          </w:p>
+        </w:tc>
+      </w:tr>
+      <w:tr>
+        <w:trPr/>
+        <w:tc>
+          <w:tcPr>
+            <w:tcW w:w="3690" w:type="dxa"/>
+            <w:tcBorders/>
+          </w:tcPr>
+          <w:p>
+            <w:pPr>
+              <w:pStyle w:val="TableContents"/>
+              <w:spacing w:before="0" w:after="200"/>
+              <w:rPr>
+                <w:b w:val="false"/>
+                <w:b w:val="false"/>
+                <w:bCs w:val="false"/>
+                <w:sz w:val="24"/>
+                <w:szCs w:val="24"/>
+              </w:rPr>
+            </w:pPr>
+            <w:r>
+              <w:rPr>
+                <w:b w:val="false"/>
+                <w:bCs w:val="false"/>
+                <w:sz w:val="24"/>
+                <w:szCs w:val="24"/>
+              </w:rPr>
+              <w:t>Followers href - string</w:t>
+            </w:r>
+          </w:p>
+        </w:tc>
+        <w:tc>
+          <w:tcPr>
+            <w:tcW w:w="3750" w:type="dxa"/>
+            <w:tcBorders/>
+          </w:tcPr>
+          <w:p>
+            <w:pPr>
+              <w:pStyle w:val="TableContents"/>
+              <w:spacing w:before="0" w:after="200"/>
+              <w:rPr>
+                <w:b w:val="false"/>
+                <w:b w:val="false"/>
+                <w:bCs w:val="false"/>
+                <w:sz w:val="24"/>
+                <w:szCs w:val="24"/>
+              </w:rPr>
+            </w:pPr>
+            <w:r>
+              <w:rPr>
+                <w:b w:val="false"/>
+                <w:bCs w:val="false"/>
+                <w:sz w:val="24"/>
+                <w:szCs w:val="24"/>
+              </w:rPr>
+              <w:t>Questo valore sarà sempre impostato su null, poiché l'API Web non lo supporta al momento.</w:t>
+            </w:r>
+          </w:p>
+        </w:tc>
+      </w:tr>
+      <w:tr>
+        <w:trPr/>
+        <w:tc>
+          <w:tcPr>
+            <w:tcW w:w="3690" w:type="dxa"/>
+            <w:tcBorders/>
+          </w:tcPr>
+          <w:p>
+            <w:pPr>
+              <w:pStyle w:val="TableContents"/>
+              <w:spacing w:before="0" w:after="200"/>
+              <w:rPr>
+                <w:b w:val="false"/>
+                <w:b w:val="false"/>
+                <w:bCs w:val="false"/>
+                <w:sz w:val="24"/>
+                <w:szCs w:val="24"/>
+              </w:rPr>
+            </w:pPr>
+            <w:r>
+              <w:rPr>
+                <w:b w:val="false"/>
+                <w:bCs w:val="false"/>
+                <w:sz w:val="24"/>
+                <w:szCs w:val="24"/>
+              </w:rPr>
+              <w:t>Followers total - integer</w:t>
+            </w:r>
+          </w:p>
+        </w:tc>
+        <w:tc>
+          <w:tcPr>
+            <w:tcW w:w="3750" w:type="dxa"/>
+            <w:tcBorders/>
+          </w:tcPr>
+          <w:p>
+            <w:pPr>
+              <w:pStyle w:val="TableContents"/>
+              <w:spacing w:before="0" w:after="200"/>
+              <w:rPr>
+                <w:b w:val="false"/>
+                <w:b w:val="false"/>
+                <w:bCs w:val="false"/>
+                <w:sz w:val="24"/>
+                <w:szCs w:val="24"/>
+              </w:rPr>
+            </w:pPr>
+            <w:r>
+              <w:rPr>
+                <w:b w:val="false"/>
+                <w:bCs w:val="false"/>
+                <w:sz w:val="24"/>
+                <w:szCs w:val="24"/>
+              </w:rPr>
+              <w:t>Il numero totale di follower</w:t>
+            </w:r>
+          </w:p>
+        </w:tc>
+      </w:tr>
+      <w:tr>
+        <w:trPr/>
+        <w:tc>
+          <w:tcPr>
+            <w:tcW w:w="3690" w:type="dxa"/>
+            <w:tcBorders/>
+          </w:tcPr>
+          <w:p>
+            <w:pPr>
+              <w:pStyle w:val="TableContents"/>
+              <w:spacing w:before="0" w:after="200"/>
+              <w:rPr>
+                <w:b w:val="false"/>
+                <w:b w:val="false"/>
+                <w:bCs w:val="false"/>
+                <w:sz w:val="24"/>
+                <w:szCs w:val="24"/>
+              </w:rPr>
+            </w:pPr>
+            <w:r>
+              <w:rPr>
+                <w:b w:val="false"/>
+                <w:bCs w:val="false"/>
+                <w:sz w:val="24"/>
+                <w:szCs w:val="24"/>
+              </w:rPr>
+              <w:t>Genres – array</w:t>
+            </w:r>
+          </w:p>
+        </w:tc>
+        <w:tc>
+          <w:tcPr>
+            <w:tcW w:w="3750" w:type="dxa"/>
+            <w:tcBorders/>
+          </w:tcPr>
+          <w:p>
+            <w:pPr>
+              <w:pStyle w:val="TableContents"/>
+              <w:spacing w:before="0" w:after="200"/>
+              <w:rPr>
+                <w:b w:val="false"/>
+                <w:b w:val="false"/>
+                <w:bCs w:val="false"/>
+                <w:sz w:val="24"/>
+                <w:szCs w:val="24"/>
+              </w:rPr>
+            </w:pPr>
+            <w:r>
+              <w:rPr>
+                <w:b w:val="false"/>
+                <w:bCs w:val="false"/>
+                <w:sz w:val="24"/>
+                <w:szCs w:val="24"/>
+              </w:rPr>
+              <w:t>Un elenco dei generi a cui l'artista è associato. Se non ancora classificato, l'array è vuoto.</w:t>
+            </w:r>
+          </w:p>
+        </w:tc>
+      </w:tr>
+      <w:tr>
+        <w:trPr/>
+        <w:tc>
+          <w:tcPr>
+            <w:tcW w:w="3690" w:type="dxa"/>
+            <w:tcBorders/>
+          </w:tcPr>
+          <w:p>
+            <w:pPr>
+              <w:pStyle w:val="TableContents"/>
+              <w:spacing w:before="0" w:after="200"/>
+              <w:rPr>
+                <w:b w:val="false"/>
+                <w:b w:val="false"/>
+                <w:bCs w:val="false"/>
+                <w:sz w:val="24"/>
+                <w:szCs w:val="24"/>
+              </w:rPr>
+            </w:pPr>
+            <w:r>
+              <w:rPr>
+                <w:b w:val="false"/>
+                <w:bCs w:val="false"/>
+                <w:sz w:val="24"/>
+                <w:szCs w:val="24"/>
+              </w:rPr>
+              <w:t>Href - string</w:t>
+            </w:r>
+          </w:p>
+        </w:tc>
+        <w:tc>
+          <w:tcPr>
+            <w:tcW w:w="3750" w:type="dxa"/>
+            <w:tcBorders/>
+          </w:tcPr>
+          <w:p>
+            <w:pPr>
+              <w:pStyle w:val="TableContents"/>
+              <w:spacing w:before="0" w:after="200"/>
+              <w:rPr>
+                <w:b w:val="false"/>
+                <w:b w:val="false"/>
+                <w:bCs w:val="false"/>
+                <w:sz w:val="24"/>
+                <w:szCs w:val="24"/>
+              </w:rPr>
+            </w:pPr>
+            <w:r>
+              <w:rPr>
+                <w:b w:val="false"/>
+                <w:bCs w:val="false"/>
+                <w:sz w:val="24"/>
+                <w:szCs w:val="24"/>
+              </w:rPr>
+              <w:t>Un link all'endpoint della Web API che fornisce tutti i dettagli dell'artista.</w:t>
+            </w:r>
+          </w:p>
+        </w:tc>
+      </w:tr>
+      <w:tr>
+        <w:trPr/>
+        <w:tc>
+          <w:tcPr>
+            <w:tcW w:w="3690" w:type="dxa"/>
+            <w:tcBorders/>
+          </w:tcPr>
+          <w:p>
+            <w:pPr>
+              <w:pStyle w:val="TableContents"/>
+              <w:spacing w:before="0" w:after="200"/>
+              <w:rPr>
+                <w:b w:val="false"/>
+                <w:b w:val="false"/>
+                <w:bCs w:val="false"/>
+                <w:sz w:val="24"/>
+                <w:szCs w:val="24"/>
+              </w:rPr>
+            </w:pPr>
+            <w:r>
+              <w:rPr>
+                <w:b w:val="false"/>
+                <w:bCs w:val="false"/>
+                <w:sz w:val="24"/>
+                <w:szCs w:val="24"/>
+              </w:rPr>
+              <w:t>Id - string</w:t>
+            </w:r>
+          </w:p>
+        </w:tc>
+        <w:tc>
+          <w:tcPr>
+            <w:tcW w:w="3750" w:type="dxa"/>
+            <w:tcBorders/>
+          </w:tcPr>
+          <w:p>
+            <w:pPr>
+              <w:pStyle w:val="TableContents"/>
+              <w:spacing w:before="0" w:after="200"/>
+              <w:rPr>
+                <w:b w:val="false"/>
+                <w:b w:val="false"/>
+                <w:bCs w:val="false"/>
+                <w:sz w:val="24"/>
+                <w:szCs w:val="24"/>
+              </w:rPr>
+            </w:pPr>
+            <w:r>
+              <w:rPr>
+                <w:b w:val="false"/>
+                <w:bCs w:val="false"/>
+                <w:sz w:val="24"/>
+                <w:szCs w:val="24"/>
+              </w:rPr>
+              <w:t>L'ID Spotify dell'artista.</w:t>
+            </w:r>
+          </w:p>
+        </w:tc>
+      </w:tr>
+      <w:tr>
+        <w:trPr/>
+        <w:tc>
+          <w:tcPr>
+            <w:tcW w:w="3690" w:type="dxa"/>
+            <w:tcBorders/>
+          </w:tcPr>
+          <w:p>
+            <w:pPr>
+              <w:pStyle w:val="TableContents"/>
+              <w:spacing w:before="0" w:after="200"/>
+              <w:rPr>
+                <w:b w:val="false"/>
+                <w:b w:val="false"/>
+                <w:bCs w:val="false"/>
+                <w:sz w:val="24"/>
+                <w:szCs w:val="24"/>
+              </w:rPr>
+            </w:pPr>
+            <w:r>
+              <w:rPr>
+                <w:rFonts w:eastAsia="Calibri" w:cs="" w:cstheme="minorBidi" w:eastAsiaTheme="minorHAnsi"/>
+                <w:b w:val="false"/>
+                <w:bCs w:val="false"/>
+                <w:color w:val="auto"/>
+                <w:kern w:val="0"/>
+                <w:sz w:val="24"/>
+                <w:szCs w:val="24"/>
+                <w:lang w:val="it-IT" w:eastAsia="en-US" w:bidi="ar-SA"/>
+              </w:rPr>
+              <w:t>Images url - string</w:t>
+            </w:r>
+          </w:p>
+        </w:tc>
+        <w:tc>
+          <w:tcPr>
+            <w:tcW w:w="3750" w:type="dxa"/>
+            <w:tcBorders/>
+          </w:tcPr>
+          <w:p>
+            <w:pPr>
+              <w:pStyle w:val="TableContents"/>
+              <w:spacing w:before="0" w:after="200"/>
+              <w:rPr>
+                <w:b w:val="false"/>
+                <w:b w:val="false"/>
+                <w:bCs w:val="false"/>
+                <w:sz w:val="24"/>
+                <w:szCs w:val="24"/>
+              </w:rPr>
+            </w:pPr>
+            <w:r>
+              <w:rPr>
+                <w:b w:val="false"/>
+                <w:bCs w:val="false"/>
+                <w:sz w:val="24"/>
+                <w:szCs w:val="24"/>
+              </w:rPr>
+              <w:t>L'URL di origine dell'immagine dell'artista.</w:t>
+            </w:r>
+          </w:p>
+        </w:tc>
+      </w:tr>
+      <w:tr>
+        <w:trPr/>
+        <w:tc>
+          <w:tcPr>
+            <w:tcW w:w="3690" w:type="dxa"/>
+            <w:tcBorders/>
+          </w:tcPr>
+          <w:p>
+            <w:pPr>
+              <w:pStyle w:val="TableContents"/>
+              <w:spacing w:before="0" w:after="200"/>
+              <w:rPr>
+                <w:b w:val="false"/>
+                <w:b w:val="false"/>
+                <w:bCs w:val="false"/>
+                <w:sz w:val="24"/>
+                <w:szCs w:val="24"/>
+              </w:rPr>
+            </w:pPr>
+            <w:r>
+              <w:rPr>
+                <w:rFonts w:eastAsia="Calibri" w:cs="" w:cstheme="minorBidi" w:eastAsiaTheme="minorHAnsi"/>
+                <w:b w:val="false"/>
+                <w:bCs w:val="false"/>
+                <w:color w:val="auto"/>
+                <w:kern w:val="0"/>
+                <w:sz w:val="24"/>
+                <w:szCs w:val="24"/>
+                <w:lang w:val="it-IT" w:eastAsia="en-US" w:bidi="ar-SA"/>
+              </w:rPr>
+              <w:t>I</w:t>
+            </w:r>
+            <w:r>
+              <w:rPr>
+                <w:b w:val="false"/>
+                <w:bCs w:val="false"/>
+                <w:sz w:val="24"/>
+                <w:szCs w:val="24"/>
+              </w:rPr>
+              <w:t>mages height - integer</w:t>
+            </w:r>
+          </w:p>
+        </w:tc>
+        <w:tc>
+          <w:tcPr>
+            <w:tcW w:w="3750" w:type="dxa"/>
+            <w:tcBorders/>
+          </w:tcPr>
+          <w:p>
+            <w:pPr>
+              <w:pStyle w:val="TableContents"/>
+              <w:spacing w:before="0" w:after="200"/>
+              <w:rPr>
+                <w:b w:val="false"/>
+                <w:b w:val="false"/>
+                <w:bCs w:val="false"/>
+                <w:sz w:val="24"/>
+                <w:szCs w:val="24"/>
+              </w:rPr>
+            </w:pPr>
+            <w:r>
+              <w:rPr>
+                <w:b w:val="false"/>
+                <w:bCs w:val="false"/>
+                <w:sz w:val="24"/>
+                <w:szCs w:val="24"/>
+              </w:rPr>
+              <w:t>L'altezza dell'immagine dell'artista in pixel.</w:t>
+            </w:r>
+          </w:p>
+        </w:tc>
+      </w:tr>
+      <w:tr>
+        <w:trPr/>
+        <w:tc>
+          <w:tcPr>
+            <w:tcW w:w="3690" w:type="dxa"/>
+            <w:tcBorders/>
+          </w:tcPr>
+          <w:p>
+            <w:pPr>
+              <w:pStyle w:val="TableContents"/>
+              <w:spacing w:before="0" w:after="200"/>
+              <w:rPr>
+                <w:b w:val="false"/>
+                <w:b w:val="false"/>
+                <w:bCs w:val="false"/>
+                <w:sz w:val="24"/>
+                <w:szCs w:val="24"/>
+              </w:rPr>
+            </w:pPr>
+            <w:r>
+              <w:rPr>
+                <w:b w:val="false"/>
+                <w:bCs w:val="false"/>
+                <w:sz w:val="24"/>
+                <w:szCs w:val="24"/>
+              </w:rPr>
+              <w:t xml:space="preserve">Images width – integer </w:t>
+            </w:r>
+          </w:p>
+        </w:tc>
+        <w:tc>
+          <w:tcPr>
+            <w:tcW w:w="3750" w:type="dxa"/>
+            <w:tcBorders/>
+          </w:tcPr>
+          <w:p>
+            <w:pPr>
+              <w:pStyle w:val="TableContents"/>
+              <w:spacing w:before="0" w:after="200"/>
+              <w:rPr>
+                <w:b w:val="false"/>
+                <w:b w:val="false"/>
+                <w:bCs w:val="false"/>
+                <w:sz w:val="24"/>
+                <w:szCs w:val="24"/>
+              </w:rPr>
+            </w:pPr>
+            <w:r>
+              <w:rPr>
+                <w:b w:val="false"/>
+                <w:bCs w:val="false"/>
+                <w:sz w:val="24"/>
+                <w:szCs w:val="24"/>
+              </w:rPr>
+              <w:t xml:space="preserve">La larghezza </w:t>
+            </w:r>
+            <w:r>
+              <w:rPr>
+                <w:b w:val="false"/>
+                <w:bCs w:val="false"/>
+                <w:sz w:val="24"/>
+                <w:szCs w:val="24"/>
+              </w:rPr>
+              <w:t>dell'immagine dell'artista in pixel.</w:t>
+            </w:r>
+          </w:p>
+        </w:tc>
+      </w:tr>
+      <w:tr>
+        <w:trPr/>
+        <w:tc>
+          <w:tcPr>
+            <w:tcW w:w="3690" w:type="dxa"/>
+            <w:tcBorders/>
+          </w:tcPr>
+          <w:p>
+            <w:pPr>
+              <w:pStyle w:val="TableContents"/>
+              <w:spacing w:before="0" w:after="200"/>
+              <w:rPr>
+                <w:b w:val="false"/>
+                <w:b w:val="false"/>
+                <w:bCs w:val="false"/>
+                <w:sz w:val="24"/>
+                <w:szCs w:val="24"/>
+              </w:rPr>
+            </w:pPr>
+            <w:r>
+              <w:rPr>
+                <w:b w:val="false"/>
+                <w:bCs w:val="false"/>
+                <w:sz w:val="24"/>
+                <w:szCs w:val="24"/>
+              </w:rPr>
+              <w:t>Name - string</w:t>
+            </w:r>
+          </w:p>
+        </w:tc>
+        <w:tc>
+          <w:tcPr>
+            <w:tcW w:w="3750" w:type="dxa"/>
+            <w:tcBorders/>
+          </w:tcPr>
+          <w:p>
+            <w:pPr>
+              <w:pStyle w:val="TableContents"/>
+              <w:spacing w:before="0" w:after="200"/>
+              <w:rPr>
+                <w:b w:val="false"/>
+                <w:b w:val="false"/>
+                <w:bCs w:val="false"/>
+                <w:sz w:val="24"/>
+                <w:szCs w:val="24"/>
+              </w:rPr>
+            </w:pPr>
+            <w:r>
+              <w:rPr>
+                <w:b w:val="false"/>
+                <w:bCs w:val="false"/>
+                <w:sz w:val="24"/>
+                <w:szCs w:val="24"/>
+              </w:rPr>
+              <w:t>Il nome dell</w:t>
+            </w:r>
+            <w:r>
+              <w:rPr>
+                <w:rFonts w:eastAsia="Calibri" w:cs="" w:cstheme="minorBidi" w:eastAsiaTheme="minorHAnsi"/>
+                <w:b w:val="false"/>
+                <w:bCs w:val="false"/>
+                <w:color w:val="auto"/>
+                <w:kern w:val="0"/>
+                <w:sz w:val="24"/>
+                <w:szCs w:val="24"/>
+                <w:lang w:val="it-IT" w:eastAsia="en-US" w:bidi="ar-SA"/>
+              </w:rPr>
+              <w:t>’ artista</w:t>
+            </w:r>
+          </w:p>
+        </w:tc>
+      </w:tr>
+      <w:tr>
+        <w:trPr/>
+        <w:tc>
+          <w:tcPr>
+            <w:tcW w:w="3690" w:type="dxa"/>
+            <w:tcBorders/>
+          </w:tcPr>
+          <w:p>
+            <w:pPr>
+              <w:pStyle w:val="TableContents"/>
+              <w:spacing w:before="0" w:after="200"/>
+              <w:rPr>
+                <w:b w:val="false"/>
+                <w:b w:val="false"/>
+                <w:bCs w:val="false"/>
+                <w:sz w:val="24"/>
+                <w:szCs w:val="24"/>
+              </w:rPr>
+            </w:pPr>
+            <w:r>
+              <w:rPr>
+                <w:b w:val="false"/>
+                <w:bCs w:val="false"/>
+                <w:sz w:val="24"/>
+                <w:szCs w:val="24"/>
+              </w:rPr>
+              <w:t>‍</w:t>
+            </w:r>
+            <w:r>
+              <w:rPr>
+                <w:b w:val="false"/>
+                <w:bCs w:val="false"/>
+                <w:sz w:val="24"/>
+                <w:szCs w:val="24"/>
+              </w:rPr>
+              <w:t>Popularity - integer</w:t>
+            </w:r>
+          </w:p>
+        </w:tc>
+        <w:tc>
+          <w:tcPr>
+            <w:tcW w:w="3750" w:type="dxa"/>
+            <w:tcBorders/>
+          </w:tcPr>
+          <w:p>
+            <w:pPr>
+              <w:pStyle w:val="TableContents"/>
+              <w:spacing w:before="0" w:after="200"/>
+              <w:rPr>
+                <w:b w:val="false"/>
+                <w:b w:val="false"/>
+                <w:bCs w:val="false"/>
+                <w:sz w:val="24"/>
+                <w:szCs w:val="24"/>
+              </w:rPr>
+            </w:pPr>
+            <w:r>
+              <w:rPr>
+                <w:b w:val="false"/>
+                <w:bCs w:val="false"/>
+                <w:sz w:val="24"/>
+                <w:szCs w:val="24"/>
+              </w:rPr>
+              <w:t>La popolarità dell'artista. Il valore sarà compreso tra 0 e 100, con 100 che rappresenta il valore più popolare. La popolarità dell'artista è calcolata in base alla popolarità di tutti i brani dell'artista.</w:t>
+            </w:r>
+          </w:p>
+        </w:tc>
+      </w:tr>
+      <w:tr>
+        <w:trPr/>
+        <w:tc>
+          <w:tcPr>
+            <w:tcW w:w="3690" w:type="dxa"/>
+            <w:tcBorders/>
+          </w:tcPr>
+          <w:p>
+            <w:pPr>
+              <w:pStyle w:val="TableContents"/>
+              <w:spacing w:before="0" w:after="200"/>
+              <w:rPr>
+                <w:b w:val="false"/>
+                <w:b w:val="false"/>
+                <w:bCs w:val="false"/>
+                <w:sz w:val="24"/>
+                <w:szCs w:val="24"/>
+              </w:rPr>
+            </w:pPr>
+            <w:r>
+              <w:rPr>
+                <w:b w:val="false"/>
+                <w:bCs w:val="false"/>
+                <w:sz w:val="24"/>
+                <w:szCs w:val="24"/>
+              </w:rPr>
+              <w:t>‍</w:t>
+            </w:r>
+            <w:r>
+              <w:rPr>
+                <w:b w:val="false"/>
+                <w:bCs w:val="false"/>
+                <w:sz w:val="24"/>
+                <w:szCs w:val="24"/>
+              </w:rPr>
+              <w:t>Type - string</w:t>
+            </w:r>
+          </w:p>
+        </w:tc>
+        <w:tc>
+          <w:tcPr>
+            <w:tcW w:w="3750" w:type="dxa"/>
             <w:tcBorders/>
           </w:tcPr>
           <w:p>
@@ -3745,6 +6494,27 @@
                 <w:szCs w:val="24"/>
                 <w:u w:val="none"/>
               </w:rPr>
+              <w:t xml:space="preserve">Il tipo di oggetto in risposta. In questo caso </w:t>
+            </w:r>
+            <w:r>
+              <w:rPr>
+                <w:rFonts w:eastAsia="Calibri" w:cs=""/>
+                <w:b w:val="false"/>
+                <w:bCs w:val="false"/>
+                <w:i w:val="false"/>
+                <w:iCs w:val="false"/>
+                <w:strike w:val="false"/>
+                <w:dstrike w:val="false"/>
+                <w:outline w:val="false"/>
+                <w:shadow w:val="false"/>
+                <w:color w:val="000000"/>
+                <w:kern w:val="0"/>
+                <w:sz w:val="24"/>
+                <w:szCs w:val="24"/>
+                <w:u w:val="none"/>
+                <w:lang w:val="it-IT" w:eastAsia="en-US" w:bidi="ar-SA"/>
+              </w:rPr>
+              <w:t>“artist”</w:t>
             </w:r>
           </w:p>
         </w:tc>
@@ -3753,1202 +6523,66 @@
         <w:trPr/>
         <w:tc>
           <w:tcPr>
-            <w:tcW w:w="3023" w:type="dxa"/>
-            <w:tcBorders/>
-          </w:tcPr>
-          <w:p>
-            <w:pPr>
-              <w:pStyle w:val="TextBody"/>
-              <w:widowControl w:val="false"/>
-              <w:spacing w:before="0" w:after="140"/>
-              <w:ind w:left="850" w:right="850" w:hanging="0"/>
-              <w:rPr>
-                <w:rFonts w:ascii="Times New Roman" w:hAnsi="Times New Roman"/>
-                <w:b w:val="false"/>
-                <w:b w:val="false"/>
-                <w:bCs w:val="false"/>
-                <w:i w:val="false"/>
-                <w:i w:val="false"/>
-                <w:iCs w:val="false"/>
-                <w:strike w:val="false"/>
-                <w:dstrike w:val="false"/>
-                <w:outline w:val="false"/>
-                <w:shadow w:val="false"/>
-                <w:color w:val="000000"/>
-                <w:sz w:val="24"/>
-                <w:szCs w:val="24"/>
-                <w:u w:val="none"/>
-              </w:rPr>
-            </w:pPr>
-            <w:r>
-              <w:rPr/>
-              <w:t>Liveness</w:t>
-            </w:r>
-          </w:p>
-        </w:tc>
-        <w:tc>
-          <w:tcPr>
-            <w:tcW w:w="6030" w:type="dxa"/>
+            <w:tcW w:w="3690" w:type="dxa"/>
             <w:tcBorders/>
           </w:tcPr>
           <w:p>
             <w:pPr>
               <w:pStyle w:val="TableContents"/>
-              <w:widowControl w:val="false"/>
               <w:spacing w:before="0" w:after="200"/>
-              <w:jc w:val="left"/>
-              <w:rPr>
-                <w:rFonts w:ascii="Times New Roman" w:hAnsi="Times New Roman"/>
-                <w:b w:val="false"/>
-                <w:b w:val="false"/>
-                <w:bCs w:val="false"/>
-                <w:i w:val="false"/>
-                <w:i w:val="false"/>
-                <w:iCs w:val="false"/>
-                <w:strike w:val="false"/>
-                <w:dstrike w:val="false"/>
-                <w:outline w:val="false"/>
-                <w:shadow w:val="false"/>
-                <w:color w:val="000000"/>
-                <w:sz w:val="24"/>
-                <w:szCs w:val="24"/>
-                <w:u w:val="none"/>
+              <w:rPr>
+                <w:b w:val="false"/>
+                <w:b w:val="false"/>
+                <w:bCs w:val="false"/>
+                <w:sz w:val="24"/>
+                <w:szCs w:val="24"/>
               </w:rPr>
             </w:pPr>
             <w:r>
               <w:rPr>
                 <w:b w:val="false"/>
                 <w:bCs w:val="false"/>
-                <w:i w:val="false"/>
-                <w:iCs w:val="false"/>
-                <w:strike w:val="false"/>
-                <w:dstrike w:val="false"/>
-                <w:outline w:val="false"/>
-                <w:shadow w:val="false"/>
-                <w:color w:val="000000"/>
-                <w:sz w:val="24"/>
-                <w:szCs w:val="24"/>
-                <w:u w:val="none"/>
-              </w:rPr>
+                <w:sz w:val="24"/>
+                <w:szCs w:val="24"/>
+              </w:rPr>
+              <w:t>‍</w:t>
+            </w:r>
+            <w:r>
+              <w:rPr>
+                <w:b w:val="false"/>
+                <w:bCs w:val="false"/>
+                <w:sz w:val="24"/>
+                <w:szCs w:val="24"/>
+              </w:rPr>
+              <w:t>Uri – string</w:t>
             </w:r>
           </w:p>
         </w:tc>
         <w:tc>
           <w:tcPr>
-            <w:tcW w:w="31" w:type="dxa"/>
+            <w:tcW w:w="3750" w:type="dxa"/>
             <w:tcBorders/>
           </w:tcPr>
           <w:p>
             <w:pPr>
               <w:pStyle w:val="TableContents"/>
-              <w:widowControl w:val="false"/>
               <w:spacing w:before="0" w:after="200"/>
-              <w:jc w:val="left"/>
-              <w:rPr>
-                <w:rFonts w:ascii="Times New Roman" w:hAnsi="Times New Roman"/>
-                <w:b w:val="false"/>
-                <w:b w:val="false"/>
-                <w:bCs w:val="false"/>
-                <w:i w:val="false"/>
-                <w:i w:val="false"/>
-                <w:iCs w:val="false"/>
-                <w:strike w:val="false"/>
-                <w:dstrike w:val="false"/>
-                <w:outline w:val="false"/>
-                <w:shadow w:val="false"/>
-                <w:color w:val="000000"/>
-                <w:sz w:val="24"/>
-                <w:szCs w:val="24"/>
-                <w:u w:val="none"/>
+              <w:rPr>
+                <w:b w:val="false"/>
+                <w:b w:val="false"/>
+                <w:bCs w:val="false"/>
+                <w:sz w:val="24"/>
+                <w:szCs w:val="24"/>
               </w:rPr>
             </w:pPr>
             <w:r>
               <w:rPr>
                 <w:b w:val="false"/>
                 <w:bCs w:val="false"/>
-                <w:i w:val="false"/>
-                <w:iCs w:val="false"/>
-                <w:strike w:val="false"/>
-                <w:dstrike w:val="false"/>
-                <w:outline w:val="false"/>
-                <w:shadow w:val="false"/>
-                <w:color w:val="000000"/>
-                <w:sz w:val="24"/>
-                <w:szCs w:val="24"/>
-                <w:u w:val="none"/>
-              </w:rPr>
-            </w:r>
-          </w:p>
-        </w:tc>
-      </w:tr>
-      <w:tr>
-        <w:trPr/>
-        <w:tc>
-          <w:tcPr>
-            <w:tcW w:w="3023" w:type="dxa"/>
-            <w:tcBorders/>
-          </w:tcPr>
-          <w:p>
-            <w:pPr>
-              <w:pStyle w:val="TextBody"/>
-              <w:widowControl w:val="false"/>
-              <w:spacing w:before="0" w:after="140"/>
-              <w:ind w:left="850" w:right="850" w:hanging="0"/>
-              <w:rPr>
-                <w:rFonts w:ascii="Times New Roman" w:hAnsi="Times New Roman"/>
-                <w:sz w:val="24"/>
-                <w:szCs w:val="24"/>
-              </w:rPr>
-            </w:pPr>
-            <w:r>
-              <w:rPr/>
-              <w:t>Valence</w:t>
-            </w:r>
-          </w:p>
-        </w:tc>
-        <w:tc>
-          <w:tcPr>
-            <w:tcW w:w="6030" w:type="dxa"/>
-            <w:tcBorders/>
-          </w:tcPr>
-          <w:p>
-            <w:pPr>
-              <w:pStyle w:val="TableContents"/>
-              <w:widowControl w:val="false"/>
-              <w:spacing w:before="0" w:after="200"/>
-              <w:jc w:val="left"/>
-              <w:rPr>
-                <w:rFonts w:ascii="Times New Roman" w:hAnsi="Times New Roman"/>
-                <w:b w:val="false"/>
-                <w:b w:val="false"/>
-                <w:bCs w:val="false"/>
-                <w:i w:val="false"/>
-                <w:i w:val="false"/>
-                <w:iCs w:val="false"/>
-                <w:strike w:val="false"/>
-                <w:dstrike w:val="false"/>
-                <w:outline w:val="false"/>
-                <w:shadow w:val="false"/>
-                <w:color w:val="000000"/>
-                <w:sz w:val="24"/>
-                <w:szCs w:val="24"/>
-                <w:u w:val="none"/>
-              </w:rPr>
-            </w:pPr>
-            <w:r>
-              <w:rPr>
-                <w:b w:val="false"/>
-                <w:bCs w:val="false"/>
-                <w:i w:val="false"/>
-                <w:iCs w:val="false"/>
-                <w:strike w:val="false"/>
-                <w:dstrike w:val="false"/>
-                <w:outline w:val="false"/>
-                <w:shadow w:val="false"/>
-                <w:color w:val="000000"/>
-                <w:sz w:val="24"/>
-                <w:szCs w:val="24"/>
-                <w:u w:val="none"/>
-              </w:rPr>
-            </w:r>
-          </w:p>
-        </w:tc>
-        <w:tc>
-          <w:tcPr>
-            <w:tcW w:w="31" w:type="dxa"/>
-            <w:tcBorders/>
-          </w:tcPr>
-          <w:p>
-            <w:pPr>
-              <w:pStyle w:val="TableContents"/>
-              <w:widowControl w:val="false"/>
-              <w:spacing w:before="0" w:after="200"/>
-              <w:jc w:val="left"/>
-              <w:rPr>
-                <w:rFonts w:ascii="Times New Roman" w:hAnsi="Times New Roman"/>
-                <w:b w:val="false"/>
-                <w:b w:val="false"/>
-                <w:bCs w:val="false"/>
-                <w:i w:val="false"/>
-                <w:i w:val="false"/>
-                <w:iCs w:val="false"/>
-                <w:strike w:val="false"/>
-                <w:dstrike w:val="false"/>
-                <w:outline w:val="false"/>
-                <w:shadow w:val="false"/>
-                <w:color w:val="000000"/>
-                <w:sz w:val="24"/>
-                <w:szCs w:val="24"/>
-                <w:u w:val="none"/>
-              </w:rPr>
-            </w:pPr>
-            <w:r>
-              <w:rPr>
-                <w:b w:val="false"/>
-                <w:bCs w:val="false"/>
-                <w:i w:val="false"/>
-                <w:iCs w:val="false"/>
-                <w:strike w:val="false"/>
-                <w:dstrike w:val="false"/>
-                <w:outline w:val="false"/>
-                <w:shadow w:val="false"/>
-                <w:color w:val="000000"/>
-                <w:sz w:val="24"/>
-                <w:szCs w:val="24"/>
-                <w:u w:val="none"/>
-              </w:rPr>
-            </w:r>
-          </w:p>
-        </w:tc>
-      </w:tr>
-      <w:tr>
-        <w:trPr/>
-        <w:tc>
-          <w:tcPr>
-            <w:tcW w:w="3023" w:type="dxa"/>
-            <w:tcBorders/>
-          </w:tcPr>
-          <w:p>
-            <w:pPr>
-              <w:pStyle w:val="TextBody"/>
-              <w:widowControl w:val="false"/>
-              <w:spacing w:before="0" w:after="140"/>
-              <w:ind w:left="850" w:right="850" w:hanging="0"/>
-              <w:rPr>
-                <w:rFonts w:ascii="Times New Roman" w:hAnsi="Times New Roman"/>
-                <w:sz w:val="24"/>
-                <w:szCs w:val="24"/>
-              </w:rPr>
-            </w:pPr>
-            <w:r>
-              <w:rPr/>
-              <w:t>Tempo</w:t>
-            </w:r>
-          </w:p>
-        </w:tc>
-        <w:tc>
-          <w:tcPr>
-            <w:tcW w:w="6030" w:type="dxa"/>
-            <w:tcBorders/>
-          </w:tcPr>
-          <w:p>
-            <w:pPr>
-              <w:pStyle w:val="TableContents"/>
-              <w:widowControl w:val="false"/>
-              <w:spacing w:before="0" w:after="200"/>
-              <w:jc w:val="left"/>
-              <w:rPr>
-                <w:rFonts w:ascii="Times New Roman" w:hAnsi="Times New Roman"/>
-                <w:b w:val="false"/>
-                <w:b w:val="false"/>
-                <w:bCs w:val="false"/>
-                <w:i w:val="false"/>
-                <w:i w:val="false"/>
-                <w:iCs w:val="false"/>
-                <w:strike w:val="false"/>
-                <w:dstrike w:val="false"/>
-                <w:outline w:val="false"/>
-                <w:shadow w:val="false"/>
-                <w:color w:val="000000"/>
-                <w:sz w:val="24"/>
-                <w:szCs w:val="24"/>
-                <w:u w:val="none"/>
-              </w:rPr>
-            </w:pPr>
-            <w:r>
-              <w:rPr>
-                <w:b w:val="false"/>
-                <w:bCs w:val="false"/>
-                <w:i w:val="false"/>
-                <w:iCs w:val="false"/>
-                <w:strike w:val="false"/>
-                <w:dstrike w:val="false"/>
-                <w:outline w:val="false"/>
-                <w:shadow w:val="false"/>
-                <w:color w:val="000000"/>
-                <w:sz w:val="24"/>
-                <w:szCs w:val="24"/>
-                <w:u w:val="none"/>
-              </w:rPr>
-            </w:r>
-          </w:p>
-        </w:tc>
-        <w:tc>
-          <w:tcPr>
-            <w:tcW w:w="31" w:type="dxa"/>
-            <w:tcBorders/>
-          </w:tcPr>
-          <w:p>
-            <w:pPr>
-              <w:pStyle w:val="TableContents"/>
-              <w:widowControl w:val="false"/>
-              <w:spacing w:before="0" w:after="200"/>
-              <w:jc w:val="left"/>
-              <w:rPr>
-                <w:rFonts w:ascii="Times New Roman" w:hAnsi="Times New Roman"/>
-                <w:b w:val="false"/>
-                <w:b w:val="false"/>
-                <w:bCs w:val="false"/>
-                <w:i w:val="false"/>
-                <w:i w:val="false"/>
-                <w:iCs w:val="false"/>
-                <w:strike w:val="false"/>
-                <w:dstrike w:val="false"/>
-                <w:outline w:val="false"/>
-                <w:shadow w:val="false"/>
-                <w:color w:val="000000"/>
-                <w:sz w:val="24"/>
-                <w:szCs w:val="24"/>
-                <w:u w:val="none"/>
-              </w:rPr>
-            </w:pPr>
-            <w:r>
-              <w:rPr>
-                <w:b w:val="false"/>
-                <w:bCs w:val="false"/>
-                <w:i w:val="false"/>
-                <w:iCs w:val="false"/>
-                <w:strike w:val="false"/>
-                <w:dstrike w:val="false"/>
-                <w:outline w:val="false"/>
-                <w:shadow w:val="false"/>
-                <w:color w:val="000000"/>
-                <w:sz w:val="24"/>
-                <w:szCs w:val="24"/>
-                <w:u w:val="none"/>
-              </w:rPr>
-            </w:r>
-          </w:p>
-        </w:tc>
-      </w:tr>
-      <w:tr>
-        <w:trPr/>
-        <w:tc>
-          <w:tcPr>
-            <w:tcW w:w="3023" w:type="dxa"/>
-            <w:tcBorders/>
-          </w:tcPr>
-          <w:p>
-            <w:pPr>
-              <w:pStyle w:val="TextBody"/>
-              <w:widowControl w:val="false"/>
-              <w:spacing w:before="0" w:after="140"/>
-              <w:ind w:left="850" w:right="850" w:hanging="0"/>
-              <w:rPr>
-                <w:rFonts w:ascii="Times New Roman" w:hAnsi="Times New Roman"/>
-                <w:sz w:val="24"/>
-                <w:szCs w:val="24"/>
-              </w:rPr>
-            </w:pPr>
-            <w:r>
-              <w:rPr/>
-              <w:t>Type</w:t>
-            </w:r>
-          </w:p>
-        </w:tc>
-        <w:tc>
-          <w:tcPr>
-            <w:tcW w:w="6030" w:type="dxa"/>
-            <w:tcBorders/>
-          </w:tcPr>
-          <w:p>
-            <w:pPr>
-              <w:pStyle w:val="TableContents"/>
-              <w:widowControl w:val="false"/>
-              <w:spacing w:before="0" w:after="200"/>
-              <w:jc w:val="left"/>
-              <w:rPr>
-                <w:rFonts w:ascii="Times New Roman" w:hAnsi="Times New Roman"/>
-                <w:b w:val="false"/>
-                <w:b w:val="false"/>
-                <w:bCs w:val="false"/>
-                <w:i w:val="false"/>
-                <w:i w:val="false"/>
-                <w:iCs w:val="false"/>
-                <w:strike w:val="false"/>
-                <w:dstrike w:val="false"/>
-                <w:outline w:val="false"/>
-                <w:shadow w:val="false"/>
-                <w:color w:val="000000"/>
-                <w:sz w:val="24"/>
-                <w:szCs w:val="24"/>
-                <w:u w:val="none"/>
-              </w:rPr>
-            </w:pPr>
-            <w:r>
-              <w:rPr>
-                <w:b w:val="false"/>
-                <w:bCs w:val="false"/>
-                <w:i w:val="false"/>
-                <w:iCs w:val="false"/>
-                <w:strike w:val="false"/>
-                <w:dstrike w:val="false"/>
-                <w:outline w:val="false"/>
-                <w:shadow w:val="false"/>
-                <w:color w:val="000000"/>
-                <w:sz w:val="24"/>
-                <w:szCs w:val="24"/>
-                <w:u w:val="none"/>
-              </w:rPr>
-            </w:r>
-          </w:p>
-        </w:tc>
-        <w:tc>
-          <w:tcPr>
-            <w:tcW w:w="31" w:type="dxa"/>
-            <w:tcBorders/>
-          </w:tcPr>
-          <w:p>
-            <w:pPr>
-              <w:pStyle w:val="TableContents"/>
-              <w:widowControl w:val="false"/>
-              <w:spacing w:before="0" w:after="200"/>
-              <w:jc w:val="left"/>
-              <w:rPr>
-                <w:rFonts w:ascii="Times New Roman" w:hAnsi="Times New Roman"/>
-                <w:b w:val="false"/>
-                <w:b w:val="false"/>
-                <w:bCs w:val="false"/>
-                <w:i w:val="false"/>
-                <w:i w:val="false"/>
-                <w:iCs w:val="false"/>
-                <w:strike w:val="false"/>
-                <w:dstrike w:val="false"/>
-                <w:outline w:val="false"/>
-                <w:shadow w:val="false"/>
-                <w:color w:val="000000"/>
-                <w:sz w:val="24"/>
-                <w:szCs w:val="24"/>
-                <w:u w:val="none"/>
-              </w:rPr>
-            </w:pPr>
-            <w:r>
-              <w:rPr>
-                <w:b w:val="false"/>
-                <w:bCs w:val="false"/>
-                <w:i w:val="false"/>
-                <w:iCs w:val="false"/>
-                <w:strike w:val="false"/>
-                <w:dstrike w:val="false"/>
-                <w:outline w:val="false"/>
-                <w:shadow w:val="false"/>
-                <w:color w:val="000000"/>
-                <w:sz w:val="24"/>
-                <w:szCs w:val="24"/>
-                <w:u w:val="none"/>
-              </w:rPr>
-            </w:r>
-          </w:p>
-        </w:tc>
-      </w:tr>
-      <w:tr>
-        <w:trPr/>
-        <w:tc>
-          <w:tcPr>
-            <w:tcW w:w="3023" w:type="dxa"/>
-            <w:tcBorders/>
-          </w:tcPr>
-          <w:p>
-            <w:pPr>
-              <w:pStyle w:val="TextBody"/>
-              <w:widowControl w:val="false"/>
-              <w:spacing w:before="0" w:after="140"/>
-              <w:ind w:left="850" w:right="850" w:hanging="0"/>
-              <w:rPr>
-                <w:rFonts w:ascii="Times New Roman" w:hAnsi="Times New Roman"/>
-                <w:sz w:val="24"/>
-                <w:szCs w:val="24"/>
-              </w:rPr>
-            </w:pPr>
-            <w:r>
-              <w:rPr/>
-              <w:t>Id</w:t>
-            </w:r>
-          </w:p>
-        </w:tc>
-        <w:tc>
-          <w:tcPr>
-            <w:tcW w:w="6030" w:type="dxa"/>
-            <w:tcBorders/>
-          </w:tcPr>
-          <w:p>
-            <w:pPr>
-              <w:pStyle w:val="TableContents"/>
-              <w:widowControl w:val="false"/>
-              <w:spacing w:before="0" w:after="200"/>
-              <w:jc w:val="left"/>
-              <w:rPr>
-                <w:rFonts w:ascii="Times New Roman" w:hAnsi="Times New Roman"/>
-                <w:b w:val="false"/>
-                <w:b w:val="false"/>
-                <w:bCs w:val="false"/>
-                <w:i w:val="false"/>
-                <w:i w:val="false"/>
-                <w:iCs w:val="false"/>
-                <w:strike w:val="false"/>
-                <w:dstrike w:val="false"/>
-                <w:outline w:val="false"/>
-                <w:shadow w:val="false"/>
-                <w:color w:val="000000"/>
-                <w:sz w:val="24"/>
-                <w:szCs w:val="24"/>
-                <w:u w:val="none"/>
-              </w:rPr>
-            </w:pPr>
-            <w:r>
-              <w:rPr>
-                <w:b w:val="false"/>
-                <w:bCs w:val="false"/>
-                <w:i w:val="false"/>
-                <w:iCs w:val="false"/>
-                <w:strike w:val="false"/>
-                <w:dstrike w:val="false"/>
-                <w:outline w:val="false"/>
-                <w:shadow w:val="false"/>
-                <w:color w:val="000000"/>
-                <w:sz w:val="24"/>
-                <w:szCs w:val="24"/>
-                <w:u w:val="none"/>
-              </w:rPr>
-            </w:r>
-          </w:p>
-        </w:tc>
-        <w:tc>
-          <w:tcPr>
-            <w:tcW w:w="31" w:type="dxa"/>
-            <w:tcBorders/>
-          </w:tcPr>
-          <w:p>
-            <w:pPr>
-              <w:pStyle w:val="TableContents"/>
-              <w:widowControl w:val="false"/>
-              <w:spacing w:before="0" w:after="200"/>
-              <w:jc w:val="left"/>
-              <w:rPr>
-                <w:rFonts w:ascii="Times New Roman" w:hAnsi="Times New Roman"/>
-                <w:b w:val="false"/>
-                <w:b w:val="false"/>
-                <w:bCs w:val="false"/>
-                <w:i w:val="false"/>
-                <w:i w:val="false"/>
-                <w:iCs w:val="false"/>
-                <w:strike w:val="false"/>
-                <w:dstrike w:val="false"/>
-                <w:outline w:val="false"/>
-                <w:shadow w:val="false"/>
-                <w:color w:val="000000"/>
-                <w:sz w:val="24"/>
-                <w:szCs w:val="24"/>
-                <w:u w:val="none"/>
-              </w:rPr>
-            </w:pPr>
-            <w:r>
-              <w:rPr>
-                <w:b w:val="false"/>
-                <w:bCs w:val="false"/>
-                <w:i w:val="false"/>
-                <w:iCs w:val="false"/>
-                <w:strike w:val="false"/>
-                <w:dstrike w:val="false"/>
-                <w:outline w:val="false"/>
-                <w:shadow w:val="false"/>
-                <w:color w:val="000000"/>
-                <w:sz w:val="24"/>
-                <w:szCs w:val="24"/>
-                <w:u w:val="none"/>
-              </w:rPr>
-            </w:r>
-          </w:p>
-        </w:tc>
-      </w:tr>
-      <w:tr>
-        <w:trPr/>
-        <w:tc>
-          <w:tcPr>
-            <w:tcW w:w="3023" w:type="dxa"/>
-            <w:tcBorders/>
-          </w:tcPr>
-          <w:p>
-            <w:pPr>
-              <w:pStyle w:val="TextBody"/>
-              <w:widowControl w:val="false"/>
-              <w:spacing w:before="0" w:after="140"/>
-              <w:ind w:left="850" w:right="850" w:hanging="0"/>
-              <w:rPr>
-                <w:rFonts w:ascii="Times New Roman" w:hAnsi="Times New Roman"/>
-                <w:sz w:val="24"/>
-                <w:szCs w:val="24"/>
-              </w:rPr>
-            </w:pPr>
-            <w:r>
-              <w:rPr/>
-              <w:t>Uri</w:t>
-            </w:r>
-          </w:p>
-        </w:tc>
-        <w:tc>
-          <w:tcPr>
-            <w:tcW w:w="6030" w:type="dxa"/>
-            <w:tcBorders/>
-          </w:tcPr>
-          <w:p>
-            <w:pPr>
-              <w:pStyle w:val="TableContents"/>
-              <w:widowControl w:val="false"/>
-              <w:spacing w:before="0" w:after="200"/>
-              <w:jc w:val="left"/>
-              <w:rPr>
-                <w:rFonts w:ascii="Times New Roman" w:hAnsi="Times New Roman"/>
-                <w:b w:val="false"/>
-                <w:b w:val="false"/>
-                <w:bCs w:val="false"/>
-                <w:i w:val="false"/>
-                <w:i w:val="false"/>
-                <w:iCs w:val="false"/>
-                <w:strike w:val="false"/>
-                <w:dstrike w:val="false"/>
-                <w:outline w:val="false"/>
-                <w:shadow w:val="false"/>
-                <w:color w:val="000000"/>
-                <w:sz w:val="24"/>
-                <w:szCs w:val="24"/>
-                <w:u w:val="none"/>
-              </w:rPr>
-            </w:pPr>
-            <w:r>
-              <w:rPr>
-                <w:b w:val="false"/>
-                <w:bCs w:val="false"/>
-                <w:i w:val="false"/>
-                <w:iCs w:val="false"/>
-                <w:strike w:val="false"/>
-                <w:dstrike w:val="false"/>
-                <w:outline w:val="false"/>
-                <w:shadow w:val="false"/>
-                <w:color w:val="000000"/>
-                <w:sz w:val="24"/>
-                <w:szCs w:val="24"/>
-                <w:u w:val="none"/>
-              </w:rPr>
-            </w:r>
-          </w:p>
-        </w:tc>
-        <w:tc>
-          <w:tcPr>
-            <w:tcW w:w="31" w:type="dxa"/>
-            <w:tcBorders/>
-          </w:tcPr>
-          <w:p>
-            <w:pPr>
-              <w:pStyle w:val="TableContents"/>
-              <w:widowControl w:val="false"/>
-              <w:spacing w:before="0" w:after="200"/>
-              <w:jc w:val="left"/>
-              <w:rPr>
-                <w:rFonts w:ascii="Times New Roman" w:hAnsi="Times New Roman"/>
-                <w:b w:val="false"/>
-                <w:b w:val="false"/>
-                <w:bCs w:val="false"/>
-                <w:i w:val="false"/>
-                <w:i w:val="false"/>
-                <w:iCs w:val="false"/>
-                <w:strike w:val="false"/>
-                <w:dstrike w:val="false"/>
-                <w:outline w:val="false"/>
-                <w:shadow w:val="false"/>
-                <w:color w:val="000000"/>
-                <w:sz w:val="24"/>
-                <w:szCs w:val="24"/>
-                <w:u w:val="none"/>
-              </w:rPr>
-            </w:pPr>
-            <w:r>
-              <w:rPr>
-                <w:b w:val="false"/>
-                <w:bCs w:val="false"/>
-                <w:i w:val="false"/>
-                <w:iCs w:val="false"/>
-                <w:strike w:val="false"/>
-                <w:dstrike w:val="false"/>
-                <w:outline w:val="false"/>
-                <w:shadow w:val="false"/>
-                <w:color w:val="000000"/>
-                <w:sz w:val="24"/>
-                <w:szCs w:val="24"/>
-                <w:u w:val="none"/>
-              </w:rPr>
-            </w:r>
-          </w:p>
-        </w:tc>
-      </w:tr>
-      <w:tr>
-        <w:trPr/>
-        <w:tc>
-          <w:tcPr>
-            <w:tcW w:w="3023" w:type="dxa"/>
-            <w:tcBorders/>
-          </w:tcPr>
-          <w:p>
-            <w:pPr>
-              <w:pStyle w:val="TextBody"/>
-              <w:widowControl w:val="false"/>
-              <w:spacing w:before="0" w:after="140"/>
-              <w:ind w:left="850" w:right="850" w:hanging="0"/>
-              <w:rPr>
-                <w:rFonts w:ascii="Times New Roman" w:hAnsi="Times New Roman"/>
-              </w:rPr>
-            </w:pPr>
-            <w:r>
-              <w:rPr/>
-              <w:t>Track_href</w:t>
-            </w:r>
-          </w:p>
-        </w:tc>
-        <w:tc>
-          <w:tcPr>
-            <w:tcW w:w="6030" w:type="dxa"/>
-            <w:tcBorders/>
-          </w:tcPr>
-          <w:p>
-            <w:pPr>
-              <w:pStyle w:val="TableContents"/>
-              <w:widowControl w:val="false"/>
-              <w:spacing w:before="0" w:after="200"/>
-              <w:jc w:val="left"/>
-              <w:rPr>
-                <w:rFonts w:ascii="Times New Roman" w:hAnsi="Times New Roman"/>
-                <w:b w:val="false"/>
-                <w:b w:val="false"/>
-                <w:bCs w:val="false"/>
-                <w:i w:val="false"/>
-                <w:i w:val="false"/>
-                <w:iCs w:val="false"/>
-                <w:strike w:val="false"/>
-                <w:dstrike w:val="false"/>
-                <w:outline w:val="false"/>
-                <w:shadow w:val="false"/>
-                <w:color w:val="000000"/>
-                <w:sz w:val="24"/>
-                <w:szCs w:val="24"/>
-                <w:u w:val="none"/>
-              </w:rPr>
-            </w:pPr>
-            <w:r>
-              <w:rPr>
-                <w:b w:val="false"/>
-                <w:bCs w:val="false"/>
-                <w:i w:val="false"/>
-                <w:iCs w:val="false"/>
-                <w:strike w:val="false"/>
-                <w:dstrike w:val="false"/>
-                <w:outline w:val="false"/>
-                <w:shadow w:val="false"/>
-                <w:color w:val="000000"/>
-                <w:sz w:val="24"/>
-                <w:szCs w:val="24"/>
-                <w:u w:val="none"/>
-              </w:rPr>
-            </w:r>
-          </w:p>
-        </w:tc>
-        <w:tc>
-          <w:tcPr>
-            <w:tcW w:w="31" w:type="dxa"/>
-            <w:tcBorders/>
-          </w:tcPr>
-          <w:p>
-            <w:pPr>
-              <w:pStyle w:val="TableContents"/>
-              <w:widowControl w:val="false"/>
-              <w:spacing w:before="0" w:after="200"/>
-              <w:jc w:val="left"/>
-              <w:rPr>
-                <w:rFonts w:ascii="Times New Roman" w:hAnsi="Times New Roman"/>
-                <w:b w:val="false"/>
-                <w:b w:val="false"/>
-                <w:bCs w:val="false"/>
-                <w:i w:val="false"/>
-                <w:i w:val="false"/>
-                <w:iCs w:val="false"/>
-                <w:strike w:val="false"/>
-                <w:dstrike w:val="false"/>
-                <w:outline w:val="false"/>
-                <w:shadow w:val="false"/>
-                <w:color w:val="000000"/>
-                <w:sz w:val="24"/>
-                <w:szCs w:val="24"/>
-                <w:u w:val="none"/>
-              </w:rPr>
-            </w:pPr>
-            <w:r>
-              <w:rPr>
-                <w:b w:val="false"/>
-                <w:bCs w:val="false"/>
-                <w:i w:val="false"/>
-                <w:iCs w:val="false"/>
-                <w:strike w:val="false"/>
-                <w:dstrike w:val="false"/>
-                <w:outline w:val="false"/>
-                <w:shadow w:val="false"/>
-                <w:color w:val="000000"/>
-                <w:sz w:val="24"/>
-                <w:szCs w:val="24"/>
-                <w:u w:val="none"/>
-              </w:rPr>
-            </w:r>
-          </w:p>
-        </w:tc>
-      </w:tr>
-      <w:tr>
-        <w:trPr/>
-        <w:tc>
-          <w:tcPr>
-            <w:tcW w:w="3023" w:type="dxa"/>
-            <w:tcBorders/>
-          </w:tcPr>
-          <w:p>
-            <w:pPr>
-              <w:pStyle w:val="TextBody"/>
-              <w:widowControl w:val="false"/>
-              <w:spacing w:before="0" w:after="140"/>
-              <w:ind w:left="850" w:right="850" w:hanging="0"/>
-              <w:rPr>
-                <w:rFonts w:ascii="Times New Roman" w:hAnsi="Times New Roman"/>
-              </w:rPr>
-            </w:pPr>
-            <w:r>
-              <w:rPr/>
-              <w:t>Analysis_url"</w:t>
-            </w:r>
-          </w:p>
-        </w:tc>
-        <w:tc>
-          <w:tcPr>
-            <w:tcW w:w="6030" w:type="dxa"/>
-            <w:tcBorders/>
-          </w:tcPr>
-          <w:p>
-            <w:pPr>
-              <w:pStyle w:val="TableContents"/>
-              <w:widowControl w:val="false"/>
-              <w:spacing w:before="0" w:after="200"/>
-              <w:jc w:val="left"/>
-              <w:rPr>
-                <w:rFonts w:ascii="Times New Roman" w:hAnsi="Times New Roman"/>
-                <w:b w:val="false"/>
-                <w:b w:val="false"/>
-                <w:bCs w:val="false"/>
-                <w:i w:val="false"/>
-                <w:i w:val="false"/>
-                <w:iCs w:val="false"/>
-                <w:strike w:val="false"/>
-                <w:dstrike w:val="false"/>
-                <w:outline w:val="false"/>
-                <w:shadow w:val="false"/>
-                <w:color w:val="000000"/>
-                <w:sz w:val="24"/>
-                <w:szCs w:val="24"/>
-                <w:u w:val="none"/>
-              </w:rPr>
-            </w:pPr>
-            <w:r>
-              <w:rPr>
-                <w:b w:val="false"/>
-                <w:bCs w:val="false"/>
-                <w:i w:val="false"/>
-                <w:iCs w:val="false"/>
-                <w:strike w:val="false"/>
-                <w:dstrike w:val="false"/>
-                <w:outline w:val="false"/>
-                <w:shadow w:val="false"/>
-                <w:color w:val="000000"/>
-                <w:sz w:val="24"/>
-                <w:szCs w:val="24"/>
-                <w:u w:val="none"/>
-              </w:rPr>
-            </w:r>
-          </w:p>
-        </w:tc>
-        <w:tc>
-          <w:tcPr>
-            <w:tcW w:w="31" w:type="dxa"/>
-            <w:tcBorders/>
-          </w:tcPr>
-          <w:p>
-            <w:pPr>
-              <w:pStyle w:val="TableContents"/>
-              <w:widowControl w:val="false"/>
-              <w:spacing w:before="0" w:after="200"/>
-              <w:jc w:val="left"/>
-              <w:rPr>
-                <w:rFonts w:ascii="Times New Roman" w:hAnsi="Times New Roman"/>
-                <w:b w:val="false"/>
-                <w:b w:val="false"/>
-                <w:bCs w:val="false"/>
-                <w:i w:val="false"/>
-                <w:i w:val="false"/>
-                <w:iCs w:val="false"/>
-                <w:strike w:val="false"/>
-                <w:dstrike w:val="false"/>
-                <w:outline w:val="false"/>
-                <w:shadow w:val="false"/>
-                <w:color w:val="000000"/>
-                <w:sz w:val="24"/>
-                <w:szCs w:val="24"/>
-                <w:u w:val="none"/>
-              </w:rPr>
-            </w:pPr>
-            <w:r>
-              <w:rPr>
-                <w:b w:val="false"/>
-                <w:bCs w:val="false"/>
-                <w:i w:val="false"/>
-                <w:iCs w:val="false"/>
-                <w:strike w:val="false"/>
-                <w:dstrike w:val="false"/>
-                <w:outline w:val="false"/>
-                <w:shadow w:val="false"/>
-                <w:color w:val="000000"/>
-                <w:sz w:val="24"/>
-                <w:szCs w:val="24"/>
-                <w:u w:val="none"/>
-              </w:rPr>
-            </w:r>
-          </w:p>
-        </w:tc>
-      </w:tr>
-      <w:tr>
-        <w:trPr/>
-        <w:tc>
-          <w:tcPr>
-            <w:tcW w:w="3023" w:type="dxa"/>
-            <w:tcBorders/>
-          </w:tcPr>
-          <w:p>
-            <w:pPr>
-              <w:pStyle w:val="TextBody"/>
-              <w:widowControl w:val="false"/>
-              <w:spacing w:before="0" w:after="140"/>
-              <w:ind w:left="850" w:right="850" w:hanging="0"/>
-              <w:rPr>
-                <w:rFonts w:ascii="Times New Roman" w:hAnsi="Times New Roman"/>
-              </w:rPr>
-            </w:pPr>
-            <w:r>
-              <w:rPr/>
-              <w:t>Duration_ms</w:t>
-            </w:r>
-          </w:p>
-        </w:tc>
-        <w:tc>
-          <w:tcPr>
-            <w:tcW w:w="6030" w:type="dxa"/>
-            <w:tcBorders/>
-          </w:tcPr>
-          <w:p>
-            <w:pPr>
-              <w:pStyle w:val="TableContents"/>
-              <w:widowControl w:val="false"/>
-              <w:spacing w:before="0" w:after="200"/>
-              <w:jc w:val="left"/>
-              <w:rPr>
-                <w:rFonts w:ascii="Times New Roman" w:hAnsi="Times New Roman"/>
-                <w:b w:val="false"/>
-                <w:b w:val="false"/>
-                <w:bCs w:val="false"/>
-                <w:i w:val="false"/>
-                <w:i w:val="false"/>
-                <w:iCs w:val="false"/>
-                <w:strike w:val="false"/>
-                <w:dstrike w:val="false"/>
-                <w:outline w:val="false"/>
-                <w:shadow w:val="false"/>
-                <w:color w:val="000000"/>
-                <w:sz w:val="24"/>
-                <w:szCs w:val="24"/>
-                <w:u w:val="none"/>
-              </w:rPr>
-            </w:pPr>
-            <w:r>
-              <w:rPr>
-                <w:b w:val="false"/>
-                <w:bCs w:val="false"/>
-                <w:i w:val="false"/>
-                <w:iCs w:val="false"/>
-                <w:strike w:val="false"/>
-                <w:dstrike w:val="false"/>
-                <w:outline w:val="false"/>
-                <w:shadow w:val="false"/>
-                <w:color w:val="000000"/>
-                <w:sz w:val="24"/>
-                <w:szCs w:val="24"/>
-                <w:u w:val="none"/>
-              </w:rPr>
-            </w:r>
-          </w:p>
-        </w:tc>
-        <w:tc>
-          <w:tcPr>
-            <w:tcW w:w="31" w:type="dxa"/>
-            <w:tcBorders/>
-          </w:tcPr>
-          <w:p>
-            <w:pPr>
-              <w:pStyle w:val="TableContents"/>
-              <w:widowControl w:val="false"/>
-              <w:spacing w:before="0" w:after="200"/>
-              <w:jc w:val="left"/>
-              <w:rPr>
-                <w:rFonts w:ascii="Times New Roman" w:hAnsi="Times New Roman"/>
-                <w:b w:val="false"/>
-                <w:b w:val="false"/>
-                <w:bCs w:val="false"/>
-                <w:i w:val="false"/>
-                <w:i w:val="false"/>
-                <w:iCs w:val="false"/>
-                <w:strike w:val="false"/>
-                <w:dstrike w:val="false"/>
-                <w:outline w:val="false"/>
-                <w:shadow w:val="false"/>
-                <w:color w:val="000000"/>
-                <w:sz w:val="24"/>
-                <w:szCs w:val="24"/>
-                <w:u w:val="none"/>
-              </w:rPr>
-            </w:pPr>
-            <w:r>
-              <w:rPr>
-                <w:b w:val="false"/>
-                <w:bCs w:val="false"/>
-                <w:i w:val="false"/>
-                <w:iCs w:val="false"/>
-                <w:strike w:val="false"/>
-                <w:dstrike w:val="false"/>
-                <w:outline w:val="false"/>
-                <w:shadow w:val="false"/>
-                <w:color w:val="000000"/>
-                <w:sz w:val="24"/>
-                <w:szCs w:val="24"/>
-                <w:u w:val="none"/>
-              </w:rPr>
-            </w:r>
-          </w:p>
-        </w:tc>
-      </w:tr>
-      <w:tr>
-        <w:trPr/>
-        <w:tc>
-          <w:tcPr>
-            <w:tcW w:w="3023" w:type="dxa"/>
-            <w:tcBorders/>
-          </w:tcPr>
-          <w:p>
-            <w:pPr>
-              <w:pStyle w:val="TextBody"/>
-              <w:widowControl w:val="false"/>
-              <w:spacing w:before="0" w:after="140"/>
-              <w:ind w:left="850" w:right="850" w:hanging="0"/>
-              <w:rPr>
-                <w:rFonts w:ascii="Times New Roman" w:hAnsi="Times New Roman"/>
-              </w:rPr>
-            </w:pPr>
-            <w:r>
-              <w:rPr/>
-              <w:t>Time_signature</w:t>
-            </w:r>
-          </w:p>
-        </w:tc>
-        <w:tc>
-          <w:tcPr>
-            <w:tcW w:w="6030" w:type="dxa"/>
-            <w:tcBorders/>
-          </w:tcPr>
-          <w:p>
-            <w:pPr>
-              <w:pStyle w:val="TableContents"/>
-              <w:widowControl w:val="false"/>
-              <w:spacing w:before="0" w:after="200"/>
-              <w:jc w:val="left"/>
-              <w:rPr>
-                <w:rFonts w:ascii="Times New Roman" w:hAnsi="Times New Roman"/>
-                <w:b w:val="false"/>
-                <w:b w:val="false"/>
-                <w:bCs w:val="false"/>
-                <w:i w:val="false"/>
-                <w:i w:val="false"/>
-                <w:iCs w:val="false"/>
-                <w:strike w:val="false"/>
-                <w:dstrike w:val="false"/>
-                <w:outline w:val="false"/>
-                <w:shadow w:val="false"/>
-                <w:color w:val="000000"/>
-                <w:sz w:val="24"/>
-                <w:szCs w:val="24"/>
-                <w:u w:val="none"/>
-              </w:rPr>
-            </w:pPr>
-            <w:r>
-              <w:rPr>
-                <w:b w:val="false"/>
-                <w:bCs w:val="false"/>
-                <w:i w:val="false"/>
-                <w:iCs w:val="false"/>
-                <w:strike w:val="false"/>
-                <w:dstrike w:val="false"/>
-                <w:outline w:val="false"/>
-                <w:shadow w:val="false"/>
-                <w:color w:val="000000"/>
-                <w:sz w:val="24"/>
-                <w:szCs w:val="24"/>
-                <w:u w:val="none"/>
-              </w:rPr>
-            </w:r>
-          </w:p>
-        </w:tc>
-        <w:tc>
-          <w:tcPr>
-            <w:tcW w:w="31" w:type="dxa"/>
-            <w:tcBorders/>
-          </w:tcPr>
-          <w:p>
-            <w:pPr>
-              <w:pStyle w:val="TableContents"/>
-              <w:widowControl w:val="false"/>
-              <w:spacing w:before="0" w:after="200"/>
-              <w:jc w:val="left"/>
-              <w:rPr>
-                <w:rFonts w:ascii="Times New Roman" w:hAnsi="Times New Roman"/>
-                <w:b w:val="false"/>
-                <w:b w:val="false"/>
-                <w:bCs w:val="false"/>
-                <w:i w:val="false"/>
-                <w:i w:val="false"/>
-                <w:iCs w:val="false"/>
-                <w:strike w:val="false"/>
-                <w:dstrike w:val="false"/>
-                <w:outline w:val="false"/>
-                <w:shadow w:val="false"/>
-                <w:color w:val="000000"/>
-                <w:sz w:val="24"/>
-                <w:szCs w:val="24"/>
-                <w:u w:val="none"/>
-              </w:rPr>
-            </w:pPr>
-            <w:r>
-              <w:rPr>
-                <w:b w:val="false"/>
-                <w:bCs w:val="false"/>
-                <w:i w:val="false"/>
-                <w:iCs w:val="false"/>
-                <w:strike w:val="false"/>
-                <w:dstrike w:val="false"/>
-                <w:outline w:val="false"/>
-                <w:shadow w:val="false"/>
-                <w:color w:val="000000"/>
-                <w:sz w:val="24"/>
-                <w:szCs w:val="24"/>
-                <w:u w:val="none"/>
-              </w:rPr>
+                <w:sz w:val="24"/>
+                <w:szCs w:val="24"/>
+              </w:rPr>
+              <w:t>L'URI di Spotify per l'artista.</w:t>
             </w:r>
           </w:p>
         </w:tc>
@@ -4956,83 +6590,16 @@
     </w:tbl>
     <w:p>
       <w:pPr>
-        <w:pStyle w:val="TextBody"/>
-        <w:rPr/>
-      </w:pPr>
-      <w:r>
-        <w:rPr/>
-      </w:r>
-    </w:p>
-    <w:p>
-      <w:pPr>
-        <w:pStyle w:val="Heading3"/>
-        <w:numPr>
-          <w:ilvl w:val="2"/>
-          <w:numId w:val="2"/>
-        </w:numPr>
-        <w:rPr>
-          <w:ins w:id="24" w:author="Unknown Author" w:date="2022-11-23T12:57:53Z"/>
-        </w:rPr>
-      </w:pPr>
-      <w:ins w:id="22" w:author="Unknown Author" w:date="2022-11-23T12:55:34Z">
-        <w:bookmarkStart w:id="32" w:name="__RefHeading___Toc707_1710397322"/>
-        <w:bookmarkEnd w:id="32"/>
-        <w:r>
-          <w:rPr/>
-          <w:tab/>
-          <w:tab/>
-        </w:r>
-      </w:ins>
-      <w:ins w:id="23" w:author="Unknown Author" w:date="2022-11-23T12:56:08Z">
-        <w:r>
-          <w:rPr/>
-          <w:t>Get Several Artists</w:t>
-        </w:r>
-      </w:ins>
-    </w:p>
-    <w:p>
-      <w:pPr>
-        <w:pStyle w:val="TextBody"/>
-        <w:rPr>
-          <w:ins w:id="26" w:author="Unknown Author" w:date="2022-11-23T12:57:53Z"/>
-        </w:rPr>
-      </w:pPr>
-      <w:ins w:id="25" w:author="Unknown Author" w:date="2022-11-23T12:57:53Z">
-        <w:r>
-          <w:rPr/>
-        </w:r>
-      </w:ins>
-      <w:r>
-        <w:br w:type="page"/>
-      </w:r>
-    </w:p>
-    <w:p>
-      <w:pPr>
         <w:pStyle w:val="Heading1"/>
-        <w:rPr>
-          <w:ins w:id="30" w:author="Unknown Author" w:date="2022-11-23T13:01:00Z"/>
-        </w:rPr>
-      </w:pPr>
-      <w:ins w:id="27" w:author="Unknown Author" w:date="2022-11-23T13:00:19Z">
-        <w:bookmarkStart w:id="33" w:name="__RefHeading___Toc709_1710397322"/>
-        <w:bookmarkEnd w:id="33"/>
-        <w:r>
-          <w:rPr/>
-          <w:t xml:space="preserve">R Shiny: </w:t>
-        </w:r>
-      </w:ins>
-      <w:ins w:id="28" w:author="Unknown Author" w:date="2022-11-23T13:07:06Z">
-        <w:r>
-          <w:rPr/>
-          <w:t xml:space="preserve">Libreria Per Costruire </w:t>
-        </w:r>
-      </w:ins>
-      <w:ins w:id="29" w:author="Unknown Author" w:date="2022-11-23T13:01:00Z">
-        <w:r>
-          <w:rPr/>
-          <w:t>Web App Interattive</w:t>
-        </w:r>
-      </w:ins>
+        <w:rPr/>
+      </w:pPr>
+      <w:bookmarkStart w:id="28" w:name="__RefHeading___Toc709_1710397322"/>
+      <w:bookmarkEnd w:id="28"/>
+      <w:r>
+        <w:rPr/>
+        <w:tab/>
+        <w:t>R Shiny: Libreria Per Costruire Web App Interattive</w:t>
+      </w:r>
     </w:p>
     <w:p>
       <w:pPr>
@@ -5041,19 +6608,15 @@
           <w:ilvl w:val="1"/>
           <w:numId w:val="2"/>
         </w:numPr>
-        <w:rPr>
-          <w:ins w:id="32" w:author="Unknown Author" w:date="2022-11-23T13:02:09Z"/>
-        </w:rPr>
-      </w:pPr>
-      <w:ins w:id="31" w:author="Unknown Author" w:date="2022-11-23T13:01:00Z">
-        <w:bookmarkStart w:id="34" w:name="__RefHeading___Toc711_1710397322"/>
-        <w:bookmarkEnd w:id="34"/>
-        <w:r>
-          <w:rPr/>
-          <w:tab/>
-          <w:t>Introduzione</w:t>
-        </w:r>
-      </w:ins>
+        <w:rPr/>
+      </w:pPr>
+      <w:bookmarkStart w:id="29" w:name="__RefHeading___Toc711_1710397322"/>
+      <w:bookmarkEnd w:id="29"/>
+      <w:r>
+        <w:rPr/>
+        <w:tab/>
+        <w:t>Introduzione</w:t>
+      </w:r>
     </w:p>
     <w:p>
       <w:pPr>
@@ -5062,19 +6625,15 @@
           <w:ilvl w:val="1"/>
           <w:numId w:val="2"/>
         </w:numPr>
-        <w:rPr>
-          <w:ins w:id="34" w:author="Unknown Author" w:date="2022-11-23T13:02:09Z"/>
-        </w:rPr>
-      </w:pPr>
-      <w:ins w:id="33" w:author="Unknown Author" w:date="2022-11-23T13:02:09Z">
-        <w:bookmarkStart w:id="35" w:name="__RefHeading___Toc713_1710397322"/>
-        <w:bookmarkEnd w:id="35"/>
-        <w:r>
-          <w:rPr/>
-          <w:tab/>
-          <w:t>UI</w:t>
-        </w:r>
-      </w:ins>
+        <w:rPr/>
+      </w:pPr>
+      <w:bookmarkStart w:id="30" w:name="__RefHeading___Toc713_1710397322"/>
+      <w:bookmarkEnd w:id="30"/>
+      <w:r>
+        <w:rPr/>
+        <w:tab/>
+        <w:t>UI</w:t>
+      </w:r>
     </w:p>
     <w:p>
       <w:pPr>
@@ -5084,19 +6643,15 @@
           <w:numId w:val="2"/>
         </w:numPr>
         <w:spacing w:before="200" w:after="120"/>
-        <w:rPr>
-          <w:ins w:id="36" w:author="Unknown Author" w:date="2022-11-23T13:02:09Z"/>
-        </w:rPr>
-      </w:pPr>
-      <w:ins w:id="35" w:author="Unknown Author" w:date="2022-11-23T13:02:09Z">
-        <w:bookmarkStart w:id="36" w:name="__RefHeading___Toc715_1710397322"/>
-        <w:bookmarkEnd w:id="36"/>
-        <w:r>
-          <w:rPr/>
-          <w:tab/>
-          <w:t>Server</w:t>
-        </w:r>
-      </w:ins>
+        <w:rPr/>
+      </w:pPr>
+      <w:bookmarkStart w:id="31" w:name="__RefHeading___Toc715_1710397322"/>
+      <w:bookmarkEnd w:id="31"/>
+      <w:r>
+        <w:rPr/>
+        <w:tab/>
+        <w:t>Server</w:t>
+      </w:r>
     </w:p>
     <w:p>
       <w:pPr>
@@ -5106,19 +6661,15 @@
           <w:numId w:val="2"/>
         </w:numPr>
         <w:spacing w:before="200" w:after="120"/>
-        <w:rPr>
-          <w:ins w:id="38" w:author="Unknown Author" w:date="2022-11-23T13:02:09Z"/>
-        </w:rPr>
-      </w:pPr>
-      <w:ins w:id="37" w:author="Unknown Author" w:date="2022-11-23T13:02:09Z">
-        <w:bookmarkStart w:id="37" w:name="__RefHeading___Toc717_1710397322"/>
-        <w:bookmarkEnd w:id="37"/>
-        <w:r>
-          <w:rPr/>
-          <w:tab/>
-          <w:t>Programmazione Reattiva</w:t>
-        </w:r>
-      </w:ins>
+        <w:rPr/>
+      </w:pPr>
+      <w:bookmarkStart w:id="32" w:name="__RefHeading___Toc717_1710397322"/>
+      <w:bookmarkEnd w:id="32"/>
+      <w:r>
+        <w:rPr/>
+        <w:tab/>
+        <w:t>Programmazione Reattiva</w:t>
+      </w:r>
     </w:p>
     <w:p>
       <w:pPr>
@@ -5146,8 +6697,8 @@
         <w:pStyle w:val="Heading1"/>
         <w:rPr/>
       </w:pPr>
-      <w:bookmarkStart w:id="38" w:name="__RefHeading___Toc400_568587729"/>
-      <w:bookmarkEnd w:id="38"/>
+      <w:bookmarkStart w:id="33" w:name="__RefHeading___Toc400_568587729"/>
+      <w:bookmarkEnd w:id="33"/>
       <w:r>
         <w:rPr/>
         <w:tab/>
@@ -5156,180 +6707,11 @@
     </w:p>
     <w:p>
       <w:pPr>
-        <w:pStyle w:val="Heading2"/>
-        <w:numPr>
-          <w:ilvl w:val="1"/>
-          <w:numId w:val="2"/>
-        </w:numPr>
-        <w:rPr/>
-      </w:pPr>
-      <w:bookmarkStart w:id="39" w:name="__RefHeading___Toc402_568587729"/>
-      <w:bookmarkEnd w:id="39"/>
-      <w:r>
-        <w:rPr/>
-        <w:tab/>
-      </w:r>
-      <w:ins w:id="39" w:author="Unknown Author" w:date="2022-11-23T13:04:15Z">
-        <w:r>
-          <w:rPr/>
-          <w:tab/>
-        </w:r>
-      </w:ins>
-      <w:r>
-        <w:rPr/>
-        <w:t>Analisi Univariata (Distribuzioni, Visualizzazione)</w:t>
-      </w:r>
-    </w:p>
-    <w:p>
-      <w:pPr>
-        <w:pStyle w:val="Heading2"/>
-        <w:numPr>
-          <w:ilvl w:val="1"/>
-          <w:numId w:val="2"/>
-        </w:numPr>
-        <w:rPr/>
-      </w:pPr>
-      <w:bookmarkStart w:id="40" w:name="__RefHeading___Toc404_568587729"/>
-      <w:bookmarkEnd w:id="40"/>
-      <w:r>
-        <w:rPr/>
-        <w:tab/>
-      </w:r>
-      <w:ins w:id="40" w:author="Unknown Author" w:date="2022-11-23T13:04:16Z">
-        <w:r>
-          <w:rPr/>
-          <w:tab/>
-        </w:r>
-      </w:ins>
-      <w:r>
-        <w:rPr/>
-        <w:t>Analisi Multivariata (Correlazioni….)</w:t>
-      </w:r>
-    </w:p>
-    <w:p>
-      <w:pPr>
-        <w:pStyle w:val="Heading2"/>
-        <w:numPr>
-          <w:ilvl w:val="1"/>
-          <w:numId w:val="2"/>
-        </w:numPr>
-        <w:rPr/>
-      </w:pPr>
-      <w:bookmarkStart w:id="41" w:name="__RefHeading___Toc406_568587729"/>
-      <w:bookmarkEnd w:id="41"/>
-      <w:r>
-        <w:rPr/>
-        <w:tab/>
-      </w:r>
-      <w:ins w:id="41" w:author="Unknown Author" w:date="2022-11-23T13:04:17Z">
-        <w:r>
-          <w:rPr/>
-          <w:tab/>
-        </w:r>
-      </w:ins>
-      <w:r>
-        <w:rPr/>
-        <w:t>Cluster Analysis (k-means)</w:t>
-      </w:r>
-    </w:p>
-    <w:p>
-      <w:pPr>
-        <w:pStyle w:val="Heading2"/>
-        <w:numPr>
-          <w:ilvl w:val="1"/>
-          <w:numId w:val="2"/>
-        </w:numPr>
-        <w:rPr/>
-      </w:pPr>
-      <w:bookmarkStart w:id="42" w:name="__RefHeading___Toc408_568587729"/>
-      <w:bookmarkEnd w:id="42"/>
-      <w:r>
-        <w:rPr/>
-        <w:tab/>
-      </w:r>
-      <w:ins w:id="42" w:author="Unknown Author" w:date="2022-11-23T13:04:18Z">
-        <w:r>
-          <w:rPr/>
-          <w:tab/>
-        </w:r>
-      </w:ins>
-      <w:r>
-        <w:rPr/>
-        <w:t>PCA (Principal Components Analysis)</w:t>
-      </w:r>
-    </w:p>
-    <w:p>
-      <w:pPr>
-        <w:pStyle w:val="Heading2"/>
-        <w:numPr>
-          <w:ilvl w:val="1"/>
-          <w:numId w:val="2"/>
-        </w:numPr>
-        <w:rPr/>
-      </w:pPr>
-      <w:bookmarkStart w:id="43" w:name="__RefHeading___Toc410_568587729"/>
-      <w:bookmarkEnd w:id="43"/>
-      <w:r>
-        <w:rPr/>
-        <w:tab/>
-      </w:r>
-      <w:ins w:id="43" w:author="Unknown Author" w:date="2022-11-23T13:04:19Z">
-        <w:r>
-          <w:rPr/>
-          <w:tab/>
-        </w:r>
-      </w:ins>
-      <w:r>
-        <w:rPr/>
-        <w:t>…..</w:t>
-      </w:r>
-    </w:p>
-    <w:p>
-      <w:pPr>
-        <w:pStyle w:val="Heading2"/>
-        <w:numPr>
-          <w:ilvl w:val="1"/>
-          <w:numId w:val="2"/>
-        </w:numPr>
-        <w:rPr/>
-      </w:pPr>
-      <w:bookmarkStart w:id="44" w:name="__RefHeading___Toc957_1609035006"/>
-      <w:bookmarkEnd w:id="44"/>
-      <w:r>
-        <w:rPr/>
-        <w:tab/>
-      </w:r>
-      <w:ins w:id="44" w:author="Unknown Author" w:date="2022-11-23T13:04:23Z">
-        <w:r>
-          <w:rPr/>
-          <w:tab/>
-        </w:r>
-      </w:ins>
-      <w:r>
-        <w:rPr/>
-        <w:t>……</w:t>
-      </w:r>
-      <w:r>
-        <w:br w:type="page"/>
-      </w:r>
-    </w:p>
-    <w:p>
-      <w:pPr>
-        <w:pStyle w:val="Heading1"/>
-        <w:numPr>
-          <w:ilvl w:val="1"/>
-          <w:numId w:val="2"/>
-        </w:numPr>
-        <w:rPr>
-          <w:ins w:id="45" w:author="Unknown Author" w:date="2022-11-23T13:03:52Z"/>
-        </w:rPr>
-      </w:pPr>
-      <w:bookmarkStart w:id="45" w:name="__RefHeading___Toc959_1609035006"/>
-      <w:bookmarkEnd w:id="45"/>
-      <w:r>
-        <w:rPr/>
-        <w:tab/>
-        <w:t>Output</w:t>
+        <w:pStyle w:val="Normal"/>
+        <w:rPr/>
+      </w:pPr>
+      <w:r>
+        <w:rPr/>
       </w:r>
     </w:p>
     <w:p>
@@ -5340,20 +6722,19 @@
           <w:numId w:val="2"/>
         </w:numPr>
         <w:spacing w:before="200" w:after="120"/>
-        <w:rPr>
-          <w:ins w:id="47" w:author="Unknown Author" w:date="2022-11-23T13:03:52Z"/>
-        </w:rPr>
-      </w:pPr>
-      <w:ins w:id="46" w:author="Unknown Author" w:date="2022-11-23T13:03:52Z">
-        <w:bookmarkStart w:id="46" w:name="__RefHeading___Toc719_1710397322"/>
-        <w:bookmarkEnd w:id="46"/>
-        <w:r>
-          <w:rPr/>
-          <w:tab/>
-          <w:tab/>
-          <w:t>Dashboard Analitica</w:t>
-        </w:r>
-      </w:ins>
+        <w:rPr/>
+      </w:pPr>
+      <w:bookmarkStart w:id="34" w:name="__RefHeading___Toc846_3232970131"/>
+      <w:bookmarkEnd w:id="34"/>
+      <w:r>
+        <w:rPr/>
+        <w:tab/>
+        <w:tab/>
+      </w:r>
+      <w:r>
+        <w:rPr/>
+        <w:t>Data Wrangling</w:t>
+      </w:r>
     </w:p>
     <w:p>
       <w:pPr>
@@ -5363,39 +6744,107 @@
           <w:numId w:val="2"/>
         </w:numPr>
         <w:spacing w:before="200" w:after="120"/>
-        <w:rPr>
-          <w:ins w:id="50" w:author="Unknown Author" w:date="2022-11-23T13:03:52Z"/>
-        </w:rPr>
-      </w:pPr>
-      <w:ins w:id="48" w:author="Unknown Author" w:date="2022-11-23T13:03:52Z">
-        <w:bookmarkStart w:id="47" w:name="__RefHeading___Toc721_1710397322"/>
-        <w:bookmarkEnd w:id="47"/>
-        <w:r>
-          <w:rPr/>
-          <w:tab/>
-          <w:tab/>
-          <w:t>Insights Derivanti Dall</w:t>
-        </w:r>
-      </w:ins>
-      <w:ins w:id="49" w:author="Unknown Author" w:date="2022-11-23T13:03:52Z">
-        <w:r>
-          <w:rPr>
-            <w:rFonts w:eastAsia="Noto Sans CJK SC" w:cs="Lohit Devanagari"/>
-            <w:b/>
-            <w:bCs/>
-            <w:color w:val="auto"/>
-            <w:kern w:val="0"/>
-            <w:sz w:val="28"/>
-            <w:szCs w:val="32"/>
-            <w:lang w:val="it-IT" w:eastAsia="en-US" w:bidi="ar-SA"/>
-          </w:rPr>
-          <w:t>’ Analisi Dati</w:t>
-        </w:r>
-      </w:ins>
-    </w:p>
-    <w:p>
-      <w:pPr>
-        <w:pStyle w:val="Normal"/>
+        <w:rPr/>
+      </w:pPr>
+      <w:bookmarkStart w:id="35" w:name="__RefHeading___Toc848_3232970131"/>
+      <w:bookmarkEnd w:id="35"/>
+      <w:r>
+        <w:rPr/>
+        <w:tab/>
+        <w:tab/>
+      </w:r>
+      <w:r>
+        <w:rPr/>
+        <w:t>Data Cleaning</w:t>
+      </w:r>
+    </w:p>
+    <w:p>
+      <w:pPr>
+        <w:pStyle w:val="Heading2"/>
+        <w:numPr>
+          <w:ilvl w:val="1"/>
+          <w:numId w:val="2"/>
+        </w:numPr>
+        <w:rPr/>
+      </w:pPr>
+      <w:bookmarkStart w:id="36" w:name="__RefHeading___Toc402_568587729"/>
+      <w:bookmarkEnd w:id="36"/>
+      <w:r>
+        <w:rPr/>
+        <w:tab/>
+        <w:tab/>
+        <w:t>Analisi Univariata (Distribuzioni, Visualizzazione)</w:t>
+      </w:r>
+    </w:p>
+    <w:p>
+      <w:pPr>
+        <w:pStyle w:val="Heading2"/>
+        <w:numPr>
+          <w:ilvl w:val="1"/>
+          <w:numId w:val="2"/>
+        </w:numPr>
+        <w:rPr/>
+      </w:pPr>
+      <w:bookmarkStart w:id="37" w:name="__RefHeading___Toc404_568587729"/>
+      <w:bookmarkEnd w:id="37"/>
+      <w:r>
+        <w:rPr/>
+        <w:tab/>
+        <w:tab/>
+        <w:t>Analisi Multivariata (Correlazioni….)</w:t>
+      </w:r>
+    </w:p>
+    <w:p>
+      <w:pPr>
+        <w:pStyle w:val="Heading2"/>
+        <w:numPr>
+          <w:ilvl w:val="1"/>
+          <w:numId w:val="2"/>
+        </w:numPr>
+        <w:rPr/>
+      </w:pPr>
+      <w:bookmarkStart w:id="38" w:name="__RefHeading___Toc406_568587729"/>
+      <w:bookmarkEnd w:id="38"/>
+      <w:r>
+        <w:rPr/>
+        <w:tab/>
+        <w:tab/>
+        <w:t xml:space="preserve">Cluster Analysis (k-means; </w:t>
+      </w:r>
+      <w:r>
+        <w:rPr/>
+        <w:t>Archetypal Analysis</w:t>
+      </w:r>
+      <w:r>
+        <w:rPr/>
+        <w:t>)</w:t>
+      </w:r>
+    </w:p>
+    <w:p>
+      <w:pPr>
+        <w:pStyle w:val="Heading2"/>
+        <w:numPr>
+          <w:ilvl w:val="1"/>
+          <w:numId w:val="2"/>
+        </w:numPr>
+        <w:rPr/>
+      </w:pPr>
+      <w:bookmarkStart w:id="39" w:name="__RefHeading___Toc408_568587729"/>
+      <w:bookmarkEnd w:id="39"/>
+      <w:r>
+        <w:rPr/>
+        <w:tab/>
+        <w:tab/>
+        <w:t>PCA (Principal Components Analysis)</w:t>
+      </w:r>
+    </w:p>
+    <w:p>
+      <w:pPr>
+        <w:pStyle w:val="Heading2"/>
+        <w:numPr>
+          <w:ilvl w:val="1"/>
+          <w:numId w:val="2"/>
+        </w:numPr>
         <w:rPr/>
       </w:pPr>
       <w:r>
@@ -5412,92 +6861,15 @@
           <w:ilvl w:val="1"/>
           <w:numId w:val="2"/>
         </w:numPr>
-        <w:rPr>
-          <w:del w:id="51" w:author="Unknown Author" w:date="2022-11-23T13:10:52Z"/>
-        </w:rPr>
-      </w:pPr>
-      <w:bookmarkStart w:id="48" w:name="__RefHeading___Toc961_1609035006"/>
-      <w:bookmarkEnd w:id="48"/>
+        <w:rPr/>
+      </w:pPr>
+      <w:bookmarkStart w:id="40" w:name="__RefHeading___Toc959_1609035006"/>
+      <w:bookmarkEnd w:id="40"/>
       <w:r>
         <w:rPr/>
         <w:tab/>
-        <w:t xml:space="preserve">Conclusioni </w:t>
-      </w:r>
-      <w:r>
-        <w:br w:type="page"/>
-      </w:r>
-    </w:p>
-    <w:p>
-      <w:pPr>
-        <w:pStyle w:val="Heading1"/>
-        <w:numPr>
-          <w:ilvl w:val="0"/>
-          <w:numId w:val="0"/>
-        </w:numPr>
-        <w:ind w:left="0" w:hanging="0"/>
-        <w:rPr>
-          <w:ins w:id="52" w:author="Unknown Author" w:date="2022-11-23T17:40:04Z"/>
-        </w:rPr>
-      </w:pPr>
-      <w:bookmarkStart w:id="49" w:name="__RefHeading___Toc963_1609035006"/>
-      <w:bookmarkEnd w:id="49"/>
-      <w:r>
-        <w:rPr/>
-        <w:t>Bibliografia</w:t>
-      </w:r>
-      <w:r>
-        <w:br w:type="page"/>
-      </w:r>
-    </w:p>
-    <w:p>
-      <w:pPr>
-        <w:pStyle w:val="Heading1"/>
-        <w:rPr>
-          <w:ins w:id="54" w:author="Unknown Author" w:date="2022-11-23T17:40:04Z"/>
-        </w:rPr>
-      </w:pPr>
-      <w:ins w:id="53" w:author="Unknown Author" w:date="2022-11-23T17:40:04Z">
-        <w:bookmarkStart w:id="50" w:name="__RefHeading___Toc755_2703219746"/>
-        <w:bookmarkEnd w:id="50"/>
-        <w:r>
-          <w:rPr/>
-          <w:t>Appendice: Controllo Versione – GIT</w:t>
-        </w:r>
-      </w:ins>
-    </w:p>
-    <w:p>
-      <w:pPr>
-        <w:pStyle w:val="Normal"/>
-        <w:rPr>
-          <w:ins w:id="56" w:author="Unknown Author" w:date="2022-11-23T17:40:04Z"/>
-        </w:rPr>
-      </w:pPr>
-      <w:ins w:id="55" w:author="Unknown Author" w:date="2022-11-23T17:40:04Z">
-        <w:r>
-          <w:rPr/>
-        </w:r>
-      </w:ins>
-    </w:p>
-    <w:p>
-      <w:pPr>
-        <w:pStyle w:val="Heading2"/>
-        <w:numPr>
-          <w:ilvl w:val="1"/>
-          <w:numId w:val="2"/>
-        </w:numPr>
-        <w:rPr>
-          <w:ins w:id="58" w:author="Unknown Author" w:date="2022-11-23T17:40:04Z"/>
-        </w:rPr>
-      </w:pPr>
-      <w:ins w:id="57" w:author="Unknown Author" w:date="2022-11-23T17:40:04Z">
-        <w:bookmarkStart w:id="51" w:name="__RefHeading___Toc757_2703219746"/>
-        <w:bookmarkEnd w:id="51"/>
-        <w:r>
-          <w:rPr/>
-          <w:tab/>
-          <w:t>Definizione</w:t>
-        </w:r>
-      </w:ins>
+        <w:t>Output</w:t>
+      </w:r>
     </w:p>
     <w:p>
       <w:pPr>
@@ -5507,24 +6879,16 @@
           <w:numId w:val="2"/>
         </w:numPr>
         <w:spacing w:before="200" w:after="120"/>
-        <w:rPr>
-          <w:ins w:id="61" w:author="Unknown Author" w:date="2022-11-23T17:40:04Z"/>
-        </w:rPr>
-      </w:pPr>
-      <w:ins w:id="59" w:author="Unknown Author" w:date="2022-11-23T17:40:04Z">
-        <w:bookmarkStart w:id="52" w:name="__RefHeading___Toc759_2703219746"/>
-        <w:bookmarkEnd w:id="52"/>
-        <w:r>
-          <w:rPr/>
-          <w:tab/>
-        </w:r>
-      </w:ins>
-      <w:ins w:id="60" w:author="Unknown Author" w:date="2022-11-23T17:40:04Z">
-        <w:r>
-          <w:rPr/>
-          <w:t>Utilizzo</w:t>
-        </w:r>
-      </w:ins>
+        <w:rPr/>
+      </w:pPr>
+      <w:bookmarkStart w:id="41" w:name="__RefHeading___Toc719_1710397322"/>
+      <w:bookmarkEnd w:id="41"/>
+      <w:r>
+        <w:rPr/>
+        <w:tab/>
+        <w:tab/>
+        <w:t>Dashboard Analitica</w:t>
+      </w:r>
     </w:p>
     <w:p>
       <w:pPr>
@@ -5533,24 +6897,544 @@
           <w:ilvl w:val="1"/>
           <w:numId w:val="2"/>
         </w:numPr>
-        <w:rPr>
-          <w:ins w:id="64" w:author="Unknown Author" w:date="2022-11-23T17:40:04Z"/>
-        </w:rPr>
-      </w:pPr>
-      <w:ins w:id="62" w:author="Unknown Author" w:date="2022-11-23T17:40:04Z">
-        <w:bookmarkStart w:id="53" w:name="__RefHeading___Toc761_2703219746"/>
-        <w:bookmarkEnd w:id="53"/>
+        <w:spacing w:before="200" w:after="120"/>
+        <w:rPr/>
+      </w:pPr>
+      <w:bookmarkStart w:id="42" w:name="__RefHeading___Toc721_1710397322"/>
+      <w:bookmarkEnd w:id="42"/>
+      <w:r>
+        <w:rPr/>
+        <w:tab/>
+        <w:tab/>
+        <w:t>Insights Derivanti Dall</w:t>
+      </w:r>
+      <w:r>
+        <w:rPr>
+          <w:rFonts w:eastAsia="Noto Sans CJK SC" w:cs="Lohit Devanagari"/>
+          <w:b/>
+          <w:bCs/>
+          <w:color w:val="auto"/>
+          <w:kern w:val="0"/>
+          <w:sz w:val="28"/>
+          <w:szCs w:val="32"/>
+          <w:lang w:val="it-IT" w:eastAsia="en-US" w:bidi="ar-SA"/>
+        </w:rPr>
+        <w:t>’ Analisi Dati</w:t>
+      </w:r>
+    </w:p>
+    <w:p>
+      <w:pPr>
+        <w:pStyle w:val="Normal"/>
+        <w:rPr/>
+      </w:pPr>
+      <w:r>
+        <w:rPr/>
+      </w:r>
+      <w:r>
+        <w:br w:type="page"/>
+      </w:r>
+    </w:p>
+    <w:p>
+      <w:pPr>
+        <w:pStyle w:val="Heading1"/>
+        <w:numPr>
+          <w:ilvl w:val="1"/>
+          <w:numId w:val="2"/>
+        </w:numPr>
+        <w:rPr/>
+      </w:pPr>
+      <w:r>
+        <w:rPr/>
+        <w:tab/>
+        <w:t xml:space="preserve">Conclusioni </w:t>
+      </w:r>
+      <w:r>
+        <w:br w:type="page"/>
+      </w:r>
+    </w:p>
+    <w:p>
+      <w:pPr>
+        <w:pStyle w:val="Normal"/>
+        <w:rPr/>
+      </w:pPr>
+      <w:r>
+        <w:rPr/>
+      </w:r>
+    </w:p>
+    <w:p>
+      <w:pPr>
+        <w:pStyle w:val="Heading1"/>
+        <w:numPr>
+          <w:ilvl w:val="1"/>
+          <w:numId w:val="2"/>
+        </w:numPr>
+        <w:rPr/>
+      </w:pPr>
+      <w:r>
+        <w:rPr/>
+        <w:tab/>
+        <w:t>Bibliografia</w:t>
+      </w:r>
+    </w:p>
+    <w:p>
+      <w:pPr>
+        <w:pStyle w:val="TextBody"/>
+        <w:rPr/>
+      </w:pPr>
+      <w:r>
+        <w:rPr/>
+      </w:r>
+    </w:p>
+    <w:p>
+      <w:pPr>
+        <w:pStyle w:val="TextBody"/>
+        <w:numPr>
+          <w:ilvl w:val="0"/>
+          <w:numId w:val="3"/>
+        </w:numPr>
+        <w:rPr/>
+      </w:pPr>
+      <w:r>
+        <w:rPr/>
+        <w:t xml:space="preserve">R Core Team (2022). R: A language and environment for statistical computing. R Foundation for Statistical Computing, Vienna, Austria.  URL </w:t>
+      </w:r>
+      <w:hyperlink r:id="rId2">
+        <w:r>
+          <w:rPr>
+            <w:rStyle w:val="InternetLink"/>
+          </w:rPr>
+          <w:t>https://www.R-project.org/</w:t>
+        </w:r>
+      </w:hyperlink>
+      <w:r>
+        <w:rPr/>
+        <w:t xml:space="preserve">. R version 4.2.2 Patched (2022-11-10 r83330) </w:t>
+      </w:r>
+    </w:p>
+    <w:p>
+      <w:pPr>
+        <w:pStyle w:val="TextBody"/>
+        <w:numPr>
+          <w:ilvl w:val="0"/>
+          <w:numId w:val="3"/>
+        </w:numPr>
+        <w:rPr/>
+      </w:pPr>
+      <w:r>
+        <w:rPr/>
+        <w:t>Thompson C, Antal D, Parry J, Phipps D, Wolff T (2021). _spotifyr: R Wrapper for the 'Spotify' Web API_. R package version 2.2.3, &lt;</w:t>
+      </w:r>
+      <w:hyperlink r:id="rId3">
+        <w:r>
+          <w:rPr>
+            <w:rStyle w:val="InternetLink"/>
+          </w:rPr>
+          <w:t>https://CRAN.R-project.org/package=spotifyr</w:t>
+        </w:r>
+      </w:hyperlink>
+      <w:r>
+        <w:rPr/>
+        <w:t>&gt;.</w:t>
+      </w:r>
+    </w:p>
+    <w:p>
+      <w:pPr>
+        <w:pStyle w:val="TextBody"/>
+        <w:numPr>
+          <w:ilvl w:val="0"/>
+          <w:numId w:val="3"/>
+        </w:numPr>
+        <w:rPr/>
+      </w:pPr>
+      <w:r>
+        <w:rPr/>
+        <w:t>Dowle M, Srinivasan A (2022). _data.table: Extension of `data.frame`_. R package version 1.14.6, &lt;</w:t>
+      </w:r>
+      <w:hyperlink r:id="rId4">
+        <w:r>
+          <w:rPr>
+            <w:rStyle w:val="InternetLink"/>
+          </w:rPr>
+          <w:t>https://CRAN.R-project.org/package=data.table</w:t>
+        </w:r>
+      </w:hyperlink>
+      <w:hyperlink r:id="rId5">
         <w:r>
           <w:rPr/>
-          <w:tab/>
+          <w:t>&gt;.</w:t>
         </w:r>
-      </w:ins>
-      <w:ins w:id="63" w:author="Unknown Author" w:date="2022-11-23T17:40:04Z">
+      </w:hyperlink>
+    </w:p>
+    <w:p>
+      <w:pPr>
+        <w:pStyle w:val="TextBody"/>
+        <w:numPr>
+          <w:ilvl w:val="0"/>
+          <w:numId w:val="3"/>
+        </w:numPr>
+        <w:rPr/>
+      </w:pPr>
+      <w:r>
+        <w:rPr/>
+        <w:t>H. Wickham. ggplot2: Elegant Graphics for Data Analysis. Springer-Verlag New York, 2016.</w:t>
+      </w:r>
+    </w:p>
+    <w:p>
+      <w:pPr>
+        <w:pStyle w:val="TextBody"/>
+        <w:numPr>
+          <w:ilvl w:val="0"/>
+          <w:numId w:val="3"/>
+        </w:numPr>
+        <w:rPr/>
+      </w:pPr>
+      <w:r>
+        <w:rPr/>
+        <w:t>Kassambara A (2022). _ggpubr: 'ggplot2' Based Publication Ready Plots_. R package version 0.5.0, &lt;</w:t>
+      </w:r>
+      <w:hyperlink r:id="rId6">
+        <w:r>
+          <w:rPr>
+            <w:rStyle w:val="InternetLink"/>
+          </w:rPr>
+          <w:t>https://CRAN.R-project.org/package=ggpubr</w:t>
+        </w:r>
+      </w:hyperlink>
+      <w:hyperlink r:id="rId7">
         <w:r>
           <w:rPr/>
-          <w:t>GIT</w:t>
+          <w:t>&gt;.</w:t>
         </w:r>
-      </w:ins>
+      </w:hyperlink>
+    </w:p>
+    <w:p>
+      <w:pPr>
+        <w:pStyle w:val="TextBody"/>
+        <w:numPr>
+          <w:ilvl w:val="0"/>
+          <w:numId w:val="3"/>
+        </w:numPr>
+        <w:rPr/>
+      </w:pPr>
+      <w:r>
+        <w:rPr/>
+        <w:t>Kassambara A, Mundt F (2020). _factoextra: Extract and Visualize the Results of Multivariate Data Analyses_. R package version 1.0.7, &lt;</w:t>
+      </w:r>
+      <w:hyperlink r:id="rId8">
+        <w:r>
+          <w:rPr>
+            <w:rStyle w:val="InternetLink"/>
+          </w:rPr>
+          <w:t>https://CRAN.R-project.org/package=factoextra</w:t>
+        </w:r>
+      </w:hyperlink>
+      <w:hyperlink r:id="rId9">
+        <w:r>
+          <w:rPr/>
+          <w:t>&gt;.</w:t>
+        </w:r>
+      </w:hyperlink>
+    </w:p>
+    <w:p>
+      <w:pPr>
+        <w:pStyle w:val="TextBody"/>
+        <w:numPr>
+          <w:ilvl w:val="0"/>
+          <w:numId w:val="3"/>
+        </w:numPr>
+        <w:rPr/>
+      </w:pPr>
+      <w:r>
+        <w:rPr/>
+        <w:t>Kunst J (2022). _highcharter: A Wrapper for the 'Highcharts' Library_. R package version 0.9.4, &lt;</w:t>
+      </w:r>
+      <w:hyperlink r:id="rId10">
+        <w:r>
+          <w:rPr>
+            <w:rStyle w:val="InternetLink"/>
+          </w:rPr>
+          <w:t>https://CRAN.R-project.org/package=highcharter</w:t>
+        </w:r>
+      </w:hyperlink>
+      <w:hyperlink r:id="rId11">
+        <w:r>
+          <w:rPr/>
+          <w:t>&gt;.</w:t>
+        </w:r>
+      </w:hyperlink>
+    </w:p>
+    <w:p>
+      <w:pPr>
+        <w:pStyle w:val="TextBody"/>
+        <w:numPr>
+          <w:ilvl w:val="0"/>
+          <w:numId w:val="3"/>
+        </w:numPr>
+        <w:rPr/>
+      </w:pPr>
+      <w:r>
+        <w:rPr/>
+        <w:t xml:space="preserve">Taiyun Wei and Viliam Simko (2021). R package 'corrplot': Visualization of a Correlation Matrix (Version 0.92). Available from </w:t>
+      </w:r>
+      <w:hyperlink r:id="rId13">
+        <w:r>
+          <w:rPr>
+            <w:rStyle w:val="InternetLink"/>
+          </w:rPr>
+          <w:t>https://github.com/taiyun/corrplot</w:t>
+        </w:r>
+      </w:hyperlink>
+    </w:p>
+    <w:p>
+      <w:pPr>
+        <w:pStyle w:val="TextBody"/>
+        <w:numPr>
+          <w:ilvl w:val="0"/>
+          <w:numId w:val="3"/>
+        </w:numPr>
+        <w:rPr/>
+      </w:pPr>
+      <w:r>
+        <w:rPr/>
+        <w:t>Wickham H, Girlich M (2022). _tidyr: Tidy Messy Data_. R package version 1.2.1, &lt;</w:t>
+      </w:r>
+      <w:hyperlink r:id="rId14">
+        <w:r>
+          <w:rPr>
+            <w:rStyle w:val="InternetLink"/>
+          </w:rPr>
+          <w:t>https://CRAN.R-project.org/package=tidyr</w:t>
+        </w:r>
+      </w:hyperlink>
+      <w:hyperlink r:id="rId15">
+        <w:r>
+          <w:rPr/>
+          <w:t>&gt;.</w:t>
+        </w:r>
+      </w:hyperlink>
+    </w:p>
+    <w:p>
+      <w:pPr>
+        <w:pStyle w:val="TextBody"/>
+        <w:numPr>
+          <w:ilvl w:val="0"/>
+          <w:numId w:val="3"/>
+        </w:numPr>
+        <w:rPr/>
+      </w:pPr>
+      <w:r>
+        <w:rPr/>
+        <w:t>Firke S (2021). _janitor: Simple Tools for Examining and Cleaning Dirty Data_. R package version 2.1.0, &lt;</w:t>
+      </w:r>
+      <w:hyperlink r:id="rId16">
+        <w:r>
+          <w:rPr>
+            <w:rStyle w:val="InternetLink"/>
+          </w:rPr>
+          <w:t>https://CRAN.R-project.org/package=janitor</w:t>
+        </w:r>
+      </w:hyperlink>
+      <w:hyperlink r:id="rId17">
+        <w:r>
+          <w:rPr/>
+          <w:t>&gt;.</w:t>
+        </w:r>
+      </w:hyperlink>
+    </w:p>
+    <w:p>
+      <w:pPr>
+        <w:pStyle w:val="TextBody"/>
+        <w:numPr>
+          <w:ilvl w:val="0"/>
+          <w:numId w:val="3"/>
+        </w:numPr>
+        <w:rPr/>
+      </w:pPr>
+      <w:r>
+        <w:rPr/>
+        <w:t xml:space="preserve">Manuel J. A. Eugster and Friedrich Leisch. From Spider-Man to Hero -- Archetypal Analysis in R. Journal of Statistical Software, 30(8), 1-23, 2009. </w:t>
+      </w:r>
+      <w:hyperlink r:id="rId19">
+        <w:r>
+          <w:rPr>
+            <w:rStyle w:val="InternetLink"/>
+          </w:rPr>
+          <w:t>http://www.jstatsoft.org/v30/i08/</w:t>
+        </w:r>
+      </w:hyperlink>
+    </w:p>
+    <w:p>
+      <w:pPr>
+        <w:pStyle w:val="TextBody"/>
+        <w:numPr>
+          <w:ilvl w:val="0"/>
+          <w:numId w:val="3"/>
+        </w:numPr>
+        <w:rPr>
+          <w:rFonts w:ascii="Times New Roman" w:hAnsi="Times New Roman" w:eastAsia="Calibri" w:cs="" w:cstheme="minorBidi" w:eastAsiaTheme="minorHAnsi"/>
+          <w:color w:val="auto"/>
+          <w:kern w:val="0"/>
+          <w:sz w:val="24"/>
+          <w:szCs w:val="22"/>
+          <w:lang w:val="it-IT" w:eastAsia="en-US" w:bidi="ar-SA"/>
+        </w:rPr>
+      </w:pPr>
+      <w:r>
+        <w:rPr>
+          <w:rFonts w:eastAsia="Calibri" w:cs="" w:cstheme="minorBidi" w:eastAsiaTheme="minorHAnsi"/>
+          <w:i w:val="false"/>
+          <w:caps w:val="false"/>
+          <w:smallCaps w:val="false"/>
+          <w:color w:val="auto"/>
+          <w:spacing w:val="0"/>
+          <w:kern w:val="0"/>
+          <w:sz w:val="24"/>
+          <w:szCs w:val="22"/>
+          <w:lang w:val="it-IT" w:eastAsia="en-US" w:bidi="ar-SA"/>
+        </w:rPr>
+        <w:t xml:space="preserve">Chacon, S. (2014). </w:t>
+      </w:r>
+      <w:r>
+        <w:rPr>
+          <w:rFonts w:eastAsia="Calibri" w:cs="" w:cstheme="minorBidi" w:eastAsiaTheme="minorHAnsi"/>
+          <w:i/>
+          <w:caps w:val="false"/>
+          <w:smallCaps w:val="false"/>
+          <w:color w:val="auto"/>
+          <w:spacing w:val="0"/>
+          <w:kern w:val="0"/>
+          <w:sz w:val="24"/>
+          <w:szCs w:val="22"/>
+          <w:lang w:val="it-IT" w:eastAsia="en-US" w:bidi="ar-SA"/>
+        </w:rPr>
+        <w:t>Pro Git</w:t>
+      </w:r>
+      <w:r>
+        <w:rPr>
+          <w:rFonts w:eastAsia="Calibri" w:cs="" w:cstheme="minorBidi" w:eastAsiaTheme="minorHAnsi"/>
+          <w:i w:val="false"/>
+          <w:caps w:val="false"/>
+          <w:smallCaps w:val="false"/>
+          <w:color w:val="auto"/>
+          <w:spacing w:val="0"/>
+          <w:kern w:val="0"/>
+          <w:sz w:val="24"/>
+          <w:szCs w:val="22"/>
+          <w:lang w:val="it-IT" w:eastAsia="en-US" w:bidi="ar-SA"/>
+        </w:rPr>
+        <w:t xml:space="preserve"> (2nd ed.). Apress. </w:t>
+      </w:r>
+    </w:p>
+    <w:p>
+      <w:pPr>
+        <w:pStyle w:val="TextBody"/>
+        <w:numPr>
+          <w:ilvl w:val="0"/>
+          <w:numId w:val="3"/>
+        </w:numPr>
+        <w:rPr/>
+      </w:pPr>
+      <w:r>
+        <w:rPr>
+          <w:rFonts w:ascii="Times New Roman" w:hAnsi="Times New Roman"/>
+          <w:b w:val="false"/>
+          <w:bCs w:val="false"/>
+          <w:i w:val="false"/>
+          <w:caps w:val="false"/>
+          <w:smallCaps w:val="false"/>
+          <w:color w:val="0F1111"/>
+          <w:spacing w:val="0"/>
+          <w:sz w:val="24"/>
+          <w:szCs w:val="24"/>
+        </w:rPr>
+        <w:t xml:space="preserve">Spotify AB, Spotify, 2022, </w:t>
+      </w:r>
+      <w:hyperlink r:id="rId20">
+        <w:r>
+          <w:rPr>
+            <w:rStyle w:val="InternetLink"/>
+            <w:rFonts w:ascii="Times New Roman" w:hAnsi="Times New Roman"/>
+            <w:b w:val="false"/>
+            <w:bCs w:val="false"/>
+            <w:i/>
+            <w:iCs/>
+            <w:caps w:val="false"/>
+            <w:smallCaps w:val="false"/>
+            <w:color w:val="0F1111"/>
+            <w:spacing w:val="0"/>
+            <w:sz w:val="24"/>
+            <w:szCs w:val="24"/>
+          </w:rPr>
+          <w:t>https://developer.spotify.com/</w:t>
+        </w:r>
+      </w:hyperlink>
+      <w:r>
+        <w:rPr>
+          <w:rFonts w:ascii="Times New Roman" w:hAnsi="Times New Roman"/>
+          <w:b w:val="false"/>
+          <w:bCs w:val="false"/>
+          <w:i/>
+          <w:iCs/>
+          <w:caps w:val="false"/>
+          <w:smallCaps w:val="false"/>
+          <w:color w:val="0F1111"/>
+          <w:spacing w:val="0"/>
+          <w:sz w:val="24"/>
+          <w:szCs w:val="24"/>
+        </w:rPr>
+        <w:t xml:space="preserve"> </w:t>
+      </w:r>
+    </w:p>
+    <w:p>
+      <w:pPr>
+        <w:pStyle w:val="TextBody"/>
+        <w:numPr>
+          <w:ilvl w:val="0"/>
+          <w:numId w:val="3"/>
+        </w:numPr>
+        <w:rPr>
+          <w:i/>
+          <w:i/>
+          <w:iCs/>
+          <w:caps w:val="false"/>
+          <w:smallCaps w:val="false"/>
+          <w:color w:val="0F1111"/>
+          <w:spacing w:val="0"/>
+        </w:rPr>
+      </w:pPr>
+      <w:r>
+        <w:rPr>
+          <w:rFonts w:ascii="Times New Roman" w:hAnsi="Times New Roman"/>
+          <w:b w:val="false"/>
+          <w:bCs w:val="false"/>
+          <w:sz w:val="24"/>
+          <w:szCs w:val="24"/>
+        </w:rPr>
+      </w:r>
+      <w:r>
+        <w:br w:type="page"/>
+      </w:r>
+    </w:p>
+    <w:p>
+      <w:pPr>
+        <w:pStyle w:val="Heading1"/>
+        <w:rPr/>
+      </w:pPr>
+      <w:bookmarkStart w:id="43" w:name="__RefHeading___Toc755_2703219746"/>
+      <w:bookmarkEnd w:id="43"/>
+      <w:r>
+        <w:rPr/>
+        <w:t>Appendice: Controllo Versione – GIT</w:t>
+      </w:r>
+    </w:p>
+    <w:p>
+      <w:pPr>
+        <w:pStyle w:val="Normal"/>
+        <w:rPr/>
+      </w:pPr>
+      <w:r>
+        <w:rPr/>
+      </w:r>
     </w:p>
     <w:p>
       <w:pPr>
@@ -5559,62 +7443,97 @@
           <w:ilvl w:val="1"/>
           <w:numId w:val="2"/>
         </w:numPr>
-        <w:rPr>
-          <w:ins w:id="67" w:author="Unknown Author" w:date="2022-11-23T17:40:04Z"/>
-        </w:rPr>
-      </w:pPr>
-      <w:ins w:id="65" w:author="Unknown Author" w:date="2022-11-23T17:40:04Z">
-        <w:bookmarkStart w:id="54" w:name="__RefHeading___Toc763_2703219746"/>
-        <w:bookmarkEnd w:id="54"/>
-        <w:r>
-          <w:rPr/>
-          <w:tab/>
-        </w:r>
-      </w:ins>
-      <w:ins w:id="66" w:author="Unknown Author" w:date="2022-11-23T17:40:04Z">
-        <w:r>
-          <w:rPr/>
-          <w:t>GitHub</w:t>
-        </w:r>
-      </w:ins>
+        <w:rPr/>
+      </w:pPr>
+      <w:bookmarkStart w:id="44" w:name="__RefHeading___Toc757_2703219746"/>
+      <w:bookmarkEnd w:id="44"/>
+      <w:r>
+        <w:rPr/>
+        <w:tab/>
+        <w:t>Definizione</w:t>
+      </w:r>
+    </w:p>
+    <w:p>
+      <w:pPr>
+        <w:pStyle w:val="Heading2"/>
+        <w:numPr>
+          <w:ilvl w:val="1"/>
+          <w:numId w:val="2"/>
+        </w:numPr>
+        <w:spacing w:before="200" w:after="120"/>
+        <w:rPr/>
+      </w:pPr>
+      <w:bookmarkStart w:id="45" w:name="__RefHeading___Toc759_2703219746"/>
+      <w:bookmarkEnd w:id="45"/>
+      <w:r>
+        <w:rPr/>
+        <w:tab/>
+        <w:t>Utilizzo</w:t>
+      </w:r>
+    </w:p>
+    <w:p>
+      <w:pPr>
+        <w:pStyle w:val="Heading2"/>
+        <w:numPr>
+          <w:ilvl w:val="1"/>
+          <w:numId w:val="2"/>
+        </w:numPr>
+        <w:rPr/>
+      </w:pPr>
+      <w:bookmarkStart w:id="46" w:name="__RefHeading___Toc761_2703219746"/>
+      <w:bookmarkEnd w:id="46"/>
+      <w:r>
+        <w:rPr/>
+        <w:tab/>
+        <w:t>GIT</w:t>
+      </w:r>
+    </w:p>
+    <w:p>
+      <w:pPr>
+        <w:pStyle w:val="Heading2"/>
+        <w:numPr>
+          <w:ilvl w:val="1"/>
+          <w:numId w:val="2"/>
+        </w:numPr>
+        <w:rPr/>
+      </w:pPr>
+      <w:bookmarkStart w:id="47" w:name="__RefHeading___Toc763_2703219746"/>
+      <w:bookmarkEnd w:id="47"/>
+      <w:r>
+        <w:rPr/>
+        <w:tab/>
+        <w:t>GitHub</w:t>
+      </w:r>
     </w:p>
     <w:p>
       <w:pPr>
         <w:pStyle w:val="Normal"/>
-        <w:rPr>
-          <w:ins w:id="69" w:author="Unknown Author" w:date="2022-11-23T17:40:04Z"/>
-        </w:rPr>
-      </w:pPr>
-      <w:ins w:id="68" w:author="Unknown Author" w:date="2022-11-23T17:40:04Z">
-        <w:r>
-          <w:rPr/>
-        </w:r>
-      </w:ins>
+        <w:rPr/>
+      </w:pPr>
+      <w:r>
+        <w:rPr/>
+      </w:r>
     </w:p>
     <w:p>
       <w:pPr>
         <w:pStyle w:val="Normal"/>
         <w:rPr/>
       </w:pPr>
-      <w:ins w:id="70" w:author="Unknown Author" w:date="2022-11-23T17:40:04Z">
-        <w:r>
-          <w:rPr>
-            <w:rFonts w:eastAsia="Calibri" w:cs="" w:cstheme="minorBidi" w:eastAsiaTheme="minorHAnsi"/>
-            <w:color w:val="auto"/>
-            <w:kern w:val="0"/>
-            <w:sz w:val="22"/>
-            <w:szCs w:val="22"/>
-            <w:lang w:val="it-IT" w:eastAsia="en-US" w:bidi="ar-SA"/>
-          </w:rPr>
-          <w:t>L</w:t>
-        </w:r>
-      </w:ins>
-      <w:ins w:id="71" w:author="Unknown Author" w:date="2022-11-23T17:40:04Z">
-        <w:r>
-          <w:rPr/>
-          <w:t>ink repository GitHub</w:t>
-        </w:r>
-      </w:ins>
+      <w:r>
+        <w:rPr>
+          <w:rFonts w:eastAsia="Calibri" w:cs="" w:cstheme="minorBidi" w:eastAsiaTheme="minorHAnsi"/>
+          <w:color w:val="auto"/>
+          <w:kern w:val="0"/>
+          <w:sz w:val="22"/>
+          <w:szCs w:val="22"/>
+          <w:lang w:val="it-IT" w:eastAsia="en-US" w:bidi="ar-SA"/>
+        </w:rPr>
+        <w:t>L</w:t>
+      </w:r>
+      <w:r>
+        <w:rPr/>
+        <w:t>ink repository GitHub</w:t>
+      </w:r>
     </w:p>
     <w:p>
       <w:pPr>
@@ -5940,11 +7859,151 @@
       <w:rPr/>
     </w:lvl>
   </w:abstractNum>
+  <w:abstractNum w:abstractNumId="3">
+    <w:lvl w:ilvl="0">
+      <w:start w:val="1"/>
+      <w:numFmt w:val="bullet"/>
+      <w:lvlText w:val=""/>
+      <w:lvlJc w:val="left"/>
+      <w:pPr>
+        <w:tabs>
+          <w:tab w:val="num" w:pos="227"/>
+        </w:tabs>
+        <w:ind w:left="227" w:hanging="227"/>
+      </w:pPr>
+      <w:rPr>
+        <w:rFonts w:ascii="Symbol" w:hAnsi="Symbol" w:cs="Symbol" w:hint="default"/>
+      </w:rPr>
+    </w:lvl>
+    <w:lvl w:ilvl="1">
+      <w:start w:val="1"/>
+      <w:numFmt w:val="bullet"/>
+      <w:lvlText w:val=""/>
+      <w:lvlJc w:val="left"/>
+      <w:pPr>
+        <w:tabs>
+          <w:tab w:val="num" w:pos="454"/>
+        </w:tabs>
+        <w:ind w:left="454" w:hanging="227"/>
+      </w:pPr>
+      <w:rPr>
+        <w:rFonts w:ascii="Symbol" w:hAnsi="Symbol" w:cs="Symbol" w:hint="default"/>
+      </w:rPr>
+    </w:lvl>
+    <w:lvl w:ilvl="2">
+      <w:start w:val="1"/>
+      <w:numFmt w:val="bullet"/>
+      <w:lvlText w:val=""/>
+      <w:lvlJc w:val="left"/>
+      <w:pPr>
+        <w:tabs>
+          <w:tab w:val="num" w:pos="680"/>
+        </w:tabs>
+        <w:ind w:left="680" w:hanging="227"/>
+      </w:pPr>
+      <w:rPr>
+        <w:rFonts w:ascii="Symbol" w:hAnsi="Symbol" w:cs="Symbol" w:hint="default"/>
+      </w:rPr>
+    </w:lvl>
+    <w:lvl w:ilvl="3">
+      <w:start w:val="1"/>
+      <w:numFmt w:val="bullet"/>
+      <w:lvlText w:val=""/>
+      <w:lvlJc w:val="left"/>
+      <w:pPr>
+        <w:tabs>
+          <w:tab w:val="num" w:pos="907"/>
+        </w:tabs>
+        <w:ind w:left="907" w:hanging="227"/>
+      </w:pPr>
+      <w:rPr>
+        <w:rFonts w:ascii="Symbol" w:hAnsi="Symbol" w:cs="Symbol" w:hint="default"/>
+      </w:rPr>
+    </w:lvl>
+    <w:lvl w:ilvl="4">
+      <w:start w:val="1"/>
+      <w:numFmt w:val="bullet"/>
+      <w:lvlText w:val=""/>
+      <w:lvlJc w:val="left"/>
+      <w:pPr>
+        <w:tabs>
+          <w:tab w:val="num" w:pos="1134"/>
+        </w:tabs>
+        <w:ind w:left="1134" w:hanging="227"/>
+      </w:pPr>
+      <w:rPr>
+        <w:rFonts w:ascii="Symbol" w:hAnsi="Symbol" w:cs="Symbol" w:hint="default"/>
+      </w:rPr>
+    </w:lvl>
+    <w:lvl w:ilvl="5">
+      <w:start w:val="1"/>
+      <w:numFmt w:val="bullet"/>
+      <w:lvlText w:val=""/>
+      <w:lvlJc w:val="left"/>
+      <w:pPr>
+        <w:tabs>
+          <w:tab w:val="num" w:pos="1361"/>
+        </w:tabs>
+        <w:ind w:left="1361" w:hanging="227"/>
+      </w:pPr>
+      <w:rPr>
+        <w:rFonts w:ascii="Symbol" w:hAnsi="Symbol" w:cs="Symbol" w:hint="default"/>
+      </w:rPr>
+    </w:lvl>
+    <w:lvl w:ilvl="6">
+      <w:start w:val="1"/>
+      <w:numFmt w:val="bullet"/>
+      <w:lvlText w:val=""/>
+      <w:lvlJc w:val="left"/>
+      <w:pPr>
+        <w:tabs>
+          <w:tab w:val="num" w:pos="1587"/>
+        </w:tabs>
+        <w:ind w:left="1587" w:hanging="227"/>
+      </w:pPr>
+      <w:rPr>
+        <w:rFonts w:ascii="Symbol" w:hAnsi="Symbol" w:cs="Symbol" w:hint="default"/>
+      </w:rPr>
+    </w:lvl>
+    <w:lvl w:ilvl="7">
+      <w:start w:val="1"/>
+      <w:numFmt w:val="bullet"/>
+      <w:lvlText w:val=""/>
+      <w:lvlJc w:val="left"/>
+      <w:pPr>
+        <w:tabs>
+          <w:tab w:val="num" w:pos="1814"/>
+        </w:tabs>
+        <w:ind w:left="1814" w:hanging="227"/>
+      </w:pPr>
+      <w:rPr>
+        <w:rFonts w:ascii="Symbol" w:hAnsi="Symbol" w:cs="Symbol" w:hint="default"/>
+      </w:rPr>
+    </w:lvl>
+    <w:lvl w:ilvl="8">
+      <w:start w:val="1"/>
+      <w:numFmt w:val="bullet"/>
+      <w:lvlText w:val=""/>
+      <w:lvlJc w:val="left"/>
+      <w:pPr>
+        <w:tabs>
+          <w:tab w:val="num" w:pos="2041"/>
+        </w:tabs>
+        <w:ind w:left="2041" w:hanging="227"/>
+      </w:pPr>
+      <w:rPr>
+        <w:rFonts w:ascii="Symbol" w:hAnsi="Symbol" w:cs="Symbol" w:hint="default"/>
+      </w:rPr>
+    </w:lvl>
+  </w:abstractNum>
   <w:num w:numId="1">
     <w:abstractNumId w:val="1"/>
   </w:num>
   <w:num w:numId="2">
     <w:abstractNumId w:val="2"/>
+  </w:num>
+  <w:num w:numId="3">
+    <w:abstractNumId w:val="3"/>
   </w:num>
 </w:numbering>
 </file>
@@ -6498,6 +8557,14 @@
     <w:name w:val="Line Number"/>
     <w:rPr/>
   </w:style>
+  <w:style w:type="character" w:styleId="VisitedInternetLink">
+    <w:name w:val="FollowedHyperlink"/>
+    <w:rPr>
+      <w:color w:val="800000"/>
+      <w:u w:val="single"/>
+      <w:lang w:val="zxx" w:eastAsia="zxx" w:bidi="zxx"/>
+    </w:rPr>
+  </w:style>
   <w:style w:type="paragraph" w:styleId="Heading">
     <w:name w:val="Heading"/>
     <w:basedOn w:val="Normal"/>
@@ -6519,6 +8586,7 @@
     <w:pPr>
       <w:spacing w:lineRule="auto" w:line="360" w:before="0" w:after="140"/>
       <w:ind w:left="850" w:right="850" w:hanging="0"/>
+      <w:jc w:val="both"/>
     </w:pPr>
     <w:rPr>
       <w:rFonts w:ascii="Times New Roman" w:hAnsi="Times New Roman"/>
@@ -6735,11 +8803,28 @@
       <w:szCs w:val="56"/>
     </w:rPr>
   </w:style>
+  <w:style w:type="paragraph" w:styleId="PreformattedText">
+    <w:name w:val="Preformatted Text"/>
+    <w:basedOn w:val="Normal"/>
+    <w:qFormat/>
+    <w:pPr>
+      <w:spacing w:before="0" w:after="0"/>
+    </w:pPr>
+    <w:rPr>
+      <w:rFonts w:ascii="Liberation Mono" w:hAnsi="Liberation Mono" w:eastAsia="Liberation Mono" w:cs="Liberation Mono"/>
+      <w:sz w:val="20"/>
+      <w:szCs w:val="20"/>
+    </w:rPr>
+  </w:style>
   <w:style w:type="numbering" w:styleId="NoList" w:default="1">
     <w:name w:val="No List"/>
     <w:uiPriority w:val="99"/>
     <w:semiHidden/>
     <w:unhideWhenUsed/>
+    <w:qFormat/>
+  </w:style>
+  <w:style w:type="numbering" w:styleId="Bullet">
+    <w:name w:val="Bullet •"/>
     <w:qFormat/>
   </w:style>
   <w:style w:type="table" w:default="1" w:styleId="Tabellanormale">

--- a/Tesi_bozza.docx
+++ b/Tesi_bozza.docx
@@ -672,14 +672,14 @@
             </w:rPr>
             <w:fldChar w:fldCharType="separate"/>
           </w:r>
-          <w:hyperlink w:anchor="__RefHeading___Toc350_568587729">
+          <w:hyperlink w:anchor="__RefHeading___Toc955_1609035006">
             <w:r>
               <w:rPr>
                 <w:rStyle w:val="IndexLink"/>
               </w:rPr>
               <w:t>Abstract</w:t>
               <w:tab/>
-              <w:t>5</w:t>
+              <w:t>3</w:t>
             </w:r>
           </w:hyperlink>
         </w:p>
@@ -699,102 +699,7 @@
               </w:rPr>
               <w:t>Introduzione</w:t>
               <w:tab/>
-              <w:t>6</w:t>
-            </w:r>
-          </w:hyperlink>
-        </w:p>
-        <w:p>
-          <w:pPr>
-            <w:pStyle w:val="Contents1"/>
-            <w:tabs>
-              <w:tab w:val="clear" w:pos="9087"/>
-              <w:tab w:val="right" w:pos="9084" w:leader="dot"/>
-            </w:tabs>
-            <w:rPr/>
-          </w:pPr>
-          <w:hyperlink w:anchor="__RefHeading___Toc354_568587729">
-            <w:r>
-              <w:rPr>
-                <w:rStyle w:val="IndexLink"/>
-              </w:rPr>
-              <w:tab/>
-              <w:t>7</w:t>
-            </w:r>
-          </w:hyperlink>
-        </w:p>
-        <w:p>
-          <w:pPr>
-            <w:pStyle w:val="Contents2"/>
-            <w:tabs>
-              <w:tab w:val="clear" w:pos="8804"/>
-              <w:tab w:val="right" w:pos="9084" w:leader="dot"/>
-            </w:tabs>
-            <w:rPr/>
-          </w:pPr>
-          <w:hyperlink w:anchor="__RefHeading___Toc356_568587729">
-            <w:r>
-              <w:rPr>
-                <w:rStyle w:val="IndexLink"/>
-              </w:rPr>
-              <w:tab/>
-              <w:t>7</w:t>
-            </w:r>
-          </w:hyperlink>
-        </w:p>
-        <w:p>
-          <w:pPr>
-            <w:pStyle w:val="Contents2"/>
-            <w:tabs>
-              <w:tab w:val="clear" w:pos="8804"/>
-              <w:tab w:val="right" w:pos="9084" w:leader="dot"/>
-            </w:tabs>
-            <w:rPr/>
-          </w:pPr>
-          <w:hyperlink w:anchor="__RefHeading___Toc358_568587729">
-            <w:r>
-              <w:rPr>
-                <w:rStyle w:val="IndexLink"/>
-              </w:rPr>
-              <w:tab/>
-              <w:t>7</w:t>
-            </w:r>
-          </w:hyperlink>
-        </w:p>
-        <w:p>
-          <w:pPr>
-            <w:pStyle w:val="Contents2"/>
-            <w:tabs>
-              <w:tab w:val="clear" w:pos="8804"/>
-              <w:tab w:val="right" w:pos="9084" w:leader="dot"/>
-            </w:tabs>
-            <w:rPr/>
-          </w:pPr>
-          <w:hyperlink w:anchor="__RefHeading___Toc360_568587729">
-            <w:r>
-              <w:rPr>
-                <w:rStyle w:val="IndexLink"/>
-              </w:rPr>
-              <w:tab/>
-              <w:t>7</w:t>
-            </w:r>
-          </w:hyperlink>
-        </w:p>
-        <w:p>
-          <w:pPr>
-            <w:pStyle w:val="Contents2"/>
-            <w:tabs>
-              <w:tab w:val="clear" w:pos="8804"/>
-              <w:tab w:val="right" w:pos="9084" w:leader="dot"/>
-            </w:tabs>
-            <w:rPr/>
-          </w:pPr>
-          <w:hyperlink w:anchor="__RefHeading___Toc362_568587729">
-            <w:r>
-              <w:rPr>
-                <w:rStyle w:val="IndexLink"/>
-              </w:rPr>
-              <w:tab/>
-              <w:t>7</w:t>
+              <w:t>4</w:t>
             </w:r>
           </w:hyperlink>
         </w:p>
@@ -814,7 +719,7 @@
               </w:rPr>
               <w:t>API (Application Programming Interface)</w:t>
               <w:tab/>
-              <w:t>8</w:t>
+              <w:t>5</w:t>
             </w:r>
           </w:hyperlink>
         </w:p>
@@ -840,7 +745,7 @@
               </w:rPr>
               <w:t>Introduzione</w:t>
               <w:tab/>
-              <w:t>8</w:t>
+              <w:t>5</w:t>
             </w:r>
           </w:hyperlink>
         </w:p>
@@ -866,7 +771,7 @@
               </w:rPr>
               <w:t>Web API</w:t>
               <w:tab/>
-              <w:t>8</w:t>
+              <w:t>5</w:t>
             </w:r>
           </w:hyperlink>
         </w:p>
@@ -890,9 +795,9 @@
               <w:rPr>
                 <w:rStyle w:val="IndexLink"/>
               </w:rPr>
-              <w:t>Utilizzo: Metodi Richieste HTTP</w:t>
+              <w:t>Metodi Richieste HTTP</w:t>
               <w:tab/>
-              <w:t>9</w:t>
+              <w:t>6</w:t>
             </w:r>
           </w:hyperlink>
         </w:p>
@@ -918,7 +823,7 @@
               </w:rPr>
               <w:t>GET</w:t>
               <w:tab/>
-              <w:t>9</w:t>
+              <w:t>6</w:t>
             </w:r>
           </w:hyperlink>
         </w:p>
@@ -944,7 +849,7 @@
               </w:rPr>
               <w:t>POST</w:t>
               <w:tab/>
-              <w:t>9</w:t>
+              <w:t>6</w:t>
             </w:r>
           </w:hyperlink>
         </w:p>
@@ -970,7 +875,7 @@
               </w:rPr>
               <w:t>PUT</w:t>
               <w:tab/>
-              <w:t>9</w:t>
+              <w:t>6</w:t>
             </w:r>
           </w:hyperlink>
         </w:p>
@@ -996,7 +901,7 @@
               </w:rPr>
               <w:t>PATCH</w:t>
               <w:tab/>
-              <w:t>9</w:t>
+              <w:t>6</w:t>
             </w:r>
           </w:hyperlink>
         </w:p>
@@ -1022,7 +927,7 @@
               </w:rPr>
               <w:t>DELETE</w:t>
               <w:tab/>
-              <w:t>9</w:t>
+              <w:t>6</w:t>
             </w:r>
           </w:hyperlink>
         </w:p>
@@ -1048,7 +953,7 @@
               </w:rPr>
               <w:t>Modello REST</w:t>
               <w:tab/>
-              <w:t>9</w:t>
+              <w:t>6</w:t>
             </w:r>
           </w:hyperlink>
         </w:p>
@@ -1074,7 +979,7 @@
               </w:rPr>
               <w:t>Spotify Web API</w:t>
               <w:tab/>
-              <w:t>10</w:t>
+              <w:t>7</w:t>
             </w:r>
           </w:hyperlink>
         </w:p>
@@ -1100,7 +1005,7 @@
               </w:rPr>
               <w:t>Introduzione</w:t>
               <w:tab/>
-              <w:t>10</w:t>
+              <w:t>7</w:t>
             </w:r>
           </w:hyperlink>
         </w:p>
@@ -1126,7 +1031,7 @@
               </w:rPr>
               <w:t>Autenticazione e Autorizzazione (Authorization Code Flow)</w:t>
               <w:tab/>
-              <w:t>10</w:t>
+              <w:t>7</w:t>
             </w:r>
           </w:hyperlink>
         </w:p>
@@ -1150,9 +1055,9 @@
               <w:rPr>
                 <w:rStyle w:val="IndexLink"/>
               </w:rPr>
-              <w:t>Raccolta Dati: Request Endpoints</w:t>
+              <w:t>Raccolta Dati: Endpoints</w:t>
               <w:tab/>
-              <w:t>11</w:t>
+              <w:t>8</w:t>
             </w:r>
           </w:hyperlink>
         </w:p>
@@ -1178,7 +1083,7 @@
               </w:rPr>
               <w:t>Get User's Saved Tracks</w:t>
               <w:tab/>
-              <w:t>11</w:t>
+              <w:t>8</w:t>
             </w:r>
           </w:hyperlink>
         </w:p>
@@ -1204,7 +1109,7 @@
               </w:rPr>
               <w:t>Get Track's Audio Features</w:t>
               <w:tab/>
-              <w:t>11</w:t>
+              <w:t>10</w:t>
             </w:r>
           </w:hyperlink>
         </w:p>
@@ -1230,7 +1135,7 @@
               </w:rPr>
               <w:t>Get Several Artists</w:t>
               <w:tab/>
-              <w:t>12</w:t>
+              <w:t>13</w:t>
             </w:r>
           </w:hyperlink>
         </w:p>
@@ -1248,9 +1153,15 @@
               <w:rPr>
                 <w:rStyle w:val="IndexLink"/>
               </w:rPr>
+              <w:t xml:space="preserve"> </w:t>
+            </w:r>
+            <w:r>
+              <w:rPr>
+                <w:rStyle w:val="IndexLink"/>
+              </w:rPr>
               <w:t>R Shiny: Libreria Per Costruire Web App Interattive</w:t>
               <w:tab/>
-              <w:t>13</w:t>
+              <w:t>15</w:t>
             </w:r>
           </w:hyperlink>
         </w:p>
@@ -1276,7 +1187,7 @@
               </w:rPr>
               <w:t>Introduzione</w:t>
               <w:tab/>
-              <w:t>13</w:t>
+              <w:t>15</w:t>
             </w:r>
           </w:hyperlink>
         </w:p>
@@ -1302,7 +1213,7 @@
               </w:rPr>
               <w:t>UI</w:t>
               <w:tab/>
-              <w:t>13</w:t>
+              <w:t>15</w:t>
             </w:r>
           </w:hyperlink>
         </w:p>
@@ -1328,7 +1239,7 @@
               </w:rPr>
               <w:t>Server</w:t>
               <w:tab/>
-              <w:t>13</w:t>
+              <w:t>15</w:t>
             </w:r>
           </w:hyperlink>
         </w:p>
@@ -1354,7 +1265,7 @@
               </w:rPr>
               <w:t>Programmazione Reattiva</w:t>
               <w:tab/>
-              <w:t>13</w:t>
+              <w:t>15</w:t>
             </w:r>
           </w:hyperlink>
         </w:p>
@@ -1380,7 +1291,7 @@
               </w:rPr>
               <w:t>Analisi Dati</w:t>
               <w:tab/>
-              <w:t>14</w:t>
+              <w:t>16</w:t>
             </w:r>
           </w:hyperlink>
         </w:p>
@@ -1393,7 +1304,7 @@
             </w:tabs>
             <w:rPr/>
           </w:pPr>
-          <w:hyperlink w:anchor="__RefHeading___Toc846_3232970131">
+          <w:hyperlink w:anchor="__RefHeading___Toc1104_2460335997">
             <w:r>
               <w:rPr>
                 <w:rStyle w:val="IndexLink"/>
@@ -1404,35 +1315,9 @@
               <w:rPr>
                 <w:rStyle w:val="IndexLink"/>
               </w:rPr>
-              <w:t>Data Wrangling</w:t>
+              <w:t>Data Wrangling e Data Cleaning</w:t>
               <w:tab/>
-              <w:t>14</w:t>
-            </w:r>
-          </w:hyperlink>
-        </w:p>
-        <w:p>
-          <w:pPr>
-            <w:pStyle w:val="Contents2"/>
-            <w:tabs>
-              <w:tab w:val="clear" w:pos="8804"/>
-              <w:tab w:val="right" w:pos="9084" w:leader="dot"/>
-            </w:tabs>
-            <w:rPr/>
-          </w:pPr>
-          <w:hyperlink w:anchor="__RefHeading___Toc848_3232970131">
-            <w:r>
-              <w:rPr>
-                <w:rStyle w:val="IndexLink"/>
-              </w:rPr>
-              <w:t xml:space="preserve"> </w:t>
-            </w:r>
-            <w:r>
-              <w:rPr>
-                <w:rStyle w:val="IndexLink"/>
-              </w:rPr>
-              <w:t>Data Cleaning</w:t>
-              <w:tab/>
-              <w:t>14</w:t>
+              <w:t>16</w:t>
             </w:r>
           </w:hyperlink>
         </w:p>
@@ -1458,7 +1343,7 @@
               </w:rPr>
               <w:t>Analisi Univariata (Distribuzioni, Visualizzazione)</w:t>
               <w:tab/>
-              <w:t>14</w:t>
+              <w:t>18</w:t>
             </w:r>
           </w:hyperlink>
         </w:p>
@@ -1484,7 +1369,7 @@
               </w:rPr>
               <w:t>Analisi Multivariata (Correlazioni….)</w:t>
               <w:tab/>
-              <w:t>14</w:t>
+              <w:t>18</w:t>
             </w:r>
           </w:hyperlink>
         </w:p>
@@ -1510,7 +1395,7 @@
               </w:rPr>
               <w:t>Cluster Analysis (k-means; Archetypal Analysis)</w:t>
               <w:tab/>
-              <w:t>14</w:t>
+              <w:t>18</w:t>
             </w:r>
           </w:hyperlink>
         </w:p>
@@ -1536,58 +1421,7 @@
               </w:rPr>
               <w:t>PCA (Principal Components Analysis)</w:t>
               <w:tab/>
-              <w:t>14</w:t>
-            </w:r>
-          </w:hyperlink>
-        </w:p>
-        <w:p>
-          <w:pPr>
-            <w:pStyle w:val="Contents2"/>
-            <w:tabs>
-              <w:tab w:val="clear" w:pos="8804"/>
-              <w:tab w:val="right" w:pos="9084" w:leader="dot"/>
-            </w:tabs>
-            <w:rPr/>
-          </w:pPr>
-          <w:hyperlink w:anchor="__RefHeading___Toc410_568587729">
-            <w:r>
-              <w:rPr>
-                <w:rStyle w:val="IndexLink"/>
-              </w:rPr>
-              <w:t xml:space="preserve"> …</w:t>
-            </w:r>
-            <w:r>
-              <w:rPr>
-                <w:rStyle w:val="IndexLink"/>
-              </w:rPr>
-              <w:t>..</w:t>
-              <w:tab/>
-              <w:t>14</w:t>
-            </w:r>
-          </w:hyperlink>
-        </w:p>
-        <w:p>
-          <w:pPr>
-            <w:pStyle w:val="Contents2"/>
-            <w:tabs>
-              <w:tab w:val="clear" w:pos="8804"/>
-              <w:tab w:val="right" w:pos="9084" w:leader="dot"/>
-            </w:tabs>
-            <w:rPr/>
-          </w:pPr>
-          <w:hyperlink w:anchor="__RefHeading___Toc957_1609035006">
-            <w:r>
-              <w:rPr>
-                <w:rStyle w:val="IndexLink"/>
-              </w:rPr>
-              <w:t xml:space="preserve"> ……</w:t>
-            </w:r>
-            <w:r>
-              <w:rPr>
-                <w:rStyle w:val="IndexLink"/>
-              </w:rPr>
-              <w:tab/>
-              <w:t>14</w:t>
+              <w:t>18</w:t>
             </w:r>
           </w:hyperlink>
         </w:p>
@@ -1613,7 +1447,7 @@
               </w:rPr>
               <w:t>Output</w:t>
               <w:tab/>
-              <w:t>15</w:t>
+              <w:t>19</w:t>
             </w:r>
           </w:hyperlink>
         </w:p>
@@ -1639,7 +1473,7 @@
               </w:rPr>
               <w:t>Dashboard Analitica</w:t>
               <w:tab/>
-              <w:t>15</w:t>
+              <w:t>19</w:t>
             </w:r>
           </w:hyperlink>
         </w:p>
@@ -1665,7 +1499,7 @@
               </w:rPr>
               <w:t>Insights Derivanti Dall’ Analisi Dati</w:t>
               <w:tab/>
-              <w:t>15</w:t>
+              <w:t>19</w:t>
             </w:r>
           </w:hyperlink>
         </w:p>
@@ -1678,7 +1512,7 @@
             </w:tabs>
             <w:rPr/>
           </w:pPr>
-          <w:hyperlink w:anchor="__RefHeading___Toc961_1609035006">
+          <w:hyperlink w:anchor="__RefHeading___Toc1106_2460335997">
             <w:r>
               <w:rPr>
                 <w:rStyle w:val="IndexLink"/>
@@ -1691,7 +1525,7 @@
               </w:rPr>
               <w:t>Conclusioni</w:t>
               <w:tab/>
-              <w:t>16</w:t>
+              <w:t>20</w:t>
             </w:r>
           </w:hyperlink>
         </w:p>
@@ -1704,14 +1538,20 @@
             </w:tabs>
             <w:rPr/>
           </w:pPr>
-          <w:hyperlink w:anchor="__RefHeading___Toc963_1609035006">
+          <w:hyperlink w:anchor="__RefHeading___Toc1108_2460335997">
+            <w:r>
+              <w:rPr>
+                <w:rStyle w:val="IndexLink"/>
+              </w:rPr>
+              <w:t xml:space="preserve"> </w:t>
+            </w:r>
             <w:r>
               <w:rPr>
                 <w:rStyle w:val="IndexLink"/>
               </w:rPr>
               <w:t>Bibliografia</w:t>
               <w:tab/>
-              <w:t>17</w:t>
+              <w:t>21</w:t>
             </w:r>
           </w:hyperlink>
         </w:p>
@@ -1731,7 +1571,7 @@
               </w:rPr>
               <w:t>Appendice: Controllo Versione – GIT</w:t>
               <w:tab/>
-              <w:t>19</w:t>
+              <w:t>23</w:t>
             </w:r>
           </w:hyperlink>
         </w:p>
@@ -1757,7 +1597,7 @@
               </w:rPr>
               <w:t>Definizione</w:t>
               <w:tab/>
-              <w:t>19</w:t>
+              <w:t>23</w:t>
             </w:r>
           </w:hyperlink>
         </w:p>
@@ -1783,7 +1623,7 @@
               </w:rPr>
               <w:t>Utilizzo</w:t>
               <w:tab/>
-              <w:t>19</w:t>
+              <w:t>23</w:t>
             </w:r>
           </w:hyperlink>
         </w:p>
@@ -1809,7 +1649,7 @@
               </w:rPr>
               <w:t>GIT</w:t>
               <w:tab/>
-              <w:t>19</w:t>
+              <w:t>23</w:t>
             </w:r>
           </w:hyperlink>
         </w:p>
@@ -1835,6 +1675,7 @@
               </w:rPr>
               <w:t>GitHub</w:t>
               <w:tab/>
+              <w:t>23</w:t>
             </w:r>
           </w:hyperlink>
           <w:r>
@@ -1861,6 +1702,23 @@
       <w:r>
         <w:rPr/>
         <w:tab/>
+      </w:r>
+      <w:r>
+        <w:br w:type="page"/>
+      </w:r>
+    </w:p>
+    <w:p>
+      <w:pPr>
+        <w:pStyle w:val="Heading1"/>
+        <w:numPr>
+          <w:ilvl w:val="0"/>
+          <w:numId w:val="0"/>
+        </w:numPr>
+        <w:ind w:left="0" w:hanging="0"/>
+        <w:rPr/>
+      </w:pPr>
+      <w:r>
+        <w:rPr/>
         <w:t>Abstract</w:t>
       </w:r>
       <w:r>
@@ -1939,7 +1797,7 @@
         <w:pStyle w:val="Heading2"/>
         <w:numPr>
           <w:ilvl w:val="1"/>
-          <w:numId w:val="2"/>
+          <w:numId w:val="3"/>
         </w:numPr>
         <w:rPr/>
       </w:pPr>
@@ -1948,9 +1806,6 @@
       <w:r>
         <w:rPr/>
         <w:tab/>
-      </w:r>
-      <w:r>
-        <w:rPr/>
         <w:t xml:space="preserve">Introduzione </w:t>
       </w:r>
     </w:p>
@@ -2125,7 +1980,7 @@
         <w:pStyle w:val="Heading2"/>
         <w:numPr>
           <w:ilvl w:val="1"/>
-          <w:numId w:val="2"/>
+          <w:numId w:val="3"/>
         </w:numPr>
         <w:rPr/>
       </w:pPr>
@@ -2144,45 +1999,17 @@
       </w:pPr>
       <w:r>
         <w:rPr/>
-        <w:t xml:space="preserve">Un'API web è un'interfaccia di programmazione per un server web o un web browser </w:t>
-      </w:r>
-      <w:r>
-        <w:rPr/>
-        <w:t>(client)</w:t>
-      </w:r>
-      <w:r>
-        <w:rPr/>
-        <w:t xml:space="preserve">.  Si tratta di un concetto di sviluppo web </w:t>
-      </w:r>
-      <w:r>
-        <w:rPr/>
-        <w:t xml:space="preserve">ed è necessario distinguere </w:t>
-      </w:r>
-      <w:r>
-        <w:rPr/>
-        <w:t xml:space="preserve"> lato client di un'applicazione web e </w:t>
-      </w:r>
-      <w:r>
-        <w:rPr/>
-        <w:t>lato server.</w:t>
-      </w:r>
-    </w:p>
-    <w:p>
-      <w:pPr>
-        <w:pStyle w:val="TextBody"/>
-        <w:rPr/>
-      </w:pPr>
-      <w:r>
-        <w:rPr/>
-        <w:t xml:space="preserve">Un'API web lato server è un'interfaccia programmatica costituita da uno o più endpoint esposti </w:t>
-      </w:r>
-      <w:r>
-        <w:rPr/>
-        <w:t>con</w:t>
-      </w:r>
-      <w:r>
-        <w:rPr/>
-        <w:t>un sistema definito di messaggi richiesta-risposta, tipicamente espresso in JSON o XML, che viene esposto tramite il web, più comunemente per mezzo di un server web basato su HTTP.</w:t>
+        <w:t>Un' API web è un'interfaccia di programmazione per un server web o un web browser (client).  Si tratta di un concetto di sviluppo web ed è necessario distinguere  lato client di un'applicazione web e lato server.</w:t>
+      </w:r>
+    </w:p>
+    <w:p>
+      <w:pPr>
+        <w:pStyle w:val="TextBody"/>
+        <w:rPr/>
+      </w:pPr>
+      <w:r>
+        <w:rPr/>
+        <w:t>Un' API web lato server è un'interfaccia programmatica costituita da uno o più endpoint esposti con un sistema definito di messaggi richiesta-risposta, tipicamente espresso in JSON o XML, che viene esposto tramite il web, più comunemente per mezzo di un server web basato su HTTP.</w:t>
       </w:r>
     </w:p>
     <w:p>
@@ -2219,7 +2046,7 @@
         <w:pStyle w:val="Heading2"/>
         <w:numPr>
           <w:ilvl w:val="1"/>
-          <w:numId w:val="2"/>
+          <w:numId w:val="3"/>
         </w:numPr>
         <w:rPr/>
       </w:pPr>
@@ -2236,7 +2063,7 @@
         <w:pStyle w:val="Heading3"/>
         <w:numPr>
           <w:ilvl w:val="2"/>
-          <w:numId w:val="2"/>
+          <w:numId w:val="3"/>
         </w:numPr>
         <w:rPr/>
       </w:pPr>
@@ -2254,7 +2081,7 @@
         <w:pStyle w:val="Heading3"/>
         <w:numPr>
           <w:ilvl w:val="2"/>
-          <w:numId w:val="2"/>
+          <w:numId w:val="3"/>
         </w:numPr>
         <w:rPr/>
       </w:pPr>
@@ -2272,7 +2099,7 @@
         <w:pStyle w:val="Heading3"/>
         <w:numPr>
           <w:ilvl w:val="2"/>
-          <w:numId w:val="2"/>
+          <w:numId w:val="3"/>
         </w:numPr>
         <w:rPr/>
       </w:pPr>
@@ -2290,7 +2117,7 @@
         <w:pStyle w:val="Heading3"/>
         <w:numPr>
           <w:ilvl w:val="2"/>
-          <w:numId w:val="2"/>
+          <w:numId w:val="3"/>
         </w:numPr>
         <w:rPr/>
       </w:pPr>
@@ -2308,7 +2135,7 @@
         <w:pStyle w:val="Heading3"/>
         <w:numPr>
           <w:ilvl w:val="2"/>
-          <w:numId w:val="2"/>
+          <w:numId w:val="3"/>
         </w:numPr>
         <w:rPr/>
       </w:pPr>
@@ -2326,7 +2153,7 @@
         <w:pStyle w:val="Heading2"/>
         <w:numPr>
           <w:ilvl w:val="1"/>
-          <w:numId w:val="2"/>
+          <w:numId w:val="3"/>
         </w:numPr>
         <w:rPr/>
       </w:pPr>
@@ -2378,7 +2205,7 @@
         <w:pStyle w:val="Heading2"/>
         <w:numPr>
           <w:ilvl w:val="1"/>
-          <w:numId w:val="2"/>
+          <w:numId w:val="3"/>
         </w:numPr>
         <w:rPr/>
       </w:pPr>
@@ -2409,7 +2236,22 @@
       </w:pPr>
       <w:r>
         <w:rPr/>
-        <w:t>Basandosi su principi REST (descritti sopra), la Web API di Spotify restituisce metadati JSON su artisti musicali, album e brani direttamente dal catalogo dati di Spotify.</w:t>
+        <w:t xml:space="preserve">Basandosi su principi REST (descritti sopra), la Web API di Spotify restituisce </w:t>
+      </w:r>
+      <w:r>
+        <w:rPr>
+          <w:rFonts w:eastAsia="Calibri" w:cs="" w:cstheme="minorBidi" w:eastAsiaTheme="minorHAnsi"/>
+          <w:color w:val="auto"/>
+          <w:kern w:val="0"/>
+          <w:sz w:val="24"/>
+          <w:szCs w:val="22"/>
+          <w:lang w:val="it-IT" w:eastAsia="en-US" w:bidi="ar-SA"/>
+        </w:rPr>
+        <w:t>meta-dati</w:t>
+      </w:r>
+      <w:r>
+        <w:rPr/>
+        <w:t xml:space="preserve"> JSON su artisti musicali, album e brani direttamente dal catalogo dati di Spotify.</w:t>
       </w:r>
     </w:p>
     <w:p>
@@ -2577,15 +2419,7 @@
       </w:pPr>
       <w:r>
         <w:rPr/>
-        <w:t xml:space="preserve">Il primo passo è richiedere l'autorizzazione all'utente, in modo che la nostra app possa accedere alle risorse di Spotify per conto di quell'utente. Per fare ciò, la nostra applicazione deve compilare e inviare una </w:t>
-      </w:r>
-      <w:r>
-        <w:rPr/>
-        <w:t xml:space="preserve">richiesta </w:t>
-      </w:r>
-      <w:r>
-        <w:rPr/>
-        <w:t>GET /authorize all'endpoint con i seguenti parametri</w:t>
+        <w:t>Il primo passo è richiedere l'autorizzazione all'utente, in modo che la nostra app possa accedere alle risorse di Spotify per conto di quell'utente. Per fare ciò, la nostra applicazione deve compilare e inviare una richiesta GET /authorize all'endpoint con i seguenti parametri</w:t>
       </w:r>
       <w:r>
         <w:br w:type="page"/>
@@ -2596,7 +2430,7 @@
         <w:pStyle w:val="Heading2"/>
         <w:numPr>
           <w:ilvl w:val="1"/>
-          <w:numId w:val="2"/>
+          <w:numId w:val="3"/>
         </w:numPr>
         <w:rPr>
           <w:rFonts w:ascii="Times New Roman" w:hAnsi="Times New Roman"/>
@@ -2697,7 +2531,7 @@
         <w:pStyle w:val="Heading3"/>
         <w:numPr>
           <w:ilvl w:val="2"/>
-          <w:numId w:val="2"/>
+          <w:numId w:val="3"/>
         </w:numPr>
         <w:rPr/>
       </w:pPr>
@@ -2717,11 +2551,7 @@
       </w:pPr>
       <w:r>
         <w:rPr/>
-        <w:t>Restituisce</w:t>
-      </w:r>
-      <w:r>
-        <w:rPr/>
-        <w:t xml:space="preserve"> un elenco dei brani salvati nella libreria "La tua musica" dell'utente Spotify corrente.</w:t>
+        <w:t>Restituisce un elenco dei brani salvati nella libreria "La tua musica" dell'utente Spotify corrente.</w:t>
       </w:r>
     </w:p>
     <w:p>
@@ -2756,7 +2586,7 @@
       </w:tblPr>
       <w:tblGrid>
         <w:gridCol w:w="3690"/>
-        <w:gridCol w:w="3750"/>
+        <w:gridCol w:w="3749"/>
       </w:tblGrid>
       <w:tr>
         <w:trPr/>
@@ -2768,6 +2598,7 @@
           <w:p>
             <w:pPr>
               <w:pStyle w:val="TableContents"/>
+              <w:widowControl w:val="false"/>
               <w:spacing w:before="0" w:after="200"/>
               <w:rPr>
                 <w:b w:val="false"/>
@@ -2784,27 +2615,19 @@
                 <w:sz w:val="24"/>
                 <w:szCs w:val="24"/>
               </w:rPr>
-              <w:t xml:space="preserve">Limit - </w:t>
-            </w:r>
-            <w:r>
-              <w:rPr>
-                <w:b w:val="false"/>
-                <w:bCs w:val="false"/>
-                <w:sz w:val="24"/>
-                <w:szCs w:val="24"/>
-              </w:rPr>
-              <w:t>integer</w:t>
+              <w:t>Limit - integer</w:t>
             </w:r>
           </w:p>
         </w:tc>
         <w:tc>
           <w:tcPr>
-            <w:tcW w:w="3750" w:type="dxa"/>
+            <w:tcW w:w="3749" w:type="dxa"/>
             <w:tcBorders/>
           </w:tcPr>
           <w:p>
             <w:pPr>
               <w:pStyle w:val="TableContents"/>
+              <w:widowControl w:val="false"/>
               <w:spacing w:before="0" w:after="200"/>
               <w:rPr>
                 <w:b w:val="false"/>
@@ -2836,6 +2659,7 @@
           <w:p>
             <w:pPr>
               <w:pStyle w:val="TableContents"/>
+              <w:widowControl w:val="false"/>
               <w:spacing w:before="0" w:after="200"/>
               <w:rPr>
                 <w:b w:val="false"/>
@@ -2852,27 +2676,19 @@
                 <w:sz w:val="24"/>
                 <w:szCs w:val="24"/>
               </w:rPr>
-              <w:t xml:space="preserve">Market - </w:t>
-            </w:r>
-            <w:r>
-              <w:rPr>
-                <w:b w:val="false"/>
-                <w:bCs w:val="false"/>
-                <w:sz w:val="24"/>
-                <w:szCs w:val="24"/>
-              </w:rPr>
-              <w:t>string</w:t>
+              <w:t>Market - string</w:t>
             </w:r>
           </w:p>
         </w:tc>
         <w:tc>
           <w:tcPr>
-            <w:tcW w:w="3750" w:type="dxa"/>
+            <w:tcW w:w="3749" w:type="dxa"/>
             <w:tcBorders/>
           </w:tcPr>
           <w:p>
             <w:pPr>
               <w:pStyle w:val="TableContents"/>
+              <w:widowControl w:val="false"/>
               <w:rPr>
                 <w:b w:val="false"/>
                 <w:b w:val="false"/>
@@ -2894,6 +2710,7 @@
           <w:p>
             <w:pPr>
               <w:pStyle w:val="TableContents"/>
+              <w:widowControl w:val="false"/>
               <w:spacing w:before="0" w:after="200"/>
               <w:rPr>
                 <w:b w:val="false"/>
@@ -2925,6 +2742,7 @@
           <w:p>
             <w:pPr>
               <w:pStyle w:val="TableContents"/>
+              <w:widowControl w:val="false"/>
               <w:spacing w:before="0" w:after="200"/>
               <w:rPr>
                 <w:b w:val="false"/>
@@ -2941,27 +2759,19 @@
                 <w:sz w:val="24"/>
                 <w:szCs w:val="24"/>
               </w:rPr>
-              <w:t xml:space="preserve">Offset - </w:t>
-            </w:r>
-            <w:r>
-              <w:rPr>
-                <w:b w:val="false"/>
-                <w:bCs w:val="false"/>
-                <w:sz w:val="24"/>
-                <w:szCs w:val="24"/>
-              </w:rPr>
-              <w:t>integer</w:t>
+              <w:t>Offset - integer</w:t>
             </w:r>
           </w:p>
         </w:tc>
         <w:tc>
           <w:tcPr>
-            <w:tcW w:w="3750" w:type="dxa"/>
+            <w:tcW w:w="3749" w:type="dxa"/>
             <w:tcBorders/>
           </w:tcPr>
           <w:p>
             <w:pPr>
               <w:pStyle w:val="TableContents"/>
+              <w:widowControl w:val="false"/>
               <w:spacing w:before="0" w:after="200"/>
               <w:rPr>
                 <w:b w:val="false"/>
@@ -3034,7 +2844,7 @@
       </w:tblPr>
       <w:tblGrid>
         <w:gridCol w:w="3690"/>
-        <w:gridCol w:w="3750"/>
+        <w:gridCol w:w="3749"/>
       </w:tblGrid>
       <w:tr>
         <w:trPr/>
@@ -3046,6 +2856,7 @@
           <w:p>
             <w:pPr>
               <w:pStyle w:val="TableContents"/>
+              <w:widowControl w:val="false"/>
               <w:spacing w:before="0" w:after="200"/>
               <w:rPr>
                 <w:b w:val="false"/>
@@ -3062,27 +2873,19 @@
                 <w:sz w:val="24"/>
                 <w:szCs w:val="24"/>
               </w:rPr>
-              <w:t xml:space="preserve">Href - </w:t>
-            </w:r>
-            <w:r>
-              <w:rPr>
-                <w:b w:val="false"/>
-                <w:bCs w:val="false"/>
-                <w:sz w:val="24"/>
-                <w:szCs w:val="24"/>
-              </w:rPr>
-              <w:t>string</w:t>
+              <w:t>Href - string</w:t>
             </w:r>
           </w:p>
         </w:tc>
         <w:tc>
           <w:tcPr>
-            <w:tcW w:w="3750" w:type="dxa"/>
+            <w:tcW w:w="3749" w:type="dxa"/>
             <w:tcBorders/>
           </w:tcPr>
           <w:p>
             <w:pPr>
               <w:pStyle w:val="TableContents"/>
+              <w:widowControl w:val="false"/>
               <w:spacing w:before="0" w:after="200"/>
               <w:rPr>
                 <w:b w:val="false"/>
@@ -3114,6 +2917,7 @@
           <w:p>
             <w:pPr>
               <w:pStyle w:val="TableContents"/>
+              <w:widowControl w:val="false"/>
               <w:spacing w:before="0" w:after="200"/>
               <w:rPr>
                 <w:b w:val="false"/>
@@ -3130,27 +2934,19 @@
                 <w:sz w:val="24"/>
                 <w:szCs w:val="24"/>
               </w:rPr>
-              <w:t xml:space="preserve">Items - </w:t>
-            </w:r>
-            <w:r>
-              <w:rPr>
-                <w:b w:val="false"/>
-                <w:bCs w:val="false"/>
-                <w:sz w:val="24"/>
-                <w:szCs w:val="24"/>
-              </w:rPr>
-              <w:t>array</w:t>
+              <w:t>Items - array</w:t>
             </w:r>
           </w:p>
         </w:tc>
         <w:tc>
           <w:tcPr>
-            <w:tcW w:w="3750" w:type="dxa"/>
+            <w:tcW w:w="3749" w:type="dxa"/>
             <w:tcBorders/>
           </w:tcPr>
           <w:p>
             <w:pPr>
               <w:pStyle w:val="TableContents"/>
+              <w:widowControl w:val="false"/>
               <w:spacing w:before="0" w:after="200"/>
               <w:rPr>
                 <w:b w:val="false"/>
@@ -3182,6 +2978,7 @@
           <w:p>
             <w:pPr>
               <w:pStyle w:val="TableContents"/>
+              <w:widowControl w:val="false"/>
               <w:spacing w:before="0" w:after="200"/>
               <w:rPr>
                 <w:b w:val="false"/>
@@ -3198,27 +2995,19 @@
                 <w:sz w:val="24"/>
                 <w:szCs w:val="24"/>
               </w:rPr>
-              <w:t xml:space="preserve">Limit - </w:t>
-            </w:r>
-            <w:r>
-              <w:rPr>
-                <w:b w:val="false"/>
-                <w:bCs w:val="false"/>
-                <w:sz w:val="24"/>
-                <w:szCs w:val="24"/>
-              </w:rPr>
-              <w:t>integer</w:t>
+              <w:t>Limit - integer</w:t>
             </w:r>
           </w:p>
         </w:tc>
         <w:tc>
           <w:tcPr>
-            <w:tcW w:w="3750" w:type="dxa"/>
+            <w:tcW w:w="3749" w:type="dxa"/>
             <w:tcBorders/>
           </w:tcPr>
           <w:p>
             <w:pPr>
               <w:pStyle w:val="TableContents"/>
+              <w:widowControl w:val="false"/>
               <w:spacing w:before="0" w:after="200"/>
               <w:rPr>
                 <w:b w:val="false"/>
@@ -3250,6 +3039,7 @@
           <w:p>
             <w:pPr>
               <w:pStyle w:val="TableContents"/>
+              <w:widowControl w:val="false"/>
               <w:spacing w:before="0" w:after="200"/>
               <w:rPr>
                 <w:b w:val="false"/>
@@ -3266,27 +3056,19 @@
                 <w:sz w:val="24"/>
                 <w:szCs w:val="24"/>
               </w:rPr>
-              <w:t xml:space="preserve">Next – </w:t>
-            </w:r>
-            <w:r>
-              <w:rPr>
-                <w:b w:val="false"/>
-                <w:bCs w:val="false"/>
-                <w:sz w:val="24"/>
-                <w:szCs w:val="24"/>
-              </w:rPr>
-              <w:t>string or null</w:t>
+              <w:t>Next – string or null</w:t>
             </w:r>
           </w:p>
         </w:tc>
         <w:tc>
           <w:tcPr>
-            <w:tcW w:w="3750" w:type="dxa"/>
+            <w:tcW w:w="3749" w:type="dxa"/>
             <w:tcBorders/>
           </w:tcPr>
           <w:p>
             <w:pPr>
               <w:pStyle w:val="TableContents"/>
+              <w:widowControl w:val="false"/>
               <w:spacing w:before="0" w:after="200"/>
               <w:rPr>
                 <w:b w:val="false"/>
@@ -3318,6 +3100,7 @@
           <w:p>
             <w:pPr>
               <w:pStyle w:val="TableContents"/>
+              <w:widowControl w:val="false"/>
               <w:spacing w:before="0" w:after="200"/>
               <w:rPr>
                 <w:b w:val="false"/>
@@ -3334,27 +3117,19 @@
                 <w:sz w:val="24"/>
                 <w:szCs w:val="24"/>
               </w:rPr>
-              <w:t xml:space="preserve">Offset - </w:t>
-            </w:r>
-            <w:r>
-              <w:rPr>
-                <w:b w:val="false"/>
-                <w:bCs w:val="false"/>
-                <w:sz w:val="24"/>
-                <w:szCs w:val="24"/>
-              </w:rPr>
-              <w:t>integer</w:t>
+              <w:t>Offset - integer</w:t>
             </w:r>
           </w:p>
         </w:tc>
         <w:tc>
           <w:tcPr>
-            <w:tcW w:w="3750" w:type="dxa"/>
+            <w:tcW w:w="3749" w:type="dxa"/>
             <w:tcBorders/>
           </w:tcPr>
           <w:p>
             <w:pPr>
               <w:pStyle w:val="TableContents"/>
+              <w:widowControl w:val="false"/>
               <w:spacing w:before="0" w:after="200"/>
               <w:rPr>
                 <w:b w:val="false"/>
@@ -3371,25 +3146,7 @@
                 <w:sz w:val="24"/>
                 <w:szCs w:val="24"/>
               </w:rPr>
-              <w:t xml:space="preserve">L'offset degli elementi restituiti (come impostato nella query o </w:t>
-            </w:r>
-            <w:r>
-              <w:rPr>
-                <w:b w:val="false"/>
-                <w:bCs w:val="false"/>
-                <w:sz w:val="24"/>
-                <w:szCs w:val="24"/>
-              </w:rPr>
-              <w:t>come predefinito</w:t>
-            </w:r>
-            <w:r>
-              <w:rPr>
-                <w:b w:val="false"/>
-                <w:bCs w:val="false"/>
-                <w:sz w:val="24"/>
-                <w:szCs w:val="24"/>
-              </w:rPr>
-              <w:t>)</w:t>
+              <w:t>L'offset degli elementi restituiti (come impostato nella query o come predefinito)</w:t>
             </w:r>
           </w:p>
         </w:tc>
@@ -3404,6 +3161,7 @@
           <w:p>
             <w:pPr>
               <w:pStyle w:val="TableContents"/>
+              <w:widowControl w:val="false"/>
               <w:spacing w:before="0" w:after="200"/>
               <w:rPr>
                 <w:b w:val="false"/>
@@ -3420,27 +3178,19 @@
                 <w:sz w:val="24"/>
                 <w:szCs w:val="24"/>
               </w:rPr>
-              <w:t xml:space="preserve">Previous – </w:t>
-            </w:r>
-            <w:r>
-              <w:rPr>
-                <w:b w:val="false"/>
-                <w:bCs w:val="false"/>
-                <w:sz w:val="24"/>
-                <w:szCs w:val="24"/>
-              </w:rPr>
-              <w:t>string or null</w:t>
+              <w:t>Previous – string or null</w:t>
             </w:r>
           </w:p>
         </w:tc>
         <w:tc>
           <w:tcPr>
-            <w:tcW w:w="3750" w:type="dxa"/>
+            <w:tcW w:w="3749" w:type="dxa"/>
             <w:tcBorders/>
           </w:tcPr>
           <w:p>
             <w:pPr>
               <w:pStyle w:val="TableContents"/>
+              <w:widowControl w:val="false"/>
               <w:spacing w:before="0" w:after="200"/>
               <w:rPr>
                 <w:b w:val="false"/>
@@ -3472,6 +3222,7 @@
           <w:p>
             <w:pPr>
               <w:pStyle w:val="TableContents"/>
+              <w:widowControl w:val="false"/>
               <w:spacing w:before="0" w:after="200"/>
               <w:rPr>
                 <w:b w:val="false"/>
@@ -3488,27 +3239,19 @@
                 <w:sz w:val="24"/>
                 <w:szCs w:val="24"/>
               </w:rPr>
-              <w:t xml:space="preserve">Total - </w:t>
-            </w:r>
-            <w:r>
-              <w:rPr>
-                <w:b w:val="false"/>
-                <w:bCs w:val="false"/>
-                <w:sz w:val="24"/>
-                <w:szCs w:val="24"/>
-              </w:rPr>
-              <w:t>integer</w:t>
+              <w:t>Total - integer</w:t>
             </w:r>
           </w:p>
         </w:tc>
         <w:tc>
           <w:tcPr>
-            <w:tcW w:w="3750" w:type="dxa"/>
+            <w:tcW w:w="3749" w:type="dxa"/>
             <w:tcBorders/>
           </w:tcPr>
           <w:p>
             <w:pPr>
               <w:pStyle w:val="TableContents"/>
+              <w:widowControl w:val="false"/>
               <w:spacing w:before="0" w:after="200"/>
               <w:rPr>
                 <w:b w:val="false"/>
@@ -3534,7 +3277,7 @@
     <w:p>
       <w:pPr>
         <w:pStyle w:val="TextBody"/>
-        <w:ind w:right="850" w:hanging="0"/>
+        <w:ind w:left="850" w:right="850" w:hanging="0"/>
         <w:rPr/>
       </w:pPr>
       <w:r>
@@ -3547,7 +3290,7 @@
     <w:p>
       <w:pPr>
         <w:pStyle w:val="TextBody"/>
-        <w:ind w:right="850" w:hanging="0"/>
+        <w:ind w:left="850" w:right="850" w:hanging="0"/>
         <w:rPr/>
       </w:pPr>
       <w:r>
@@ -3559,7 +3302,7 @@
         <w:pStyle w:val="Heading3"/>
         <w:numPr>
           <w:ilvl w:val="2"/>
-          <w:numId w:val="2"/>
+          <w:numId w:val="3"/>
         </w:numPr>
         <w:rPr/>
       </w:pPr>
@@ -3579,11 +3322,7 @@
       </w:pPr>
       <w:r>
         <w:rPr/>
-        <w:t>Restituisce caratteristiche</w:t>
-      </w:r>
-      <w:r>
-        <w:rPr/>
-        <w:t xml:space="preserve"> audio per più brani in base ai loro ID Spotify.</w:t>
+        <w:t>Restituisce caratteristiche audio per più brani in base ai loro ID Spotify.</w:t>
       </w:r>
     </w:p>
     <w:p>
@@ -3618,7 +3357,7 @@
       </w:tblPr>
       <w:tblGrid>
         <w:gridCol w:w="3690"/>
-        <w:gridCol w:w="3750"/>
+        <w:gridCol w:w="3749"/>
       </w:tblGrid>
       <w:tr>
         <w:trPr/>
@@ -3630,6 +3369,7 @@
           <w:p>
             <w:pPr>
               <w:pStyle w:val="TableContents"/>
+              <w:widowControl w:val="false"/>
               <w:spacing w:before="0" w:after="200"/>
               <w:rPr>
                 <w:b w:val="false"/>
@@ -3652,12 +3392,13 @@
         </w:tc>
         <w:tc>
           <w:tcPr>
-            <w:tcW w:w="3750" w:type="dxa"/>
+            <w:tcW w:w="3749" w:type="dxa"/>
             <w:tcBorders/>
           </w:tcPr>
           <w:p>
             <w:pPr>
               <w:pStyle w:val="TableContents"/>
+              <w:widowControl w:val="false"/>
               <w:spacing w:before="0" w:after="200"/>
               <w:rPr>
                 <w:b w:val="false"/>
@@ -3692,7 +3433,7 @@
     <w:p>
       <w:pPr>
         <w:pStyle w:val="TextBody"/>
-        <w:ind w:right="850" w:hanging="0"/>
+        <w:ind w:left="850" w:right="850" w:hanging="0"/>
         <w:rPr/>
       </w:pPr>
       <w:r>
@@ -3730,14 +3471,14 @@
         </w:tblCellMar>
       </w:tblPr>
       <w:tblGrid>
-        <w:gridCol w:w="3600"/>
+        <w:gridCol w:w="3599"/>
         <w:gridCol w:w="3870"/>
       </w:tblGrid>
       <w:tr>
         <w:trPr/>
         <w:tc>
           <w:tcPr>
-            <w:tcW w:w="3600" w:type="dxa"/>
+            <w:tcW w:w="3599" w:type="dxa"/>
             <w:tcBorders/>
           </w:tcPr>
           <w:p>
@@ -3749,7 +3490,7 @@
                 <w:numId w:val="0"/>
               </w:numPr>
               <w:spacing w:before="0" w:after="140"/>
-              <w:ind w:right="850" w:hanging="0"/>
+              <w:ind w:left="0" w:right="850" w:hanging="0"/>
               <w:rPr>
                 <w:rFonts w:ascii="Times New Roman" w:hAnsi="Times New Roman"/>
                 <w:b w:val="false"/>
@@ -3772,11 +3513,7 @@
             <w:bookmarkEnd w:id="20"/>
             <w:r>
               <w:rPr/>
-              <w:t xml:space="preserve">Danceability  - </w:t>
-            </w:r>
-            <w:r>
-              <w:rPr/>
-              <w:t>float</w:t>
+              <w:t>Danceability  - float</w:t>
             </w:r>
           </w:p>
         </w:tc>
@@ -3833,7 +3570,7 @@
         <w:trPr/>
         <w:tc>
           <w:tcPr>
-            <w:tcW w:w="3600" w:type="dxa"/>
+            <w:tcW w:w="3599" w:type="dxa"/>
             <w:tcBorders/>
           </w:tcPr>
           <w:p>
@@ -3845,7 +3582,7 @@
                 <w:numId w:val="0"/>
               </w:numPr>
               <w:spacing w:before="0" w:after="140"/>
-              <w:ind w:right="850" w:hanging="0"/>
+              <w:ind w:left="0" w:right="850" w:hanging="0"/>
               <w:rPr>
                 <w:rFonts w:ascii="Times New Roman" w:hAnsi="Times New Roman"/>
                 <w:b w:val="false"/>
@@ -3868,11 +3605,7 @@
             <w:bookmarkEnd w:id="21"/>
             <w:r>
               <w:rPr/>
-              <w:t xml:space="preserve">Energy - </w:t>
-            </w:r>
-            <w:r>
-              <w:rPr/>
-              <w:t>float</w:t>
+              <w:t>Energy - float</w:t>
             </w:r>
           </w:p>
         </w:tc>
@@ -3920,41 +3653,7 @@
                 <w:szCs w:val="24"/>
                 <w:u w:val="none"/>
               </w:rPr>
-              <w:t xml:space="preserve">L'energia è una misura che va da 0,0 a 1,0 e rappresenta una misura percettiva dell'intensità e dell'attività. In genere, i brani energetici sono veloci, forti e rumorosi. Ad esempio, il death metal ha un'energia elevata, mentre un preludio di Bach ha un punteggio basso su questa scala. Le caratteristiche percettive che contribuiscono a questo attributo includono il range </w:t>
-            </w:r>
-            <w:r>
-              <w:rPr>
-                <w:b w:val="false"/>
-                <w:bCs w:val="false"/>
-                <w:i w:val="false"/>
-                <w:iCs w:val="false"/>
-                <w:strike w:val="false"/>
-                <w:dstrike w:val="false"/>
-                <w:outline w:val="false"/>
-                <w:shadow w:val="false"/>
-                <w:color w:val="000000"/>
-                <w:sz w:val="24"/>
-                <w:szCs w:val="24"/>
-                <w:u w:val="none"/>
-              </w:rPr>
-              <w:t>dinamico del brano</w:t>
-            </w:r>
-            <w:r>
-              <w:rPr>
-                <w:b w:val="false"/>
-                <w:bCs w:val="false"/>
-                <w:i w:val="false"/>
-                <w:iCs w:val="false"/>
-                <w:strike w:val="false"/>
-                <w:dstrike w:val="false"/>
-                <w:outline w:val="false"/>
-                <w:shadow w:val="false"/>
-                <w:color w:val="000000"/>
-                <w:sz w:val="24"/>
-                <w:szCs w:val="24"/>
-                <w:u w:val="none"/>
-              </w:rPr>
-              <w:t>, il volume percepito, il timbro, la velocità di insorgenza e l'entropia generale.</w:t>
+              <w:t>L'energia è una misura che va da 0,0 a 1,0 e rappresenta una misura percettiva dell'intensità e dell'attività. In genere, i brani energetici sono veloci, forti e rumorosi. Ad esempio, il death metal ha un'energia elevata, mentre un preludio di Bach ha un punteggio basso su questa scala. Le caratteristiche percettive che contribuiscono a questo attributo includono il range dinamico del brano, il volume percepito, il timbro, la velocità di insorgenza e l'entropia generale.</w:t>
             </w:r>
           </w:p>
         </w:tc>
@@ -3963,7 +3662,7 @@
         <w:trPr/>
         <w:tc>
           <w:tcPr>
-            <w:tcW w:w="3600" w:type="dxa"/>
+            <w:tcW w:w="3599" w:type="dxa"/>
             <w:tcBorders/>
           </w:tcPr>
           <w:p>
@@ -3975,7 +3674,7 @@
                 <w:numId w:val="0"/>
               </w:numPr>
               <w:spacing w:before="0" w:after="140"/>
-              <w:ind w:right="850" w:hanging="0"/>
+              <w:ind w:left="0" w:right="850" w:hanging="0"/>
               <w:rPr>
                 <w:rFonts w:ascii="Times New Roman" w:hAnsi="Times New Roman"/>
                 <w:b w:val="false"/>
@@ -3998,11 +3697,7 @@
             <w:bookmarkEnd w:id="22"/>
             <w:r>
               <w:rPr/>
-              <w:t xml:space="preserve">Key - </w:t>
-            </w:r>
-            <w:r>
-              <w:rPr/>
-              <w:t>integer</w:t>
+              <w:t>Key - integer</w:t>
             </w:r>
           </w:p>
         </w:tc>
@@ -4050,75 +3745,7 @@
                 <w:szCs w:val="24"/>
                 <w:u w:val="none"/>
               </w:rPr>
-              <w:t>La chiave (nota) in cui è compost</w:t>
-            </w:r>
-            <w:r>
-              <w:rPr>
-                <w:b w:val="false"/>
-                <w:bCs w:val="false"/>
-                <w:i w:val="false"/>
-                <w:iCs w:val="false"/>
-                <w:strike w:val="false"/>
-                <w:dstrike w:val="false"/>
-                <w:outline w:val="false"/>
-                <w:shadow w:val="false"/>
-                <w:color w:val="000000"/>
-                <w:sz w:val="24"/>
-                <w:szCs w:val="24"/>
-                <w:u w:val="none"/>
-              </w:rPr>
-              <w:t>o il brano</w:t>
-            </w:r>
-            <w:r>
-              <w:rPr>
-                <w:b w:val="false"/>
-                <w:bCs w:val="false"/>
-                <w:i w:val="false"/>
-                <w:iCs w:val="false"/>
-                <w:strike w:val="false"/>
-                <w:dstrike w:val="false"/>
-                <w:outline w:val="false"/>
-                <w:shadow w:val="false"/>
-                <w:color w:val="000000"/>
-                <w:sz w:val="24"/>
-                <w:szCs w:val="24"/>
-                <w:u w:val="none"/>
-              </w:rPr>
-              <w:t xml:space="preserve">. Gli interi corrispondono alle tonalità </w:t>
-            </w:r>
-            <w:r>
-              <w:rPr>
-                <w:b w:val="false"/>
-                <w:bCs w:val="false"/>
-                <w:i w:val="false"/>
-                <w:iCs w:val="false"/>
-                <w:strike w:val="false"/>
-                <w:dstrike w:val="false"/>
-                <w:outline w:val="false"/>
-                <w:shadow w:val="false"/>
-                <w:color w:val="000000"/>
-                <w:sz w:val="24"/>
-                <w:szCs w:val="24"/>
-                <w:u w:val="none"/>
-              </w:rPr>
-              <w:t>utilizzate nel</w:t>
-            </w:r>
-            <w:r>
-              <w:rPr>
-                <w:b w:val="false"/>
-                <w:bCs w:val="false"/>
-                <w:i w:val="false"/>
-                <w:iCs w:val="false"/>
-                <w:strike w:val="false"/>
-                <w:dstrike w:val="false"/>
-                <w:outline w:val="false"/>
-                <w:shadow w:val="false"/>
-                <w:color w:val="000000"/>
-                <w:sz w:val="24"/>
-                <w:szCs w:val="24"/>
-                <w:u w:val="none"/>
-              </w:rPr>
-              <w:t>la notazione standard della Classe di Altezze. Ad esempio, 0 = C, 1 = C♯/D♭, 2 = D e così via. Se non è stata rilevata alcuna tonalità, il valore è -1.</w:t>
+              <w:t>La chiave (nota) in cui è composto il brano. Gli interi corrispondono alle tonalità utilizzate nella notazione standard della Classe di Altezze. Ad esempio, 0 = C, 1 = C♯/D♭, 2 = D e così via. Se non è stata rilevata alcuna tonalità, il valore è -1.</w:t>
             </w:r>
           </w:p>
         </w:tc>
@@ -4127,7 +3754,7 @@
         <w:trPr/>
         <w:tc>
           <w:tcPr>
-            <w:tcW w:w="3600" w:type="dxa"/>
+            <w:tcW w:w="3599" w:type="dxa"/>
             <w:tcBorders/>
           </w:tcPr>
           <w:p>
@@ -4139,7 +3766,7 @@
                 <w:numId w:val="0"/>
               </w:numPr>
               <w:spacing w:before="0" w:after="140"/>
-              <w:ind w:right="850" w:hanging="0"/>
+              <w:ind w:left="0" w:right="850" w:hanging="0"/>
               <w:rPr>
                 <w:rFonts w:ascii="Times New Roman" w:hAnsi="Times New Roman"/>
                 <w:b w:val="false"/>
@@ -4162,11 +3789,7 @@
             <w:bookmarkEnd w:id="23"/>
             <w:r>
               <w:rPr/>
-              <w:t xml:space="preserve">Loudness - </w:t>
-            </w:r>
-            <w:r>
-              <w:rPr/>
-              <w:t>float</w:t>
+              <w:t>Loudness - float</w:t>
             </w:r>
           </w:p>
         </w:tc>
@@ -4251,75 +3874,7 @@
                 <w:szCs w:val="24"/>
                 <w:u w:val="none"/>
               </w:rPr>
-              <w:t>complessiv</w:t>
-            </w:r>
-            <w:r>
-              <w:rPr>
-                <w:b w:val="false"/>
-                <w:bCs w:val="false"/>
-                <w:i w:val="false"/>
-                <w:iCs w:val="false"/>
-                <w:strike w:val="false"/>
-                <w:dstrike w:val="false"/>
-                <w:outline w:val="false"/>
-                <w:shadow w:val="false"/>
-                <w:color w:val="000000"/>
-                <w:sz w:val="24"/>
-                <w:szCs w:val="24"/>
-                <w:u w:val="none"/>
-              </w:rPr>
-              <w:t>a</w:t>
-            </w:r>
-            <w:r>
-              <w:rPr>
-                <w:b w:val="false"/>
-                <w:bCs w:val="false"/>
-                <w:i w:val="false"/>
-                <w:iCs w:val="false"/>
-                <w:strike w:val="false"/>
-                <w:dstrike w:val="false"/>
-                <w:outline w:val="false"/>
-                <w:shadow w:val="false"/>
-                <w:color w:val="000000"/>
-                <w:sz w:val="24"/>
-                <w:szCs w:val="24"/>
-                <w:u w:val="none"/>
-              </w:rPr>
-              <w:t xml:space="preserve"> di una traccia in decibel (dB). I valori di </w:t>
-            </w:r>
-            <w:r>
-              <w:rPr>
-                <w:b w:val="false"/>
-                <w:bCs w:val="false"/>
-                <w:i w:val="false"/>
-                <w:iCs w:val="false"/>
-                <w:strike w:val="false"/>
-                <w:dstrike w:val="false"/>
-                <w:outline w:val="false"/>
-                <w:shadow w:val="false"/>
-                <w:color w:val="000000"/>
-                <w:sz w:val="24"/>
-                <w:szCs w:val="24"/>
-                <w:u w:val="none"/>
-              </w:rPr>
-              <w:t>rumorosità</w:t>
-            </w:r>
-            <w:r>
-              <w:rPr>
-                <w:b w:val="false"/>
-                <w:bCs w:val="false"/>
-                <w:i w:val="false"/>
-                <w:iCs w:val="false"/>
-                <w:strike w:val="false"/>
-                <w:dstrike w:val="false"/>
-                <w:outline w:val="false"/>
-                <w:shadow w:val="false"/>
-                <w:color w:val="000000"/>
-                <w:sz w:val="24"/>
-                <w:szCs w:val="24"/>
-                <w:u w:val="none"/>
-              </w:rPr>
-              <w:t xml:space="preserve"> sono calcolati in media sull'intero brano e sono utili per confrontare il volume relativo dei brani. La rumorosità è la qualità di un suono che è principalmente correlata alla forza fisica (ampiezza). I valori sono tipicamente compresi tra -60 e 0 db.</w:t>
+              <w:t>complessiva di una traccia in decibel (dB). I valori di rumorosità sono calcolati in media sull'intero brano e sono utili per confrontare il volume relativo dei brani. La rumorosità è la qualità di un suono che è principalmente correlata alla forza fisica (ampiezza). I valori sono tipicamente compresi tra -60 e 0 db.</w:t>
             </w:r>
           </w:p>
         </w:tc>
@@ -4328,7 +3883,7 @@
         <w:trPr/>
         <w:tc>
           <w:tcPr>
-            <w:tcW w:w="3600" w:type="dxa"/>
+            <w:tcW w:w="3599" w:type="dxa"/>
             <w:tcBorders/>
           </w:tcPr>
           <w:p>
@@ -4340,7 +3895,7 @@
                 <w:numId w:val="0"/>
               </w:numPr>
               <w:spacing w:before="0" w:after="140"/>
-              <w:ind w:right="850" w:hanging="0"/>
+              <w:ind w:left="0" w:right="850" w:hanging="0"/>
               <w:rPr>
                 <w:rFonts w:ascii="Times New Roman" w:hAnsi="Times New Roman"/>
                 <w:b w:val="false"/>
@@ -4363,11 +3918,7 @@
             <w:bookmarkEnd w:id="24"/>
             <w:r>
               <w:rPr/>
-              <w:t xml:space="preserve">Mode - </w:t>
-            </w:r>
-            <w:r>
-              <w:rPr/>
-              <w:t>integer</w:t>
+              <w:t>Mode - integer</w:t>
             </w:r>
           </w:p>
         </w:tc>
@@ -4424,7 +3975,7 @@
         <w:trPr/>
         <w:tc>
           <w:tcPr>
-            <w:tcW w:w="3600" w:type="dxa"/>
+            <w:tcW w:w="3599" w:type="dxa"/>
             <w:tcBorders/>
           </w:tcPr>
           <w:p>
@@ -4436,7 +3987,7 @@
                 <w:numId w:val="0"/>
               </w:numPr>
               <w:spacing w:before="0" w:after="140"/>
-              <w:ind w:right="850" w:hanging="0"/>
+              <w:ind w:left="0" w:right="850" w:hanging="0"/>
               <w:rPr>
                 <w:rFonts w:ascii="Times New Roman" w:hAnsi="Times New Roman"/>
                 <w:b w:val="false"/>
@@ -4459,11 +4010,7 @@
             <w:bookmarkEnd w:id="25"/>
             <w:r>
               <w:rPr/>
-              <w:t xml:space="preserve">Speechiness - </w:t>
-            </w:r>
-            <w:r>
-              <w:rPr/>
-              <w:t>float</w:t>
+              <w:t>Speechiness - float</w:t>
             </w:r>
           </w:p>
         </w:tc>
@@ -4520,7 +4067,7 @@
         <w:trPr/>
         <w:tc>
           <w:tcPr>
-            <w:tcW w:w="3600" w:type="dxa"/>
+            <w:tcW w:w="3599" w:type="dxa"/>
             <w:tcBorders/>
           </w:tcPr>
           <w:p>
@@ -4532,7 +4079,7 @@
                 <w:numId w:val="0"/>
               </w:numPr>
               <w:spacing w:before="0" w:after="140"/>
-              <w:ind w:right="850" w:hanging="0"/>
+              <w:ind w:left="0" w:right="850" w:hanging="0"/>
               <w:rPr>
                 <w:rFonts w:ascii="Times New Roman" w:hAnsi="Times New Roman"/>
                 <w:b w:val="false"/>
@@ -4555,11 +4102,7 @@
             <w:bookmarkEnd w:id="26"/>
             <w:r>
               <w:rPr/>
-              <w:t xml:space="preserve">Acousticness - </w:t>
-            </w:r>
-            <w:r>
-              <w:rPr/>
-              <w:t>float</w:t>
+              <w:t>Acousticness - float</w:t>
             </w:r>
           </w:p>
         </w:tc>
@@ -4616,40 +4159,29 @@
         <w:trPr/>
         <w:tc>
           <w:tcPr>
-            <w:tcW w:w="3600" w:type="dxa"/>
+            <w:tcW w:w="3599" w:type="dxa"/>
             <w:tcBorders/>
           </w:tcPr>
           <w:p>
             <w:pPr>
-              <w:pStyle w:val="TextBody"/>
-              <w:widowControl w:val="false"/>
-              <w:spacing w:before="0" w:after="140"/>
-              <w:ind w:right="850" w:hanging="0"/>
-              <w:rPr>
-                <w:rFonts w:ascii="Times New Roman" w:hAnsi="Times New Roman"/>
-                <w:b w:val="false"/>
-                <w:b w:val="false"/>
-                <w:bCs w:val="false"/>
-                <w:i w:val="false"/>
-                <w:i w:val="false"/>
-                <w:iCs w:val="false"/>
-                <w:strike w:val="false"/>
-                <w:dstrike w:val="false"/>
-                <w:outline w:val="false"/>
-                <w:shadow w:val="false"/>
-                <w:color w:val="000000"/>
-                <w:sz w:val="24"/>
-                <w:szCs w:val="24"/>
-                <w:u w:val="none"/>
+              <w:pStyle w:val="TableContents"/>
+              <w:spacing w:before="0" w:after="200"/>
+              <w:rPr>
+                <w:b w:val="false"/>
+                <w:b w:val="false"/>
+                <w:bCs w:val="false"/>
+                <w:sz w:val="24"/>
+                <w:szCs w:val="24"/>
               </w:rPr>
             </w:pPr>
             <w:r>
-              <w:rPr/>
-              <w:t xml:space="preserve">Instrumentalness - </w:t>
-            </w:r>
-            <w:r>
-              <w:rPr/>
-              <w:t>float</w:t>
+              <w:rPr>
+                <w:b w:val="false"/>
+                <w:bCs w:val="false"/>
+                <w:sz w:val="24"/>
+                <w:szCs w:val="24"/>
+              </w:rPr>
+              <w:t>Instrumentalness - float</w:t>
             </w:r>
           </w:p>
         </w:tc>
@@ -4661,41 +4193,21 @@
           <w:p>
             <w:pPr>
               <w:pStyle w:val="TableContents"/>
-              <w:widowControl w:val="false"/>
               <w:spacing w:before="0" w:after="200"/>
-              <w:jc w:val="left"/>
-              <w:rPr>
-                <w:rFonts w:ascii="Times New Roman" w:hAnsi="Times New Roman"/>
-                <w:b w:val="false"/>
-                <w:b w:val="false"/>
-                <w:bCs w:val="false"/>
-                <w:i w:val="false"/>
-                <w:i w:val="false"/>
-                <w:iCs w:val="false"/>
-                <w:strike w:val="false"/>
-                <w:dstrike w:val="false"/>
-                <w:outline w:val="false"/>
-                <w:shadow w:val="false"/>
-                <w:color w:val="000000"/>
-                <w:sz w:val="24"/>
-                <w:szCs w:val="24"/>
-                <w:u w:val="none"/>
+              <w:rPr>
+                <w:b w:val="false"/>
+                <w:b w:val="false"/>
+                <w:bCs w:val="false"/>
+                <w:sz w:val="24"/>
+                <w:szCs w:val="24"/>
               </w:rPr>
             </w:pPr>
             <w:r>
               <w:rPr>
                 <w:b w:val="false"/>
                 <w:bCs w:val="false"/>
-                <w:i w:val="false"/>
-                <w:iCs w:val="false"/>
-                <w:strike w:val="false"/>
-                <w:dstrike w:val="false"/>
-                <w:outline w:val="false"/>
-                <w:shadow w:val="false"/>
-                <w:color w:val="000000"/>
-                <w:sz w:val="24"/>
-                <w:szCs w:val="24"/>
-                <w:u w:val="none"/>
+                <w:sz w:val="24"/>
+                <w:szCs w:val="24"/>
               </w:rPr>
               <w:t>E' una misura di probabilità che prevede se un brano non contiene voci. I suoni "ooh" e "aah" sono considerati strumentali in questo contesto. I brani rap o parlati sono chiaramente "vocali". Più il valore di strumentalità è vicino a 1, maggiore è la probabilità che il brano non contenga contenuti vocali. I valori superiori a 0,5 sono intesi come tracce strumentali, ma la fiducia è maggiore man mano che il valore si avvicina a 1,0.</w:t>
             </w:r>
@@ -4706,40 +4218,29 @@
         <w:trPr/>
         <w:tc>
           <w:tcPr>
-            <w:tcW w:w="3600" w:type="dxa"/>
+            <w:tcW w:w="3599" w:type="dxa"/>
             <w:tcBorders/>
           </w:tcPr>
           <w:p>
             <w:pPr>
-              <w:pStyle w:val="TextBody"/>
-              <w:widowControl w:val="false"/>
-              <w:spacing w:before="0" w:after="140"/>
-              <w:ind w:right="850" w:hanging="0"/>
-              <w:rPr>
-                <w:rFonts w:ascii="Times New Roman" w:hAnsi="Times New Roman"/>
-                <w:b w:val="false"/>
-                <w:b w:val="false"/>
-                <w:bCs w:val="false"/>
-                <w:i w:val="false"/>
-                <w:i w:val="false"/>
-                <w:iCs w:val="false"/>
-                <w:strike w:val="false"/>
-                <w:dstrike w:val="false"/>
-                <w:outline w:val="false"/>
-                <w:shadow w:val="false"/>
-                <w:color w:val="000000"/>
-                <w:sz w:val="24"/>
-                <w:szCs w:val="24"/>
-                <w:u w:val="none"/>
+              <w:pStyle w:val="TableContents"/>
+              <w:spacing w:before="0" w:after="200"/>
+              <w:rPr>
+                <w:b w:val="false"/>
+                <w:b w:val="false"/>
+                <w:bCs w:val="false"/>
+                <w:sz w:val="24"/>
+                <w:szCs w:val="24"/>
               </w:rPr>
             </w:pPr>
             <w:r>
-              <w:rPr/>
-              <w:t xml:space="preserve">Liveness - </w:t>
-            </w:r>
-            <w:r>
-              <w:rPr/>
-              <w:t>float</w:t>
+              <w:rPr>
+                <w:b w:val="false"/>
+                <w:bCs w:val="false"/>
+                <w:sz w:val="24"/>
+                <w:szCs w:val="24"/>
+              </w:rPr>
+              <w:t>Liveness - float</w:t>
             </w:r>
           </w:p>
         </w:tc>
@@ -4751,41 +4252,21 @@
           <w:p>
             <w:pPr>
               <w:pStyle w:val="TableContents"/>
-              <w:widowControl w:val="false"/>
               <w:spacing w:before="0" w:after="200"/>
-              <w:jc w:val="left"/>
-              <w:rPr>
-                <w:rFonts w:ascii="Times New Roman" w:hAnsi="Times New Roman"/>
-                <w:b w:val="false"/>
-                <w:b w:val="false"/>
-                <w:bCs w:val="false"/>
-                <w:i w:val="false"/>
-                <w:i w:val="false"/>
-                <w:iCs w:val="false"/>
-                <w:strike w:val="false"/>
-                <w:dstrike w:val="false"/>
-                <w:outline w:val="false"/>
-                <w:shadow w:val="false"/>
-                <w:color w:val="000000"/>
-                <w:sz w:val="24"/>
-                <w:szCs w:val="24"/>
-                <w:u w:val="none"/>
+              <w:rPr>
+                <w:b w:val="false"/>
+                <w:b w:val="false"/>
+                <w:bCs w:val="false"/>
+                <w:sz w:val="24"/>
+                <w:szCs w:val="24"/>
               </w:rPr>
             </w:pPr>
             <w:r>
               <w:rPr>
                 <w:b w:val="false"/>
                 <w:bCs w:val="false"/>
-                <w:i w:val="false"/>
-                <w:iCs w:val="false"/>
-                <w:strike w:val="false"/>
-                <w:dstrike w:val="false"/>
-                <w:outline w:val="false"/>
-                <w:shadow w:val="false"/>
-                <w:color w:val="000000"/>
-                <w:sz w:val="24"/>
-                <w:szCs w:val="24"/>
-                <w:u w:val="none"/>
+                <w:sz w:val="24"/>
+                <w:szCs w:val="24"/>
               </w:rPr>
               <w:t>Rileva la presenza di un pubblico nella registrazione. Valori di "liveness" più alti rappresentano una maggiore probabilità che il brano sia stato eseguito dal vivo. Un valore superiore a 0,8 indica una forte probabilità che il brano sia dal vivo.</w:t>
             </w:r>
@@ -4796,28 +4277,29 @@
         <w:trPr/>
         <w:tc>
           <w:tcPr>
-            <w:tcW w:w="3600" w:type="dxa"/>
+            <w:tcW w:w="3599" w:type="dxa"/>
             <w:tcBorders/>
           </w:tcPr>
           <w:p>
             <w:pPr>
-              <w:pStyle w:val="TextBody"/>
-              <w:widowControl w:val="false"/>
-              <w:spacing w:before="0" w:after="140"/>
-              <w:ind w:right="850" w:hanging="0"/>
-              <w:rPr>
-                <w:rFonts w:ascii="Times New Roman" w:hAnsi="Times New Roman"/>
+              <w:pStyle w:val="TableContents"/>
+              <w:spacing w:before="0" w:after="200"/>
+              <w:rPr>
+                <w:b w:val="false"/>
+                <w:b w:val="false"/>
+                <w:bCs w:val="false"/>
                 <w:sz w:val="24"/>
                 <w:szCs w:val="24"/>
               </w:rPr>
             </w:pPr>
             <w:r>
-              <w:rPr/>
-              <w:t xml:space="preserve">Valence - </w:t>
-            </w:r>
-            <w:r>
-              <w:rPr/>
-              <w:t>float</w:t>
+              <w:rPr>
+                <w:b w:val="false"/>
+                <w:bCs w:val="false"/>
+                <w:sz w:val="24"/>
+                <w:szCs w:val="24"/>
+              </w:rPr>
+              <w:t>Valence - float</w:t>
             </w:r>
           </w:p>
         </w:tc>
@@ -4829,41 +4311,21 @@
           <w:p>
             <w:pPr>
               <w:pStyle w:val="TableContents"/>
-              <w:widowControl w:val="false"/>
               <w:spacing w:before="0" w:after="200"/>
-              <w:jc w:val="left"/>
-              <w:rPr>
-                <w:rFonts w:ascii="Times New Roman" w:hAnsi="Times New Roman"/>
-                <w:b w:val="false"/>
-                <w:b w:val="false"/>
-                <w:bCs w:val="false"/>
-                <w:i w:val="false"/>
-                <w:i w:val="false"/>
-                <w:iCs w:val="false"/>
-                <w:strike w:val="false"/>
-                <w:dstrike w:val="false"/>
-                <w:outline w:val="false"/>
-                <w:shadow w:val="false"/>
-                <w:color w:val="000000"/>
-                <w:sz w:val="24"/>
-                <w:szCs w:val="24"/>
-                <w:u w:val="none"/>
+              <w:rPr>
+                <w:b w:val="false"/>
+                <w:b w:val="false"/>
+                <w:bCs w:val="false"/>
+                <w:sz w:val="24"/>
+                <w:szCs w:val="24"/>
               </w:rPr>
             </w:pPr>
             <w:r>
               <w:rPr>
                 <w:b w:val="false"/>
                 <w:bCs w:val="false"/>
-                <w:i w:val="false"/>
-                <w:iCs w:val="false"/>
-                <w:strike w:val="false"/>
-                <w:dstrike w:val="false"/>
-                <w:outline w:val="false"/>
-                <w:shadow w:val="false"/>
-                <w:color w:val="000000"/>
-                <w:sz w:val="24"/>
-                <w:szCs w:val="24"/>
-                <w:u w:val="none"/>
+                <w:sz w:val="24"/>
+                <w:szCs w:val="24"/>
               </w:rPr>
               <w:t>Una misura da 0,0 a 1,0 che descrive la positività musicale trasmessa da un brano. I brani con alta valenza suonano più positivi (ad esempio, felici, allegri, euforici), mentre i brani con bassa valenza suonano più negativi (ad esempio, tristi, depressi, arrabbiati).</w:t>
             </w:r>
@@ -4874,28 +4336,29 @@
         <w:trPr/>
         <w:tc>
           <w:tcPr>
-            <w:tcW w:w="3600" w:type="dxa"/>
+            <w:tcW w:w="3599" w:type="dxa"/>
             <w:tcBorders/>
           </w:tcPr>
           <w:p>
             <w:pPr>
-              <w:pStyle w:val="TextBody"/>
-              <w:widowControl w:val="false"/>
-              <w:spacing w:before="0" w:after="140"/>
-              <w:ind w:right="850" w:hanging="0"/>
-              <w:rPr>
-                <w:rFonts w:ascii="Times New Roman" w:hAnsi="Times New Roman"/>
+              <w:pStyle w:val="TableContents"/>
+              <w:spacing w:before="0" w:after="200"/>
+              <w:rPr>
+                <w:b w:val="false"/>
+                <w:b w:val="false"/>
+                <w:bCs w:val="false"/>
                 <w:sz w:val="24"/>
                 <w:szCs w:val="24"/>
               </w:rPr>
             </w:pPr>
             <w:r>
-              <w:rPr/>
-              <w:t xml:space="preserve">Tempo - </w:t>
-            </w:r>
-            <w:r>
-              <w:rPr/>
-              <w:t>float</w:t>
+              <w:rPr>
+                <w:b w:val="false"/>
+                <w:bCs w:val="false"/>
+                <w:sz w:val="24"/>
+                <w:szCs w:val="24"/>
+              </w:rPr>
+              <w:t>Tempo - float</w:t>
             </w:r>
           </w:p>
         </w:tc>
@@ -4907,41 +4370,21 @@
           <w:p>
             <w:pPr>
               <w:pStyle w:val="TableContents"/>
-              <w:widowControl w:val="false"/>
               <w:spacing w:before="0" w:after="200"/>
-              <w:jc w:val="left"/>
-              <w:rPr>
-                <w:rFonts w:ascii="Times New Roman" w:hAnsi="Times New Roman"/>
-                <w:b w:val="false"/>
-                <w:b w:val="false"/>
-                <w:bCs w:val="false"/>
-                <w:i w:val="false"/>
-                <w:i w:val="false"/>
-                <w:iCs w:val="false"/>
-                <w:strike w:val="false"/>
-                <w:dstrike w:val="false"/>
-                <w:outline w:val="false"/>
-                <w:shadow w:val="false"/>
-                <w:color w:val="000000"/>
-                <w:sz w:val="24"/>
-                <w:szCs w:val="24"/>
-                <w:u w:val="none"/>
+              <w:rPr>
+                <w:b w:val="false"/>
+                <w:b w:val="false"/>
+                <w:bCs w:val="false"/>
+                <w:sz w:val="24"/>
+                <w:szCs w:val="24"/>
               </w:rPr>
             </w:pPr>
             <w:r>
               <w:rPr>
                 <w:b w:val="false"/>
                 <w:bCs w:val="false"/>
-                <w:i w:val="false"/>
-                <w:iCs w:val="false"/>
-                <w:strike w:val="false"/>
-                <w:dstrike w:val="false"/>
-                <w:outline w:val="false"/>
-                <w:shadow w:val="false"/>
-                <w:color w:val="000000"/>
-                <w:sz w:val="24"/>
-                <w:szCs w:val="24"/>
-                <w:u w:val="none"/>
+                <w:sz w:val="24"/>
+                <w:szCs w:val="24"/>
               </w:rPr>
               <w:t>Il tempo complessivo stimato di un brano in battiti al minuto (BPM). Nella terminologia musicale, il tempo è la velocità o il ritmo di un determinato brano e deriva direttamente dalla durata media dei battiti.</w:t>
             </w:r>
@@ -4952,28 +4395,29 @@
         <w:trPr/>
         <w:tc>
           <w:tcPr>
-            <w:tcW w:w="3600" w:type="dxa"/>
+            <w:tcW w:w="3599" w:type="dxa"/>
             <w:tcBorders/>
           </w:tcPr>
           <w:p>
             <w:pPr>
-              <w:pStyle w:val="TextBody"/>
-              <w:widowControl w:val="false"/>
-              <w:spacing w:before="0" w:after="140"/>
-              <w:ind w:right="850" w:hanging="0"/>
-              <w:rPr>
-                <w:rFonts w:ascii="Times New Roman" w:hAnsi="Times New Roman"/>
+              <w:pStyle w:val="TableContents"/>
+              <w:spacing w:before="0" w:after="200"/>
+              <w:rPr>
+                <w:b w:val="false"/>
+                <w:b w:val="false"/>
+                <w:bCs w:val="false"/>
                 <w:sz w:val="24"/>
                 <w:szCs w:val="24"/>
               </w:rPr>
             </w:pPr>
             <w:r>
-              <w:rPr/>
-              <w:t xml:space="preserve">Type - </w:t>
-            </w:r>
-            <w:r>
-              <w:rPr/>
-              <w:t>string</w:t>
+              <w:rPr>
+                <w:b w:val="false"/>
+                <w:bCs w:val="false"/>
+                <w:sz w:val="24"/>
+                <w:szCs w:val="24"/>
+              </w:rPr>
+              <w:t>Type - string</w:t>
             </w:r>
           </w:p>
         </w:tc>
@@ -4985,25 +4429,13 @@
           <w:p>
             <w:pPr>
               <w:pStyle w:val="TableContents"/>
-              <w:widowControl w:val="false"/>
               <w:spacing w:before="0" w:after="200"/>
-              <w:jc w:val="left"/>
-              <w:rPr>
-                <w:rFonts w:ascii="Times New Roman" w:hAnsi="Times New Roman"/>
-                <w:b w:val="false"/>
-                <w:b w:val="false"/>
-                <w:bCs w:val="false"/>
-                <w:i w:val="false"/>
-                <w:i w:val="false"/>
-                <w:iCs w:val="false"/>
-                <w:strike w:val="false"/>
-                <w:dstrike w:val="false"/>
-                <w:outline w:val="false"/>
-                <w:shadow w:val="false"/>
-                <w:color w:val="000000"/>
-                <w:sz w:val="24"/>
-                <w:szCs w:val="24"/>
-                <w:u w:val="none"/>
+              <w:rPr>
+                <w:b w:val="false"/>
+                <w:b w:val="false"/>
+                <w:bCs w:val="false"/>
+                <w:sz w:val="24"/>
+                <w:szCs w:val="24"/>
               </w:rPr>
             </w:pPr>
             <w:r>
@@ -5050,28 +4482,29 @@
         <w:trPr/>
         <w:tc>
           <w:tcPr>
-            <w:tcW w:w="3600" w:type="dxa"/>
+            <w:tcW w:w="3599" w:type="dxa"/>
             <w:tcBorders/>
           </w:tcPr>
           <w:p>
             <w:pPr>
-              <w:pStyle w:val="TextBody"/>
-              <w:widowControl w:val="false"/>
-              <w:spacing w:before="0" w:after="140"/>
-              <w:ind w:right="850" w:hanging="0"/>
-              <w:rPr>
-                <w:rFonts w:ascii="Times New Roman" w:hAnsi="Times New Roman"/>
+              <w:pStyle w:val="TableContents"/>
+              <w:spacing w:before="0" w:after="200"/>
+              <w:rPr>
+                <w:b w:val="false"/>
+                <w:b w:val="false"/>
+                <w:bCs w:val="false"/>
                 <w:sz w:val="24"/>
                 <w:szCs w:val="24"/>
               </w:rPr>
             </w:pPr>
             <w:r>
-              <w:rPr/>
-              <w:t xml:space="preserve">Id - </w:t>
-            </w:r>
-            <w:r>
-              <w:rPr/>
-              <w:t>string</w:t>
+              <w:rPr>
+                <w:b w:val="false"/>
+                <w:bCs w:val="false"/>
+                <w:sz w:val="24"/>
+                <w:szCs w:val="24"/>
+              </w:rPr>
+              <w:t>Id - string</w:t>
             </w:r>
           </w:p>
         </w:tc>
@@ -5083,41 +4516,21 @@
           <w:p>
             <w:pPr>
               <w:pStyle w:val="TableContents"/>
-              <w:widowControl w:val="false"/>
               <w:spacing w:before="0" w:after="200"/>
-              <w:jc w:val="left"/>
-              <w:rPr>
-                <w:rFonts w:ascii="Times New Roman" w:hAnsi="Times New Roman"/>
-                <w:b w:val="false"/>
-                <w:b w:val="false"/>
-                <w:bCs w:val="false"/>
-                <w:i w:val="false"/>
-                <w:i w:val="false"/>
-                <w:iCs w:val="false"/>
-                <w:strike w:val="false"/>
-                <w:dstrike w:val="false"/>
-                <w:outline w:val="false"/>
-                <w:shadow w:val="false"/>
-                <w:color w:val="000000"/>
-                <w:sz w:val="24"/>
-                <w:szCs w:val="24"/>
-                <w:u w:val="none"/>
+              <w:rPr>
+                <w:b w:val="false"/>
+                <w:b w:val="false"/>
+                <w:bCs w:val="false"/>
+                <w:sz w:val="24"/>
+                <w:szCs w:val="24"/>
               </w:rPr>
             </w:pPr>
             <w:r>
               <w:rPr>
                 <w:b w:val="false"/>
                 <w:bCs w:val="false"/>
-                <w:i w:val="false"/>
-                <w:iCs w:val="false"/>
-                <w:strike w:val="false"/>
-                <w:dstrike w:val="false"/>
-                <w:outline w:val="false"/>
-                <w:shadow w:val="false"/>
-                <w:color w:val="000000"/>
-                <w:sz w:val="24"/>
-                <w:szCs w:val="24"/>
-                <w:u w:val="none"/>
+                <w:sz w:val="24"/>
+                <w:szCs w:val="24"/>
               </w:rPr>
               <w:t>L'ID Spotify del brano.</w:t>
             </w:r>
@@ -5128,28 +4541,29 @@
         <w:trPr/>
         <w:tc>
           <w:tcPr>
-            <w:tcW w:w="3600" w:type="dxa"/>
+            <w:tcW w:w="3599" w:type="dxa"/>
             <w:tcBorders/>
           </w:tcPr>
           <w:p>
             <w:pPr>
-              <w:pStyle w:val="TextBody"/>
-              <w:widowControl w:val="false"/>
-              <w:spacing w:before="0" w:after="140"/>
-              <w:ind w:right="850" w:hanging="0"/>
-              <w:rPr>
-                <w:rFonts w:ascii="Times New Roman" w:hAnsi="Times New Roman"/>
+              <w:pStyle w:val="TableContents"/>
+              <w:spacing w:before="0" w:after="200"/>
+              <w:rPr>
+                <w:b w:val="false"/>
+                <w:b w:val="false"/>
+                <w:bCs w:val="false"/>
                 <w:sz w:val="24"/>
                 <w:szCs w:val="24"/>
               </w:rPr>
             </w:pPr>
             <w:r>
-              <w:rPr/>
-              <w:t xml:space="preserve">Uri - </w:t>
-            </w:r>
-            <w:r>
-              <w:rPr/>
-              <w:t>string</w:t>
+              <w:rPr>
+                <w:b w:val="false"/>
+                <w:bCs w:val="false"/>
+                <w:sz w:val="24"/>
+                <w:szCs w:val="24"/>
+              </w:rPr>
+              <w:t>Uri - string</w:t>
             </w:r>
           </w:p>
         </w:tc>
@@ -5161,41 +4575,21 @@
           <w:p>
             <w:pPr>
               <w:pStyle w:val="TableContents"/>
-              <w:widowControl w:val="false"/>
               <w:spacing w:before="0" w:after="200"/>
-              <w:jc w:val="left"/>
-              <w:rPr>
-                <w:rFonts w:ascii="Times New Roman" w:hAnsi="Times New Roman"/>
-                <w:b w:val="false"/>
-                <w:b w:val="false"/>
-                <w:bCs w:val="false"/>
-                <w:i w:val="false"/>
-                <w:i w:val="false"/>
-                <w:iCs w:val="false"/>
-                <w:strike w:val="false"/>
-                <w:dstrike w:val="false"/>
-                <w:outline w:val="false"/>
-                <w:shadow w:val="false"/>
-                <w:color w:val="000000"/>
-                <w:sz w:val="24"/>
-                <w:szCs w:val="24"/>
-                <w:u w:val="none"/>
+              <w:rPr>
+                <w:b w:val="false"/>
+                <w:b w:val="false"/>
+                <w:bCs w:val="false"/>
+                <w:sz w:val="24"/>
+                <w:szCs w:val="24"/>
               </w:rPr>
             </w:pPr>
             <w:r>
               <w:rPr>
                 <w:b w:val="false"/>
                 <w:bCs w:val="false"/>
-                <w:i w:val="false"/>
-                <w:iCs w:val="false"/>
-                <w:strike w:val="false"/>
-                <w:dstrike w:val="false"/>
-                <w:outline w:val="false"/>
-                <w:shadow w:val="false"/>
-                <w:color w:val="000000"/>
-                <w:sz w:val="24"/>
-                <w:szCs w:val="24"/>
-                <w:u w:val="none"/>
+                <w:sz w:val="24"/>
+                <w:szCs w:val="24"/>
               </w:rPr>
               <w:t>L'URI Spotify del brano.</w:t>
             </w:r>
@@ -5206,26 +4600,29 @@
         <w:trPr/>
         <w:tc>
           <w:tcPr>
-            <w:tcW w:w="3600" w:type="dxa"/>
+            <w:tcW w:w="3599" w:type="dxa"/>
             <w:tcBorders/>
           </w:tcPr>
           <w:p>
             <w:pPr>
-              <w:pStyle w:val="TextBody"/>
-              <w:widowControl w:val="false"/>
-              <w:spacing w:before="0" w:after="140"/>
-              <w:ind w:right="850" w:hanging="0"/>
-              <w:rPr>
-                <w:rFonts w:ascii="Times New Roman" w:hAnsi="Times New Roman"/>
+              <w:pStyle w:val="TableContents"/>
+              <w:spacing w:before="0" w:after="200"/>
+              <w:rPr>
+                <w:b w:val="false"/>
+                <w:b w:val="false"/>
+                <w:bCs w:val="false"/>
+                <w:sz w:val="24"/>
+                <w:szCs w:val="24"/>
               </w:rPr>
             </w:pPr>
             <w:r>
-              <w:rPr/>
-              <w:t xml:space="preserve">Track_href - </w:t>
-            </w:r>
-            <w:r>
-              <w:rPr/>
-              <w:t>string</w:t>
+              <w:rPr>
+                <w:b w:val="false"/>
+                <w:bCs w:val="false"/>
+                <w:sz w:val="24"/>
+                <w:szCs w:val="24"/>
+              </w:rPr>
+              <w:t>Track_href - string</w:t>
             </w:r>
           </w:p>
         </w:tc>
@@ -5237,41 +4634,21 @@
           <w:p>
             <w:pPr>
               <w:pStyle w:val="TableContents"/>
-              <w:widowControl w:val="false"/>
               <w:spacing w:before="0" w:after="200"/>
-              <w:jc w:val="left"/>
-              <w:rPr>
-                <w:rFonts w:ascii="Times New Roman" w:hAnsi="Times New Roman"/>
-                <w:b w:val="false"/>
-                <w:b w:val="false"/>
-                <w:bCs w:val="false"/>
-                <w:i w:val="false"/>
-                <w:i w:val="false"/>
-                <w:iCs w:val="false"/>
-                <w:strike w:val="false"/>
-                <w:dstrike w:val="false"/>
-                <w:outline w:val="false"/>
-                <w:shadow w:val="false"/>
-                <w:color w:val="000000"/>
-                <w:sz w:val="24"/>
-                <w:szCs w:val="24"/>
-                <w:u w:val="none"/>
+              <w:rPr>
+                <w:b w:val="false"/>
+                <w:b w:val="false"/>
+                <w:bCs w:val="false"/>
+                <w:sz w:val="24"/>
+                <w:szCs w:val="24"/>
               </w:rPr>
             </w:pPr>
             <w:r>
               <w:rPr>
                 <w:b w:val="false"/>
                 <w:bCs w:val="false"/>
-                <w:i w:val="false"/>
-                <w:iCs w:val="false"/>
-                <w:strike w:val="false"/>
-                <w:dstrike w:val="false"/>
-                <w:outline w:val="false"/>
-                <w:shadow w:val="false"/>
-                <w:color w:val="000000"/>
-                <w:sz w:val="24"/>
-                <w:szCs w:val="24"/>
-                <w:u w:val="none"/>
+                <w:sz w:val="24"/>
+                <w:szCs w:val="24"/>
               </w:rPr>
               <w:t>Un link all'endpoint dell'API Web che fornisce tutti i dettagli della traccia.</w:t>
             </w:r>
@@ -5282,26 +4659,29 @@
         <w:trPr/>
         <w:tc>
           <w:tcPr>
-            <w:tcW w:w="3600" w:type="dxa"/>
+            <w:tcW w:w="3599" w:type="dxa"/>
             <w:tcBorders/>
           </w:tcPr>
           <w:p>
             <w:pPr>
-              <w:pStyle w:val="TextBody"/>
-              <w:widowControl w:val="false"/>
-              <w:spacing w:before="0" w:after="140"/>
-              <w:ind w:right="850" w:hanging="0"/>
-              <w:rPr>
-                <w:rFonts w:ascii="Times New Roman" w:hAnsi="Times New Roman"/>
+              <w:pStyle w:val="TableContents"/>
+              <w:spacing w:before="0" w:after="200"/>
+              <w:rPr>
+                <w:b w:val="false"/>
+                <w:b w:val="false"/>
+                <w:bCs w:val="false"/>
+                <w:sz w:val="24"/>
+                <w:szCs w:val="24"/>
               </w:rPr>
             </w:pPr>
             <w:r>
-              <w:rPr/>
-              <w:t xml:space="preserve">Analysis_url - </w:t>
-            </w:r>
-            <w:r>
-              <w:rPr/>
-              <w:t>string</w:t>
+              <w:rPr>
+                <w:b w:val="false"/>
+                <w:bCs w:val="false"/>
+                <w:sz w:val="24"/>
+                <w:szCs w:val="24"/>
+              </w:rPr>
+              <w:t>Analysis_url - string</w:t>
             </w:r>
           </w:p>
         </w:tc>
@@ -5313,41 +4693,21 @@
           <w:p>
             <w:pPr>
               <w:pStyle w:val="TableContents"/>
-              <w:widowControl w:val="false"/>
               <w:spacing w:before="0" w:after="200"/>
-              <w:jc w:val="left"/>
-              <w:rPr>
-                <w:rFonts w:ascii="Times New Roman" w:hAnsi="Times New Roman"/>
-                <w:b w:val="false"/>
-                <w:b w:val="false"/>
-                <w:bCs w:val="false"/>
-                <w:i w:val="false"/>
-                <w:i w:val="false"/>
-                <w:iCs w:val="false"/>
-                <w:strike w:val="false"/>
-                <w:dstrike w:val="false"/>
-                <w:outline w:val="false"/>
-                <w:shadow w:val="false"/>
-                <w:color w:val="000000"/>
-                <w:sz w:val="24"/>
-                <w:szCs w:val="24"/>
-                <w:u w:val="none"/>
+              <w:rPr>
+                <w:b w:val="false"/>
+                <w:b w:val="false"/>
+                <w:bCs w:val="false"/>
+                <w:sz w:val="24"/>
+                <w:szCs w:val="24"/>
               </w:rPr>
             </w:pPr>
             <w:r>
               <w:rPr>
                 <w:b w:val="false"/>
                 <w:bCs w:val="false"/>
-                <w:i w:val="false"/>
-                <w:iCs w:val="false"/>
-                <w:strike w:val="false"/>
-                <w:dstrike w:val="false"/>
-                <w:outline w:val="false"/>
-                <w:shadow w:val="false"/>
-                <w:color w:val="000000"/>
-                <w:sz w:val="24"/>
-                <w:szCs w:val="24"/>
-                <w:u w:val="none"/>
+                <w:sz w:val="24"/>
+                <w:szCs w:val="24"/>
               </w:rPr>
               <w:t>Un URL per accedere all'analisi audio completa di questo brano. Per accedere a questi dati è necessario un token di accesso.</w:t>
             </w:r>
@@ -5358,26 +4718,29 @@
         <w:trPr/>
         <w:tc>
           <w:tcPr>
-            <w:tcW w:w="3600" w:type="dxa"/>
+            <w:tcW w:w="3599" w:type="dxa"/>
             <w:tcBorders/>
           </w:tcPr>
           <w:p>
             <w:pPr>
-              <w:pStyle w:val="TextBody"/>
-              <w:widowControl w:val="false"/>
-              <w:spacing w:before="0" w:after="140"/>
-              <w:ind w:right="850" w:hanging="0"/>
-              <w:rPr>
-                <w:rFonts w:ascii="Times New Roman" w:hAnsi="Times New Roman"/>
+              <w:pStyle w:val="TableContents"/>
+              <w:spacing w:before="0" w:after="200"/>
+              <w:rPr>
+                <w:b w:val="false"/>
+                <w:b w:val="false"/>
+                <w:bCs w:val="false"/>
+                <w:sz w:val="24"/>
+                <w:szCs w:val="24"/>
               </w:rPr>
             </w:pPr>
             <w:r>
-              <w:rPr/>
-              <w:t xml:space="preserve">Duration_ms -  </w:t>
-            </w:r>
-            <w:r>
-              <w:rPr/>
-              <w:t>integer</w:t>
+              <w:rPr>
+                <w:b w:val="false"/>
+                <w:bCs w:val="false"/>
+                <w:sz w:val="24"/>
+                <w:szCs w:val="24"/>
+              </w:rPr>
+              <w:t>Duration_ms -  integer</w:t>
             </w:r>
           </w:p>
         </w:tc>
@@ -5389,41 +4752,21 @@
           <w:p>
             <w:pPr>
               <w:pStyle w:val="TableContents"/>
-              <w:widowControl w:val="false"/>
               <w:spacing w:before="0" w:after="200"/>
-              <w:jc w:val="left"/>
-              <w:rPr>
-                <w:rFonts w:ascii="Times New Roman" w:hAnsi="Times New Roman"/>
-                <w:b w:val="false"/>
-                <w:b w:val="false"/>
-                <w:bCs w:val="false"/>
-                <w:i w:val="false"/>
-                <w:i w:val="false"/>
-                <w:iCs w:val="false"/>
-                <w:strike w:val="false"/>
-                <w:dstrike w:val="false"/>
-                <w:outline w:val="false"/>
-                <w:shadow w:val="false"/>
-                <w:color w:val="000000"/>
-                <w:sz w:val="24"/>
-                <w:szCs w:val="24"/>
-                <w:u w:val="none"/>
+              <w:rPr>
+                <w:b w:val="false"/>
+                <w:b w:val="false"/>
+                <w:bCs w:val="false"/>
+                <w:sz w:val="24"/>
+                <w:szCs w:val="24"/>
               </w:rPr>
             </w:pPr>
             <w:r>
               <w:rPr>
                 <w:b w:val="false"/>
                 <w:bCs w:val="false"/>
-                <w:i w:val="false"/>
-                <w:iCs w:val="false"/>
-                <w:strike w:val="false"/>
-                <w:dstrike w:val="false"/>
-                <w:outline w:val="false"/>
-                <w:shadow w:val="false"/>
-                <w:color w:val="000000"/>
-                <w:sz w:val="24"/>
-                <w:szCs w:val="24"/>
-                <w:u w:val="none"/>
+                <w:sz w:val="24"/>
+                <w:szCs w:val="24"/>
               </w:rPr>
               <w:t>La durata del brano in millisecondi.</w:t>
             </w:r>
@@ -5434,26 +4777,29 @@
         <w:trPr/>
         <w:tc>
           <w:tcPr>
-            <w:tcW w:w="3600" w:type="dxa"/>
+            <w:tcW w:w="3599" w:type="dxa"/>
             <w:tcBorders/>
           </w:tcPr>
           <w:p>
             <w:pPr>
-              <w:pStyle w:val="TextBody"/>
-              <w:widowControl w:val="false"/>
-              <w:spacing w:before="0" w:after="140"/>
-              <w:ind w:right="850" w:hanging="0"/>
-              <w:rPr>
-                <w:rFonts w:ascii="Times New Roman" w:hAnsi="Times New Roman"/>
+              <w:pStyle w:val="TableContents"/>
+              <w:spacing w:before="0" w:after="200"/>
+              <w:rPr>
+                <w:b w:val="false"/>
+                <w:b w:val="false"/>
+                <w:bCs w:val="false"/>
+                <w:sz w:val="24"/>
+                <w:szCs w:val="24"/>
               </w:rPr>
             </w:pPr>
             <w:r>
-              <w:rPr/>
-              <w:t xml:space="preserve">Time_signature - </w:t>
-            </w:r>
-            <w:r>
-              <w:rPr/>
-              <w:t>integer</w:t>
+              <w:rPr>
+                <w:b w:val="false"/>
+                <w:bCs w:val="false"/>
+                <w:sz w:val="24"/>
+                <w:szCs w:val="24"/>
+              </w:rPr>
+              <w:t>Time_signature - integer</w:t>
             </w:r>
           </w:p>
         </w:tc>
@@ -5465,41 +4811,21 @@
           <w:p>
             <w:pPr>
               <w:pStyle w:val="TableContents"/>
-              <w:widowControl w:val="false"/>
               <w:spacing w:before="0" w:after="200"/>
-              <w:jc w:val="left"/>
-              <w:rPr>
-                <w:rFonts w:ascii="Times New Roman" w:hAnsi="Times New Roman"/>
-                <w:b w:val="false"/>
-                <w:b w:val="false"/>
-                <w:bCs w:val="false"/>
-                <w:i w:val="false"/>
-                <w:i w:val="false"/>
-                <w:iCs w:val="false"/>
-                <w:strike w:val="false"/>
-                <w:dstrike w:val="false"/>
-                <w:outline w:val="false"/>
-                <w:shadow w:val="false"/>
-                <w:color w:val="000000"/>
-                <w:sz w:val="24"/>
-                <w:szCs w:val="24"/>
-                <w:u w:val="none"/>
+              <w:rPr>
+                <w:b w:val="false"/>
+                <w:b w:val="false"/>
+                <w:bCs w:val="false"/>
+                <w:sz w:val="24"/>
+                <w:szCs w:val="24"/>
               </w:rPr>
             </w:pPr>
             <w:r>
               <w:rPr>
                 <w:b w:val="false"/>
                 <w:bCs w:val="false"/>
-                <w:i w:val="false"/>
-                <w:iCs w:val="false"/>
-                <w:strike w:val="false"/>
-                <w:dstrike w:val="false"/>
-                <w:outline w:val="false"/>
-                <w:shadow w:val="false"/>
-                <w:color w:val="000000"/>
-                <w:sz w:val="24"/>
-                <w:szCs w:val="24"/>
-                <w:u w:val="none"/>
+                <w:sz w:val="24"/>
+                <w:szCs w:val="24"/>
               </w:rPr>
               <w:t>Una stima dell'indicazione di tempo. L'indicazione di tempo (metro) è una convenzione di notazione per specificare quanti battiti ci sono in ogni battuta musicale (o misura). La firma temporale va da 3 a 7, indicando firme temporali da "3/4" a "7/4".</w:t>
             </w:r>
@@ -5521,7 +4847,7 @@
         <w:pStyle w:val="Heading3"/>
         <w:numPr>
           <w:ilvl w:val="2"/>
-          <w:numId w:val="2"/>
+          <w:numId w:val="3"/>
         </w:numPr>
         <w:rPr/>
       </w:pPr>
@@ -5541,19 +4867,7 @@
       </w:pPr>
       <w:r>
         <w:rPr/>
-        <w:t>Restituisce</w:t>
-      </w:r>
-      <w:r>
-        <w:rPr/>
-        <w:t xml:space="preserve"> informazioni </w:t>
-      </w:r>
-      <w:r>
-        <w:rPr/>
-        <w:t>dal</w:t>
-      </w:r>
-      <w:r>
-        <w:rPr/>
-        <w:t xml:space="preserve"> catalogo Spotify per diversi artisti in base ai loro ID Spotify</w:t>
+        <w:t>Restituisce informazioni dal catalogo Spotify per diversi artisti in base ai loro ID Spotify</w:t>
       </w:r>
     </w:p>
     <w:p>
@@ -5597,7 +4911,7 @@
       </w:tblPr>
       <w:tblGrid>
         <w:gridCol w:w="3690"/>
-        <w:gridCol w:w="3750"/>
+        <w:gridCol w:w="3749"/>
       </w:tblGrid>
       <w:tr>
         <w:trPr/>
@@ -5609,6 +4923,7 @@
           <w:p>
             <w:pPr>
               <w:pStyle w:val="TableContents"/>
+              <w:widowControl w:val="false"/>
               <w:spacing w:before="0" w:after="200"/>
               <w:rPr>
                 <w:b w:val="false"/>
@@ -5631,12 +4946,13 @@
         </w:tc>
         <w:tc>
           <w:tcPr>
-            <w:tcW w:w="3750" w:type="dxa"/>
+            <w:tcW w:w="3749" w:type="dxa"/>
             <w:tcBorders/>
           </w:tcPr>
           <w:p>
             <w:pPr>
               <w:pStyle w:val="TableContents"/>
+              <w:widowControl w:val="false"/>
               <w:spacing w:before="0" w:after="200"/>
               <w:rPr>
                 <w:b w:val="false"/>
@@ -5712,7 +5028,7 @@
       </w:tblPr>
       <w:tblGrid>
         <w:gridCol w:w="3690"/>
-        <w:gridCol w:w="3750"/>
+        <w:gridCol w:w="3749"/>
       </w:tblGrid>
       <w:tr>
         <w:trPr/>
@@ -5724,6 +5040,7 @@
           <w:p>
             <w:pPr>
               <w:pStyle w:val="TableContents"/>
+              <w:widowControl w:val="false"/>
               <w:spacing w:before="0" w:after="200"/>
               <w:rPr>
                 <w:b w:val="false"/>
@@ -5746,12 +5063,13 @@
         </w:tc>
         <w:tc>
           <w:tcPr>
-            <w:tcW w:w="3750" w:type="dxa"/>
+            <w:tcW w:w="3749" w:type="dxa"/>
             <w:tcBorders/>
           </w:tcPr>
           <w:p>
             <w:pPr>
               <w:pStyle w:val="TableContents"/>
+              <w:widowControl w:val="false"/>
               <w:spacing w:before="0" w:after="200"/>
               <w:rPr>
                 <w:b w:val="false"/>
@@ -5783,6 +5101,7 @@
           <w:p>
             <w:pPr>
               <w:pStyle w:val="TableContents"/>
+              <w:widowControl w:val="false"/>
               <w:spacing w:before="0" w:after="200"/>
               <w:rPr>
                 <w:b w:val="false"/>
@@ -5805,12 +5124,13 @@
         </w:tc>
         <w:tc>
           <w:tcPr>
-            <w:tcW w:w="3750" w:type="dxa"/>
+            <w:tcW w:w="3749" w:type="dxa"/>
             <w:tcBorders/>
           </w:tcPr>
           <w:p>
             <w:pPr>
               <w:pStyle w:val="TableContents"/>
+              <w:widowControl w:val="false"/>
               <w:spacing w:before="0" w:after="200"/>
               <w:rPr>
                 <w:b w:val="false"/>
@@ -5842,6 +5162,7 @@
           <w:p>
             <w:pPr>
               <w:pStyle w:val="TableContents"/>
+              <w:widowControl w:val="false"/>
               <w:spacing w:before="0" w:after="200"/>
               <w:rPr>
                 <w:b w:val="false"/>
@@ -5864,12 +5185,13 @@
         </w:tc>
         <w:tc>
           <w:tcPr>
-            <w:tcW w:w="3750" w:type="dxa"/>
+            <w:tcW w:w="3749" w:type="dxa"/>
             <w:tcBorders/>
           </w:tcPr>
           <w:p>
             <w:pPr>
               <w:pStyle w:val="TableContents"/>
+              <w:widowControl w:val="false"/>
               <w:spacing w:before="0" w:after="200"/>
               <w:rPr>
                 <w:b w:val="false"/>
@@ -5901,6 +5223,7 @@
           <w:p>
             <w:pPr>
               <w:pStyle w:val="TableContents"/>
+              <w:widowControl w:val="false"/>
               <w:spacing w:before="0" w:after="200"/>
               <w:rPr>
                 <w:b w:val="false"/>
@@ -5923,12 +5246,13 @@
         </w:tc>
         <w:tc>
           <w:tcPr>
-            <w:tcW w:w="3750" w:type="dxa"/>
+            <w:tcW w:w="3749" w:type="dxa"/>
             <w:tcBorders/>
           </w:tcPr>
           <w:p>
             <w:pPr>
               <w:pStyle w:val="TableContents"/>
+              <w:widowControl w:val="false"/>
               <w:spacing w:before="0" w:after="200"/>
               <w:rPr>
                 <w:b w:val="false"/>
@@ -5960,6 +5284,7 @@
           <w:p>
             <w:pPr>
               <w:pStyle w:val="TableContents"/>
+              <w:widowControl w:val="false"/>
               <w:spacing w:before="0" w:after="200"/>
               <w:rPr>
                 <w:b w:val="false"/>
@@ -5982,12 +5307,13 @@
         </w:tc>
         <w:tc>
           <w:tcPr>
-            <w:tcW w:w="3750" w:type="dxa"/>
+            <w:tcW w:w="3749" w:type="dxa"/>
             <w:tcBorders/>
           </w:tcPr>
           <w:p>
             <w:pPr>
               <w:pStyle w:val="TableContents"/>
+              <w:widowControl w:val="false"/>
               <w:spacing w:before="0" w:after="200"/>
               <w:rPr>
                 <w:b w:val="false"/>
@@ -6019,6 +5345,7 @@
           <w:p>
             <w:pPr>
               <w:pStyle w:val="TableContents"/>
+              <w:widowControl w:val="false"/>
               <w:spacing w:before="0" w:after="200"/>
               <w:rPr>
                 <w:b w:val="false"/>
@@ -6041,12 +5368,13 @@
         </w:tc>
         <w:tc>
           <w:tcPr>
-            <w:tcW w:w="3750" w:type="dxa"/>
+            <w:tcW w:w="3749" w:type="dxa"/>
             <w:tcBorders/>
           </w:tcPr>
           <w:p>
             <w:pPr>
               <w:pStyle w:val="TableContents"/>
+              <w:widowControl w:val="false"/>
               <w:spacing w:before="0" w:after="200"/>
               <w:rPr>
                 <w:b w:val="false"/>
@@ -6078,6 +5406,7 @@
           <w:p>
             <w:pPr>
               <w:pStyle w:val="TableContents"/>
+              <w:widowControl w:val="false"/>
               <w:spacing w:before="0" w:after="200"/>
               <w:rPr>
                 <w:b w:val="false"/>
@@ -6104,12 +5433,13 @@
         </w:tc>
         <w:tc>
           <w:tcPr>
-            <w:tcW w:w="3750" w:type="dxa"/>
+            <w:tcW w:w="3749" w:type="dxa"/>
             <w:tcBorders/>
           </w:tcPr>
           <w:p>
             <w:pPr>
               <w:pStyle w:val="TableContents"/>
+              <w:widowControl w:val="false"/>
               <w:spacing w:before="0" w:after="200"/>
               <w:rPr>
                 <w:b w:val="false"/>
@@ -6141,6 +5471,7 @@
           <w:p>
             <w:pPr>
               <w:pStyle w:val="TableContents"/>
+              <w:widowControl w:val="false"/>
               <w:spacing w:before="0" w:after="200"/>
               <w:rPr>
                 <w:b w:val="false"/>
@@ -6176,12 +5507,13 @@
         </w:tc>
         <w:tc>
           <w:tcPr>
-            <w:tcW w:w="3750" w:type="dxa"/>
+            <w:tcW w:w="3749" w:type="dxa"/>
             <w:tcBorders/>
           </w:tcPr>
           <w:p>
             <w:pPr>
               <w:pStyle w:val="TableContents"/>
+              <w:widowControl w:val="false"/>
               <w:spacing w:before="0" w:after="200"/>
               <w:rPr>
                 <w:b w:val="false"/>
@@ -6213,6 +5545,7 @@
           <w:p>
             <w:pPr>
               <w:pStyle w:val="TableContents"/>
+              <w:widowControl w:val="false"/>
               <w:spacing w:before="0" w:after="200"/>
               <w:rPr>
                 <w:b w:val="false"/>
@@ -6235,12 +5568,13 @@
         </w:tc>
         <w:tc>
           <w:tcPr>
-            <w:tcW w:w="3750" w:type="dxa"/>
+            <w:tcW w:w="3749" w:type="dxa"/>
             <w:tcBorders/>
           </w:tcPr>
           <w:p>
             <w:pPr>
               <w:pStyle w:val="TableContents"/>
+              <w:widowControl w:val="false"/>
               <w:spacing w:before="0" w:after="200"/>
               <w:rPr>
                 <w:b w:val="false"/>
@@ -6257,16 +5591,7 @@
                 <w:sz w:val="24"/>
                 <w:szCs w:val="24"/>
               </w:rPr>
-              <w:t xml:space="preserve">La larghezza </w:t>
-            </w:r>
-            <w:r>
-              <w:rPr>
-                <w:b w:val="false"/>
-                <w:bCs w:val="false"/>
-                <w:sz w:val="24"/>
-                <w:szCs w:val="24"/>
-              </w:rPr>
-              <w:t>dell'immagine dell'artista in pixel.</w:t>
+              <w:t>La larghezza dell'immagine dell'artista in pixel.</w:t>
             </w:r>
           </w:p>
         </w:tc>
@@ -6281,6 +5606,7 @@
           <w:p>
             <w:pPr>
               <w:pStyle w:val="TableContents"/>
+              <w:widowControl w:val="false"/>
               <w:spacing w:before="0" w:after="200"/>
               <w:rPr>
                 <w:b w:val="false"/>
@@ -6303,12 +5629,13 @@
         </w:tc>
         <w:tc>
           <w:tcPr>
-            <w:tcW w:w="3750" w:type="dxa"/>
+            <w:tcW w:w="3749" w:type="dxa"/>
             <w:tcBorders/>
           </w:tcPr>
           <w:p>
             <w:pPr>
               <w:pStyle w:val="TableContents"/>
+              <w:widowControl w:val="false"/>
               <w:spacing w:before="0" w:after="200"/>
               <w:rPr>
                 <w:b w:val="false"/>
@@ -6353,6 +5680,7 @@
           <w:p>
             <w:pPr>
               <w:pStyle w:val="TableContents"/>
+              <w:widowControl w:val="false"/>
               <w:spacing w:before="0" w:after="200"/>
               <w:rPr>
                 <w:b w:val="false"/>
@@ -6384,12 +5712,13 @@
         </w:tc>
         <w:tc>
           <w:tcPr>
-            <w:tcW w:w="3750" w:type="dxa"/>
+            <w:tcW w:w="3749" w:type="dxa"/>
             <w:tcBorders/>
           </w:tcPr>
           <w:p>
             <w:pPr>
               <w:pStyle w:val="TableContents"/>
+              <w:widowControl w:val="false"/>
               <w:spacing w:before="0" w:after="200"/>
               <w:rPr>
                 <w:b w:val="false"/>
@@ -6421,6 +5750,7 @@
           <w:p>
             <w:pPr>
               <w:pStyle w:val="TableContents"/>
+              <w:widowControl w:val="false"/>
               <w:spacing w:before="0" w:after="200"/>
               <w:rPr>
                 <w:b w:val="false"/>
@@ -6452,7 +5782,7 @@
         </w:tc>
         <w:tc>
           <w:tcPr>
-            <w:tcW w:w="3750" w:type="dxa"/>
+            <w:tcW w:w="3749" w:type="dxa"/>
             <w:tcBorders/>
           </w:tcPr>
           <w:p>
@@ -6529,6 +5859,7 @@
           <w:p>
             <w:pPr>
               <w:pStyle w:val="TableContents"/>
+              <w:widowControl w:val="false"/>
               <w:spacing w:before="0" w:after="200"/>
               <w:rPr>
                 <w:b w:val="false"/>
@@ -6560,12 +5891,13 @@
         </w:tc>
         <w:tc>
           <w:tcPr>
-            <w:tcW w:w="3750" w:type="dxa"/>
+            <w:tcW w:w="3749" w:type="dxa"/>
             <w:tcBorders/>
           </w:tcPr>
           <w:p>
             <w:pPr>
               <w:pStyle w:val="TableContents"/>
+              <w:widowControl w:val="false"/>
               <w:spacing w:before="0" w:after="200"/>
               <w:rPr>
                 <w:b w:val="false"/>
@@ -6606,7 +5938,7 @@
         <w:pStyle w:val="Heading2"/>
         <w:numPr>
           <w:ilvl w:val="1"/>
-          <w:numId w:val="2"/>
+          <w:numId w:val="3"/>
         </w:numPr>
         <w:rPr/>
       </w:pPr>
@@ -6623,7 +5955,7 @@
         <w:pStyle w:val="Heading2"/>
         <w:numPr>
           <w:ilvl w:val="1"/>
-          <w:numId w:val="2"/>
+          <w:numId w:val="3"/>
         </w:numPr>
         <w:rPr/>
       </w:pPr>
@@ -6640,7 +5972,7 @@
         <w:pStyle w:val="Heading2"/>
         <w:numPr>
           <w:ilvl w:val="1"/>
-          <w:numId w:val="2"/>
+          <w:numId w:val="3"/>
         </w:numPr>
         <w:spacing w:before="200" w:after="120"/>
         <w:rPr/>
@@ -6658,7 +5990,7 @@
         <w:pStyle w:val="Heading2"/>
         <w:numPr>
           <w:ilvl w:val="1"/>
-          <w:numId w:val="2"/>
+          <w:numId w:val="3"/>
         </w:numPr>
         <w:spacing w:before="200" w:after="120"/>
         <w:rPr/>
@@ -6703,15 +6035,6 @@
         <w:rPr/>
         <w:tab/>
         <w:t>Analisi Dati</w:t>
-      </w:r>
-    </w:p>
-    <w:p>
-      <w:pPr>
-        <w:pStyle w:val="Normal"/>
-        <w:rPr/>
-      </w:pPr>
-      <w:r>
-        <w:rPr/>
       </w:r>
     </w:p>
     <w:p>
@@ -6719,21 +6042,2584 @@
         <w:pStyle w:val="Heading2"/>
         <w:numPr>
           <w:ilvl w:val="1"/>
+          <w:numId w:val="3"/>
+        </w:numPr>
+        <w:spacing w:before="200" w:after="120"/>
+        <w:rPr/>
+      </w:pPr>
+      <w:bookmarkStart w:id="34" w:name="__RefHeading___Toc1104_2460335997"/>
+      <w:bookmarkEnd w:id="34"/>
+      <w:r>
+        <w:rPr/>
+        <w:tab/>
+        <w:t>Data Wrangling e Data Cleaning</w:t>
+      </w:r>
+    </w:p>
+    <w:p>
+      <w:pPr>
+        <w:pStyle w:val="TextBody"/>
+        <w:rPr/>
+      </w:pPr>
+      <w:r>
+        <w:rPr/>
+        <w:t>La fase preliminare per poter condurre analisi statistiche rigorose su un dataset è l</w:t>
+      </w:r>
+      <w:r>
+        <w:rPr>
+          <w:rFonts w:eastAsia="Calibri" w:cs="" w:cstheme="minorBidi" w:eastAsiaTheme="minorHAnsi"/>
+          <w:color w:val="auto"/>
+          <w:kern w:val="0"/>
+          <w:sz w:val="24"/>
+          <w:szCs w:val="22"/>
+          <w:lang w:val="it-IT" w:eastAsia="en-US" w:bidi="ar-SA"/>
+        </w:rPr>
+        <w:t>’organizzazione e la pulizia dei dati a disposizione. Per condurre queste operazioni preliminari e le successive analisi è stato utilizzato il software statistico R.</w:t>
+      </w:r>
+    </w:p>
+    <w:p>
+      <w:pPr>
+        <w:pStyle w:val="TextBody"/>
+        <w:rPr/>
+      </w:pPr>
+      <w:r>
+        <w:rPr>
+          <w:rFonts w:eastAsia="Calibri" w:cs="" w:cstheme="minorBidi" w:eastAsiaTheme="minorHAnsi"/>
+          <w:color w:val="auto"/>
+          <w:kern w:val="0"/>
+          <w:sz w:val="24"/>
+          <w:szCs w:val="22"/>
+          <w:lang w:val="it-IT" w:eastAsia="en-US" w:bidi="ar-SA"/>
+        </w:rPr>
+        <w:t xml:space="preserve">Dopo l’interrogazione dei tre endpoints della web API di Spotify descritti sopra, ho ottenuto tre differenti liste contenenti le informazioni relative alla mia musica salvata su Spotify e agli artisti relativi a tali brani. </w:t>
+      </w:r>
+    </w:p>
+    <w:p>
+      <w:pPr>
+        <w:pStyle w:val="TextBody"/>
+        <w:rPr/>
+      </w:pPr>
+      <w:r>
+        <w:rPr>
+          <w:rFonts w:eastAsia="Calibri" w:cs="" w:cstheme="minorBidi" w:eastAsiaTheme="minorHAnsi"/>
+          <w:color w:val="auto"/>
+          <w:kern w:val="0"/>
+          <w:sz w:val="24"/>
+          <w:szCs w:val="22"/>
+          <w:lang w:val="it-IT" w:eastAsia="en-US" w:bidi="ar-SA"/>
+        </w:rPr>
+        <w:t xml:space="preserve">Ottenute queste liste, l’obbiettivo è stato trasformare le tre liste in tre dataframe e successivamente unirli (merge) in un unico dataframe in cui ogni riga corrispondesse a un brano, e ogni colonna a una </w:t>
+      </w:r>
+      <w:r>
+        <w:rPr>
+          <w:rFonts w:eastAsia="Calibri" w:cs="" w:cstheme="minorBidi" w:eastAsiaTheme="minorHAnsi"/>
+          <w:color w:val="auto"/>
+          <w:kern w:val="0"/>
+          <w:sz w:val="24"/>
+          <w:szCs w:val="22"/>
+          <w:lang w:val="it-IT" w:eastAsia="en-US" w:bidi="ar-SA"/>
+        </w:rPr>
+        <w:t>variabile</w:t>
+      </w:r>
+      <w:r>
+        <w:rPr>
+          <w:rFonts w:eastAsia="Calibri" w:cs="" w:cstheme="minorBidi" w:eastAsiaTheme="minorHAnsi"/>
+          <w:color w:val="auto"/>
+          <w:kern w:val="0"/>
+          <w:sz w:val="24"/>
+          <w:szCs w:val="22"/>
+          <w:lang w:val="it-IT" w:eastAsia="en-US" w:bidi="ar-SA"/>
+        </w:rPr>
+        <w:t xml:space="preserve"> relativa al singolo brano (i.e. id del brano, artista, una variabile per ogni caratteristica audio...etc)</w:t>
+      </w:r>
+    </w:p>
+    <w:p>
+      <w:pPr>
+        <w:pStyle w:val="TextBody"/>
+        <w:rPr/>
+      </w:pPr>
+      <w:r>
+        <w:rPr>
+          <w:rFonts w:eastAsia="Calibri" w:cs="" w:cstheme="minorBidi" w:eastAsiaTheme="minorHAnsi"/>
+          <w:color w:val="auto"/>
+          <w:kern w:val="0"/>
+          <w:sz w:val="24"/>
+          <w:szCs w:val="22"/>
+          <w:lang w:val="it-IT" w:eastAsia="en-US" w:bidi="ar-SA"/>
+        </w:rPr>
+        <w:t>La richiesta al primo endpoint (</w:t>
+      </w:r>
+      <w:r>
+        <w:rPr>
+          <w:rFonts w:eastAsia="Calibri" w:cs="" w:cstheme="minorBidi" w:eastAsiaTheme="minorHAnsi"/>
+          <w:i/>
+          <w:iCs/>
+          <w:color w:val="auto"/>
+          <w:kern w:val="0"/>
+          <w:sz w:val="24"/>
+          <w:szCs w:val="22"/>
+          <w:lang w:val="it-IT" w:eastAsia="en-US" w:bidi="ar-SA"/>
+        </w:rPr>
+        <w:t>Get User's Saved Tracks)</w:t>
+      </w:r>
+      <w:r>
+        <w:rPr>
+          <w:rFonts w:eastAsia="Calibri" w:cs="" w:cstheme="minorBidi" w:eastAsiaTheme="minorHAnsi"/>
+          <w:color w:val="auto"/>
+          <w:kern w:val="0"/>
+          <w:sz w:val="24"/>
+          <w:szCs w:val="22"/>
+          <w:lang w:val="it-IT" w:eastAsia="en-US" w:bidi="ar-SA"/>
+        </w:rPr>
+        <w:t xml:space="preserve"> ha restituito una lista contenente la mia intera libreria aggiornata alla data della richiesta (6014 brani), con all’interno le informazioni </w:t>
+      </w:r>
+      <w:r>
+        <w:rPr>
+          <w:rFonts w:eastAsia="Calibri" w:cs="" w:cstheme="minorBidi" w:eastAsiaTheme="minorHAnsi"/>
+          <w:color w:val="auto"/>
+          <w:kern w:val="0"/>
+          <w:sz w:val="24"/>
+          <w:szCs w:val="22"/>
+          <w:lang w:val="it-IT" w:eastAsia="en-US" w:bidi="ar-SA"/>
+        </w:rPr>
+        <w:t xml:space="preserve">presenti </w:t>
+      </w:r>
+      <w:r>
+        <w:rPr>
+          <w:rFonts w:eastAsia="Calibri" w:cs="" w:cstheme="minorBidi" w:eastAsiaTheme="minorHAnsi"/>
+          <w:color w:val="auto"/>
+          <w:kern w:val="0"/>
+          <w:sz w:val="24"/>
+          <w:szCs w:val="22"/>
+          <w:lang w:val="it-IT" w:eastAsia="en-US" w:bidi="ar-SA"/>
+        </w:rPr>
+        <w:t xml:space="preserve">nel body della risposta di questo endpoint descritte </w:t>
+      </w:r>
+      <w:r>
+        <w:rPr>
+          <w:rFonts w:eastAsia="Calibri" w:cs="" w:cstheme="minorBidi" w:eastAsiaTheme="minorHAnsi"/>
+          <w:color w:val="auto"/>
+          <w:kern w:val="0"/>
+          <w:sz w:val="24"/>
+          <w:szCs w:val="22"/>
+          <w:lang w:val="it-IT" w:eastAsia="en-US" w:bidi="ar-SA"/>
+        </w:rPr>
+        <w:t>nel capitolo precedente</w:t>
+      </w:r>
+      <w:r>
+        <w:rPr>
+          <w:rFonts w:eastAsia="Calibri" w:cs="" w:cstheme="minorBidi" w:eastAsiaTheme="minorHAnsi"/>
+          <w:color w:val="auto"/>
+          <w:kern w:val="0"/>
+          <w:sz w:val="24"/>
+          <w:szCs w:val="22"/>
+          <w:lang w:val="it-IT" w:eastAsia="en-US" w:bidi="ar-SA"/>
+        </w:rPr>
+        <w:t>. Per poter ricondurre questa lista a un dataframe mi sono servito del paccheto “data.table”, disponibile  su CRAN utilizzando la funzione rbindlist(). Questo mi ha restituito un dataframe di 60</w:t>
+      </w:r>
+      <w:r>
+        <w:rPr>
+          <w:rFonts w:eastAsia="Calibri" w:cs="" w:cstheme="minorBidi" w:eastAsiaTheme="minorHAnsi"/>
+          <w:color w:val="auto"/>
+          <w:kern w:val="0"/>
+          <w:sz w:val="24"/>
+          <w:szCs w:val="22"/>
+          <w:lang w:val="it-IT" w:eastAsia="en-US" w:bidi="ar-SA"/>
+        </w:rPr>
+        <w:t>14</w:t>
+      </w:r>
+      <w:r>
+        <w:rPr>
+          <w:rFonts w:eastAsia="Calibri" w:cs="" w:cstheme="minorBidi" w:eastAsiaTheme="minorHAnsi"/>
+          <w:color w:val="auto"/>
+          <w:kern w:val="0"/>
+          <w:sz w:val="24"/>
+          <w:szCs w:val="22"/>
+          <w:lang w:val="it-IT" w:eastAsia="en-US" w:bidi="ar-SA"/>
+        </w:rPr>
+        <w:t xml:space="preserve"> righe e 30 variabili, compresa l’id (chiave per il successivo merge), </w:t>
+      </w:r>
+      <w:r>
+        <w:rPr>
+          <w:rFonts w:eastAsia="Calibri" w:cs="" w:cstheme="minorBidi" w:eastAsiaTheme="minorHAnsi"/>
+          <w:color w:val="auto"/>
+          <w:kern w:val="0"/>
+          <w:sz w:val="24"/>
+          <w:szCs w:val="22"/>
+          <w:lang w:val="it-IT" w:eastAsia="en-US" w:bidi="ar-SA"/>
+        </w:rPr>
+        <w:t>codice identificativo univoco per il singolo brano.</w:t>
+      </w:r>
+    </w:p>
+    <w:p>
+      <w:pPr>
+        <w:pStyle w:val="TextBody"/>
+        <w:rPr/>
+      </w:pPr>
+      <w:r>
+        <w:rPr>
+          <w:rFonts w:eastAsia="Calibri" w:cs="" w:cstheme="minorBidi" w:eastAsiaTheme="minorHAnsi"/>
+          <w:color w:val="auto"/>
+          <w:kern w:val="0"/>
+          <w:sz w:val="24"/>
+          <w:szCs w:val="22"/>
+          <w:lang w:val="it-IT" w:eastAsia="en-US" w:bidi="ar-SA"/>
+        </w:rPr>
+        <w:t>La richiesta al secondo endpoint (</w:t>
+      </w:r>
+      <w:r>
+        <w:rPr>
+          <w:rFonts w:eastAsia="Calibri" w:cs="" w:cstheme="minorBidi" w:eastAsiaTheme="minorHAnsi"/>
+          <w:i/>
+          <w:iCs/>
+          <w:color w:val="auto"/>
+          <w:kern w:val="0"/>
+          <w:sz w:val="24"/>
+          <w:szCs w:val="22"/>
+          <w:lang w:val="it-IT" w:eastAsia="en-US" w:bidi="ar-SA"/>
+        </w:rPr>
+        <w:t>Get Track's Audio Features</w:t>
+      </w:r>
+      <w:r>
+        <w:rPr>
+          <w:rFonts w:eastAsia="Calibri" w:cs="" w:cstheme="minorBidi" w:eastAsiaTheme="minorHAnsi"/>
+          <w:color w:val="auto"/>
+          <w:kern w:val="0"/>
+          <w:sz w:val="24"/>
+          <w:szCs w:val="22"/>
+          <w:lang w:val="it-IT" w:eastAsia="en-US" w:bidi="ar-SA"/>
+        </w:rPr>
+        <w:t xml:space="preserve">), </w:t>
+      </w:r>
+      <w:r>
+        <w:rPr>
+          <w:rFonts w:eastAsia="Calibri" w:cs="" w:cstheme="minorBidi" w:eastAsiaTheme="minorHAnsi"/>
+          <w:color w:val="auto"/>
+          <w:kern w:val="0"/>
+          <w:sz w:val="24"/>
+          <w:szCs w:val="22"/>
+          <w:lang w:val="it-IT" w:eastAsia="en-US" w:bidi="ar-SA"/>
+        </w:rPr>
+        <w:t>ha ricevuto in input tutti gli id del dataframe ottenuto al punto precedente e</w:t>
+      </w:r>
+      <w:r>
+        <w:rPr>
+          <w:rFonts w:eastAsia="Calibri" w:cs="" w:cstheme="minorBidi" w:eastAsiaTheme="minorHAnsi"/>
+          <w:color w:val="auto"/>
+          <w:kern w:val="0"/>
+          <w:sz w:val="24"/>
+          <w:szCs w:val="22"/>
+          <w:lang w:val="it-IT" w:eastAsia="en-US" w:bidi="ar-SA"/>
+        </w:rPr>
+        <w:t xml:space="preserve"> </w:t>
+      </w:r>
+      <w:r>
+        <w:rPr>
+          <w:rFonts w:eastAsia="Calibri" w:cs="" w:cstheme="minorBidi" w:eastAsiaTheme="minorHAnsi"/>
+          <w:color w:val="auto"/>
+          <w:kern w:val="0"/>
+          <w:sz w:val="24"/>
+          <w:szCs w:val="22"/>
+          <w:lang w:val="it-IT" w:eastAsia="en-US" w:bidi="ar-SA"/>
+        </w:rPr>
+        <w:t xml:space="preserve">ha restituito per ogni id tutte le informazioni contenute nel body della risposta di questo endpoint. La lista </w:t>
+      </w:r>
+      <w:r>
+        <w:rPr>
+          <w:rFonts w:eastAsia="Calibri" w:cs="" w:cstheme="minorBidi" w:eastAsiaTheme="minorHAnsi"/>
+          <w:color w:val="auto"/>
+          <w:kern w:val="0"/>
+          <w:sz w:val="24"/>
+          <w:szCs w:val="22"/>
+          <w:lang w:val="it-IT" w:eastAsia="en-US" w:bidi="ar-SA"/>
+        </w:rPr>
+        <w:t>risultante</w:t>
+      </w:r>
+      <w:r>
+        <w:rPr>
+          <w:rFonts w:eastAsia="Calibri" w:cs="" w:cstheme="minorBidi" w:eastAsiaTheme="minorHAnsi"/>
+          <w:color w:val="auto"/>
+          <w:kern w:val="0"/>
+          <w:sz w:val="24"/>
+          <w:szCs w:val="22"/>
+          <w:lang w:val="it-IT" w:eastAsia="en-US" w:bidi="ar-SA"/>
+        </w:rPr>
+        <w:t xml:space="preserve"> è stata poi trasformata in dataframe sempre mediante la funzione rbindlist(). In questo modo ho ottenuto un dataframe di 6014 righe, corrispondenti al singolo brano identificato attraverso la variabile </w:t>
+      </w:r>
+      <w:r>
+        <w:rPr>
+          <w:rFonts w:eastAsia="Calibri" w:cs="" w:cstheme="minorBidi" w:eastAsiaTheme="minorHAnsi"/>
+          <w:color w:val="auto"/>
+          <w:kern w:val="0"/>
+          <w:sz w:val="24"/>
+          <w:szCs w:val="22"/>
+          <w:lang w:val="it-IT" w:eastAsia="en-US" w:bidi="ar-SA"/>
+        </w:rPr>
+        <w:t xml:space="preserve">“id” e 17 ulteriori variabili, ognuna riferita a una caratteristica audio descritta nel dettaglio nel capitolo precedente nella sezione Response.Body dell’endpoint </w:t>
+      </w:r>
+      <w:r>
+        <w:rPr>
+          <w:rFonts w:eastAsia="Calibri" w:cs="" w:cstheme="minorBidi" w:eastAsiaTheme="minorHAnsi"/>
+          <w:i/>
+          <w:iCs/>
+          <w:color w:val="auto"/>
+          <w:kern w:val="0"/>
+          <w:sz w:val="24"/>
+          <w:szCs w:val="22"/>
+          <w:lang w:val="it-IT" w:eastAsia="en-US" w:bidi="ar-SA"/>
+        </w:rPr>
+        <w:t>Get Track's Audio Features.</w:t>
+      </w:r>
+    </w:p>
+    <w:p>
+      <w:pPr>
+        <w:pStyle w:val="TextBody"/>
+        <w:rPr>
+          <w:i w:val="false"/>
+          <w:i w:val="false"/>
+          <w:iCs w:val="false"/>
+        </w:rPr>
+      </w:pPr>
+      <w:r>
+        <w:rPr>
+          <w:rFonts w:eastAsia="Calibri" w:cs="" w:cstheme="minorBidi" w:eastAsiaTheme="minorHAnsi"/>
+          <w:i w:val="false"/>
+          <w:iCs w:val="false"/>
+          <w:color w:val="auto"/>
+          <w:kern w:val="0"/>
+          <w:sz w:val="24"/>
+          <w:szCs w:val="22"/>
+          <w:lang w:val="it-IT" w:eastAsia="en-US" w:bidi="ar-SA"/>
+        </w:rPr>
+        <w:t xml:space="preserve">In questo modo ho ottenuto due dataframe distinti entrambi di 6014 righe e identificati da una colonna id contenente una stringa identificativa univoca del singolo brano. È stato dunque possibile eseguire un merge tra questi due dataset usando come chiave la colonna “id” ottenendo un dataframe unico di 6014 righe e 47 colonne. </w:t>
+      </w:r>
+    </w:p>
+    <w:p>
+      <w:pPr>
+        <w:pStyle w:val="TextBody"/>
+        <w:rPr>
+          <w:i w:val="false"/>
+          <w:i w:val="false"/>
+          <w:iCs w:val="false"/>
+        </w:rPr>
+      </w:pPr>
+      <w:r>
+        <w:rPr>
+          <w:rFonts w:eastAsia="Calibri" w:cs="" w:cstheme="minorBidi" w:eastAsiaTheme="minorHAnsi"/>
+          <w:i w:val="false"/>
+          <w:iCs w:val="false"/>
+          <w:color w:val="auto"/>
+          <w:kern w:val="0"/>
+          <w:sz w:val="24"/>
+          <w:szCs w:val="22"/>
+          <w:lang w:val="it-IT" w:eastAsia="en-US" w:bidi="ar-SA"/>
+        </w:rPr>
+        <w:t xml:space="preserve">Ai fini ultimi dell’analisi non erano necessarie tutte le colonne (variabili) di questo dataframe. Si è proceduto dunque alla selezione di un sottoinsieme delle colonne contenente solo le variabili rilevanti. Il dataframe così ottenuto  conta 6014 righe e le seguenti 23 colonne: </w:t>
+      </w:r>
+    </w:p>
+    <w:p>
+      <w:pPr>
+        <w:pStyle w:val="TextBody"/>
+        <w:widowControl/>
+        <w:numPr>
+          <w:ilvl w:val="0"/>
           <w:numId w:val="2"/>
         </w:numPr>
-        <w:spacing w:before="200" w:after="120"/>
-        <w:rPr/>
-      </w:pPr>
-      <w:bookmarkStart w:id="34" w:name="__RefHeading___Toc846_3232970131"/>
-      <w:bookmarkEnd w:id="34"/>
-      <w:r>
-        <w:rPr/>
-        <w:tab/>
-        <w:tab/>
-      </w:r>
-      <w:r>
-        <w:rPr/>
-        <w:t>Data Wrangling</w:t>
+        <w:suppressAutoHyphens w:val="true"/>
+        <w:bidi w:val="0"/>
+        <w:spacing w:lineRule="auto" w:line="360" w:before="0" w:after="140"/>
+        <w:ind w:left="809" w:right="0" w:hanging="180"/>
+        <w:jc w:val="both"/>
+        <w:rPr>
+          <w:i w:val="false"/>
+          <w:i w:val="false"/>
+          <w:iCs w:val="false"/>
+        </w:rPr>
+      </w:pPr>
+      <w:r>
+        <w:rPr>
+          <w:rFonts w:eastAsia="Calibri" w:cs="" w:cstheme="minorBidi" w:eastAsiaTheme="minorHAnsi"/>
+          <w:i w:val="false"/>
+          <w:iCs w:val="false"/>
+          <w:color w:val="auto"/>
+          <w:kern w:val="0"/>
+          <w:sz w:val="24"/>
+          <w:szCs w:val="22"/>
+          <w:lang w:val="it-IT" w:eastAsia="en-US" w:bidi="ar-SA"/>
+        </w:rPr>
+        <w:t xml:space="preserve">id </w:t>
+      </w:r>
+    </w:p>
+    <w:p>
+      <w:pPr>
+        <w:pStyle w:val="TextBody"/>
+        <w:widowControl/>
+        <w:numPr>
+          <w:ilvl w:val="0"/>
+          <w:numId w:val="2"/>
+        </w:numPr>
+        <w:suppressAutoHyphens w:val="true"/>
+        <w:bidi w:val="0"/>
+        <w:spacing w:lineRule="auto" w:line="360" w:before="0" w:after="140"/>
+        <w:ind w:left="809" w:right="0" w:hanging="180"/>
+        <w:jc w:val="both"/>
+        <w:rPr>
+          <w:i w:val="false"/>
+          <w:i w:val="false"/>
+          <w:iCs w:val="false"/>
+        </w:rPr>
+      </w:pPr>
+      <w:r>
+        <w:rPr>
+          <w:rFonts w:eastAsia="Calibri" w:cs="" w:cstheme="minorBidi" w:eastAsiaTheme="minorHAnsi"/>
+          <w:i w:val="false"/>
+          <w:iCs w:val="false"/>
+          <w:color w:val="auto"/>
+          <w:kern w:val="0"/>
+          <w:sz w:val="24"/>
+          <w:szCs w:val="22"/>
+          <w:lang w:val="it-IT" w:eastAsia="en-US" w:bidi="ar-SA"/>
+        </w:rPr>
+        <w:t xml:space="preserve">danceability </w:t>
+      </w:r>
+    </w:p>
+    <w:p>
+      <w:pPr>
+        <w:pStyle w:val="TextBody"/>
+        <w:widowControl/>
+        <w:numPr>
+          <w:ilvl w:val="0"/>
+          <w:numId w:val="2"/>
+        </w:numPr>
+        <w:suppressAutoHyphens w:val="true"/>
+        <w:bidi w:val="0"/>
+        <w:spacing w:lineRule="auto" w:line="360" w:before="0" w:after="140"/>
+        <w:ind w:left="809" w:right="0" w:hanging="180"/>
+        <w:jc w:val="both"/>
+        <w:rPr>
+          <w:i w:val="false"/>
+          <w:i w:val="false"/>
+          <w:iCs w:val="false"/>
+        </w:rPr>
+      </w:pPr>
+      <w:r>
+        <w:rPr>
+          <w:rFonts w:eastAsia="Calibri" w:cs="" w:cstheme="minorBidi" w:eastAsiaTheme="minorHAnsi"/>
+          <w:i w:val="false"/>
+          <w:iCs w:val="false"/>
+          <w:color w:val="auto"/>
+          <w:kern w:val="0"/>
+          <w:sz w:val="24"/>
+          <w:szCs w:val="22"/>
+          <w:lang w:val="it-IT" w:eastAsia="en-US" w:bidi="ar-SA"/>
+        </w:rPr>
+        <w:t xml:space="preserve">energy </w:t>
+      </w:r>
+    </w:p>
+    <w:p>
+      <w:pPr>
+        <w:pStyle w:val="TextBody"/>
+        <w:widowControl/>
+        <w:numPr>
+          <w:ilvl w:val="0"/>
+          <w:numId w:val="2"/>
+        </w:numPr>
+        <w:suppressAutoHyphens w:val="true"/>
+        <w:bidi w:val="0"/>
+        <w:spacing w:lineRule="auto" w:line="360" w:before="0" w:after="140"/>
+        <w:ind w:left="809" w:right="0" w:hanging="180"/>
+        <w:jc w:val="both"/>
+        <w:rPr>
+          <w:i w:val="false"/>
+          <w:i w:val="false"/>
+          <w:iCs w:val="false"/>
+        </w:rPr>
+      </w:pPr>
+      <w:r>
+        <w:rPr>
+          <w:rFonts w:eastAsia="Calibri" w:cs="" w:cstheme="minorBidi" w:eastAsiaTheme="minorHAnsi"/>
+          <w:i w:val="false"/>
+          <w:iCs w:val="false"/>
+          <w:color w:val="auto"/>
+          <w:kern w:val="0"/>
+          <w:sz w:val="24"/>
+          <w:szCs w:val="22"/>
+          <w:lang w:val="it-IT" w:eastAsia="en-US" w:bidi="ar-SA"/>
+        </w:rPr>
+        <w:t xml:space="preserve">key </w:t>
+      </w:r>
+    </w:p>
+    <w:p>
+      <w:pPr>
+        <w:pStyle w:val="TextBody"/>
+        <w:widowControl/>
+        <w:numPr>
+          <w:ilvl w:val="0"/>
+          <w:numId w:val="2"/>
+        </w:numPr>
+        <w:suppressAutoHyphens w:val="true"/>
+        <w:bidi w:val="0"/>
+        <w:spacing w:lineRule="auto" w:line="360" w:before="0" w:after="140"/>
+        <w:ind w:left="809" w:right="0" w:hanging="180"/>
+        <w:jc w:val="both"/>
+        <w:rPr>
+          <w:i w:val="false"/>
+          <w:i w:val="false"/>
+          <w:iCs w:val="false"/>
+        </w:rPr>
+      </w:pPr>
+      <w:r>
+        <w:rPr>
+          <w:rFonts w:eastAsia="Calibri" w:cs="" w:cstheme="minorBidi" w:eastAsiaTheme="minorHAnsi"/>
+          <w:i w:val="false"/>
+          <w:iCs w:val="false"/>
+          <w:color w:val="auto"/>
+          <w:kern w:val="0"/>
+          <w:sz w:val="24"/>
+          <w:szCs w:val="22"/>
+          <w:lang w:val="it-IT" w:eastAsia="en-US" w:bidi="ar-SA"/>
+        </w:rPr>
+        <w:t xml:space="preserve">loudness </w:t>
+      </w:r>
+    </w:p>
+    <w:p>
+      <w:pPr>
+        <w:pStyle w:val="TextBody"/>
+        <w:widowControl/>
+        <w:numPr>
+          <w:ilvl w:val="0"/>
+          <w:numId w:val="2"/>
+        </w:numPr>
+        <w:suppressAutoHyphens w:val="true"/>
+        <w:bidi w:val="0"/>
+        <w:spacing w:lineRule="auto" w:line="360" w:before="0" w:after="140"/>
+        <w:ind w:left="809" w:right="0" w:hanging="180"/>
+        <w:jc w:val="both"/>
+        <w:rPr>
+          <w:i w:val="false"/>
+          <w:i w:val="false"/>
+          <w:iCs w:val="false"/>
+        </w:rPr>
+      </w:pPr>
+      <w:r>
+        <w:rPr>
+          <w:rFonts w:eastAsia="Calibri" w:cs="" w:cstheme="minorBidi" w:eastAsiaTheme="minorHAnsi"/>
+          <w:i w:val="false"/>
+          <w:iCs w:val="false"/>
+          <w:color w:val="auto"/>
+          <w:kern w:val="0"/>
+          <w:sz w:val="24"/>
+          <w:szCs w:val="22"/>
+          <w:lang w:val="it-IT" w:eastAsia="en-US" w:bidi="ar-SA"/>
+        </w:rPr>
+        <w:t xml:space="preserve">mode </w:t>
+      </w:r>
+    </w:p>
+    <w:p>
+      <w:pPr>
+        <w:pStyle w:val="TextBody"/>
+        <w:widowControl/>
+        <w:numPr>
+          <w:ilvl w:val="0"/>
+          <w:numId w:val="2"/>
+        </w:numPr>
+        <w:suppressAutoHyphens w:val="true"/>
+        <w:bidi w:val="0"/>
+        <w:spacing w:lineRule="auto" w:line="360" w:before="0" w:after="140"/>
+        <w:ind w:left="809" w:right="0" w:hanging="180"/>
+        <w:jc w:val="both"/>
+        <w:rPr>
+          <w:i w:val="false"/>
+          <w:i w:val="false"/>
+          <w:iCs w:val="false"/>
+        </w:rPr>
+      </w:pPr>
+      <w:r>
+        <w:rPr>
+          <w:rFonts w:eastAsia="Calibri" w:cs="" w:cstheme="minorBidi" w:eastAsiaTheme="minorHAnsi"/>
+          <w:i w:val="false"/>
+          <w:iCs w:val="false"/>
+          <w:color w:val="auto"/>
+          <w:kern w:val="0"/>
+          <w:sz w:val="24"/>
+          <w:szCs w:val="22"/>
+          <w:lang w:val="it-IT" w:eastAsia="en-US" w:bidi="ar-SA"/>
+        </w:rPr>
+        <w:t xml:space="preserve">speechiness </w:t>
+      </w:r>
+    </w:p>
+    <w:p>
+      <w:pPr>
+        <w:pStyle w:val="TextBody"/>
+        <w:widowControl/>
+        <w:numPr>
+          <w:ilvl w:val="0"/>
+          <w:numId w:val="2"/>
+        </w:numPr>
+        <w:suppressAutoHyphens w:val="true"/>
+        <w:bidi w:val="0"/>
+        <w:spacing w:lineRule="auto" w:line="360" w:before="0" w:after="140"/>
+        <w:ind w:left="809" w:right="0" w:hanging="180"/>
+        <w:jc w:val="both"/>
+        <w:rPr>
+          <w:i w:val="false"/>
+          <w:i w:val="false"/>
+          <w:iCs w:val="false"/>
+        </w:rPr>
+      </w:pPr>
+      <w:r>
+        <w:rPr>
+          <w:rFonts w:eastAsia="Calibri" w:cs="" w:cstheme="minorBidi" w:eastAsiaTheme="minorHAnsi"/>
+          <w:i w:val="false"/>
+          <w:iCs w:val="false"/>
+          <w:color w:val="auto"/>
+          <w:kern w:val="0"/>
+          <w:sz w:val="24"/>
+          <w:szCs w:val="22"/>
+          <w:lang w:val="it-IT" w:eastAsia="en-US" w:bidi="ar-SA"/>
+        </w:rPr>
+        <w:t xml:space="preserve">acousticness </w:t>
+      </w:r>
+    </w:p>
+    <w:p>
+      <w:pPr>
+        <w:pStyle w:val="TextBody"/>
+        <w:widowControl/>
+        <w:numPr>
+          <w:ilvl w:val="0"/>
+          <w:numId w:val="2"/>
+        </w:numPr>
+        <w:suppressAutoHyphens w:val="true"/>
+        <w:bidi w:val="0"/>
+        <w:spacing w:lineRule="auto" w:line="360" w:before="0" w:after="140"/>
+        <w:ind w:left="809" w:right="0" w:hanging="180"/>
+        <w:jc w:val="both"/>
+        <w:rPr>
+          <w:i w:val="false"/>
+          <w:i w:val="false"/>
+          <w:iCs w:val="false"/>
+        </w:rPr>
+      </w:pPr>
+      <w:r>
+        <w:rPr>
+          <w:rFonts w:eastAsia="Calibri" w:cs="" w:cstheme="minorBidi" w:eastAsiaTheme="minorHAnsi"/>
+          <w:i w:val="false"/>
+          <w:iCs w:val="false"/>
+          <w:color w:val="auto"/>
+          <w:kern w:val="0"/>
+          <w:sz w:val="24"/>
+          <w:szCs w:val="22"/>
+          <w:lang w:val="it-IT" w:eastAsia="en-US" w:bidi="ar-SA"/>
+        </w:rPr>
+        <w:t xml:space="preserve">instrumentalness </w:t>
+      </w:r>
+    </w:p>
+    <w:p>
+      <w:pPr>
+        <w:pStyle w:val="TextBody"/>
+        <w:widowControl/>
+        <w:numPr>
+          <w:ilvl w:val="0"/>
+          <w:numId w:val="2"/>
+        </w:numPr>
+        <w:suppressAutoHyphens w:val="true"/>
+        <w:bidi w:val="0"/>
+        <w:spacing w:lineRule="auto" w:line="360" w:before="0" w:after="140"/>
+        <w:ind w:left="809" w:right="0" w:hanging="180"/>
+        <w:jc w:val="both"/>
+        <w:rPr>
+          <w:i w:val="false"/>
+          <w:i w:val="false"/>
+          <w:iCs w:val="false"/>
+        </w:rPr>
+      </w:pPr>
+      <w:r>
+        <w:rPr>
+          <w:rFonts w:eastAsia="Calibri" w:cs="" w:cstheme="minorBidi" w:eastAsiaTheme="minorHAnsi"/>
+          <w:i w:val="false"/>
+          <w:iCs w:val="false"/>
+          <w:color w:val="auto"/>
+          <w:kern w:val="0"/>
+          <w:sz w:val="24"/>
+          <w:szCs w:val="22"/>
+          <w:lang w:val="it-IT" w:eastAsia="en-US" w:bidi="ar-SA"/>
+        </w:rPr>
+        <w:t xml:space="preserve">liveness </w:t>
+      </w:r>
+    </w:p>
+    <w:p>
+      <w:pPr>
+        <w:pStyle w:val="TextBody"/>
+        <w:widowControl/>
+        <w:numPr>
+          <w:ilvl w:val="0"/>
+          <w:numId w:val="2"/>
+        </w:numPr>
+        <w:suppressAutoHyphens w:val="true"/>
+        <w:bidi w:val="0"/>
+        <w:spacing w:lineRule="auto" w:line="360" w:before="0" w:after="140"/>
+        <w:ind w:left="809" w:right="0" w:hanging="180"/>
+        <w:jc w:val="both"/>
+        <w:rPr>
+          <w:i w:val="false"/>
+          <w:i w:val="false"/>
+          <w:iCs w:val="false"/>
+        </w:rPr>
+      </w:pPr>
+      <w:r>
+        <w:rPr>
+          <w:rFonts w:eastAsia="Calibri" w:cs="" w:cstheme="minorBidi" w:eastAsiaTheme="minorHAnsi"/>
+          <w:i w:val="false"/>
+          <w:iCs w:val="false"/>
+          <w:color w:val="auto"/>
+          <w:kern w:val="0"/>
+          <w:sz w:val="24"/>
+          <w:szCs w:val="22"/>
+          <w:lang w:val="it-IT" w:eastAsia="en-US" w:bidi="ar-SA"/>
+        </w:rPr>
+        <w:t xml:space="preserve">valence </w:t>
+      </w:r>
+    </w:p>
+    <w:p>
+      <w:pPr>
+        <w:pStyle w:val="TextBody"/>
+        <w:widowControl/>
+        <w:numPr>
+          <w:ilvl w:val="0"/>
+          <w:numId w:val="2"/>
+        </w:numPr>
+        <w:suppressAutoHyphens w:val="true"/>
+        <w:bidi w:val="0"/>
+        <w:spacing w:lineRule="auto" w:line="360" w:before="0" w:after="140"/>
+        <w:ind w:left="809" w:right="0" w:hanging="180"/>
+        <w:jc w:val="both"/>
+        <w:rPr>
+          <w:i w:val="false"/>
+          <w:i w:val="false"/>
+          <w:iCs w:val="false"/>
+        </w:rPr>
+      </w:pPr>
+      <w:r>
+        <w:rPr>
+          <w:rFonts w:eastAsia="Calibri" w:cs="" w:cstheme="minorBidi" w:eastAsiaTheme="minorHAnsi"/>
+          <w:i w:val="false"/>
+          <w:iCs w:val="false"/>
+          <w:color w:val="auto"/>
+          <w:kern w:val="0"/>
+          <w:sz w:val="24"/>
+          <w:szCs w:val="22"/>
+          <w:lang w:val="it-IT" w:eastAsia="en-US" w:bidi="ar-SA"/>
+        </w:rPr>
+        <w:t>tempo</w:t>
+      </w:r>
+    </w:p>
+    <w:p>
+      <w:pPr>
+        <w:pStyle w:val="TextBody"/>
+        <w:widowControl/>
+        <w:numPr>
+          <w:ilvl w:val="0"/>
+          <w:numId w:val="2"/>
+        </w:numPr>
+        <w:suppressAutoHyphens w:val="true"/>
+        <w:bidi w:val="0"/>
+        <w:spacing w:lineRule="auto" w:line="360" w:before="0" w:after="140"/>
+        <w:ind w:left="809" w:right="0" w:hanging="180"/>
+        <w:jc w:val="both"/>
+        <w:rPr>
+          <w:i w:val="false"/>
+          <w:i w:val="false"/>
+          <w:iCs w:val="false"/>
+        </w:rPr>
+      </w:pPr>
+      <w:r>
+        <w:rPr>
+          <w:rFonts w:eastAsia="Calibri" w:cs="" w:cstheme="minorBidi" w:eastAsiaTheme="minorHAnsi"/>
+          <w:i w:val="false"/>
+          <w:iCs w:val="false"/>
+          <w:color w:val="auto"/>
+          <w:kern w:val="0"/>
+          <w:sz w:val="24"/>
+          <w:szCs w:val="22"/>
+          <w:lang w:val="it-IT" w:eastAsia="en-US" w:bidi="ar-SA"/>
+        </w:rPr>
+        <w:t>duration_ms</w:t>
+      </w:r>
+    </w:p>
+    <w:p>
+      <w:pPr>
+        <w:pStyle w:val="TextBody"/>
+        <w:widowControl/>
+        <w:numPr>
+          <w:ilvl w:val="0"/>
+          <w:numId w:val="2"/>
+        </w:numPr>
+        <w:suppressAutoHyphens w:val="true"/>
+        <w:bidi w:val="0"/>
+        <w:spacing w:lineRule="auto" w:line="360" w:before="0" w:after="140"/>
+        <w:ind w:left="809" w:right="0" w:hanging="180"/>
+        <w:jc w:val="both"/>
+        <w:rPr>
+          <w:i w:val="false"/>
+          <w:i w:val="false"/>
+          <w:iCs w:val="false"/>
+        </w:rPr>
+      </w:pPr>
+      <w:r>
+        <w:rPr>
+          <w:rFonts w:eastAsia="Calibri" w:cs="" w:cstheme="minorBidi" w:eastAsiaTheme="minorHAnsi"/>
+          <w:i w:val="false"/>
+          <w:iCs w:val="false"/>
+          <w:color w:val="auto"/>
+          <w:kern w:val="0"/>
+          <w:sz w:val="24"/>
+          <w:szCs w:val="22"/>
+          <w:lang w:val="it-IT" w:eastAsia="en-US" w:bidi="ar-SA"/>
+        </w:rPr>
+        <w:t xml:space="preserve">time_signature </w:t>
+      </w:r>
+    </w:p>
+    <w:p>
+      <w:pPr>
+        <w:pStyle w:val="TextBody"/>
+        <w:widowControl/>
+        <w:numPr>
+          <w:ilvl w:val="0"/>
+          <w:numId w:val="2"/>
+        </w:numPr>
+        <w:suppressAutoHyphens w:val="true"/>
+        <w:bidi w:val="0"/>
+        <w:spacing w:lineRule="auto" w:line="360" w:before="0" w:after="140"/>
+        <w:ind w:left="809" w:right="0" w:hanging="180"/>
+        <w:jc w:val="both"/>
+        <w:rPr>
+          <w:i w:val="false"/>
+          <w:i w:val="false"/>
+          <w:iCs w:val="false"/>
+        </w:rPr>
+      </w:pPr>
+      <w:r>
+        <w:rPr>
+          <w:rFonts w:eastAsia="Calibri" w:cs="" w:cstheme="minorBidi" w:eastAsiaTheme="minorHAnsi"/>
+          <w:i w:val="false"/>
+          <w:iCs w:val="false"/>
+          <w:color w:val="auto"/>
+          <w:kern w:val="0"/>
+          <w:sz w:val="24"/>
+          <w:szCs w:val="22"/>
+          <w:lang w:val="it-IT" w:eastAsia="en-US" w:bidi="ar-SA"/>
+        </w:rPr>
+        <w:t xml:space="preserve">added_at  </w:t>
+      </w:r>
+    </w:p>
+    <w:p>
+      <w:pPr>
+        <w:pStyle w:val="TextBody"/>
+        <w:widowControl/>
+        <w:numPr>
+          <w:ilvl w:val="0"/>
+          <w:numId w:val="2"/>
+        </w:numPr>
+        <w:suppressAutoHyphens w:val="true"/>
+        <w:bidi w:val="0"/>
+        <w:spacing w:lineRule="auto" w:line="360" w:before="0" w:after="140"/>
+        <w:ind w:left="809" w:right="0" w:hanging="180"/>
+        <w:jc w:val="both"/>
+        <w:rPr>
+          <w:i w:val="false"/>
+          <w:i w:val="false"/>
+          <w:iCs w:val="false"/>
+        </w:rPr>
+      </w:pPr>
+      <w:r>
+        <w:rPr>
+          <w:rFonts w:eastAsia="Calibri" w:cs="" w:cstheme="minorBidi" w:eastAsiaTheme="minorHAnsi"/>
+          <w:i w:val="false"/>
+          <w:iCs w:val="false"/>
+          <w:color w:val="auto"/>
+          <w:kern w:val="0"/>
+          <w:sz w:val="24"/>
+          <w:szCs w:val="22"/>
+          <w:lang w:val="it-IT" w:eastAsia="en-US" w:bidi="ar-SA"/>
+        </w:rPr>
+        <w:t xml:space="preserve">track.artists </w:t>
+      </w:r>
+    </w:p>
+    <w:p>
+      <w:pPr>
+        <w:pStyle w:val="TextBody"/>
+        <w:widowControl/>
+        <w:numPr>
+          <w:ilvl w:val="0"/>
+          <w:numId w:val="2"/>
+        </w:numPr>
+        <w:suppressAutoHyphens w:val="true"/>
+        <w:bidi w:val="0"/>
+        <w:spacing w:lineRule="auto" w:line="360" w:before="0" w:after="140"/>
+        <w:ind w:left="809" w:right="0" w:hanging="180"/>
+        <w:jc w:val="both"/>
+        <w:rPr>
+          <w:i w:val="false"/>
+          <w:i w:val="false"/>
+          <w:iCs w:val="false"/>
+        </w:rPr>
+      </w:pPr>
+      <w:r>
+        <w:rPr>
+          <w:rFonts w:eastAsia="Calibri" w:cs="" w:cstheme="minorBidi" w:eastAsiaTheme="minorHAnsi"/>
+          <w:i w:val="false"/>
+          <w:iCs w:val="false"/>
+          <w:color w:val="auto"/>
+          <w:kern w:val="0"/>
+          <w:sz w:val="24"/>
+          <w:szCs w:val="22"/>
+          <w:lang w:val="it-IT" w:eastAsia="en-US" w:bidi="ar-SA"/>
+        </w:rPr>
+        <w:t>track.explicit</w:t>
+      </w:r>
+    </w:p>
+    <w:p>
+      <w:pPr>
+        <w:pStyle w:val="TextBody"/>
+        <w:widowControl/>
+        <w:numPr>
+          <w:ilvl w:val="0"/>
+          <w:numId w:val="2"/>
+        </w:numPr>
+        <w:suppressAutoHyphens w:val="true"/>
+        <w:bidi w:val="0"/>
+        <w:spacing w:lineRule="auto" w:line="360" w:before="0" w:after="140"/>
+        <w:ind w:left="809" w:right="0" w:hanging="180"/>
+        <w:jc w:val="both"/>
+        <w:rPr>
+          <w:i w:val="false"/>
+          <w:i w:val="false"/>
+          <w:iCs w:val="false"/>
+        </w:rPr>
+      </w:pPr>
+      <w:r>
+        <w:rPr>
+          <w:rFonts w:eastAsia="Calibri" w:cs="" w:cstheme="minorBidi" w:eastAsiaTheme="minorHAnsi"/>
+          <w:i w:val="false"/>
+          <w:iCs w:val="false"/>
+          <w:color w:val="auto"/>
+          <w:kern w:val="0"/>
+          <w:sz w:val="24"/>
+          <w:szCs w:val="22"/>
+          <w:lang w:val="it-IT" w:eastAsia="en-US" w:bidi="ar-SA"/>
+        </w:rPr>
+        <w:t xml:space="preserve">track.name </w:t>
+      </w:r>
+    </w:p>
+    <w:p>
+      <w:pPr>
+        <w:pStyle w:val="TextBody"/>
+        <w:widowControl/>
+        <w:numPr>
+          <w:ilvl w:val="0"/>
+          <w:numId w:val="2"/>
+        </w:numPr>
+        <w:suppressAutoHyphens w:val="true"/>
+        <w:bidi w:val="0"/>
+        <w:spacing w:lineRule="auto" w:line="360" w:before="0" w:after="140"/>
+        <w:ind w:left="809" w:right="0" w:hanging="180"/>
+        <w:jc w:val="both"/>
+        <w:rPr>
+          <w:i w:val="false"/>
+          <w:i w:val="false"/>
+          <w:iCs w:val="false"/>
+        </w:rPr>
+      </w:pPr>
+      <w:r>
+        <w:rPr>
+          <w:rFonts w:eastAsia="Calibri" w:cs="" w:cstheme="minorBidi" w:eastAsiaTheme="minorHAnsi"/>
+          <w:i w:val="false"/>
+          <w:iCs w:val="false"/>
+          <w:color w:val="auto"/>
+          <w:kern w:val="0"/>
+          <w:sz w:val="24"/>
+          <w:szCs w:val="22"/>
+          <w:lang w:val="it-IT" w:eastAsia="en-US" w:bidi="ar-SA"/>
+        </w:rPr>
+        <w:t xml:space="preserve">track.popularity  </w:t>
+      </w:r>
+    </w:p>
+    <w:p>
+      <w:pPr>
+        <w:pStyle w:val="TextBody"/>
+        <w:widowControl/>
+        <w:numPr>
+          <w:ilvl w:val="0"/>
+          <w:numId w:val="2"/>
+        </w:numPr>
+        <w:suppressAutoHyphens w:val="true"/>
+        <w:bidi w:val="0"/>
+        <w:spacing w:lineRule="auto" w:line="360" w:before="0" w:after="140"/>
+        <w:ind w:left="809" w:right="0" w:hanging="180"/>
+        <w:jc w:val="both"/>
+        <w:rPr>
+          <w:i w:val="false"/>
+          <w:i w:val="false"/>
+          <w:iCs w:val="false"/>
+        </w:rPr>
+      </w:pPr>
+      <w:r>
+        <w:rPr>
+          <w:rFonts w:eastAsia="Calibri" w:cs="" w:cstheme="minorBidi" w:eastAsiaTheme="minorHAnsi"/>
+          <w:i w:val="false"/>
+          <w:iCs w:val="false"/>
+          <w:color w:val="auto"/>
+          <w:kern w:val="0"/>
+          <w:sz w:val="24"/>
+          <w:szCs w:val="22"/>
+          <w:lang w:val="it-IT" w:eastAsia="en-US" w:bidi="ar-SA"/>
+        </w:rPr>
+        <w:t xml:space="preserve">track.album.id </w:t>
+      </w:r>
+    </w:p>
+    <w:p>
+      <w:pPr>
+        <w:pStyle w:val="TextBody"/>
+        <w:widowControl/>
+        <w:numPr>
+          <w:ilvl w:val="0"/>
+          <w:numId w:val="2"/>
+        </w:numPr>
+        <w:suppressAutoHyphens w:val="true"/>
+        <w:bidi w:val="0"/>
+        <w:spacing w:lineRule="auto" w:line="360" w:before="0" w:after="140"/>
+        <w:ind w:left="809" w:right="0" w:hanging="180"/>
+        <w:jc w:val="both"/>
+        <w:rPr>
+          <w:i w:val="false"/>
+          <w:i w:val="false"/>
+          <w:iCs w:val="false"/>
+        </w:rPr>
+      </w:pPr>
+      <w:r>
+        <w:rPr>
+          <w:rFonts w:eastAsia="Calibri" w:cs="" w:cstheme="minorBidi" w:eastAsiaTheme="minorHAnsi"/>
+          <w:i w:val="false"/>
+          <w:iCs w:val="false"/>
+          <w:color w:val="auto"/>
+          <w:kern w:val="0"/>
+          <w:sz w:val="24"/>
+          <w:szCs w:val="22"/>
+          <w:lang w:val="it-IT" w:eastAsia="en-US" w:bidi="ar-SA"/>
+        </w:rPr>
+        <w:t xml:space="preserve">track.album.name  </w:t>
+      </w:r>
+    </w:p>
+    <w:p>
+      <w:pPr>
+        <w:pStyle w:val="TextBody"/>
+        <w:widowControl/>
+        <w:numPr>
+          <w:ilvl w:val="0"/>
+          <w:numId w:val="2"/>
+        </w:numPr>
+        <w:suppressAutoHyphens w:val="true"/>
+        <w:bidi w:val="0"/>
+        <w:spacing w:lineRule="auto" w:line="360" w:before="0" w:after="140"/>
+        <w:ind w:left="809" w:right="0" w:hanging="180"/>
+        <w:jc w:val="both"/>
+        <w:rPr>
+          <w:i w:val="false"/>
+          <w:i w:val="false"/>
+          <w:iCs w:val="false"/>
+        </w:rPr>
+      </w:pPr>
+      <w:r>
+        <w:rPr>
+          <w:rFonts w:eastAsia="Calibri" w:cs="" w:cstheme="minorBidi" w:eastAsiaTheme="minorHAnsi"/>
+          <w:i w:val="false"/>
+          <w:iCs w:val="false"/>
+          <w:color w:val="auto"/>
+          <w:kern w:val="0"/>
+          <w:sz w:val="24"/>
+          <w:szCs w:val="22"/>
+          <w:lang w:val="it-IT" w:eastAsia="en-US" w:bidi="ar-SA"/>
+        </w:rPr>
+        <w:t xml:space="preserve">track.album.release_date </w:t>
+      </w:r>
+    </w:p>
+    <w:p>
+      <w:pPr>
+        <w:pStyle w:val="TextBody"/>
+        <w:widowControl/>
+        <w:numPr>
+          <w:ilvl w:val="0"/>
+          <w:numId w:val="2"/>
+        </w:numPr>
+        <w:suppressAutoHyphens w:val="true"/>
+        <w:bidi w:val="0"/>
+        <w:spacing w:lineRule="auto" w:line="360" w:before="0" w:after="140"/>
+        <w:ind w:left="809" w:right="0" w:hanging="180"/>
+        <w:jc w:val="both"/>
+        <w:rPr>
+          <w:i w:val="false"/>
+          <w:i w:val="false"/>
+          <w:iCs w:val="false"/>
+        </w:rPr>
+      </w:pPr>
+      <w:r>
+        <w:rPr>
+          <w:rFonts w:eastAsia="Calibri" w:cs="" w:cstheme="minorBidi" w:eastAsiaTheme="minorHAnsi"/>
+          <w:i w:val="false"/>
+          <w:iCs w:val="false"/>
+          <w:color w:val="auto"/>
+          <w:kern w:val="0"/>
+          <w:sz w:val="24"/>
+          <w:szCs w:val="22"/>
+          <w:lang w:val="it-IT" w:eastAsia="en-US" w:bidi="ar-SA"/>
+        </w:rPr>
+        <w:t xml:space="preserve">track.album.total_tracks </w:t>
+      </w:r>
+    </w:p>
+    <w:p>
+      <w:pPr>
+        <w:pStyle w:val="TextBody"/>
+        <w:rPr>
+          <w:rFonts w:ascii="Times New Roman" w:hAnsi="Times New Roman" w:eastAsia="Calibri" w:cs="" w:cstheme="minorBidi" w:eastAsiaTheme="minorHAnsi"/>
+          <w:color w:val="auto"/>
+          <w:kern w:val="0"/>
+          <w:sz w:val="24"/>
+          <w:szCs w:val="22"/>
+          <w:lang w:val="it-IT" w:eastAsia="en-US" w:bidi="ar-SA"/>
+        </w:rPr>
+      </w:pPr>
+      <w:r>
+        <w:rPr>
+          <w:rFonts w:eastAsia="Calibri" w:cs="" w:cstheme="minorBidi" w:eastAsiaTheme="minorHAnsi"/>
+          <w:color w:val="auto"/>
+          <w:kern w:val="0"/>
+          <w:sz w:val="24"/>
+          <w:szCs w:val="22"/>
+          <w:lang w:val="it-IT" w:eastAsia="en-US" w:bidi="ar-SA"/>
+        </w:rPr>
+        <w:t xml:space="preserve">In seguito, si è proceduto alla chiamata al terzo e ultimo endpoint, </w:t>
+      </w:r>
+      <w:r>
+        <w:rPr>
+          <w:rFonts w:eastAsia="Calibri" w:cs="" w:cstheme="minorBidi" w:eastAsiaTheme="minorHAnsi"/>
+          <w:i/>
+          <w:iCs/>
+          <w:color w:val="auto"/>
+          <w:kern w:val="0"/>
+          <w:sz w:val="24"/>
+          <w:szCs w:val="22"/>
+          <w:lang w:val="it-IT" w:eastAsia="en-US" w:bidi="ar-SA"/>
+        </w:rPr>
+        <w:t xml:space="preserve">Get Several Artists. </w:t>
+      </w:r>
+      <w:r>
+        <w:rPr>
+          <w:rFonts w:eastAsia="Calibri" w:cs="" w:cstheme="minorBidi" w:eastAsiaTheme="minorHAnsi"/>
+          <w:i w:val="false"/>
+          <w:iCs w:val="false"/>
+          <w:color w:val="auto"/>
+          <w:kern w:val="0"/>
+          <w:sz w:val="24"/>
+          <w:szCs w:val="22"/>
+          <w:lang w:val="it-IT" w:eastAsia="en-US" w:bidi="ar-SA"/>
+        </w:rPr>
+        <w:t xml:space="preserve">Quest'ultimo endpoint è stato interrogato con una chiamata GET per ottenere informazioni relative agli artisti e, nello specifico, al genere musicale composto da questi artisti, così da ottenere una proxy del genere musicale del brano associato all’artista. È infatti ad oggi non presente il genere musicale tra le informazioni del singolo brano, ma questa informazione è disponibile solo per artista. </w:t>
+      </w:r>
+    </w:p>
+    <w:p>
+      <w:pPr>
+        <w:pStyle w:val="TextBody"/>
+        <w:rPr>
+          <w:rFonts w:ascii="Times New Roman" w:hAnsi="Times New Roman" w:eastAsia="Calibri" w:cs="" w:cstheme="minorBidi" w:eastAsiaTheme="minorHAnsi"/>
+          <w:color w:val="auto"/>
+          <w:kern w:val="0"/>
+          <w:sz w:val="24"/>
+          <w:szCs w:val="22"/>
+          <w:lang w:val="it-IT" w:eastAsia="en-US" w:bidi="ar-SA"/>
+        </w:rPr>
+      </w:pPr>
+      <w:r>
+        <w:rPr>
+          <w:rFonts w:eastAsia="Calibri" w:cs="" w:cstheme="minorBidi" w:eastAsiaTheme="minorHAnsi"/>
+          <w:i w:val="false"/>
+          <w:iCs w:val="false"/>
+          <w:color w:val="auto"/>
+          <w:kern w:val="0"/>
+          <w:sz w:val="24"/>
+          <w:szCs w:val="22"/>
+          <w:lang w:val="it-IT" w:eastAsia="en-US" w:bidi="ar-SA"/>
+        </w:rPr>
+        <w:t xml:space="preserve">La query di questa richiesta, come descritto nel capitolo precedente, ha ricevuto in input una lista di ids degli artisti. Per ottenere gli ids degli artisti ho isolato la colonna "track.artists" del dataframe descritto in precedenza e gli ho ulteriormente applicato la funzione unique() per non avere duplicati. In questo modo ho ottenuto un array di stringhe di 2237 ids di artisti univoci. Questo array è stato poi utilizzato nella query della richiesta all’endpoint </w:t>
+      </w:r>
+      <w:r>
+        <w:rPr>
+          <w:rFonts w:eastAsia="Calibri" w:cs="" w:cstheme="minorBidi" w:eastAsiaTheme="minorHAnsi"/>
+          <w:i/>
+          <w:iCs/>
+          <w:color w:val="auto"/>
+          <w:kern w:val="0"/>
+          <w:sz w:val="24"/>
+          <w:szCs w:val="22"/>
+          <w:lang w:val="it-IT" w:eastAsia="en-US" w:bidi="ar-SA"/>
+        </w:rPr>
+        <w:t>Get Several Artists.</w:t>
+      </w:r>
+    </w:p>
+    <w:p>
+      <w:pPr>
+        <w:pStyle w:val="TextBody"/>
+        <w:rPr>
+          <w:rFonts w:ascii="Times New Roman" w:hAnsi="Times New Roman" w:eastAsia="Calibri" w:cs="" w:cstheme="minorBidi" w:eastAsiaTheme="minorHAnsi"/>
+          <w:color w:val="auto"/>
+          <w:kern w:val="0"/>
+          <w:sz w:val="24"/>
+          <w:szCs w:val="22"/>
+          <w:lang w:val="it-IT" w:eastAsia="en-US" w:bidi="ar-SA"/>
+        </w:rPr>
+      </w:pPr>
+      <w:r>
+        <w:rPr>
+          <w:rFonts w:eastAsia="Calibri" w:cs="" w:cstheme="minorBidi" w:eastAsiaTheme="minorHAnsi"/>
+          <w:i w:val="false"/>
+          <w:iCs w:val="false"/>
+          <w:color w:val="auto"/>
+          <w:kern w:val="0"/>
+          <w:sz w:val="24"/>
+          <w:szCs w:val="22"/>
+          <w:lang w:val="it-IT" w:eastAsia="en-US" w:bidi="ar-SA"/>
+        </w:rPr>
+        <w:t>Questa richiesta ha ottenuto come risposta una lista, successivamente trasformata in un dataframe di 2237 righe corrispondenti ai singoli artisti e 12  colonne (variabili). Queste 12 variabili sono state poi ridotte a 5: "id";              "name"; "popularity"; "followers.total"; "main_genre".</w:t>
+      </w:r>
+    </w:p>
+    <w:p>
+      <w:pPr>
+        <w:pStyle w:val="TextBody"/>
+        <w:rPr>
+          <w:rFonts w:ascii="Times New Roman" w:hAnsi="Times New Roman" w:eastAsia="Calibri" w:cs="" w:cstheme="minorBidi" w:eastAsiaTheme="minorHAnsi"/>
+          <w:color w:val="auto"/>
+          <w:kern w:val="0"/>
+          <w:sz w:val="24"/>
+          <w:szCs w:val="22"/>
+          <w:lang w:val="it-IT" w:eastAsia="en-US" w:bidi="ar-SA"/>
+        </w:rPr>
+      </w:pPr>
+      <w:r>
+        <w:rPr>
+          <w:rFonts w:eastAsia="Calibri" w:cs="" w:cstheme="minorBidi" w:eastAsiaTheme="minorHAnsi"/>
+          <w:color w:val="auto"/>
+          <w:kern w:val="0"/>
+          <w:sz w:val="24"/>
+          <w:szCs w:val="22"/>
+          <w:lang w:val="it-IT" w:eastAsia="en-US" w:bidi="ar-SA"/>
+        </w:rPr>
+        <w:t>A questo punto dell’estrazione ho due dataframe: il primo con 6014 righe (brani) e 23 colonne descritte sopra; il secondo con 2237 (artisti) e 5 colonne.</w:t>
+      </w:r>
+    </w:p>
+    <w:p>
+      <w:pPr>
+        <w:pStyle w:val="TextBody"/>
+        <w:rPr>
+          <w:rFonts w:ascii="Times New Roman" w:hAnsi="Times New Roman" w:eastAsia="Calibri" w:cs="" w:cstheme="minorBidi" w:eastAsiaTheme="minorHAnsi"/>
+          <w:color w:val="auto"/>
+          <w:kern w:val="0"/>
+          <w:sz w:val="24"/>
+          <w:szCs w:val="22"/>
+          <w:lang w:val="it-IT" w:eastAsia="en-US" w:bidi="ar-SA"/>
+        </w:rPr>
+      </w:pPr>
+      <w:r>
+        <w:rPr>
+          <w:rFonts w:eastAsia="Calibri" w:cs="" w:cstheme="minorBidi" w:eastAsiaTheme="minorHAnsi"/>
+          <w:i w:val="false"/>
+          <w:iCs w:val="false"/>
+          <w:color w:val="auto"/>
+          <w:kern w:val="0"/>
+          <w:sz w:val="24"/>
+          <w:szCs w:val="22"/>
+          <w:lang w:val="it-IT" w:eastAsia="en-US" w:bidi="ar-SA"/>
+        </w:rPr>
+        <w:t xml:space="preserve">Al fine di ottenere un unico dataframe contenente tutte le informazioni estratte e che avesse per riga i brani e per colonna le variabili riferite al brano ho eseguito un merge tra questi due dataframe. </w:t>
+      </w:r>
+    </w:p>
+    <w:p>
+      <w:pPr>
+        <w:pStyle w:val="TextBody"/>
+        <w:rPr>
+          <w:rFonts w:ascii="Times New Roman" w:hAnsi="Times New Roman" w:eastAsia="Calibri" w:cs="" w:cstheme="minorBidi" w:eastAsiaTheme="minorHAnsi"/>
+          <w:color w:val="auto"/>
+          <w:kern w:val="0"/>
+          <w:sz w:val="24"/>
+          <w:szCs w:val="22"/>
+          <w:lang w:val="it-IT" w:eastAsia="en-US" w:bidi="ar-SA"/>
+        </w:rPr>
+      </w:pPr>
+      <w:r>
+        <w:rPr>
+          <w:rFonts w:eastAsia="Calibri" w:cs="" w:cstheme="minorBidi" w:eastAsiaTheme="minorHAnsi"/>
+          <w:i w:val="false"/>
+          <w:iCs w:val="false"/>
+          <w:color w:val="auto"/>
+          <w:kern w:val="0"/>
+          <w:sz w:val="24"/>
+          <w:szCs w:val="22"/>
+          <w:lang w:val="it-IT" w:eastAsia="en-US" w:bidi="ar-SA"/>
+        </w:rPr>
+        <w:t xml:space="preserve">La chiave per il primo è stata la variabile "track.artists". La chiave per il secondo dataframe è stata “id”. </w:t>
+      </w:r>
+    </w:p>
+    <w:p>
+      <w:pPr>
+        <w:pStyle w:val="TextBody"/>
+        <w:rPr>
+          <w:rFonts w:ascii="Times New Roman" w:hAnsi="Times New Roman" w:eastAsia="Calibri" w:cs="" w:cstheme="minorBidi" w:eastAsiaTheme="minorHAnsi"/>
+          <w:color w:val="auto"/>
+          <w:kern w:val="0"/>
+          <w:sz w:val="24"/>
+          <w:szCs w:val="22"/>
+          <w:lang w:val="it-IT" w:eastAsia="en-US" w:bidi="ar-SA"/>
+        </w:rPr>
+      </w:pPr>
+      <w:r>
+        <w:rPr>
+          <w:rFonts w:eastAsia="Calibri" w:cs="" w:cstheme="minorBidi" w:eastAsiaTheme="minorHAnsi"/>
+          <w:i w:val="false"/>
+          <w:iCs w:val="false"/>
+          <w:color w:val="auto"/>
+          <w:kern w:val="0"/>
+          <w:sz w:val="24"/>
+          <w:szCs w:val="22"/>
+          <w:lang w:val="it-IT" w:eastAsia="en-US" w:bidi="ar-SA"/>
+        </w:rPr>
+        <w:t xml:space="preserve">Dopo una ricodifica dei nomi delle variabili per evitare problemi di ambiguità ho in questo modo ottenuto un unico dataframe di 6014 righe (brani) e le seguenti 33 variabili: </w:t>
+      </w:r>
+    </w:p>
+    <w:p>
+      <w:pPr>
+        <w:pStyle w:val="TextBody"/>
+        <w:widowControl/>
+        <w:numPr>
+          <w:ilvl w:val="0"/>
+          <w:numId w:val="2"/>
+        </w:numPr>
+        <w:suppressAutoHyphens w:val="true"/>
+        <w:bidi w:val="0"/>
+        <w:spacing w:lineRule="auto" w:line="360" w:before="0" w:after="140"/>
+        <w:ind w:left="809" w:right="0" w:hanging="180"/>
+        <w:jc w:val="both"/>
+        <w:rPr>
+          <w:rFonts w:ascii="Times New Roman" w:hAnsi="Times New Roman" w:eastAsia="Calibri" w:cs="" w:cstheme="minorBidi" w:eastAsiaTheme="minorHAnsi"/>
+          <w:color w:val="auto"/>
+          <w:kern w:val="0"/>
+          <w:sz w:val="24"/>
+          <w:szCs w:val="22"/>
+          <w:lang w:val="it-IT" w:eastAsia="en-US" w:bidi="ar-SA"/>
+        </w:rPr>
+      </w:pPr>
+      <w:r>
+        <w:rPr>
+          <w:rFonts w:eastAsia="Calibri" w:cs="" w:cstheme="minorBidi" w:eastAsiaTheme="minorHAnsi"/>
+          <w:i w:val="false"/>
+          <w:iCs w:val="false"/>
+          <w:color w:val="auto"/>
+          <w:kern w:val="0"/>
+          <w:sz w:val="24"/>
+          <w:szCs w:val="22"/>
+          <w:lang w:val="it-IT" w:eastAsia="en-US" w:bidi="ar-SA"/>
+        </w:rPr>
+        <w:t>track.id</w:t>
+      </w:r>
+    </w:p>
+    <w:p>
+      <w:pPr>
+        <w:pStyle w:val="TextBody"/>
+        <w:widowControl/>
+        <w:numPr>
+          <w:ilvl w:val="0"/>
+          <w:numId w:val="2"/>
+        </w:numPr>
+        <w:suppressAutoHyphens w:val="true"/>
+        <w:bidi w:val="0"/>
+        <w:spacing w:lineRule="auto" w:line="360" w:before="0" w:after="140"/>
+        <w:ind w:left="809" w:right="0" w:hanging="180"/>
+        <w:jc w:val="both"/>
+        <w:rPr>
+          <w:rFonts w:ascii="Times New Roman" w:hAnsi="Times New Roman" w:eastAsia="Calibri" w:cs="" w:cstheme="minorBidi" w:eastAsiaTheme="minorHAnsi"/>
+          <w:color w:val="auto"/>
+          <w:kern w:val="0"/>
+          <w:sz w:val="24"/>
+          <w:szCs w:val="22"/>
+          <w:lang w:val="it-IT" w:eastAsia="en-US" w:bidi="ar-SA"/>
+        </w:rPr>
+      </w:pPr>
+      <w:r>
+        <w:rPr>
+          <w:rFonts w:eastAsia="Calibri" w:cs="" w:cstheme="minorBidi" w:eastAsiaTheme="minorHAnsi"/>
+          <w:i w:val="false"/>
+          <w:iCs w:val="false"/>
+          <w:color w:val="auto"/>
+          <w:kern w:val="0"/>
+          <w:sz w:val="24"/>
+          <w:szCs w:val="22"/>
+          <w:lang w:val="it-IT" w:eastAsia="en-US" w:bidi="ar-SA"/>
+        </w:rPr>
+        <w:t xml:space="preserve"> </w:t>
+      </w:r>
+      <w:r>
+        <w:rPr>
+          <w:rFonts w:eastAsia="Calibri" w:cs="" w:cstheme="minorBidi" w:eastAsiaTheme="minorHAnsi"/>
+          <w:i w:val="false"/>
+          <w:iCs w:val="false"/>
+          <w:color w:val="auto"/>
+          <w:kern w:val="0"/>
+          <w:sz w:val="24"/>
+          <w:szCs w:val="22"/>
+          <w:lang w:val="it-IT" w:eastAsia="en-US" w:bidi="ar-SA"/>
+        </w:rPr>
+        <w:t>track.artists.id</w:t>
+      </w:r>
+    </w:p>
+    <w:p>
+      <w:pPr>
+        <w:pStyle w:val="TextBody"/>
+        <w:widowControl/>
+        <w:numPr>
+          <w:ilvl w:val="0"/>
+          <w:numId w:val="2"/>
+        </w:numPr>
+        <w:suppressAutoHyphens w:val="true"/>
+        <w:bidi w:val="0"/>
+        <w:spacing w:lineRule="auto" w:line="360" w:before="0" w:after="140"/>
+        <w:ind w:left="809" w:right="0" w:hanging="180"/>
+        <w:jc w:val="both"/>
+        <w:rPr>
+          <w:rFonts w:ascii="Times New Roman" w:hAnsi="Times New Roman" w:eastAsia="Calibri" w:cs="" w:cstheme="minorBidi" w:eastAsiaTheme="minorHAnsi"/>
+          <w:color w:val="auto"/>
+          <w:kern w:val="0"/>
+          <w:sz w:val="24"/>
+          <w:szCs w:val="22"/>
+          <w:lang w:val="it-IT" w:eastAsia="en-US" w:bidi="ar-SA"/>
+        </w:rPr>
+      </w:pPr>
+      <w:r>
+        <w:rPr>
+          <w:rFonts w:eastAsia="Calibri" w:cs="" w:cstheme="minorBidi" w:eastAsiaTheme="minorHAnsi"/>
+          <w:i w:val="false"/>
+          <w:iCs w:val="false"/>
+          <w:color w:val="auto"/>
+          <w:kern w:val="0"/>
+          <w:sz w:val="24"/>
+          <w:szCs w:val="22"/>
+          <w:lang w:val="it-IT" w:eastAsia="en-US" w:bidi="ar-SA"/>
+        </w:rPr>
+        <w:t>danceability</w:t>
+      </w:r>
+    </w:p>
+    <w:p>
+      <w:pPr>
+        <w:pStyle w:val="TextBody"/>
+        <w:widowControl/>
+        <w:numPr>
+          <w:ilvl w:val="0"/>
+          <w:numId w:val="2"/>
+        </w:numPr>
+        <w:suppressAutoHyphens w:val="true"/>
+        <w:bidi w:val="0"/>
+        <w:spacing w:lineRule="auto" w:line="360" w:before="0" w:after="140"/>
+        <w:ind w:left="809" w:right="0" w:hanging="180"/>
+        <w:jc w:val="both"/>
+        <w:rPr>
+          <w:rFonts w:ascii="Times New Roman" w:hAnsi="Times New Roman" w:eastAsia="Calibri" w:cs="" w:cstheme="minorBidi" w:eastAsiaTheme="minorHAnsi"/>
+          <w:color w:val="auto"/>
+          <w:kern w:val="0"/>
+          <w:sz w:val="24"/>
+          <w:szCs w:val="22"/>
+          <w:lang w:val="it-IT" w:eastAsia="en-US" w:bidi="ar-SA"/>
+        </w:rPr>
+      </w:pPr>
+      <w:r>
+        <w:rPr>
+          <w:rFonts w:eastAsia="Calibri" w:cs="" w:cstheme="minorBidi" w:eastAsiaTheme="minorHAnsi"/>
+          <w:i w:val="false"/>
+          <w:iCs w:val="false"/>
+          <w:color w:val="auto"/>
+          <w:kern w:val="0"/>
+          <w:sz w:val="24"/>
+          <w:szCs w:val="22"/>
+          <w:lang w:val="it-IT" w:eastAsia="en-US" w:bidi="ar-SA"/>
+        </w:rPr>
+        <w:t>energy</w:t>
+      </w:r>
+    </w:p>
+    <w:p>
+      <w:pPr>
+        <w:pStyle w:val="TextBody"/>
+        <w:widowControl/>
+        <w:numPr>
+          <w:ilvl w:val="0"/>
+          <w:numId w:val="2"/>
+        </w:numPr>
+        <w:suppressAutoHyphens w:val="true"/>
+        <w:bidi w:val="0"/>
+        <w:spacing w:lineRule="auto" w:line="360" w:before="0" w:after="140"/>
+        <w:ind w:left="809" w:right="0" w:hanging="180"/>
+        <w:jc w:val="both"/>
+        <w:rPr>
+          <w:rFonts w:ascii="Times New Roman" w:hAnsi="Times New Roman" w:eastAsia="Calibri" w:cs="" w:cstheme="minorBidi" w:eastAsiaTheme="minorHAnsi"/>
+          <w:color w:val="auto"/>
+          <w:kern w:val="0"/>
+          <w:sz w:val="24"/>
+          <w:szCs w:val="22"/>
+          <w:lang w:val="it-IT" w:eastAsia="en-US" w:bidi="ar-SA"/>
+        </w:rPr>
+      </w:pPr>
+      <w:r>
+        <w:rPr>
+          <w:rFonts w:eastAsia="Calibri" w:cs="" w:cstheme="minorBidi" w:eastAsiaTheme="minorHAnsi"/>
+          <w:i w:val="false"/>
+          <w:iCs w:val="false"/>
+          <w:color w:val="auto"/>
+          <w:kern w:val="0"/>
+          <w:sz w:val="24"/>
+          <w:szCs w:val="22"/>
+          <w:lang w:val="it-IT" w:eastAsia="en-US" w:bidi="ar-SA"/>
+        </w:rPr>
+        <w:t>key</w:t>
+      </w:r>
+    </w:p>
+    <w:p>
+      <w:pPr>
+        <w:pStyle w:val="TextBody"/>
+        <w:widowControl/>
+        <w:numPr>
+          <w:ilvl w:val="0"/>
+          <w:numId w:val="2"/>
+        </w:numPr>
+        <w:suppressAutoHyphens w:val="true"/>
+        <w:bidi w:val="0"/>
+        <w:spacing w:lineRule="auto" w:line="360" w:before="0" w:after="140"/>
+        <w:ind w:left="809" w:right="0" w:hanging="180"/>
+        <w:jc w:val="both"/>
+        <w:rPr>
+          <w:rFonts w:ascii="Times New Roman" w:hAnsi="Times New Roman" w:eastAsia="Calibri" w:cs="" w:cstheme="minorBidi" w:eastAsiaTheme="minorHAnsi"/>
+          <w:color w:val="auto"/>
+          <w:kern w:val="0"/>
+          <w:sz w:val="24"/>
+          <w:szCs w:val="22"/>
+          <w:lang w:val="it-IT" w:eastAsia="en-US" w:bidi="ar-SA"/>
+        </w:rPr>
+      </w:pPr>
+      <w:r>
+        <w:rPr>
+          <w:rFonts w:eastAsia="Calibri" w:cs="" w:cstheme="minorBidi" w:eastAsiaTheme="minorHAnsi"/>
+          <w:i w:val="false"/>
+          <w:iCs w:val="false"/>
+          <w:color w:val="auto"/>
+          <w:kern w:val="0"/>
+          <w:sz w:val="24"/>
+          <w:szCs w:val="22"/>
+          <w:lang w:val="it-IT" w:eastAsia="en-US" w:bidi="ar-SA"/>
+        </w:rPr>
+        <w:t>loudness</w:t>
+      </w:r>
+    </w:p>
+    <w:p>
+      <w:pPr>
+        <w:pStyle w:val="TextBody"/>
+        <w:widowControl/>
+        <w:numPr>
+          <w:ilvl w:val="0"/>
+          <w:numId w:val="2"/>
+        </w:numPr>
+        <w:suppressAutoHyphens w:val="true"/>
+        <w:bidi w:val="0"/>
+        <w:spacing w:lineRule="auto" w:line="360" w:before="0" w:after="140"/>
+        <w:ind w:left="809" w:right="0" w:hanging="180"/>
+        <w:jc w:val="both"/>
+        <w:rPr>
+          <w:rFonts w:ascii="Times New Roman" w:hAnsi="Times New Roman" w:eastAsia="Calibri" w:cs="" w:cstheme="minorBidi" w:eastAsiaTheme="minorHAnsi"/>
+          <w:color w:val="auto"/>
+          <w:kern w:val="0"/>
+          <w:sz w:val="24"/>
+          <w:szCs w:val="22"/>
+          <w:lang w:val="it-IT" w:eastAsia="en-US" w:bidi="ar-SA"/>
+        </w:rPr>
+      </w:pPr>
+      <w:r>
+        <w:rPr>
+          <w:rFonts w:eastAsia="Calibri" w:cs="" w:cstheme="minorBidi" w:eastAsiaTheme="minorHAnsi"/>
+          <w:i w:val="false"/>
+          <w:iCs w:val="false"/>
+          <w:color w:val="auto"/>
+          <w:kern w:val="0"/>
+          <w:sz w:val="24"/>
+          <w:szCs w:val="22"/>
+          <w:lang w:val="it-IT" w:eastAsia="en-US" w:bidi="ar-SA"/>
+        </w:rPr>
+        <w:t>mode</w:t>
+      </w:r>
+    </w:p>
+    <w:p>
+      <w:pPr>
+        <w:pStyle w:val="TextBody"/>
+        <w:widowControl/>
+        <w:numPr>
+          <w:ilvl w:val="0"/>
+          <w:numId w:val="2"/>
+        </w:numPr>
+        <w:suppressAutoHyphens w:val="true"/>
+        <w:bidi w:val="0"/>
+        <w:spacing w:lineRule="auto" w:line="360" w:before="0" w:after="140"/>
+        <w:ind w:left="809" w:right="0" w:hanging="180"/>
+        <w:jc w:val="both"/>
+        <w:rPr>
+          <w:rFonts w:ascii="Times New Roman" w:hAnsi="Times New Roman" w:eastAsia="Calibri" w:cs="" w:cstheme="minorBidi" w:eastAsiaTheme="minorHAnsi"/>
+          <w:color w:val="auto"/>
+          <w:kern w:val="0"/>
+          <w:sz w:val="24"/>
+          <w:szCs w:val="22"/>
+          <w:lang w:val="it-IT" w:eastAsia="en-US" w:bidi="ar-SA"/>
+        </w:rPr>
+      </w:pPr>
+      <w:r>
+        <w:rPr>
+          <w:rFonts w:eastAsia="Calibri" w:cs="" w:cstheme="minorBidi" w:eastAsiaTheme="minorHAnsi"/>
+          <w:i w:val="false"/>
+          <w:iCs w:val="false"/>
+          <w:color w:val="auto"/>
+          <w:kern w:val="0"/>
+          <w:sz w:val="24"/>
+          <w:szCs w:val="22"/>
+          <w:lang w:val="it-IT" w:eastAsia="en-US" w:bidi="ar-SA"/>
+        </w:rPr>
+        <w:t>speechiness</w:t>
+      </w:r>
+    </w:p>
+    <w:p>
+      <w:pPr>
+        <w:pStyle w:val="TextBody"/>
+        <w:widowControl/>
+        <w:numPr>
+          <w:ilvl w:val="0"/>
+          <w:numId w:val="2"/>
+        </w:numPr>
+        <w:suppressAutoHyphens w:val="true"/>
+        <w:bidi w:val="0"/>
+        <w:spacing w:lineRule="auto" w:line="360" w:before="0" w:after="140"/>
+        <w:ind w:left="809" w:right="0" w:hanging="180"/>
+        <w:jc w:val="both"/>
+        <w:rPr>
+          <w:rFonts w:ascii="Times New Roman" w:hAnsi="Times New Roman" w:eastAsia="Calibri" w:cs="" w:cstheme="minorBidi" w:eastAsiaTheme="minorHAnsi"/>
+          <w:color w:val="auto"/>
+          <w:kern w:val="0"/>
+          <w:sz w:val="24"/>
+          <w:szCs w:val="22"/>
+          <w:lang w:val="it-IT" w:eastAsia="en-US" w:bidi="ar-SA"/>
+        </w:rPr>
+      </w:pPr>
+      <w:r>
+        <w:rPr>
+          <w:rFonts w:eastAsia="Calibri" w:cs="" w:cstheme="minorBidi" w:eastAsiaTheme="minorHAnsi"/>
+          <w:i w:val="false"/>
+          <w:iCs w:val="false"/>
+          <w:color w:val="auto"/>
+          <w:kern w:val="0"/>
+          <w:sz w:val="24"/>
+          <w:szCs w:val="22"/>
+          <w:lang w:val="it-IT" w:eastAsia="en-US" w:bidi="ar-SA"/>
+        </w:rPr>
+        <w:t>acousticness</w:t>
+      </w:r>
+    </w:p>
+    <w:p>
+      <w:pPr>
+        <w:pStyle w:val="TextBody"/>
+        <w:widowControl/>
+        <w:numPr>
+          <w:ilvl w:val="0"/>
+          <w:numId w:val="2"/>
+        </w:numPr>
+        <w:suppressAutoHyphens w:val="true"/>
+        <w:bidi w:val="0"/>
+        <w:spacing w:lineRule="auto" w:line="360" w:before="0" w:after="140"/>
+        <w:ind w:left="809" w:right="0" w:hanging="180"/>
+        <w:jc w:val="both"/>
+        <w:rPr>
+          <w:rFonts w:ascii="Times New Roman" w:hAnsi="Times New Roman" w:eastAsia="Calibri" w:cs="" w:cstheme="minorBidi" w:eastAsiaTheme="minorHAnsi"/>
+          <w:color w:val="auto"/>
+          <w:kern w:val="0"/>
+          <w:sz w:val="24"/>
+          <w:szCs w:val="22"/>
+          <w:lang w:val="it-IT" w:eastAsia="en-US" w:bidi="ar-SA"/>
+        </w:rPr>
+      </w:pPr>
+      <w:r>
+        <w:rPr>
+          <w:rFonts w:eastAsia="Calibri" w:cs="" w:cstheme="minorBidi" w:eastAsiaTheme="minorHAnsi"/>
+          <w:i w:val="false"/>
+          <w:iCs w:val="false"/>
+          <w:color w:val="auto"/>
+          <w:kern w:val="0"/>
+          <w:sz w:val="24"/>
+          <w:szCs w:val="22"/>
+          <w:lang w:val="it-IT" w:eastAsia="en-US" w:bidi="ar-SA"/>
+        </w:rPr>
+        <w:t>instrumentalness</w:t>
+      </w:r>
+    </w:p>
+    <w:p>
+      <w:pPr>
+        <w:pStyle w:val="TextBody"/>
+        <w:widowControl/>
+        <w:numPr>
+          <w:ilvl w:val="0"/>
+          <w:numId w:val="2"/>
+        </w:numPr>
+        <w:suppressAutoHyphens w:val="true"/>
+        <w:bidi w:val="0"/>
+        <w:spacing w:lineRule="auto" w:line="360" w:before="0" w:after="140"/>
+        <w:ind w:left="809" w:right="0" w:hanging="180"/>
+        <w:jc w:val="both"/>
+        <w:rPr>
+          <w:rFonts w:ascii="Times New Roman" w:hAnsi="Times New Roman" w:eastAsia="Calibri" w:cs="" w:cstheme="minorBidi" w:eastAsiaTheme="minorHAnsi"/>
+          <w:color w:val="auto"/>
+          <w:kern w:val="0"/>
+          <w:sz w:val="24"/>
+          <w:szCs w:val="22"/>
+          <w:lang w:val="it-IT" w:eastAsia="en-US" w:bidi="ar-SA"/>
+        </w:rPr>
+      </w:pPr>
+      <w:r>
+        <w:rPr>
+          <w:rFonts w:eastAsia="Calibri" w:cs="" w:cstheme="minorBidi" w:eastAsiaTheme="minorHAnsi"/>
+          <w:i w:val="false"/>
+          <w:iCs w:val="false"/>
+          <w:color w:val="auto"/>
+          <w:kern w:val="0"/>
+          <w:sz w:val="24"/>
+          <w:szCs w:val="22"/>
+          <w:lang w:val="it-IT" w:eastAsia="en-US" w:bidi="ar-SA"/>
+        </w:rPr>
+        <w:t>liveness</w:t>
+      </w:r>
+    </w:p>
+    <w:p>
+      <w:pPr>
+        <w:pStyle w:val="TextBody"/>
+        <w:widowControl/>
+        <w:numPr>
+          <w:ilvl w:val="0"/>
+          <w:numId w:val="2"/>
+        </w:numPr>
+        <w:suppressAutoHyphens w:val="true"/>
+        <w:bidi w:val="0"/>
+        <w:spacing w:lineRule="auto" w:line="360" w:before="0" w:after="140"/>
+        <w:ind w:left="809" w:right="0" w:hanging="180"/>
+        <w:jc w:val="both"/>
+        <w:rPr>
+          <w:rFonts w:ascii="Times New Roman" w:hAnsi="Times New Roman" w:eastAsia="Calibri" w:cs="" w:cstheme="minorBidi" w:eastAsiaTheme="minorHAnsi"/>
+          <w:color w:val="auto"/>
+          <w:kern w:val="0"/>
+          <w:sz w:val="24"/>
+          <w:szCs w:val="22"/>
+          <w:lang w:val="it-IT" w:eastAsia="en-US" w:bidi="ar-SA"/>
+        </w:rPr>
+      </w:pPr>
+      <w:r>
+        <w:rPr>
+          <w:rFonts w:eastAsia="Calibri" w:cs="" w:cstheme="minorBidi" w:eastAsiaTheme="minorHAnsi"/>
+          <w:i w:val="false"/>
+          <w:iCs w:val="false"/>
+          <w:color w:val="auto"/>
+          <w:kern w:val="0"/>
+          <w:sz w:val="24"/>
+          <w:szCs w:val="22"/>
+          <w:lang w:val="it-IT" w:eastAsia="en-US" w:bidi="ar-SA"/>
+        </w:rPr>
+        <w:t>valence</w:t>
+      </w:r>
+    </w:p>
+    <w:p>
+      <w:pPr>
+        <w:pStyle w:val="TextBody"/>
+        <w:widowControl/>
+        <w:numPr>
+          <w:ilvl w:val="0"/>
+          <w:numId w:val="2"/>
+        </w:numPr>
+        <w:suppressAutoHyphens w:val="true"/>
+        <w:bidi w:val="0"/>
+        <w:spacing w:lineRule="auto" w:line="360" w:before="0" w:after="140"/>
+        <w:ind w:left="809" w:right="0" w:hanging="180"/>
+        <w:jc w:val="both"/>
+        <w:rPr>
+          <w:rFonts w:ascii="Times New Roman" w:hAnsi="Times New Roman" w:eastAsia="Calibri" w:cs="" w:cstheme="minorBidi" w:eastAsiaTheme="minorHAnsi"/>
+          <w:color w:val="auto"/>
+          <w:kern w:val="0"/>
+          <w:sz w:val="24"/>
+          <w:szCs w:val="22"/>
+          <w:lang w:val="it-IT" w:eastAsia="en-US" w:bidi="ar-SA"/>
+        </w:rPr>
+      </w:pPr>
+      <w:r>
+        <w:rPr>
+          <w:rFonts w:eastAsia="Calibri" w:cs="" w:cstheme="minorBidi" w:eastAsiaTheme="minorHAnsi"/>
+          <w:i w:val="false"/>
+          <w:iCs w:val="false"/>
+          <w:color w:val="auto"/>
+          <w:kern w:val="0"/>
+          <w:sz w:val="24"/>
+          <w:szCs w:val="22"/>
+          <w:lang w:val="it-IT" w:eastAsia="en-US" w:bidi="ar-SA"/>
+        </w:rPr>
+        <w:t>tempo</w:t>
+      </w:r>
+    </w:p>
+    <w:p>
+      <w:pPr>
+        <w:pStyle w:val="TextBody"/>
+        <w:widowControl/>
+        <w:numPr>
+          <w:ilvl w:val="0"/>
+          <w:numId w:val="2"/>
+        </w:numPr>
+        <w:suppressAutoHyphens w:val="true"/>
+        <w:bidi w:val="0"/>
+        <w:spacing w:lineRule="auto" w:line="360" w:before="0" w:after="140"/>
+        <w:ind w:left="809" w:right="0" w:hanging="180"/>
+        <w:jc w:val="both"/>
+        <w:rPr>
+          <w:rFonts w:ascii="Times New Roman" w:hAnsi="Times New Roman" w:eastAsia="Calibri" w:cs="" w:cstheme="minorBidi" w:eastAsiaTheme="minorHAnsi"/>
+          <w:color w:val="auto"/>
+          <w:kern w:val="0"/>
+          <w:sz w:val="24"/>
+          <w:szCs w:val="22"/>
+          <w:lang w:val="it-IT" w:eastAsia="en-US" w:bidi="ar-SA"/>
+        </w:rPr>
+      </w:pPr>
+      <w:r>
+        <w:rPr>
+          <w:rFonts w:eastAsia="Calibri" w:cs="" w:cstheme="minorBidi" w:eastAsiaTheme="minorHAnsi"/>
+          <w:i w:val="false"/>
+          <w:iCs w:val="false"/>
+          <w:color w:val="auto"/>
+          <w:kern w:val="0"/>
+          <w:sz w:val="24"/>
+          <w:szCs w:val="22"/>
+          <w:lang w:val="it-IT" w:eastAsia="en-US" w:bidi="ar-SA"/>
+        </w:rPr>
+        <w:t>duration_ms</w:t>
+      </w:r>
+    </w:p>
+    <w:p>
+      <w:pPr>
+        <w:pStyle w:val="TextBody"/>
+        <w:widowControl/>
+        <w:numPr>
+          <w:ilvl w:val="0"/>
+          <w:numId w:val="2"/>
+        </w:numPr>
+        <w:suppressAutoHyphens w:val="true"/>
+        <w:bidi w:val="0"/>
+        <w:spacing w:lineRule="auto" w:line="360" w:before="0" w:after="140"/>
+        <w:ind w:left="809" w:right="0" w:hanging="180"/>
+        <w:jc w:val="both"/>
+        <w:rPr>
+          <w:rFonts w:ascii="Times New Roman" w:hAnsi="Times New Roman" w:eastAsia="Calibri" w:cs="" w:cstheme="minorBidi" w:eastAsiaTheme="minorHAnsi"/>
+          <w:color w:val="auto"/>
+          <w:kern w:val="0"/>
+          <w:sz w:val="24"/>
+          <w:szCs w:val="22"/>
+          <w:lang w:val="it-IT" w:eastAsia="en-US" w:bidi="ar-SA"/>
+        </w:rPr>
+      </w:pPr>
+      <w:r>
+        <w:rPr>
+          <w:rFonts w:eastAsia="Calibri" w:cs="" w:cstheme="minorBidi" w:eastAsiaTheme="minorHAnsi"/>
+          <w:i w:val="false"/>
+          <w:iCs w:val="false"/>
+          <w:color w:val="auto"/>
+          <w:kern w:val="0"/>
+          <w:sz w:val="24"/>
+          <w:szCs w:val="22"/>
+          <w:lang w:val="it-IT" w:eastAsia="en-US" w:bidi="ar-SA"/>
+        </w:rPr>
+        <w:t>time_signature</w:t>
+      </w:r>
+    </w:p>
+    <w:p>
+      <w:pPr>
+        <w:pStyle w:val="TextBody"/>
+        <w:widowControl/>
+        <w:numPr>
+          <w:ilvl w:val="0"/>
+          <w:numId w:val="2"/>
+        </w:numPr>
+        <w:suppressAutoHyphens w:val="true"/>
+        <w:bidi w:val="0"/>
+        <w:spacing w:lineRule="auto" w:line="360" w:before="0" w:after="140"/>
+        <w:ind w:left="809" w:right="0" w:hanging="180"/>
+        <w:jc w:val="both"/>
+        <w:rPr>
+          <w:rFonts w:ascii="Times New Roman" w:hAnsi="Times New Roman" w:eastAsia="Calibri" w:cs="" w:cstheme="minorBidi" w:eastAsiaTheme="minorHAnsi"/>
+          <w:color w:val="auto"/>
+          <w:kern w:val="0"/>
+          <w:sz w:val="24"/>
+          <w:szCs w:val="22"/>
+          <w:lang w:val="it-IT" w:eastAsia="en-US" w:bidi="ar-SA"/>
+        </w:rPr>
+      </w:pPr>
+      <w:r>
+        <w:rPr>
+          <w:rFonts w:eastAsia="Calibri" w:cs="" w:cstheme="minorBidi" w:eastAsiaTheme="minorHAnsi"/>
+          <w:i w:val="false"/>
+          <w:iCs w:val="false"/>
+          <w:color w:val="auto"/>
+          <w:kern w:val="0"/>
+          <w:sz w:val="24"/>
+          <w:szCs w:val="22"/>
+          <w:lang w:val="it-IT" w:eastAsia="en-US" w:bidi="ar-SA"/>
+        </w:rPr>
+        <w:t>added_at</w:t>
+      </w:r>
+    </w:p>
+    <w:p>
+      <w:pPr>
+        <w:pStyle w:val="TextBody"/>
+        <w:widowControl/>
+        <w:numPr>
+          <w:ilvl w:val="0"/>
+          <w:numId w:val="2"/>
+        </w:numPr>
+        <w:suppressAutoHyphens w:val="true"/>
+        <w:bidi w:val="0"/>
+        <w:spacing w:lineRule="auto" w:line="360" w:before="0" w:after="140"/>
+        <w:ind w:left="809" w:right="0" w:hanging="180"/>
+        <w:jc w:val="both"/>
+        <w:rPr>
+          <w:rFonts w:ascii="Times New Roman" w:hAnsi="Times New Roman" w:eastAsia="Calibri" w:cs="" w:cstheme="minorBidi" w:eastAsiaTheme="minorHAnsi"/>
+          <w:color w:val="auto"/>
+          <w:kern w:val="0"/>
+          <w:sz w:val="24"/>
+          <w:szCs w:val="22"/>
+          <w:lang w:val="it-IT" w:eastAsia="en-US" w:bidi="ar-SA"/>
+        </w:rPr>
+      </w:pPr>
+      <w:r>
+        <w:rPr>
+          <w:rFonts w:eastAsia="Calibri" w:cs="" w:cstheme="minorBidi" w:eastAsiaTheme="minorHAnsi"/>
+          <w:i w:val="false"/>
+          <w:iCs w:val="false"/>
+          <w:color w:val="auto"/>
+          <w:kern w:val="0"/>
+          <w:sz w:val="24"/>
+          <w:szCs w:val="22"/>
+          <w:lang w:val="it-IT" w:eastAsia="en-US" w:bidi="ar-SA"/>
+        </w:rPr>
+        <w:t>track.artists</w:t>
+      </w:r>
+    </w:p>
+    <w:p>
+      <w:pPr>
+        <w:pStyle w:val="TextBody"/>
+        <w:widowControl/>
+        <w:numPr>
+          <w:ilvl w:val="0"/>
+          <w:numId w:val="2"/>
+        </w:numPr>
+        <w:suppressAutoHyphens w:val="true"/>
+        <w:bidi w:val="0"/>
+        <w:spacing w:lineRule="auto" w:line="360" w:before="0" w:after="140"/>
+        <w:ind w:left="809" w:right="0" w:hanging="180"/>
+        <w:jc w:val="both"/>
+        <w:rPr>
+          <w:rFonts w:ascii="Times New Roman" w:hAnsi="Times New Roman" w:eastAsia="Calibri" w:cs="" w:cstheme="minorBidi" w:eastAsiaTheme="minorHAnsi"/>
+          <w:color w:val="auto"/>
+          <w:kern w:val="0"/>
+          <w:sz w:val="24"/>
+          <w:szCs w:val="22"/>
+          <w:lang w:val="it-IT" w:eastAsia="en-US" w:bidi="ar-SA"/>
+        </w:rPr>
+      </w:pPr>
+      <w:r>
+        <w:rPr>
+          <w:rFonts w:eastAsia="Calibri" w:cs="" w:cstheme="minorBidi" w:eastAsiaTheme="minorHAnsi"/>
+          <w:i w:val="false"/>
+          <w:iCs w:val="false"/>
+          <w:color w:val="auto"/>
+          <w:kern w:val="0"/>
+          <w:sz w:val="24"/>
+          <w:szCs w:val="22"/>
+          <w:lang w:val="it-IT" w:eastAsia="en-US" w:bidi="ar-SA"/>
+        </w:rPr>
+        <w:t>track.explicit</w:t>
+      </w:r>
+    </w:p>
+    <w:p>
+      <w:pPr>
+        <w:pStyle w:val="TextBody"/>
+        <w:widowControl/>
+        <w:numPr>
+          <w:ilvl w:val="0"/>
+          <w:numId w:val="2"/>
+        </w:numPr>
+        <w:suppressAutoHyphens w:val="true"/>
+        <w:bidi w:val="0"/>
+        <w:spacing w:lineRule="auto" w:line="360" w:before="0" w:after="140"/>
+        <w:ind w:left="809" w:right="0" w:hanging="180"/>
+        <w:jc w:val="both"/>
+        <w:rPr>
+          <w:rFonts w:ascii="Times New Roman" w:hAnsi="Times New Roman" w:eastAsia="Calibri" w:cs="" w:cstheme="minorBidi" w:eastAsiaTheme="minorHAnsi"/>
+          <w:color w:val="auto"/>
+          <w:kern w:val="0"/>
+          <w:sz w:val="24"/>
+          <w:szCs w:val="22"/>
+          <w:lang w:val="it-IT" w:eastAsia="en-US" w:bidi="ar-SA"/>
+        </w:rPr>
+      </w:pPr>
+      <w:r>
+        <w:rPr>
+          <w:rFonts w:eastAsia="Calibri" w:cs="" w:cstheme="minorBidi" w:eastAsiaTheme="minorHAnsi"/>
+          <w:i w:val="false"/>
+          <w:iCs w:val="false"/>
+          <w:color w:val="auto"/>
+          <w:kern w:val="0"/>
+          <w:sz w:val="24"/>
+          <w:szCs w:val="22"/>
+          <w:lang w:val="it-IT" w:eastAsia="en-US" w:bidi="ar-SA"/>
+        </w:rPr>
+        <w:t>track.name</w:t>
+      </w:r>
+    </w:p>
+    <w:p>
+      <w:pPr>
+        <w:pStyle w:val="TextBody"/>
+        <w:widowControl/>
+        <w:numPr>
+          <w:ilvl w:val="0"/>
+          <w:numId w:val="2"/>
+        </w:numPr>
+        <w:suppressAutoHyphens w:val="true"/>
+        <w:bidi w:val="0"/>
+        <w:spacing w:lineRule="auto" w:line="360" w:before="0" w:after="140"/>
+        <w:ind w:left="809" w:right="0" w:hanging="180"/>
+        <w:jc w:val="both"/>
+        <w:rPr>
+          <w:rFonts w:ascii="Times New Roman" w:hAnsi="Times New Roman" w:eastAsia="Calibri" w:cs="" w:cstheme="minorBidi" w:eastAsiaTheme="minorHAnsi"/>
+          <w:color w:val="auto"/>
+          <w:kern w:val="0"/>
+          <w:sz w:val="24"/>
+          <w:szCs w:val="22"/>
+          <w:lang w:val="it-IT" w:eastAsia="en-US" w:bidi="ar-SA"/>
+        </w:rPr>
+      </w:pPr>
+      <w:r>
+        <w:rPr>
+          <w:rFonts w:eastAsia="Calibri" w:cs="" w:cstheme="minorBidi" w:eastAsiaTheme="minorHAnsi"/>
+          <w:i w:val="false"/>
+          <w:iCs w:val="false"/>
+          <w:color w:val="auto"/>
+          <w:kern w:val="0"/>
+          <w:sz w:val="24"/>
+          <w:szCs w:val="22"/>
+          <w:lang w:val="it-IT" w:eastAsia="en-US" w:bidi="ar-SA"/>
+        </w:rPr>
+        <w:t>track.popularity</w:t>
+      </w:r>
+    </w:p>
+    <w:p>
+      <w:pPr>
+        <w:pStyle w:val="TextBody"/>
+        <w:widowControl/>
+        <w:numPr>
+          <w:ilvl w:val="0"/>
+          <w:numId w:val="2"/>
+        </w:numPr>
+        <w:suppressAutoHyphens w:val="true"/>
+        <w:bidi w:val="0"/>
+        <w:spacing w:lineRule="auto" w:line="360" w:before="0" w:after="140"/>
+        <w:ind w:left="809" w:right="0" w:hanging="180"/>
+        <w:jc w:val="both"/>
+        <w:rPr>
+          <w:rFonts w:ascii="Times New Roman" w:hAnsi="Times New Roman" w:eastAsia="Calibri" w:cs="" w:cstheme="minorBidi" w:eastAsiaTheme="minorHAnsi"/>
+          <w:color w:val="auto"/>
+          <w:kern w:val="0"/>
+          <w:sz w:val="24"/>
+          <w:szCs w:val="22"/>
+          <w:lang w:val="it-IT" w:eastAsia="en-US" w:bidi="ar-SA"/>
+        </w:rPr>
+      </w:pPr>
+      <w:r>
+        <w:rPr>
+          <w:rFonts w:eastAsia="Calibri" w:cs="" w:cstheme="minorBidi" w:eastAsiaTheme="minorHAnsi"/>
+          <w:i w:val="false"/>
+          <w:iCs w:val="false"/>
+          <w:color w:val="auto"/>
+          <w:kern w:val="0"/>
+          <w:sz w:val="24"/>
+          <w:szCs w:val="22"/>
+          <w:lang w:val="it-IT" w:eastAsia="en-US" w:bidi="ar-SA"/>
+        </w:rPr>
+        <w:t>track.album.id</w:t>
+      </w:r>
+    </w:p>
+    <w:p>
+      <w:pPr>
+        <w:pStyle w:val="TextBody"/>
+        <w:widowControl/>
+        <w:numPr>
+          <w:ilvl w:val="0"/>
+          <w:numId w:val="2"/>
+        </w:numPr>
+        <w:suppressAutoHyphens w:val="true"/>
+        <w:bidi w:val="0"/>
+        <w:spacing w:lineRule="auto" w:line="360" w:before="0" w:after="140"/>
+        <w:ind w:left="809" w:right="0" w:hanging="180"/>
+        <w:jc w:val="both"/>
+        <w:rPr>
+          <w:rFonts w:ascii="Times New Roman" w:hAnsi="Times New Roman" w:eastAsia="Calibri" w:cs="" w:cstheme="minorBidi" w:eastAsiaTheme="minorHAnsi"/>
+          <w:color w:val="auto"/>
+          <w:kern w:val="0"/>
+          <w:sz w:val="24"/>
+          <w:szCs w:val="22"/>
+          <w:lang w:val="it-IT" w:eastAsia="en-US" w:bidi="ar-SA"/>
+        </w:rPr>
+      </w:pPr>
+      <w:r>
+        <w:rPr>
+          <w:rFonts w:eastAsia="Calibri" w:cs="" w:cstheme="minorBidi" w:eastAsiaTheme="minorHAnsi"/>
+          <w:i w:val="false"/>
+          <w:iCs w:val="false"/>
+          <w:color w:val="auto"/>
+          <w:kern w:val="0"/>
+          <w:sz w:val="24"/>
+          <w:szCs w:val="22"/>
+          <w:lang w:val="it-IT" w:eastAsia="en-US" w:bidi="ar-SA"/>
+        </w:rPr>
+        <w:t>track.album.name</w:t>
+      </w:r>
+    </w:p>
+    <w:p>
+      <w:pPr>
+        <w:pStyle w:val="TextBody"/>
+        <w:widowControl/>
+        <w:numPr>
+          <w:ilvl w:val="0"/>
+          <w:numId w:val="2"/>
+        </w:numPr>
+        <w:suppressAutoHyphens w:val="true"/>
+        <w:bidi w:val="0"/>
+        <w:spacing w:lineRule="auto" w:line="360" w:before="0" w:after="140"/>
+        <w:ind w:left="809" w:right="0" w:hanging="180"/>
+        <w:jc w:val="both"/>
+        <w:rPr>
+          <w:rFonts w:ascii="Times New Roman" w:hAnsi="Times New Roman" w:eastAsia="Calibri" w:cs="" w:cstheme="minorBidi" w:eastAsiaTheme="minorHAnsi"/>
+          <w:color w:val="auto"/>
+          <w:kern w:val="0"/>
+          <w:sz w:val="24"/>
+          <w:szCs w:val="22"/>
+          <w:lang w:val="it-IT" w:eastAsia="en-US" w:bidi="ar-SA"/>
+        </w:rPr>
+      </w:pPr>
+      <w:r>
+        <w:rPr>
+          <w:rFonts w:eastAsia="Calibri" w:cs="" w:cstheme="minorBidi" w:eastAsiaTheme="minorHAnsi"/>
+          <w:i w:val="false"/>
+          <w:iCs w:val="false"/>
+          <w:color w:val="auto"/>
+          <w:kern w:val="0"/>
+          <w:sz w:val="24"/>
+          <w:szCs w:val="22"/>
+          <w:lang w:val="it-IT" w:eastAsia="en-US" w:bidi="ar-SA"/>
+        </w:rPr>
+        <w:t>track.album.release_date</w:t>
+      </w:r>
+    </w:p>
+    <w:p>
+      <w:pPr>
+        <w:pStyle w:val="TextBody"/>
+        <w:widowControl/>
+        <w:numPr>
+          <w:ilvl w:val="0"/>
+          <w:numId w:val="2"/>
+        </w:numPr>
+        <w:suppressAutoHyphens w:val="true"/>
+        <w:bidi w:val="0"/>
+        <w:spacing w:lineRule="auto" w:line="360" w:before="0" w:after="140"/>
+        <w:ind w:left="809" w:right="0" w:hanging="180"/>
+        <w:jc w:val="both"/>
+        <w:rPr>
+          <w:rFonts w:ascii="Times New Roman" w:hAnsi="Times New Roman" w:eastAsia="Calibri" w:cs="" w:cstheme="minorBidi" w:eastAsiaTheme="minorHAnsi"/>
+          <w:color w:val="auto"/>
+          <w:kern w:val="0"/>
+          <w:sz w:val="24"/>
+          <w:szCs w:val="22"/>
+          <w:lang w:val="it-IT" w:eastAsia="en-US" w:bidi="ar-SA"/>
+        </w:rPr>
+      </w:pPr>
+      <w:r>
+        <w:rPr>
+          <w:rFonts w:eastAsia="Calibri" w:cs="" w:cstheme="minorBidi" w:eastAsiaTheme="minorHAnsi"/>
+          <w:i w:val="false"/>
+          <w:iCs w:val="false"/>
+          <w:color w:val="auto"/>
+          <w:kern w:val="0"/>
+          <w:sz w:val="24"/>
+          <w:szCs w:val="22"/>
+          <w:lang w:val="it-IT" w:eastAsia="en-US" w:bidi="ar-SA"/>
+        </w:rPr>
+        <w:t>track.album.total_tracks</w:t>
+      </w:r>
+    </w:p>
+    <w:p>
+      <w:pPr>
+        <w:pStyle w:val="TextBody"/>
+        <w:widowControl/>
+        <w:numPr>
+          <w:ilvl w:val="0"/>
+          <w:numId w:val="2"/>
+        </w:numPr>
+        <w:suppressAutoHyphens w:val="true"/>
+        <w:bidi w:val="0"/>
+        <w:spacing w:lineRule="auto" w:line="360" w:before="0" w:after="140"/>
+        <w:ind w:left="809" w:right="0" w:hanging="180"/>
+        <w:jc w:val="both"/>
+        <w:rPr>
+          <w:rFonts w:ascii="Times New Roman" w:hAnsi="Times New Roman" w:eastAsia="Calibri" w:cs="" w:cstheme="minorBidi" w:eastAsiaTheme="minorHAnsi"/>
+          <w:color w:val="auto"/>
+          <w:kern w:val="0"/>
+          <w:sz w:val="24"/>
+          <w:szCs w:val="22"/>
+          <w:lang w:val="it-IT" w:eastAsia="en-US" w:bidi="ar-SA"/>
+        </w:rPr>
+      </w:pPr>
+      <w:r>
+        <w:rPr>
+          <w:rFonts w:eastAsia="Calibri" w:cs="" w:cstheme="minorBidi" w:eastAsiaTheme="minorHAnsi"/>
+          <w:i w:val="false"/>
+          <w:iCs w:val="false"/>
+          <w:color w:val="auto"/>
+          <w:kern w:val="0"/>
+          <w:sz w:val="24"/>
+          <w:szCs w:val="22"/>
+          <w:lang w:val="it-IT" w:eastAsia="en-US" w:bidi="ar-SA"/>
+        </w:rPr>
+        <w:t>track.artists.href</w:t>
+      </w:r>
+    </w:p>
+    <w:p>
+      <w:pPr>
+        <w:pStyle w:val="TextBody"/>
+        <w:widowControl/>
+        <w:numPr>
+          <w:ilvl w:val="0"/>
+          <w:numId w:val="2"/>
+        </w:numPr>
+        <w:suppressAutoHyphens w:val="true"/>
+        <w:bidi w:val="0"/>
+        <w:spacing w:lineRule="auto" w:line="360" w:before="0" w:after="140"/>
+        <w:ind w:left="809" w:right="0" w:hanging="180"/>
+        <w:jc w:val="both"/>
+        <w:rPr>
+          <w:rFonts w:ascii="Times New Roman" w:hAnsi="Times New Roman" w:eastAsia="Calibri" w:cs="" w:cstheme="minorBidi" w:eastAsiaTheme="minorHAnsi"/>
+          <w:color w:val="auto"/>
+          <w:kern w:val="0"/>
+          <w:sz w:val="24"/>
+          <w:szCs w:val="22"/>
+          <w:lang w:val="it-IT" w:eastAsia="en-US" w:bidi="ar-SA"/>
+        </w:rPr>
+      </w:pPr>
+      <w:r>
+        <w:rPr>
+          <w:rFonts w:eastAsia="Calibri" w:cs="" w:cstheme="minorBidi" w:eastAsiaTheme="minorHAnsi"/>
+          <w:i w:val="false"/>
+          <w:iCs w:val="false"/>
+          <w:color w:val="auto"/>
+          <w:kern w:val="0"/>
+          <w:sz w:val="24"/>
+          <w:szCs w:val="22"/>
+          <w:lang w:val="it-IT" w:eastAsia="en-US" w:bidi="ar-SA"/>
+        </w:rPr>
+        <w:t>track.artists.name</w:t>
+      </w:r>
+    </w:p>
+    <w:p>
+      <w:pPr>
+        <w:pStyle w:val="TextBody"/>
+        <w:widowControl/>
+        <w:numPr>
+          <w:ilvl w:val="0"/>
+          <w:numId w:val="2"/>
+        </w:numPr>
+        <w:suppressAutoHyphens w:val="true"/>
+        <w:bidi w:val="0"/>
+        <w:spacing w:lineRule="auto" w:line="360" w:before="0" w:after="140"/>
+        <w:ind w:left="809" w:right="0" w:hanging="180"/>
+        <w:jc w:val="both"/>
+        <w:rPr>
+          <w:rFonts w:ascii="Times New Roman" w:hAnsi="Times New Roman" w:eastAsia="Calibri" w:cs="" w:cstheme="minorBidi" w:eastAsiaTheme="minorHAnsi"/>
+          <w:color w:val="auto"/>
+          <w:kern w:val="0"/>
+          <w:sz w:val="24"/>
+          <w:szCs w:val="22"/>
+          <w:lang w:val="it-IT" w:eastAsia="en-US" w:bidi="ar-SA"/>
+        </w:rPr>
+      </w:pPr>
+      <w:r>
+        <w:rPr>
+          <w:rFonts w:eastAsia="Calibri" w:cs="" w:cstheme="minorBidi" w:eastAsiaTheme="minorHAnsi"/>
+          <w:i w:val="false"/>
+          <w:iCs w:val="false"/>
+          <w:color w:val="auto"/>
+          <w:kern w:val="0"/>
+          <w:sz w:val="24"/>
+          <w:szCs w:val="22"/>
+          <w:lang w:val="it-IT" w:eastAsia="en-US" w:bidi="ar-SA"/>
+        </w:rPr>
+        <w:t>track.artists.type</w:t>
+      </w:r>
+    </w:p>
+    <w:p>
+      <w:pPr>
+        <w:pStyle w:val="TextBody"/>
+        <w:widowControl/>
+        <w:numPr>
+          <w:ilvl w:val="0"/>
+          <w:numId w:val="2"/>
+        </w:numPr>
+        <w:suppressAutoHyphens w:val="true"/>
+        <w:bidi w:val="0"/>
+        <w:spacing w:lineRule="auto" w:line="360" w:before="0" w:after="140"/>
+        <w:ind w:left="809" w:right="0" w:hanging="180"/>
+        <w:jc w:val="both"/>
+        <w:rPr>
+          <w:rFonts w:ascii="Times New Roman" w:hAnsi="Times New Roman" w:eastAsia="Calibri" w:cs="" w:cstheme="minorBidi" w:eastAsiaTheme="minorHAnsi"/>
+          <w:color w:val="auto"/>
+          <w:kern w:val="0"/>
+          <w:sz w:val="24"/>
+          <w:szCs w:val="22"/>
+          <w:lang w:val="it-IT" w:eastAsia="en-US" w:bidi="ar-SA"/>
+        </w:rPr>
+      </w:pPr>
+      <w:r>
+        <w:rPr>
+          <w:rFonts w:eastAsia="Calibri" w:cs="" w:cstheme="minorBidi" w:eastAsiaTheme="minorHAnsi"/>
+          <w:i w:val="false"/>
+          <w:iCs w:val="false"/>
+          <w:color w:val="auto"/>
+          <w:kern w:val="0"/>
+          <w:sz w:val="24"/>
+          <w:szCs w:val="22"/>
+          <w:lang w:val="it-IT" w:eastAsia="en-US" w:bidi="ar-SA"/>
+        </w:rPr>
+        <w:t>track.artists.uri</w:t>
+      </w:r>
+    </w:p>
+    <w:p>
+      <w:pPr>
+        <w:pStyle w:val="TextBody"/>
+        <w:widowControl/>
+        <w:numPr>
+          <w:ilvl w:val="0"/>
+          <w:numId w:val="2"/>
+        </w:numPr>
+        <w:suppressAutoHyphens w:val="true"/>
+        <w:bidi w:val="0"/>
+        <w:spacing w:lineRule="auto" w:line="360" w:before="0" w:after="140"/>
+        <w:ind w:left="809" w:right="0" w:hanging="180"/>
+        <w:jc w:val="both"/>
+        <w:rPr>
+          <w:rFonts w:ascii="Times New Roman" w:hAnsi="Times New Roman" w:eastAsia="Calibri" w:cs="" w:cstheme="minorBidi" w:eastAsiaTheme="minorHAnsi"/>
+          <w:color w:val="auto"/>
+          <w:kern w:val="0"/>
+          <w:sz w:val="24"/>
+          <w:szCs w:val="22"/>
+          <w:lang w:val="it-IT" w:eastAsia="en-US" w:bidi="ar-SA"/>
+        </w:rPr>
+      </w:pPr>
+      <w:r>
+        <w:rPr>
+          <w:rFonts w:eastAsia="Calibri" w:cs="" w:cstheme="minorBidi" w:eastAsiaTheme="minorHAnsi"/>
+          <w:i w:val="false"/>
+          <w:iCs w:val="false"/>
+          <w:color w:val="auto"/>
+          <w:kern w:val="0"/>
+          <w:sz w:val="24"/>
+          <w:szCs w:val="22"/>
+          <w:lang w:val="it-IT" w:eastAsia="en-US" w:bidi="ar-SA"/>
+        </w:rPr>
+        <w:t>track.artists.external_urls.spotify</w:t>
+      </w:r>
+    </w:p>
+    <w:p>
+      <w:pPr>
+        <w:pStyle w:val="TextBody"/>
+        <w:widowControl/>
+        <w:numPr>
+          <w:ilvl w:val="0"/>
+          <w:numId w:val="2"/>
+        </w:numPr>
+        <w:suppressAutoHyphens w:val="true"/>
+        <w:bidi w:val="0"/>
+        <w:spacing w:lineRule="auto" w:line="360" w:before="0" w:after="140"/>
+        <w:ind w:left="809" w:right="0" w:hanging="180"/>
+        <w:jc w:val="both"/>
+        <w:rPr>
+          <w:rFonts w:ascii="Times New Roman" w:hAnsi="Times New Roman" w:eastAsia="Calibri" w:cs="" w:cstheme="minorBidi" w:eastAsiaTheme="minorHAnsi"/>
+          <w:color w:val="auto"/>
+          <w:kern w:val="0"/>
+          <w:sz w:val="24"/>
+          <w:szCs w:val="22"/>
+          <w:lang w:val="it-IT" w:eastAsia="en-US" w:bidi="ar-SA"/>
+        </w:rPr>
+      </w:pPr>
+      <w:r>
+        <w:rPr>
+          <w:rFonts w:eastAsia="Calibri" w:cs="" w:cstheme="minorBidi" w:eastAsiaTheme="minorHAnsi"/>
+          <w:i w:val="false"/>
+          <w:iCs w:val="false"/>
+          <w:color w:val="auto"/>
+          <w:kern w:val="0"/>
+          <w:sz w:val="24"/>
+          <w:szCs w:val="22"/>
+          <w:lang w:val="it-IT" w:eastAsia="en-US" w:bidi="ar-SA"/>
+        </w:rPr>
+        <w:t>featuring</w:t>
+      </w:r>
+    </w:p>
+    <w:p>
+      <w:pPr>
+        <w:pStyle w:val="TextBody"/>
+        <w:widowControl/>
+        <w:numPr>
+          <w:ilvl w:val="0"/>
+          <w:numId w:val="2"/>
+        </w:numPr>
+        <w:suppressAutoHyphens w:val="true"/>
+        <w:bidi w:val="0"/>
+        <w:spacing w:lineRule="auto" w:line="360" w:before="0" w:after="140"/>
+        <w:ind w:left="809" w:right="0" w:hanging="180"/>
+        <w:jc w:val="both"/>
+        <w:rPr>
+          <w:rFonts w:ascii="Times New Roman" w:hAnsi="Times New Roman" w:eastAsia="Calibri" w:cs="" w:cstheme="minorBidi" w:eastAsiaTheme="minorHAnsi"/>
+          <w:color w:val="auto"/>
+          <w:kern w:val="0"/>
+          <w:sz w:val="24"/>
+          <w:szCs w:val="22"/>
+          <w:lang w:val="it-IT" w:eastAsia="en-US" w:bidi="ar-SA"/>
+        </w:rPr>
+      </w:pPr>
+      <w:r>
+        <w:rPr>
+          <w:rFonts w:eastAsia="Calibri" w:cs="" w:cstheme="minorBidi" w:eastAsiaTheme="minorHAnsi"/>
+          <w:i w:val="false"/>
+          <w:iCs w:val="false"/>
+          <w:color w:val="auto"/>
+          <w:kern w:val="0"/>
+          <w:sz w:val="24"/>
+          <w:szCs w:val="22"/>
+          <w:lang w:val="it-IT" w:eastAsia="en-US" w:bidi="ar-SA"/>
+        </w:rPr>
+        <w:t>popularity</w:t>
+      </w:r>
+    </w:p>
+    <w:p>
+      <w:pPr>
+        <w:pStyle w:val="TextBody"/>
+        <w:widowControl/>
+        <w:numPr>
+          <w:ilvl w:val="0"/>
+          <w:numId w:val="2"/>
+        </w:numPr>
+        <w:suppressAutoHyphens w:val="true"/>
+        <w:bidi w:val="0"/>
+        <w:spacing w:lineRule="auto" w:line="360" w:before="0" w:after="140"/>
+        <w:ind w:left="809" w:right="0" w:hanging="180"/>
+        <w:jc w:val="both"/>
+        <w:rPr>
+          <w:rFonts w:ascii="Times New Roman" w:hAnsi="Times New Roman" w:eastAsia="Calibri" w:cs="" w:cstheme="minorBidi" w:eastAsiaTheme="minorHAnsi"/>
+          <w:color w:val="auto"/>
+          <w:kern w:val="0"/>
+          <w:sz w:val="24"/>
+          <w:szCs w:val="22"/>
+          <w:lang w:val="it-IT" w:eastAsia="en-US" w:bidi="ar-SA"/>
+        </w:rPr>
+      </w:pPr>
+      <w:r>
+        <w:rPr>
+          <w:rFonts w:eastAsia="Calibri" w:cs="" w:cstheme="minorBidi" w:eastAsiaTheme="minorHAnsi"/>
+          <w:i w:val="false"/>
+          <w:iCs w:val="false"/>
+          <w:color w:val="auto"/>
+          <w:kern w:val="0"/>
+          <w:sz w:val="24"/>
+          <w:szCs w:val="22"/>
+          <w:lang w:val="it-IT" w:eastAsia="en-US" w:bidi="ar-SA"/>
+        </w:rPr>
+        <w:t>followers.total</w:t>
+      </w:r>
+    </w:p>
+    <w:p>
+      <w:pPr>
+        <w:pStyle w:val="TextBody"/>
+        <w:widowControl/>
+        <w:numPr>
+          <w:ilvl w:val="0"/>
+          <w:numId w:val="2"/>
+        </w:numPr>
+        <w:suppressAutoHyphens w:val="true"/>
+        <w:bidi w:val="0"/>
+        <w:spacing w:lineRule="auto" w:line="360" w:before="0" w:after="140"/>
+        <w:ind w:left="809" w:right="0" w:hanging="180"/>
+        <w:jc w:val="both"/>
+        <w:rPr>
+          <w:rFonts w:ascii="Times New Roman" w:hAnsi="Times New Roman" w:eastAsia="Calibri" w:cs="" w:cstheme="minorBidi" w:eastAsiaTheme="minorHAnsi"/>
+          <w:color w:val="auto"/>
+          <w:kern w:val="0"/>
+          <w:sz w:val="24"/>
+          <w:szCs w:val="22"/>
+          <w:lang w:val="it-IT" w:eastAsia="en-US" w:bidi="ar-SA"/>
+        </w:rPr>
+      </w:pPr>
+      <w:r>
+        <w:rPr>
+          <w:rFonts w:eastAsia="Calibri" w:cs="" w:cstheme="minorBidi" w:eastAsiaTheme="minorHAnsi"/>
+          <w:i w:val="false"/>
+          <w:iCs w:val="false"/>
+          <w:color w:val="auto"/>
+          <w:kern w:val="0"/>
+          <w:sz w:val="24"/>
+          <w:szCs w:val="22"/>
+          <w:lang w:val="it-IT" w:eastAsia="en-US" w:bidi="ar-SA"/>
+        </w:rPr>
+        <w:t>main_genre</w:t>
+      </w:r>
+    </w:p>
+    <w:p>
+      <w:pPr>
+        <w:pStyle w:val="TextBody"/>
+        <w:widowControl/>
+        <w:suppressAutoHyphens w:val="true"/>
+        <w:bidi w:val="0"/>
+        <w:spacing w:lineRule="auto" w:line="360" w:before="0" w:after="140"/>
+        <w:ind w:right="0" w:hanging="0"/>
+        <w:jc w:val="both"/>
+        <w:rPr>
+          <w:rFonts w:ascii="Times New Roman" w:hAnsi="Times New Roman" w:eastAsia="Calibri" w:cs="" w:cstheme="minorBidi" w:eastAsiaTheme="minorHAnsi"/>
+          <w:color w:val="auto"/>
+          <w:kern w:val="0"/>
+          <w:sz w:val="24"/>
+          <w:szCs w:val="22"/>
+          <w:lang w:val="it-IT" w:eastAsia="en-US" w:bidi="ar-SA"/>
+        </w:rPr>
+      </w:pPr>
+      <w:r>
+        <w:rPr>
+          <w:rFonts w:eastAsia="Calibri" w:cs="" w:cstheme="minorBidi" w:eastAsiaTheme="minorHAnsi"/>
+          <w:color w:val="auto"/>
+          <w:kern w:val="0"/>
+          <w:sz w:val="24"/>
+          <w:szCs w:val="22"/>
+          <w:lang w:val="it-IT" w:eastAsia="en-US" w:bidi="ar-SA"/>
+        </w:rPr>
       </w:r>
     </w:p>
     <w:p>
@@ -6741,21 +8627,16 @@
         <w:pStyle w:val="Heading2"/>
         <w:numPr>
           <w:ilvl w:val="1"/>
-          <w:numId w:val="2"/>
+          <w:numId w:val="3"/>
         </w:numPr>
-        <w:spacing w:before="200" w:after="120"/>
-        <w:rPr/>
-      </w:pPr>
-      <w:bookmarkStart w:id="35" w:name="__RefHeading___Toc848_3232970131"/>
+        <w:rPr/>
+      </w:pPr>
+      <w:bookmarkStart w:id="35" w:name="__RefHeading___Toc402_568587729"/>
       <w:bookmarkEnd w:id="35"/>
       <w:r>
         <w:rPr/>
         <w:tab/>
-        <w:tab/>
-      </w:r>
-      <w:r>
-        <w:rPr/>
-        <w:t>Data Cleaning</w:t>
+        <w:t>Analisi Univariata (Distribuzioni, Visualizzazione)</w:t>
       </w:r>
     </w:p>
     <w:p>
@@ -6763,17 +8644,16 @@
         <w:pStyle w:val="Heading2"/>
         <w:numPr>
           <w:ilvl w:val="1"/>
-          <w:numId w:val="2"/>
+          <w:numId w:val="3"/>
         </w:numPr>
         <w:rPr/>
       </w:pPr>
-      <w:bookmarkStart w:id="36" w:name="__RefHeading___Toc402_568587729"/>
+      <w:bookmarkStart w:id="36" w:name="__RefHeading___Toc404_568587729"/>
       <w:bookmarkEnd w:id="36"/>
       <w:r>
         <w:rPr/>
         <w:tab/>
-        <w:tab/>
-        <w:t>Analisi Univariata (Distribuzioni, Visualizzazione)</w:t>
+        <w:t>Analisi Multivariata (Correlazioni….)</w:t>
       </w:r>
     </w:p>
     <w:p>
@@ -6781,17 +8661,16 @@
         <w:pStyle w:val="Heading2"/>
         <w:numPr>
           <w:ilvl w:val="1"/>
-          <w:numId w:val="2"/>
+          <w:numId w:val="3"/>
         </w:numPr>
         <w:rPr/>
       </w:pPr>
-      <w:bookmarkStart w:id="37" w:name="__RefHeading___Toc404_568587729"/>
+      <w:bookmarkStart w:id="37" w:name="__RefHeading___Toc406_568587729"/>
       <w:bookmarkEnd w:id="37"/>
       <w:r>
         <w:rPr/>
         <w:tab/>
-        <w:tab/>
-        <w:t>Analisi Multivariata (Correlazioni….)</w:t>
+        <w:t>Cluster Analysis (k-means; Archetypal Analysis)</w:t>
       </w:r>
     </w:p>
     <w:p>
@@ -6799,25 +8678,16 @@
         <w:pStyle w:val="Heading2"/>
         <w:numPr>
           <w:ilvl w:val="1"/>
-          <w:numId w:val="2"/>
+          <w:numId w:val="3"/>
         </w:numPr>
         <w:rPr/>
       </w:pPr>
-      <w:bookmarkStart w:id="38" w:name="__RefHeading___Toc406_568587729"/>
+      <w:bookmarkStart w:id="38" w:name="__RefHeading___Toc408_568587729"/>
       <w:bookmarkEnd w:id="38"/>
       <w:r>
         <w:rPr/>
         <w:tab/>
-        <w:tab/>
-        <w:t xml:space="preserve">Cluster Analysis (k-means; </w:t>
-      </w:r>
-      <w:r>
-        <w:rPr/>
-        <w:t>Archetypal Analysis</w:t>
-      </w:r>
-      <w:r>
-        <w:rPr/>
-        <w:t>)</w:t>
+        <w:t>PCA (Principal Components Analysis)</w:t>
       </w:r>
     </w:p>
     <w:p>
@@ -6825,17 +8695,32 @@
         <w:pStyle w:val="Heading2"/>
         <w:numPr>
           <w:ilvl w:val="1"/>
-          <w:numId w:val="2"/>
+          <w:numId w:val="3"/>
         </w:numPr>
         <w:rPr/>
       </w:pPr>
-      <w:bookmarkStart w:id="39" w:name="__RefHeading___Toc408_568587729"/>
+      <w:r>
+        <w:rPr/>
+      </w:r>
+      <w:r>
+        <w:br w:type="page"/>
+      </w:r>
+    </w:p>
+    <w:p>
+      <w:pPr>
+        <w:pStyle w:val="Heading1"/>
+        <w:numPr>
+          <w:ilvl w:val="1"/>
+          <w:numId w:val="3"/>
+        </w:numPr>
+        <w:rPr/>
+      </w:pPr>
+      <w:bookmarkStart w:id="39" w:name="__RefHeading___Toc959_1609035006"/>
       <w:bookmarkEnd w:id="39"/>
       <w:r>
         <w:rPr/>
         <w:tab/>
-        <w:tab/>
-        <w:t>PCA (Principal Components Analysis)</w:t>
+        <w:t>Output</w:t>
       </w:r>
     </w:p>
     <w:p>
@@ -6843,8 +8728,55 @@
         <w:pStyle w:val="Heading2"/>
         <w:numPr>
           <w:ilvl w:val="1"/>
-          <w:numId w:val="2"/>
+          <w:numId w:val="3"/>
         </w:numPr>
+        <w:spacing w:before="200" w:after="120"/>
+        <w:rPr/>
+      </w:pPr>
+      <w:bookmarkStart w:id="40" w:name="__RefHeading___Toc719_1710397322"/>
+      <w:bookmarkEnd w:id="40"/>
+      <w:r>
+        <w:rPr/>
+        <w:tab/>
+        <w:tab/>
+        <w:t>Dashboard Analitica</w:t>
+      </w:r>
+    </w:p>
+    <w:p>
+      <w:pPr>
+        <w:pStyle w:val="Heading2"/>
+        <w:numPr>
+          <w:ilvl w:val="1"/>
+          <w:numId w:val="3"/>
+        </w:numPr>
+        <w:spacing w:before="200" w:after="120"/>
+        <w:rPr/>
+      </w:pPr>
+      <w:bookmarkStart w:id="41" w:name="__RefHeading___Toc721_1710397322"/>
+      <w:bookmarkEnd w:id="41"/>
+      <w:r>
+        <w:rPr/>
+        <w:tab/>
+        <w:tab/>
+        <w:t>Insights Derivanti Dall</w:t>
+      </w:r>
+      <w:r>
+        <w:rPr>
+          <w:rFonts w:eastAsia="Noto Sans CJK SC" w:cs="Lohit Devanagari"/>
+          <w:b/>
+          <w:bCs/>
+          <w:color w:val="auto"/>
+          <w:kern w:val="0"/>
+          <w:sz w:val="28"/>
+          <w:szCs w:val="32"/>
+          <w:lang w:val="it-IT" w:eastAsia="en-US" w:bidi="ar-SA"/>
+        </w:rPr>
+        <w:t>’ Analisi Dati</w:t>
+      </w:r>
+    </w:p>
+    <w:p>
+      <w:pPr>
+        <w:pStyle w:val="Normal"/>
         <w:rPr/>
       </w:pPr>
       <w:r>
@@ -6859,67 +8791,19 @@
         <w:pStyle w:val="Heading1"/>
         <w:numPr>
           <w:ilvl w:val="1"/>
-          <w:numId w:val="2"/>
+          <w:numId w:val="3"/>
         </w:numPr>
         <w:rPr/>
       </w:pPr>
-      <w:bookmarkStart w:id="40" w:name="__RefHeading___Toc959_1609035006"/>
-      <w:bookmarkEnd w:id="40"/>
+      <w:bookmarkStart w:id="42" w:name="__RefHeading___Toc1106_2460335997"/>
+      <w:bookmarkEnd w:id="42"/>
       <w:r>
         <w:rPr/>
         <w:tab/>
-        <w:t>Output</w:t>
-      </w:r>
-    </w:p>
-    <w:p>
-      <w:pPr>
-        <w:pStyle w:val="Heading2"/>
-        <w:numPr>
-          <w:ilvl w:val="1"/>
-          <w:numId w:val="2"/>
-        </w:numPr>
-        <w:spacing w:before="200" w:after="120"/>
-        <w:rPr/>
-      </w:pPr>
-      <w:bookmarkStart w:id="41" w:name="__RefHeading___Toc719_1710397322"/>
-      <w:bookmarkEnd w:id="41"/>
-      <w:r>
-        <w:rPr/>
-        <w:tab/>
-        <w:tab/>
-        <w:t>Dashboard Analitica</w:t>
-      </w:r>
-    </w:p>
-    <w:p>
-      <w:pPr>
-        <w:pStyle w:val="Heading2"/>
-        <w:numPr>
-          <w:ilvl w:val="1"/>
-          <w:numId w:val="2"/>
-        </w:numPr>
-        <w:spacing w:before="200" w:after="120"/>
-        <w:rPr/>
-      </w:pPr>
-      <w:bookmarkStart w:id="42" w:name="__RefHeading___Toc721_1710397322"/>
-      <w:bookmarkEnd w:id="42"/>
-      <w:r>
-        <w:rPr/>
-        <w:tab/>
-        <w:tab/>
-        <w:t>Insights Derivanti Dall</w:t>
-      </w:r>
-      <w:r>
-        <w:rPr>
-          <w:rFonts w:eastAsia="Noto Sans CJK SC" w:cs="Lohit Devanagari"/>
-          <w:b/>
-          <w:bCs/>
-          <w:color w:val="auto"/>
-          <w:kern w:val="0"/>
-          <w:sz w:val="28"/>
-          <w:szCs w:val="32"/>
-          <w:lang w:val="it-IT" w:eastAsia="en-US" w:bidi="ar-SA"/>
-        </w:rPr>
-        <w:t>’ Analisi Dati</w:t>
+        <w:t xml:space="preserve">Conclusioni </w:t>
+      </w:r>
+      <w:r>
+        <w:br w:type="page"/>
       </w:r>
     </w:p>
     <w:p>
@@ -6929,9 +8813,6 @@
       </w:pPr>
       <w:r>
         <w:rPr/>
-      </w:r>
-      <w:r>
-        <w:br w:type="page"/>
       </w:r>
     </w:p>
     <w:p>
@@ -6939,37 +8820,12 @@
         <w:pStyle w:val="Heading1"/>
         <w:numPr>
           <w:ilvl w:val="1"/>
-          <w:numId w:val="2"/>
+          <w:numId w:val="3"/>
         </w:numPr>
         <w:rPr/>
       </w:pPr>
-      <w:r>
-        <w:rPr/>
-        <w:tab/>
-        <w:t xml:space="preserve">Conclusioni </w:t>
-      </w:r>
-      <w:r>
-        <w:br w:type="page"/>
-      </w:r>
-    </w:p>
-    <w:p>
-      <w:pPr>
-        <w:pStyle w:val="Normal"/>
-        <w:rPr/>
-      </w:pPr>
-      <w:r>
-        <w:rPr/>
-      </w:r>
-    </w:p>
-    <w:p>
-      <w:pPr>
-        <w:pStyle w:val="Heading1"/>
-        <w:numPr>
-          <w:ilvl w:val="1"/>
-          <w:numId w:val="2"/>
-        </w:numPr>
-        <w:rPr/>
-      </w:pPr>
+      <w:bookmarkStart w:id="43" w:name="__RefHeading___Toc1108_2460335997"/>
+      <w:bookmarkEnd w:id="43"/>
       <w:r>
         <w:rPr/>
         <w:tab/>
@@ -6990,8 +8846,9 @@
         <w:pStyle w:val="TextBody"/>
         <w:numPr>
           <w:ilvl w:val="0"/>
-          <w:numId w:val="3"/>
+          <w:numId w:val="4"/>
         </w:numPr>
+        <w:ind w:left="227" w:right="850" w:hanging="227"/>
         <w:rPr/>
       </w:pPr>
       <w:r>
@@ -7016,8 +8873,9 @@
         <w:pStyle w:val="TextBody"/>
         <w:numPr>
           <w:ilvl w:val="0"/>
-          <w:numId w:val="3"/>
+          <w:numId w:val="4"/>
         </w:numPr>
+        <w:ind w:left="227" w:right="850" w:hanging="227"/>
         <w:rPr/>
       </w:pPr>
       <w:r>
@@ -7042,8 +8900,9 @@
         <w:pStyle w:val="TextBody"/>
         <w:numPr>
           <w:ilvl w:val="0"/>
-          <w:numId w:val="3"/>
+          <w:numId w:val="4"/>
         </w:numPr>
+        <w:ind w:left="227" w:right="850" w:hanging="227"/>
         <w:rPr/>
       </w:pPr>
       <w:r>
@@ -7058,20 +8917,19 @@
           <w:t>https://CRAN.R-project.org/package=data.table</w:t>
         </w:r>
       </w:hyperlink>
-      <w:hyperlink r:id="rId5">
-        <w:r>
-          <w:rPr/>
-          <w:t>&gt;.</w:t>
-        </w:r>
-      </w:hyperlink>
+      <w:r>
+        <w:rPr/>
+        <w:t>&gt;.</w:t>
+      </w:r>
     </w:p>
     <w:p>
       <w:pPr>
         <w:pStyle w:val="TextBody"/>
         <w:numPr>
           <w:ilvl w:val="0"/>
-          <w:numId w:val="3"/>
+          <w:numId w:val="4"/>
         </w:numPr>
+        <w:ind w:left="227" w:right="850" w:hanging="227"/>
         <w:rPr/>
       </w:pPr>
       <w:r>
@@ -7084,15 +8942,16 @@
         <w:pStyle w:val="TextBody"/>
         <w:numPr>
           <w:ilvl w:val="0"/>
-          <w:numId w:val="3"/>
+          <w:numId w:val="4"/>
         </w:numPr>
+        <w:ind w:left="227" w:right="850" w:hanging="227"/>
         <w:rPr/>
       </w:pPr>
       <w:r>
         <w:rPr/>
         <w:t>Kassambara A (2022). _ggpubr: 'ggplot2' Based Publication Ready Plots_. R package version 0.5.0, &lt;</w:t>
       </w:r>
-      <w:hyperlink r:id="rId6">
+      <w:hyperlink r:id="rId5">
         <w:r>
           <w:rPr>
             <w:rStyle w:val="InternetLink"/>
@@ -7100,27 +8959,26 @@
           <w:t>https://CRAN.R-project.org/package=ggpubr</w:t>
         </w:r>
       </w:hyperlink>
-      <w:hyperlink r:id="rId7">
-        <w:r>
-          <w:rPr/>
-          <w:t>&gt;.</w:t>
-        </w:r>
-      </w:hyperlink>
+      <w:r>
+        <w:rPr/>
+        <w:t>&gt;.</w:t>
+      </w:r>
     </w:p>
     <w:p>
       <w:pPr>
         <w:pStyle w:val="TextBody"/>
         <w:numPr>
           <w:ilvl w:val="0"/>
-          <w:numId w:val="3"/>
+          <w:numId w:val="4"/>
         </w:numPr>
+        <w:ind w:left="227" w:right="850" w:hanging="227"/>
         <w:rPr/>
       </w:pPr>
       <w:r>
         <w:rPr/>
         <w:t>Kassambara A, Mundt F (2020). _factoextra: Extract and Visualize the Results of Multivariate Data Analyses_. R package version 1.0.7, &lt;</w:t>
       </w:r>
-      <w:hyperlink r:id="rId8">
+      <w:hyperlink r:id="rId6">
         <w:r>
           <w:rPr>
             <w:rStyle w:val="InternetLink"/>
@@ -7128,27 +8986,26 @@
           <w:t>https://CRAN.R-project.org/package=factoextra</w:t>
         </w:r>
       </w:hyperlink>
-      <w:hyperlink r:id="rId9">
-        <w:r>
-          <w:rPr/>
-          <w:t>&gt;.</w:t>
-        </w:r>
-      </w:hyperlink>
+      <w:r>
+        <w:rPr/>
+        <w:t>&gt;.</w:t>
+      </w:r>
     </w:p>
     <w:p>
       <w:pPr>
         <w:pStyle w:val="TextBody"/>
         <w:numPr>
           <w:ilvl w:val="0"/>
-          <w:numId w:val="3"/>
+          <w:numId w:val="4"/>
         </w:numPr>
+        <w:ind w:left="227" w:right="850" w:hanging="227"/>
         <w:rPr/>
       </w:pPr>
       <w:r>
         <w:rPr/>
         <w:t>Kunst J (2022). _highcharter: A Wrapper for the 'Highcharts' Library_. R package version 0.9.4, &lt;</w:t>
       </w:r>
-      <w:hyperlink r:id="rId10">
+      <w:hyperlink r:id="rId7">
         <w:r>
           <w:rPr>
             <w:rStyle w:val="InternetLink"/>
@@ -7156,49 +9013,47 @@
           <w:t>https://CRAN.R-project.org/package=highcharter</w:t>
         </w:r>
       </w:hyperlink>
-      <w:hyperlink r:id="rId11">
-        <w:r>
-          <w:rPr/>
-          <w:t>&gt;.</w:t>
-        </w:r>
-      </w:hyperlink>
+      <w:r>
+        <w:rPr/>
+        <w:t>&gt;.</w:t>
+      </w:r>
     </w:p>
     <w:p>
       <w:pPr>
         <w:pStyle w:val="TextBody"/>
         <w:numPr>
           <w:ilvl w:val="0"/>
-          <w:numId w:val="3"/>
+          <w:numId w:val="4"/>
         </w:numPr>
+        <w:ind w:left="227" w:right="850" w:hanging="227"/>
         <w:rPr/>
       </w:pPr>
       <w:r>
         <w:rPr/>
         <w:t xml:space="preserve">Taiyun Wei and Viliam Simko (2021). R package 'corrplot': Visualization of a Correlation Matrix (Version 0.92). Available from </w:t>
       </w:r>
-      <w:hyperlink r:id="rId13">
-        <w:r>
-          <w:rPr>
-            <w:rStyle w:val="InternetLink"/>
-          </w:rPr>
-          <w:t>https://github.com/taiyun/corrplot</w:t>
-        </w:r>
-      </w:hyperlink>
+      <w:r>
+        <w:rPr>
+          <w:rStyle w:val="InternetLink"/>
+        </w:rPr>
+        <w:t>https://github.com/taiyun/corrplot</w:t>
+      </w:r>
     </w:p>
     <w:p>
       <w:pPr>
         <w:pStyle w:val="TextBody"/>
         <w:numPr>
           <w:ilvl w:val="0"/>
-          <w:numId w:val="3"/>
+          <w:numId w:val="4"/>
         </w:numPr>
+        <w:ind w:left="227" w:right="850" w:hanging="227"/>
         <w:rPr/>
       </w:pPr>
       <w:r>
         <w:rPr/>
         <w:t>Wickham H, Girlich M (2022). _tidyr: Tidy Messy Data_. R package version 1.2.1, &lt;</w:t>
       </w:r>
-      <w:hyperlink r:id="rId14">
+      <w:hyperlink r:id="rId8">
         <w:r>
           <w:rPr>
             <w:rStyle w:val="InternetLink"/>
@@ -7206,27 +9061,26 @@
           <w:t>https://CRAN.R-project.org/package=tidyr</w:t>
         </w:r>
       </w:hyperlink>
-      <w:hyperlink r:id="rId15">
-        <w:r>
-          <w:rPr/>
-          <w:t>&gt;.</w:t>
-        </w:r>
-      </w:hyperlink>
+      <w:r>
+        <w:rPr/>
+        <w:t>&gt;.</w:t>
+      </w:r>
     </w:p>
     <w:p>
       <w:pPr>
         <w:pStyle w:val="TextBody"/>
         <w:numPr>
           <w:ilvl w:val="0"/>
-          <w:numId w:val="3"/>
+          <w:numId w:val="4"/>
         </w:numPr>
+        <w:ind w:left="227" w:right="850" w:hanging="227"/>
         <w:rPr/>
       </w:pPr>
       <w:r>
         <w:rPr/>
         <w:t>Firke S (2021). _janitor: Simple Tools for Examining and Cleaning Dirty Data_. R package version 2.1.0, &lt;</w:t>
       </w:r>
-      <w:hyperlink r:id="rId16">
+      <w:hyperlink r:id="rId9">
         <w:r>
           <w:rPr>
             <w:rStyle w:val="InternetLink"/>
@@ -7234,42 +9088,40 @@
           <w:t>https://CRAN.R-project.org/package=janitor</w:t>
         </w:r>
       </w:hyperlink>
-      <w:hyperlink r:id="rId17">
-        <w:r>
-          <w:rPr/>
-          <w:t>&gt;.</w:t>
-        </w:r>
-      </w:hyperlink>
+      <w:r>
+        <w:rPr/>
+        <w:t>&gt;.</w:t>
+      </w:r>
     </w:p>
     <w:p>
       <w:pPr>
         <w:pStyle w:val="TextBody"/>
         <w:numPr>
           <w:ilvl w:val="0"/>
-          <w:numId w:val="3"/>
+          <w:numId w:val="4"/>
         </w:numPr>
+        <w:ind w:left="227" w:right="850" w:hanging="227"/>
         <w:rPr/>
       </w:pPr>
       <w:r>
         <w:rPr/>
         <w:t xml:space="preserve">Manuel J. A. Eugster and Friedrich Leisch. From Spider-Man to Hero -- Archetypal Analysis in R. Journal of Statistical Software, 30(8), 1-23, 2009. </w:t>
       </w:r>
-      <w:hyperlink r:id="rId19">
-        <w:r>
-          <w:rPr>
-            <w:rStyle w:val="InternetLink"/>
-          </w:rPr>
-          <w:t>http://www.jstatsoft.org/v30/i08/</w:t>
-        </w:r>
-      </w:hyperlink>
+      <w:r>
+        <w:rPr>
+          <w:rStyle w:val="InternetLink"/>
+        </w:rPr>
+        <w:t>http://www.jstatsoft.org/v30/i08/</w:t>
+      </w:r>
     </w:p>
     <w:p>
       <w:pPr>
         <w:pStyle w:val="TextBody"/>
         <w:numPr>
           <w:ilvl w:val="0"/>
-          <w:numId w:val="3"/>
+          <w:numId w:val="4"/>
         </w:numPr>
+        <w:ind w:left="227" w:right="850" w:hanging="227"/>
         <w:rPr>
           <w:rFonts w:ascii="Times New Roman" w:hAnsi="Times New Roman" w:eastAsia="Calibri" w:cs="" w:cstheme="minorBidi" w:eastAsiaTheme="minorHAnsi"/>
           <w:color w:val="auto"/>
@@ -7330,13 +9182,13 @@
         <w:pStyle w:val="TextBody"/>
         <w:numPr>
           <w:ilvl w:val="0"/>
-          <w:numId w:val="3"/>
+          <w:numId w:val="4"/>
         </w:numPr>
-        <w:rPr/>
-      </w:pPr>
-      <w:r>
-        <w:rPr>
-          <w:rFonts w:ascii="Times New Roman" w:hAnsi="Times New Roman"/>
+        <w:ind w:left="227" w:right="850" w:hanging="227"/>
+        <w:rPr/>
+      </w:pPr>
+      <w:r>
+        <w:rPr>
           <w:b w:val="false"/>
           <w:bCs w:val="false"/>
           <w:i w:val="false"/>
@@ -7349,11 +9201,10 @@
         </w:rPr>
         <w:t xml:space="preserve">Spotify AB, Spotify, 2022, </w:t>
       </w:r>
-      <w:hyperlink r:id="rId20">
+      <w:hyperlink r:id="rId10">
         <w:r>
           <w:rPr>
             <w:rStyle w:val="InternetLink"/>
-            <w:rFonts w:ascii="Times New Roman" w:hAnsi="Times New Roman"/>
             <w:b w:val="false"/>
             <w:bCs w:val="false"/>
             <w:i/>
@@ -7370,7 +9221,6 @@
       </w:hyperlink>
       <w:r>
         <w:rPr>
-          <w:rFonts w:ascii="Times New Roman" w:hAnsi="Times New Roman"/>
           <w:b w:val="false"/>
           <w:bCs w:val="false"/>
           <w:i/>
@@ -7390,8 +9240,9 @@
         <w:pStyle w:val="TextBody"/>
         <w:numPr>
           <w:ilvl w:val="0"/>
-          <w:numId w:val="3"/>
+          <w:numId w:val="4"/>
         </w:numPr>
+        <w:ind w:left="227" w:right="850" w:hanging="227"/>
         <w:rPr>
           <w:i/>
           <w:i/>
@@ -7404,11 +9255,12 @@
       </w:pPr>
       <w:r>
         <w:rPr>
-          <w:rFonts w:ascii="Times New Roman" w:hAnsi="Times New Roman"/>
-          <w:b w:val="false"/>
-          <w:bCs w:val="false"/>
-          <w:sz w:val="24"/>
-          <w:szCs w:val="24"/>
+          <w:i/>
+          <w:iCs/>
+          <w:caps w:val="false"/>
+          <w:smallCaps w:val="false"/>
+          <w:color w:val="0F1111"/>
+          <w:spacing w:val="0"/>
         </w:rPr>
       </w:r>
       <w:r>
@@ -7420,8 +9272,8 @@
         <w:pStyle w:val="Heading1"/>
         <w:rPr/>
       </w:pPr>
-      <w:bookmarkStart w:id="43" w:name="__RefHeading___Toc755_2703219746"/>
-      <w:bookmarkEnd w:id="43"/>
+      <w:bookmarkStart w:id="44" w:name="__RefHeading___Toc755_2703219746"/>
+      <w:bookmarkEnd w:id="44"/>
       <w:r>
         <w:rPr/>
         <w:t>Appendice: Controllo Versione – GIT</w:t>
@@ -7441,12 +9293,12 @@
         <w:pStyle w:val="Heading2"/>
         <w:numPr>
           <w:ilvl w:val="1"/>
-          <w:numId w:val="2"/>
+          <w:numId w:val="3"/>
         </w:numPr>
         <w:rPr/>
       </w:pPr>
-      <w:bookmarkStart w:id="44" w:name="__RefHeading___Toc757_2703219746"/>
-      <w:bookmarkEnd w:id="44"/>
+      <w:bookmarkStart w:id="45" w:name="__RefHeading___Toc757_2703219746"/>
+      <w:bookmarkEnd w:id="45"/>
       <w:r>
         <w:rPr/>
         <w:tab/>
@@ -7458,13 +9310,13 @@
         <w:pStyle w:val="Heading2"/>
         <w:numPr>
           <w:ilvl w:val="1"/>
-          <w:numId w:val="2"/>
+          <w:numId w:val="3"/>
         </w:numPr>
         <w:spacing w:before="200" w:after="120"/>
         <w:rPr/>
       </w:pPr>
-      <w:bookmarkStart w:id="45" w:name="__RefHeading___Toc759_2703219746"/>
-      <w:bookmarkEnd w:id="45"/>
+      <w:bookmarkStart w:id="46" w:name="__RefHeading___Toc759_2703219746"/>
+      <w:bookmarkEnd w:id="46"/>
       <w:r>
         <w:rPr/>
         <w:tab/>
@@ -7476,12 +9328,12 @@
         <w:pStyle w:val="Heading2"/>
         <w:numPr>
           <w:ilvl w:val="1"/>
-          <w:numId w:val="2"/>
+          <w:numId w:val="3"/>
         </w:numPr>
         <w:rPr/>
       </w:pPr>
-      <w:bookmarkStart w:id="46" w:name="__RefHeading___Toc761_2703219746"/>
-      <w:bookmarkEnd w:id="46"/>
+      <w:bookmarkStart w:id="47" w:name="__RefHeading___Toc761_2703219746"/>
+      <w:bookmarkEnd w:id="47"/>
       <w:r>
         <w:rPr/>
         <w:tab/>
@@ -7493,12 +9345,12 @@
         <w:pStyle w:val="Heading2"/>
         <w:numPr>
           <w:ilvl w:val="1"/>
-          <w:numId w:val="2"/>
+          <w:numId w:val="3"/>
         </w:numPr>
         <w:rPr/>
       </w:pPr>
-      <w:bookmarkStart w:id="47" w:name="__RefHeading___Toc763_2703219746"/>
-      <w:bookmarkEnd w:id="47"/>
+      <w:bookmarkStart w:id="48" w:name="__RefHeading___Toc763_2703219746"/>
+      <w:bookmarkEnd w:id="48"/>
       <w:r>
         <w:rPr/>
         <w:tab/>
@@ -7734,6 +9586,143 @@
   <w:abstractNum w:abstractNumId="2">
     <w:lvl w:ilvl="0">
       <w:start w:val="1"/>
+      <w:numFmt w:val="bullet"/>
+      <w:lvlText w:val=""/>
+      <w:lvlJc w:val="left"/>
+      <w:pPr>
+        <w:tabs>
+          <w:tab w:val="num" w:pos="227"/>
+        </w:tabs>
+        <w:ind w:left="227" w:hanging="227"/>
+      </w:pPr>
+      <w:rPr>
+        <w:rFonts w:ascii="Symbol" w:hAnsi="Symbol" w:cs="Symbol" w:hint="default"/>
+      </w:rPr>
+    </w:lvl>
+    <w:lvl w:ilvl="1">
+      <w:start w:val="1"/>
+      <w:numFmt w:val="bullet"/>
+      <w:lvlText w:val=""/>
+      <w:lvlJc w:val="left"/>
+      <w:pPr>
+        <w:tabs>
+          <w:tab w:val="num" w:pos="454"/>
+        </w:tabs>
+        <w:ind w:left="454" w:hanging="227"/>
+      </w:pPr>
+      <w:rPr>
+        <w:rFonts w:ascii="Symbol" w:hAnsi="Symbol" w:cs="Symbol" w:hint="default"/>
+      </w:rPr>
+    </w:lvl>
+    <w:lvl w:ilvl="2">
+      <w:start w:val="1"/>
+      <w:numFmt w:val="bullet"/>
+      <w:lvlText w:val=""/>
+      <w:lvlJc w:val="left"/>
+      <w:pPr>
+        <w:tabs>
+          <w:tab w:val="num" w:pos="680"/>
+        </w:tabs>
+        <w:ind w:left="680" w:hanging="227"/>
+      </w:pPr>
+      <w:rPr>
+        <w:rFonts w:ascii="Symbol" w:hAnsi="Symbol" w:cs="Symbol" w:hint="default"/>
+      </w:rPr>
+    </w:lvl>
+    <w:lvl w:ilvl="3">
+      <w:start w:val="1"/>
+      <w:numFmt w:val="bullet"/>
+      <w:lvlText w:val=""/>
+      <w:lvlJc w:val="left"/>
+      <w:pPr>
+        <w:tabs>
+          <w:tab w:val="num" w:pos="907"/>
+        </w:tabs>
+        <w:ind w:left="907" w:hanging="227"/>
+      </w:pPr>
+      <w:rPr>
+        <w:rFonts w:ascii="Symbol" w:hAnsi="Symbol" w:cs="Symbol" w:hint="default"/>
+      </w:rPr>
+    </w:lvl>
+    <w:lvl w:ilvl="4">
+      <w:start w:val="1"/>
+      <w:numFmt w:val="bullet"/>
+      <w:lvlText w:val=""/>
+      <w:lvlJc w:val="left"/>
+      <w:pPr>
+        <w:tabs>
+          <w:tab w:val="num" w:pos="1134"/>
+        </w:tabs>
+        <w:ind w:left="1134" w:hanging="227"/>
+      </w:pPr>
+      <w:rPr>
+        <w:rFonts w:ascii="Symbol" w:hAnsi="Symbol" w:cs="Symbol" w:hint="default"/>
+      </w:rPr>
+    </w:lvl>
+    <w:lvl w:ilvl="5">
+      <w:start w:val="1"/>
+      <w:numFmt w:val="bullet"/>
+      <w:lvlText w:val=""/>
+      <w:lvlJc w:val="left"/>
+      <w:pPr>
+        <w:tabs>
+          <w:tab w:val="num" w:pos="1361"/>
+        </w:tabs>
+        <w:ind w:left="1361" w:hanging="227"/>
+      </w:pPr>
+      <w:rPr>
+        <w:rFonts w:ascii="Symbol" w:hAnsi="Symbol" w:cs="Symbol" w:hint="default"/>
+      </w:rPr>
+    </w:lvl>
+    <w:lvl w:ilvl="6">
+      <w:start w:val="1"/>
+      <w:numFmt w:val="bullet"/>
+      <w:lvlText w:val=""/>
+      <w:lvlJc w:val="left"/>
+      <w:pPr>
+        <w:tabs>
+          <w:tab w:val="num" w:pos="1587"/>
+        </w:tabs>
+        <w:ind w:left="1587" w:hanging="227"/>
+      </w:pPr>
+      <w:rPr>
+        <w:rFonts w:ascii="Symbol" w:hAnsi="Symbol" w:cs="Symbol" w:hint="default"/>
+      </w:rPr>
+    </w:lvl>
+    <w:lvl w:ilvl="7">
+      <w:start w:val="1"/>
+      <w:numFmt w:val="bullet"/>
+      <w:lvlText w:val=""/>
+      <w:lvlJc w:val="left"/>
+      <w:pPr>
+        <w:tabs>
+          <w:tab w:val="num" w:pos="1814"/>
+        </w:tabs>
+        <w:ind w:left="1814" w:hanging="227"/>
+      </w:pPr>
+      <w:rPr>
+        <w:rFonts w:ascii="Symbol" w:hAnsi="Symbol" w:cs="Symbol" w:hint="default"/>
+      </w:rPr>
+    </w:lvl>
+    <w:lvl w:ilvl="8">
+      <w:start w:val="1"/>
+      <w:numFmt w:val="bullet"/>
+      <w:lvlText w:val=""/>
+      <w:lvlJc w:val="left"/>
+      <w:pPr>
+        <w:tabs>
+          <w:tab w:val="num" w:pos="2041"/>
+        </w:tabs>
+        <w:ind w:left="2041" w:hanging="227"/>
+      </w:pPr>
+      <w:rPr>
+        <w:rFonts w:ascii="Symbol" w:hAnsi="Symbol" w:cs="Symbol" w:hint="default"/>
+      </w:rPr>
+    </w:lvl>
+  </w:abstractNum>
+  <w:abstractNum w:abstractNumId="3">
+    <w:lvl w:ilvl="0">
+      <w:start w:val="1"/>
       <w:numFmt w:val="none"/>
       <w:suff w:val="nothing"/>
       <w:lvlText w:val=""/>
@@ -7859,7 +9848,7 @@
       <w:rPr/>
     </w:lvl>
   </w:abstractNum>
-  <w:abstractNum w:abstractNumId="3">
+  <w:abstractNum w:abstractNumId="4">
     <w:lvl w:ilvl="0">
       <w:start w:val="1"/>
       <w:numFmt w:val="bullet"/>
@@ -8004,6 +9993,9 @@
   </w:num>
   <w:num w:numId="3">
     <w:abstractNumId w:val="3"/>
+  </w:num>
+  <w:num w:numId="4">
+    <w:abstractNumId w:val="4"/>
   </w:num>
 </w:numbering>
 </file>
@@ -8448,7 +10440,7 @@
     <w:pPr>
       <w:numPr>
         <w:ilvl w:val="1"/>
-        <w:numId w:val="2"/>
+        <w:numId w:val="3"/>
       </w:numPr>
       <w:spacing w:before="200" w:after="120"/>
       <w:outlineLvl w:val="1"/>
@@ -8469,7 +10461,7 @@
     <w:pPr>
       <w:numPr>
         <w:ilvl w:val="2"/>
-        <w:numId w:val="2"/>
+        <w:numId w:val="3"/>
       </w:numPr>
       <w:spacing w:before="140" w:after="120"/>
       <w:outlineLvl w:val="2"/>
